--- a/deliverables/thesis_ABU.docx
+++ b/deliverables/thesis_ABU.docx
@@ -465,7 +465,7 @@
           <w:color w:val="000000"/>
           <w:sz w:val="24"/>
         </w:rPr>
-        <w:t>Vanadium contamination reduced the activity of Zeolite Y catalysts used in residue fluid catalytic cracking. This study compared vanadic acid (H</w:t>
+        <w:t>Vanadium contamination reduced the activity of Zeolite Y catalysts used in residue fluid catalytic cracking (RFCC). Proposed mechanisms had assigned framework damage to vanadic acid formed from vanadium oxide and steam or to steam hydrolysis. This study compared vanadic acid (H</w:t>
       </w:r>
       <w:r>
         <w:rPr>
@@ -507,7 +507,7 @@
           <w:color w:val="000000"/>
           <w:sz w:val="24"/>
         </w:rPr>
-        <w:t>) and water adsorption at a model Brønsted acid site. A local cluster containing one framework aluminium atom and four silicon atoms was screened with GFN2-xTB, refined with B3LYP-D3(BJ)/def2-TZVP, and checked using PBE0-D3(BJ)/def2-TZVP single-point calculations. Harmonic frequencies were used to assess the structures and calculate thermochemical corrections. B3LYP gave electronic adsorption energies of −93.0 kJ mol</w:t>
+        <w:t>) and water at a model Brønsted acid site using a 22-atom AlSi</w:t>
       </w:r>
       <w:r>
         <w:rPr>
@@ -516,6 +516,69 @@
           <w:i w:val="0"/>
           <w:color w:val="000000"/>
           <w:sz w:val="24"/>
+          <w:vertAlign w:val="subscript"/>
+        </w:rPr>
+        <w:t>4</w:t>
+      </w:r>
+      <w:r>
+        <w:rPr>
+          <w:rFonts w:ascii="Times New Roman" w:hAnsi="Times New Roman" w:cs="Times New Roman" w:eastAsia="Times New Roman"/>
+          <w:b w:val="0"/>
+          <w:i w:val="0"/>
+          <w:color w:val="000000"/>
+          <w:sz w:val="24"/>
+        </w:rPr>
+        <w:t>O</w:t>
+      </w:r>
+      <w:r>
+        <w:rPr>
+          <w:rFonts w:ascii="Times New Roman" w:hAnsi="Times New Roman" w:cs="Times New Roman" w:eastAsia="Times New Roman"/>
+          <w:b w:val="0"/>
+          <w:i w:val="0"/>
+          <w:color w:val="000000"/>
+          <w:sz w:val="24"/>
+          <w:vertAlign w:val="subscript"/>
+        </w:rPr>
+        <w:t>4</w:t>
+      </w:r>
+      <w:r>
+        <w:rPr>
+          <w:rFonts w:ascii="Times New Roman" w:hAnsi="Times New Roman" w:cs="Times New Roman" w:eastAsia="Times New Roman"/>
+          <w:b w:val="0"/>
+          <w:i w:val="0"/>
+          <w:color w:val="000000"/>
+          <w:sz w:val="24"/>
+        </w:rPr>
+        <w:t>H</w:t>
+      </w:r>
+      <w:r>
+        <w:rPr>
+          <w:rFonts w:ascii="Times New Roman" w:hAnsi="Times New Roman" w:cs="Times New Roman" w:eastAsia="Times New Roman"/>
+          <w:b w:val="0"/>
+          <w:i w:val="0"/>
+          <w:color w:val="000000"/>
+          <w:sz w:val="24"/>
+          <w:vertAlign w:val="subscript"/>
+        </w:rPr>
+        <w:t>13</w:t>
+      </w:r>
+      <w:r>
+        <w:rPr>
+          <w:rFonts w:ascii="Times New Roman" w:hAnsi="Times New Roman" w:cs="Times New Roman" w:eastAsia="Times New Roman"/>
+          <w:b w:val="0"/>
+          <w:i w:val="0"/>
+          <w:color w:val="000000"/>
+          <w:sz w:val="24"/>
+        </w:rPr>
+        <w:t xml:space="preserve"> cluster. Initial geometries were screened with GFN2-xTB, refined with B3LYP-D3(BJ)/def2-TZVP, and checked with PBE0 single-point calculations. Harmonic Gibbs energies were calculated at 298.15 and 1003.15 K. B3LYP and PBE0 favoured vanadic acid electronically by 14.69 and 14.44 kJ mol</w:t>
+      </w:r>
+      <w:r>
+        <w:rPr>
+          <w:rFonts w:ascii="Times New Roman" w:hAnsi="Times New Roman" w:cs="Times New Roman" w:eastAsia="Times New Roman"/>
+          <w:b w:val="0"/>
+          <w:i w:val="0"/>
+          <w:color w:val="000000"/>
+          <w:sz w:val="24"/>
           <w:vertAlign w:val="superscript"/>
         </w:rPr>
         <w:t>-1</w:t>
@@ -528,7 +591,7 @@
           <w:color w:val="000000"/>
           <w:sz w:val="24"/>
         </w:rPr>
-        <w:t xml:space="preserve"> for vanadic acid and −78.3 kJ mol</w:t>
+        <w:t>, respectively. Harmonic Gibbs energies favoured water by 11.82 kJ mol</w:t>
       </w:r>
       <w:r>
         <w:rPr>
@@ -549,7 +612,7 @@
           <w:color w:val="000000"/>
           <w:sz w:val="24"/>
         </w:rPr>
-        <w:t xml:space="preserve"> for water; PBE0 gave −93.1 and −78.6 kJ mol</w:t>
+        <w:t xml:space="preserve"> at 298.15 K and 66.36 kJ mol</w:t>
       </w:r>
       <w:r>
         <w:rPr>
@@ -570,7 +633,7 @@
           <w:color w:val="000000"/>
           <w:sz w:val="24"/>
         </w:rPr>
-        <w:t>, respectively. The electronic energies favoured vanadic acid by 14.7 and 14.4 kJ mol</w:t>
+        <w:t xml:space="preserve"> at 1003.15 K. A formal competitive-site calculation using reported regenerator partial pressures gave a water-to-vanadic-acid occupation ratio of 5.7 × 10</w:t>
       </w:r>
       <w:r>
         <w:rPr>
@@ -581,7 +644,7 @@
           <w:sz w:val="24"/>
           <w:vertAlign w:val="superscript"/>
         </w:rPr>
-        <w:t>-1</w:t>
+        <w:t>7</w:t>
       </w:r>
       <w:r>
         <w:rPr>
@@ -591,7 +654,28 @@
           <w:color w:val="000000"/>
           <w:sz w:val="24"/>
         </w:rPr>
-        <w:t>, respectively. The harmonic free energies did not support a reliable estimate of site occupancy at regenerator temperature. The candidate density-functional structure for framework Al–O bond cleavage had fourteen imaginary frequencies, so no activation barrier was established. The calculations showed a modest electronic binding preference but did not establish that vanadic acid caused dealumination. Further work with a larger model and a validated reaction pathway was required.</w:t>
+        <w:t xml:space="preserve"> to 5.7 × 10</w:t>
+      </w:r>
+      <w:r>
+        <w:rPr>
+          <w:rFonts w:ascii="Times New Roman" w:hAnsi="Times New Roman" w:cs="Times New Roman" w:eastAsia="Times New Roman"/>
+          <w:b w:val="0"/>
+          <w:i w:val="0"/>
+          <w:color w:val="000000"/>
+          <w:sz w:val="24"/>
+          <w:vertAlign w:val="superscript"/>
+        </w:rPr>
+        <w:t>8</w:t>
+      </w:r>
+      <w:r>
+        <w:rPr>
+          <w:rFonts w:ascii="Times New Roman" w:hAnsi="Times New Roman" w:cs="Times New Roman" w:eastAsia="Times New Roman"/>
+          <w:b w:val="0"/>
+          <w:i w:val="0"/>
+          <w:color w:val="000000"/>
+          <w:sz w:val="24"/>
+        </w:rPr>
+        <w:t>. This estimate depended on ideal-gas harmonic thermochemistry and was not a definitive prediction of catalyst occupancy. GFN2-xTB yielded a candidate Al–O cleavage saddle point, but DFT refinement did not confirm it. The calculations established a modest electronic binding preference but not a dealumination rate or mechanism. Larger pore-aware models and validated DFT reaction paths were recommended.</w:t>
       </w:r>
     </w:p>
     <w:p>
@@ -664,7 +748,7 @@
           <w:color w:val="000000"/>
           <w:sz w:val="24"/>
         </w:rPr>
-        <w:t>Table 4.1: Convergence and vibrational checks for structures calculated at B3LYP-D3(BJ)/def2-TZVP</w:t>
+        <w:t>Table 2.1: Proposed explanations for vanadium-related damage to Zeolite Y</w:t>
       </w:r>
       <w:r>
         <w:tab/>
@@ -673,7 +757,7 @@
         <w:fldChar w:fldCharType="begin"/>
       </w:r>
       <w:r>
-        <w:instrText xml:space="preserve">PAGEREF Table_4_1 \h</w:instrText>
+        <w:instrText xml:space="preserve">PAGEREF Table_2_1 \h</w:instrText>
       </w:r>
       <w:r>
         <w:fldChar w:fldCharType="separate"/>
@@ -699,7 +783,7 @@
           <w:color w:val="000000"/>
           <w:sz w:val="24"/>
         </w:rPr>
-        <w:t>Table 4.2: Electronic adsorption energies and their difference for vanadic acid and water</w:t>
+        <w:t>Table 4.1: Convergence and vibrational checks for the DFT structures</w:t>
       </w:r>
       <w:r>
         <w:tab/>
@@ -708,7 +792,7 @@
         <w:fldChar w:fldCharType="begin"/>
       </w:r>
       <w:r>
-        <w:instrText xml:space="preserve">PAGEREF Table_4_2 \h</w:instrText>
+        <w:instrText xml:space="preserve">PAGEREF Table_4_1 \h</w:instrText>
       </w:r>
       <w:r>
         <w:fldChar w:fldCharType="separate"/>
@@ -734,7 +818,7 @@
           <w:color w:val="000000"/>
           <w:sz w:val="24"/>
         </w:rPr>
-        <w:t>Table 4.3: Harmonic Gibbs free energies relative to the separated cluster and adsorbate at B3LYP-D3(BJ)/def2-TZVP</w:t>
+        <w:t>Table 4.2: Selected aluminium–oxygen distances in converged DFT structures (Å)</w:t>
       </w:r>
       <w:r>
         <w:tab/>
@@ -743,31 +827,13 @@
         <w:fldChar w:fldCharType="begin"/>
       </w:r>
       <w:r>
-        <w:instrText xml:space="preserve">PAGEREF Table_4_3 \h</w:instrText>
+        <w:instrText xml:space="preserve">PAGEREF Table_4_2 \h</w:instrText>
       </w:r>
       <w:r>
         <w:fldChar w:fldCharType="separate"/>
       </w:r>
       <w:r>
         <w:fldChar w:fldCharType="end"/>
-      </w:r>
-    </w:p>
-    <w:p>
-      <w:pPr>
-        <w:keepNext/>
-        <w:pageBreakBefore/>
-        <w:spacing w:line="240" w:lineRule="auto" w:before="360" w:after="240"/>
-        <w:jc w:val="left"/>
-      </w:pPr>
-      <w:r>
-        <w:rPr>
-          <w:rFonts w:ascii="Times New Roman" w:hAnsi="Times New Roman" w:cs="Times New Roman" w:eastAsia="Times New Roman"/>
-          <w:b/>
-          <w:i w:val="0"/>
-          <w:color w:val="000000"/>
-          <w:sz w:val="24"/>
-        </w:rPr>
-        <w:t>LIST OF FIGURES</w:t>
       </w:r>
     </w:p>
     <w:p>
@@ -787,7 +853,28 @@
           <w:color w:val="000000"/>
           <w:sz w:val="24"/>
         </w:rPr>
-        <w:t>Figure 2.1: Structure of Zeolite Y showing the supercage and its twelve-membered-ring opening</w:t>
+        <w:t>Table 4.3: Electronic adsorption energies of vanadic acid and water (kJ mol</w:t>
+      </w:r>
+      <w:r>
+        <w:rPr>
+          <w:rFonts w:ascii="Times New Roman" w:hAnsi="Times New Roman" w:cs="Times New Roman" w:eastAsia="Times New Roman"/>
+          <w:b w:val="0"/>
+          <w:i w:val="0"/>
+          <w:color w:val="000000"/>
+          <w:sz w:val="24"/>
+          <w:vertAlign w:val="superscript"/>
+        </w:rPr>
+        <w:t>-1</w:t>
+      </w:r>
+      <w:r>
+        <w:rPr>
+          <w:rFonts w:ascii="Times New Roman" w:hAnsi="Times New Roman" w:cs="Times New Roman" w:eastAsia="Times New Roman"/>
+          <w:b w:val="0"/>
+          <w:i w:val="0"/>
+          <w:color w:val="000000"/>
+          <w:sz w:val="24"/>
+        </w:rPr>
+        <w:t>)</w:t>
       </w:r>
       <w:r>
         <w:tab/>
@@ -796,7 +883,7 @@
         <w:fldChar w:fldCharType="begin"/>
       </w:r>
       <w:r>
-        <w:instrText xml:space="preserve">PAGEREF Figure_2_1 \h</w:instrText>
+        <w:instrText xml:space="preserve">PAGEREF Table_4_3 \h</w:instrText>
       </w:r>
       <w:r>
         <w:fldChar w:fldCharType="separate"/>
@@ -822,7 +909,28 @@
           <w:color w:val="000000"/>
           <w:sz w:val="24"/>
         </w:rPr>
-        <w:t>Figure 2.2: Calculated reaction paths for dealumination and desilication using gas-phase and adsorbed water references</w:t>
+        <w:t>Table 4.4: Relative electronic energies of converged post-adsorption minima (kJ mol</w:t>
+      </w:r>
+      <w:r>
+        <w:rPr>
+          <w:rFonts w:ascii="Times New Roman" w:hAnsi="Times New Roman" w:cs="Times New Roman" w:eastAsia="Times New Roman"/>
+          <w:b w:val="0"/>
+          <w:i w:val="0"/>
+          <w:color w:val="000000"/>
+          <w:sz w:val="24"/>
+          <w:vertAlign w:val="superscript"/>
+        </w:rPr>
+        <w:t>-1</w:t>
+      </w:r>
+      <w:r>
+        <w:rPr>
+          <w:rFonts w:ascii="Times New Roman" w:hAnsi="Times New Roman" w:cs="Times New Roman" w:eastAsia="Times New Roman"/>
+          <w:b w:val="0"/>
+          <w:i w:val="0"/>
+          <w:color w:val="000000"/>
+          <w:sz w:val="24"/>
+        </w:rPr>
+        <w:t>)</w:t>
       </w:r>
       <w:r>
         <w:tab/>
@@ -831,7 +939,7 @@
         <w:fldChar w:fldCharType="begin"/>
       </w:r>
       <w:r>
-        <w:instrText xml:space="preserve">PAGEREF Figure_2_2 \h</w:instrText>
+        <w:instrText xml:space="preserve">PAGEREF Table_4_4 \h</w:instrText>
       </w:r>
       <w:r>
         <w:fldChar w:fldCharType="separate"/>
@@ -857,7 +965,7 @@
           <w:color w:val="000000"/>
           <w:sz w:val="24"/>
         </w:rPr>
-        <w:t>Figure 2.3: Proposed explanations for vanadium-related damage to Zeolite Y and the adsorption comparison examined in this study</w:t>
+        <w:t>Table 4.5: Transition-state search results for the first framework Al–O cleavage steps</w:t>
       </w:r>
       <w:r>
         <w:tab/>
@@ -866,7 +974,7 @@
         <w:fldChar w:fldCharType="begin"/>
       </w:r>
       <w:r>
-        <w:instrText xml:space="preserve">PAGEREF Figure_2_3 \h</w:instrText>
+        <w:instrText xml:space="preserve">PAGEREF Table_4_5 \h</w:instrText>
       </w:r>
       <w:r>
         <w:fldChar w:fldCharType="separate"/>
@@ -892,7 +1000,28 @@
           <w:color w:val="000000"/>
           <w:sz w:val="24"/>
         </w:rPr>
-        <w:t>Figure 2.4: Transmission electron micrographs of ultra-stable Y zeolite before and after vanadium contamination and steaming</w:t>
+        <w:t>Table 4.6: Harmonic Gibbs free energies relative to the separated cluster and adsorbate (kJ mol</w:t>
+      </w:r>
+      <w:r>
+        <w:rPr>
+          <w:rFonts w:ascii="Times New Roman" w:hAnsi="Times New Roman" w:cs="Times New Roman" w:eastAsia="Times New Roman"/>
+          <w:b w:val="0"/>
+          <w:i w:val="0"/>
+          <w:color w:val="000000"/>
+          <w:sz w:val="24"/>
+          <w:vertAlign w:val="superscript"/>
+        </w:rPr>
+        <w:t>-1</w:t>
+      </w:r>
+      <w:r>
+        <w:rPr>
+          <w:rFonts w:ascii="Times New Roman" w:hAnsi="Times New Roman" w:cs="Times New Roman" w:eastAsia="Times New Roman"/>
+          <w:b w:val="0"/>
+          <w:i w:val="0"/>
+          <w:color w:val="000000"/>
+          <w:sz w:val="24"/>
+        </w:rPr>
+        <w:t>)</w:t>
       </w:r>
       <w:r>
         <w:tab/>
@@ -901,7 +1030,7 @@
         <w:fldChar w:fldCharType="begin"/>
       </w:r>
       <w:r>
-        <w:instrText xml:space="preserve">PAGEREF Figure_2_4 \h</w:instrText>
+        <w:instrText xml:space="preserve">PAGEREF Table_4_6 \h</w:instrText>
       </w:r>
       <w:r>
         <w:fldChar w:fldCharType="separate"/>
@@ -927,7 +1056,7 @@
           <w:color w:val="000000"/>
           <w:sz w:val="24"/>
         </w:rPr>
-        <w:t>Figure 3.1: Two-stage computational workflow used in this study</w:t>
+        <w:t>Table 4.7: Formal single-site occupation estimate at 1003.15 K</w:t>
       </w:r>
       <w:r>
         <w:tab/>
@@ -936,13 +1065,31 @@
         <w:fldChar w:fldCharType="begin"/>
       </w:r>
       <w:r>
-        <w:instrText xml:space="preserve">PAGEREF Figure_3_1 \h</w:instrText>
+        <w:instrText xml:space="preserve">PAGEREF Table_4_7 \h</w:instrText>
       </w:r>
       <w:r>
         <w:fldChar w:fldCharType="separate"/>
       </w:r>
       <w:r>
         <w:fldChar w:fldCharType="end"/>
+      </w:r>
+    </w:p>
+    <w:p>
+      <w:pPr>
+        <w:keepNext/>
+        <w:pageBreakBefore/>
+        <w:spacing w:line="240" w:lineRule="auto" w:before="360" w:after="240"/>
+        <w:jc w:val="left"/>
+      </w:pPr>
+      <w:r>
+        <w:rPr>
+          <w:rFonts w:ascii="Times New Roman" w:hAnsi="Times New Roman" w:cs="Times New Roman" w:eastAsia="Times New Roman"/>
+          <w:b/>
+          <w:i w:val="0"/>
+          <w:color w:val="000000"/>
+          <w:sz w:val="24"/>
+        </w:rPr>
+        <w:t>LIST OF FIGURES</w:t>
       </w:r>
     </w:p>
     <w:p>
@@ -962,70 +1109,7 @@
           <w:color w:val="000000"/>
           <w:sz w:val="24"/>
         </w:rPr>
-        <w:t>Figure 3.2: Zeolite Y cluster AlSi</w:t>
-      </w:r>
-      <w:r>
-        <w:rPr>
-          <w:rFonts w:ascii="Times New Roman" w:hAnsi="Times New Roman" w:cs="Times New Roman" w:eastAsia="Times New Roman"/>
-          <w:b w:val="0"/>
-          <w:i w:val="0"/>
-          <w:color w:val="000000"/>
-          <w:sz w:val="24"/>
-          <w:vertAlign w:val="subscript"/>
-        </w:rPr>
-        <w:t>4</w:t>
-      </w:r>
-      <w:r>
-        <w:rPr>
-          <w:rFonts w:ascii="Times New Roman" w:hAnsi="Times New Roman" w:cs="Times New Roman" w:eastAsia="Times New Roman"/>
-          <w:b w:val="0"/>
-          <w:i w:val="0"/>
-          <w:color w:val="000000"/>
-          <w:sz w:val="24"/>
-        </w:rPr>
-        <w:t>O</w:t>
-      </w:r>
-      <w:r>
-        <w:rPr>
-          <w:rFonts w:ascii="Times New Roman" w:hAnsi="Times New Roman" w:cs="Times New Roman" w:eastAsia="Times New Roman"/>
-          <w:b w:val="0"/>
-          <w:i w:val="0"/>
-          <w:color w:val="000000"/>
-          <w:sz w:val="24"/>
-          <w:vertAlign w:val="subscript"/>
-        </w:rPr>
-        <w:t>4</w:t>
-      </w:r>
-      <w:r>
-        <w:rPr>
-          <w:rFonts w:ascii="Times New Roman" w:hAnsi="Times New Roman" w:cs="Times New Roman" w:eastAsia="Times New Roman"/>
-          <w:b w:val="0"/>
-          <w:i w:val="0"/>
-          <w:color w:val="000000"/>
-          <w:sz w:val="24"/>
-        </w:rPr>
-        <w:t>H</w:t>
-      </w:r>
-      <w:r>
-        <w:rPr>
-          <w:rFonts w:ascii="Times New Roman" w:hAnsi="Times New Roman" w:cs="Times New Roman" w:eastAsia="Times New Roman"/>
-          <w:b w:val="0"/>
-          <w:i w:val="0"/>
-          <w:color w:val="000000"/>
-          <w:sz w:val="24"/>
-          <w:vertAlign w:val="subscript"/>
-        </w:rPr>
-        <w:t>13</w:t>
-      </w:r>
-      <w:r>
-        <w:rPr>
-          <w:rFonts w:ascii="Times New Roman" w:hAnsi="Times New Roman" w:cs="Times New Roman" w:eastAsia="Times New Roman"/>
-          <w:b w:val="0"/>
-          <w:i w:val="0"/>
-          <w:color w:val="000000"/>
-          <w:sz w:val="24"/>
-        </w:rPr>
-        <w:t>, vanadic acid, and water used in the calculations</w:t>
+        <w:t>Figure 2.1: Structure of Zeolite Y showing the supercage and its twelve-membered-ring opening</w:t>
       </w:r>
       <w:r>
         <w:tab/>
@@ -1034,7 +1118,7 @@
         <w:fldChar w:fldCharType="begin"/>
       </w:r>
       <w:r>
-        <w:instrText xml:space="preserve">PAGEREF Figure_3_2 \h</w:instrText>
+        <w:instrText xml:space="preserve">PAGEREF Figure_2_1 \h</w:instrText>
       </w:r>
       <w:r>
         <w:fldChar w:fldCharType="separate"/>
@@ -1060,6 +1144,244 @@
           <w:color w:val="000000"/>
           <w:sz w:val="24"/>
         </w:rPr>
+        <w:t>Figure 2.2: Calculated reaction paths for dealumination and desilication using gas-phase and adsorbed water references</w:t>
+      </w:r>
+      <w:r>
+        <w:tab/>
+      </w:r>
+      <w:r>
+        <w:fldChar w:fldCharType="begin"/>
+      </w:r>
+      <w:r>
+        <w:instrText xml:space="preserve">PAGEREF Figure_2_2 \h</w:instrText>
+      </w:r>
+      <w:r>
+        <w:fldChar w:fldCharType="separate"/>
+      </w:r>
+      <w:r>
+        <w:fldChar w:fldCharType="end"/>
+      </w:r>
+    </w:p>
+    <w:p>
+      <w:pPr>
+        <w:tabs>
+          <w:tab w:pos="8504" w:val="right"/>
+        </w:tabs>
+        <w:spacing w:line="480" w:lineRule="auto" w:after="80"/>
+        <w:ind w:left="0" w:firstLine="0"/>
+        <w:jc w:val="left"/>
+      </w:pPr>
+      <w:r>
+        <w:rPr>
+          <w:rFonts w:ascii="Times New Roman" w:hAnsi="Times New Roman" w:cs="Times New Roman" w:eastAsia="Times New Roman"/>
+          <w:b w:val="0"/>
+          <w:i w:val="0"/>
+          <w:color w:val="000000"/>
+          <w:sz w:val="24"/>
+        </w:rPr>
+        <w:t>Figure 2.3: Proposed explanations for vanadium-related damage to Zeolite Y and the adsorption comparison examined in this study</w:t>
+      </w:r>
+      <w:r>
+        <w:tab/>
+      </w:r>
+      <w:r>
+        <w:fldChar w:fldCharType="begin"/>
+      </w:r>
+      <w:r>
+        <w:instrText xml:space="preserve">PAGEREF Figure_2_3 \h</w:instrText>
+      </w:r>
+      <w:r>
+        <w:fldChar w:fldCharType="separate"/>
+      </w:r>
+      <w:r>
+        <w:fldChar w:fldCharType="end"/>
+      </w:r>
+    </w:p>
+    <w:p>
+      <w:pPr>
+        <w:tabs>
+          <w:tab w:pos="8504" w:val="right"/>
+        </w:tabs>
+        <w:spacing w:line="480" w:lineRule="auto" w:after="80"/>
+        <w:ind w:left="0" w:firstLine="0"/>
+        <w:jc w:val="left"/>
+      </w:pPr>
+      <w:r>
+        <w:rPr>
+          <w:rFonts w:ascii="Times New Roman" w:hAnsi="Times New Roman" w:cs="Times New Roman" w:eastAsia="Times New Roman"/>
+          <w:b w:val="0"/>
+          <w:i w:val="0"/>
+          <w:color w:val="000000"/>
+          <w:sz w:val="24"/>
+        </w:rPr>
+        <w:t>Figure 2.4: Transmission electron micrographs of ultra-stable Y zeolite before and after vanadium contamination and steaming</w:t>
+      </w:r>
+      <w:r>
+        <w:tab/>
+      </w:r>
+      <w:r>
+        <w:fldChar w:fldCharType="begin"/>
+      </w:r>
+      <w:r>
+        <w:instrText xml:space="preserve">PAGEREF Figure_2_4 \h</w:instrText>
+      </w:r>
+      <w:r>
+        <w:fldChar w:fldCharType="separate"/>
+      </w:r>
+      <w:r>
+        <w:fldChar w:fldCharType="end"/>
+      </w:r>
+    </w:p>
+    <w:p>
+      <w:pPr>
+        <w:tabs>
+          <w:tab w:pos="8504" w:val="right"/>
+        </w:tabs>
+        <w:spacing w:line="480" w:lineRule="auto" w:after="80"/>
+        <w:ind w:left="0" w:firstLine="0"/>
+        <w:jc w:val="left"/>
+      </w:pPr>
+      <w:r>
+        <w:rPr>
+          <w:rFonts w:ascii="Times New Roman" w:hAnsi="Times New Roman" w:cs="Times New Roman" w:eastAsia="Times New Roman"/>
+          <w:b w:val="0"/>
+          <w:i w:val="0"/>
+          <w:color w:val="000000"/>
+          <w:sz w:val="24"/>
+        </w:rPr>
+        <w:t>Figure 3.1: Two-stage computational workflow used in this study</w:t>
+      </w:r>
+      <w:r>
+        <w:tab/>
+      </w:r>
+      <w:r>
+        <w:fldChar w:fldCharType="begin"/>
+      </w:r>
+      <w:r>
+        <w:instrText xml:space="preserve">PAGEREF Figure_3_1 \h</w:instrText>
+      </w:r>
+      <w:r>
+        <w:fldChar w:fldCharType="separate"/>
+      </w:r>
+      <w:r>
+        <w:fldChar w:fldCharType="end"/>
+      </w:r>
+    </w:p>
+    <w:p>
+      <w:pPr>
+        <w:tabs>
+          <w:tab w:pos="8504" w:val="right"/>
+        </w:tabs>
+        <w:spacing w:line="480" w:lineRule="auto" w:after="80"/>
+        <w:ind w:left="0" w:firstLine="0"/>
+        <w:jc w:val="left"/>
+      </w:pPr>
+      <w:r>
+        <w:rPr>
+          <w:rFonts w:ascii="Times New Roman" w:hAnsi="Times New Roman" w:cs="Times New Roman" w:eastAsia="Times New Roman"/>
+          <w:b w:val="0"/>
+          <w:i w:val="0"/>
+          <w:color w:val="000000"/>
+          <w:sz w:val="24"/>
+        </w:rPr>
+        <w:t>Figure 3.2: Zeolite Y cluster AlSi</w:t>
+      </w:r>
+      <w:r>
+        <w:rPr>
+          <w:rFonts w:ascii="Times New Roman" w:hAnsi="Times New Roman" w:cs="Times New Roman" w:eastAsia="Times New Roman"/>
+          <w:b w:val="0"/>
+          <w:i w:val="0"/>
+          <w:color w:val="000000"/>
+          <w:sz w:val="24"/>
+          <w:vertAlign w:val="subscript"/>
+        </w:rPr>
+        <w:t>4</w:t>
+      </w:r>
+      <w:r>
+        <w:rPr>
+          <w:rFonts w:ascii="Times New Roman" w:hAnsi="Times New Roman" w:cs="Times New Roman" w:eastAsia="Times New Roman"/>
+          <w:b w:val="0"/>
+          <w:i w:val="0"/>
+          <w:color w:val="000000"/>
+          <w:sz w:val="24"/>
+        </w:rPr>
+        <w:t>O</w:t>
+      </w:r>
+      <w:r>
+        <w:rPr>
+          <w:rFonts w:ascii="Times New Roman" w:hAnsi="Times New Roman" w:cs="Times New Roman" w:eastAsia="Times New Roman"/>
+          <w:b w:val="0"/>
+          <w:i w:val="0"/>
+          <w:color w:val="000000"/>
+          <w:sz w:val="24"/>
+          <w:vertAlign w:val="subscript"/>
+        </w:rPr>
+        <w:t>4</w:t>
+      </w:r>
+      <w:r>
+        <w:rPr>
+          <w:rFonts w:ascii="Times New Roman" w:hAnsi="Times New Roman" w:cs="Times New Roman" w:eastAsia="Times New Roman"/>
+          <w:b w:val="0"/>
+          <w:i w:val="0"/>
+          <w:color w:val="000000"/>
+          <w:sz w:val="24"/>
+        </w:rPr>
+        <w:t>H</w:t>
+      </w:r>
+      <w:r>
+        <w:rPr>
+          <w:rFonts w:ascii="Times New Roman" w:hAnsi="Times New Roman" w:cs="Times New Roman" w:eastAsia="Times New Roman"/>
+          <w:b w:val="0"/>
+          <w:i w:val="0"/>
+          <w:color w:val="000000"/>
+          <w:sz w:val="24"/>
+          <w:vertAlign w:val="subscript"/>
+        </w:rPr>
+        <w:t>13</w:t>
+      </w:r>
+      <w:r>
+        <w:rPr>
+          <w:rFonts w:ascii="Times New Roman" w:hAnsi="Times New Roman" w:cs="Times New Roman" w:eastAsia="Times New Roman"/>
+          <w:b w:val="0"/>
+          <w:i w:val="0"/>
+          <w:color w:val="000000"/>
+          <w:sz w:val="24"/>
+        </w:rPr>
+        <w:t>, vanadic acid, and water used in the calculations</w:t>
+      </w:r>
+      <w:r>
+        <w:tab/>
+      </w:r>
+      <w:r>
+        <w:fldChar w:fldCharType="begin"/>
+      </w:r>
+      <w:r>
+        <w:instrText xml:space="preserve">PAGEREF Figure_3_2 \h</w:instrText>
+      </w:r>
+      <w:r>
+        <w:fldChar w:fldCharType="separate"/>
+      </w:r>
+      <w:r>
+        <w:fldChar w:fldCharType="end"/>
+      </w:r>
+    </w:p>
+    <w:p>
+      <w:pPr>
+        <w:tabs>
+          <w:tab w:pos="8504" w:val="right"/>
+        </w:tabs>
+        <w:spacing w:line="480" w:lineRule="auto" w:after="80"/>
+        <w:ind w:left="0" w:firstLine="0"/>
+        <w:jc w:val="left"/>
+      </w:pPr>
+      <w:r>
+        <w:rPr>
+          <w:rFonts w:ascii="Times New Roman" w:hAnsi="Times New Roman" w:cs="Times New Roman" w:eastAsia="Times New Roman"/>
+          <w:b w:val="0"/>
+          <w:i w:val="0"/>
+          <w:color w:val="000000"/>
+          <w:sz w:val="24"/>
+        </w:rPr>
         <w:t>Figure 4.1: Optimised adsorption complexes at B3LYP-D3(BJ)/def2-TZVP. Left, vanadic acid (V-PRC); right, water (W-PRC)</w:t>
       </w:r>
       <w:r>
@@ -1126,7 +1448,7 @@
           <w:color w:val="000000"/>
           <w:sz w:val="24"/>
         </w:rPr>
-        <w:t>Residue fluid catalytic cracking (RFCC) converts heavy petroleum fractions into lighter products. Its circulating catalyst contains zeolite Y, which provides much of the catalytic activity. Metals in residue feedstocks, including vanadium, build up on the catalyst during operation. Vanadium is associated with faster loss of zeolite activity during regeneration (Adanenche et al., 2023; Wormsbecher, Peters, &amp; Maselli, 1986).</w:t>
+        <w:t>Residue fluid catalytic cracking (RFCC) converts heavy refinery feedstocks into lighter products. Its catalyst contains Zeolite Y, whose acid sites support the cracking reactions. Metals carried in residue feed, including vanadium, accumulate on the catalyst during operation and are associated with loss of zeolite activity during regeneration (Adanenche et al., 2023; Wormsbecher, Peters, &amp; Maselli, 1986).</w:t>
       </w:r>
     </w:p>
     <w:p>
@@ -1144,7 +1466,7 @@
           <w:color w:val="000000"/>
           <w:sz w:val="24"/>
         </w:rPr>
-        <w:t>Zeolite Y is a crystalline aluminosilicate with the faujasite structure. Its framework contains aluminium and silicon atoms linked by oxygen atoms. A framework aluminium atom creates a Brønsted acid site, which helps crack hydrocarbons. When aluminium leaves the framework, the process is called dealumination, and the number of acid sites decreases (Malola, Svelle, Lønstad Bleken, &amp; Swang, 2012).</w:t>
+        <w:t>Steam can remove aluminium from the Zeolite Y framework during regeneration. Each framework aluminium atom is associated with a Brønsted acid site, so removal of framework aluminium reduces the number of sites available for cracking. This loss of framework aluminium is called dealumination (Malola, Svelle, Lønstad Bleken, &amp; Swang, 2012).</w:t>
       </w:r>
     </w:p>
     <w:p>
@@ -1162,7 +1484,7 @@
           <w:color w:val="000000"/>
           <w:sz w:val="24"/>
         </w:rPr>
-        <w:t>Steam can remove framework aluminium during regeneration. Researchers disagree about the additional role of vanadium. Wormsbecher et al. (1986) proposed that vanadium pentoxide reacts with steam to form volatile vanadic acid, which then promotes framework damage. Trujillo et al. (1997) developed this explanation and proposed that vanadic acid concentrates inside the zeolite.</w:t>
+        <w:t>Researchers have proposed different explanations for the additional damage associated with vanadium. Wormsbecher et al. (1986) proposed that vanadium oxide reacts with steam to form volatile vanadic acid, which then attacks the zeolite. Pine (1990) argued that steam drives the destruction and that vanadium acts as a catalyst. Xu, Liu, and Madon (2002) proposed a sodium-mediated route in which vanadium helps release sodium that forms sodium hydroxide. The proposed mechanisms therefore assign different roles to vanadic acid, steam, and sodium.</w:t>
       </w:r>
     </w:p>
     <w:p>
@@ -1180,7 +1502,23 @@
           <w:color w:val="000000"/>
           <w:sz w:val="24"/>
         </w:rPr>
-        <w:t>Other studies questioned whether vanadic acid directly causes dealumination. Pine (1990) found that vanadium also damaged silicalite, which contains little aluminium, and reported a similar activation energy with and without vanadium. Xu, Liu, and Madon (2002) proposed that vanadium releases sodium from the catalyst and that sodium hydroxide attacks the framework. These explanations leave an important question: how strongly does vanadic acid bind to a Zeolite Y acid site compared with water?</w:t>
+        <w:t>Wormsbecher et al. (1986) estimated that vanadic acid was present at low parts-per-million levels under the regenerator conditions they considered. Their estimate was made for a system with high steam content and a total pressure of about 2 atm. This large difference in gas abundance makes it important to compare vanadic acid and water at the same model acid site, while recognising that adsorption energy alone cannot establish a reaction rate.</w:t>
+      </w:r>
+    </w:p>
+    <w:p>
+      <w:pPr>
+        <w:pStyle w:val="Heading2"/>
+        <w:jc w:val="left"/>
+      </w:pPr>
+      <w:r>
+        <w:rPr>
+          <w:rFonts w:ascii="Times New Roman" w:hAnsi="Times New Roman" w:cs="Times New Roman" w:eastAsia="Times New Roman"/>
+          <w:b/>
+          <w:i w:val="0"/>
+          <w:color w:val="000000"/>
+          <w:sz w:val="24"/>
+        </w:rPr>
+        <w:t>1.2 Statement of the Problem</w:t>
       </w:r>
     </w:p>
     <w:p>
@@ -1198,23 +1536,7 @@
           <w:color w:val="000000"/>
           <w:sz w:val="24"/>
         </w:rPr>
-        <w:t>This project examined that question with a local computational model. It compared the calculated adsorption energies of vanadic acid and water at the same Brønsted acid site. The calculation was also used to assess whether the available thermochemical and reaction-path results could support conclusions about dealumination.</w:t>
-      </w:r>
-    </w:p>
-    <w:p>
-      <w:pPr>
-        <w:pStyle w:val="Heading2"/>
-        <w:jc w:val="left"/>
-      </w:pPr>
-      <w:r>
-        <w:rPr>
-          <w:rFonts w:ascii="Times New Roman" w:hAnsi="Times New Roman" w:cs="Times New Roman" w:eastAsia="Times New Roman"/>
-          <w:b/>
-          <w:i w:val="0"/>
-          <w:color w:val="000000"/>
-          <w:sz w:val="24"/>
-        </w:rPr>
-        <w:t>1.2 Statement of the Problem</w:t>
+        <w:t>Vanadium is associated with accelerated loss of Zeolite Y activity, but the molecular mechanism remains disputed. A direct vanadic-acid mechanism requires vanadic acid to interact with the framework and proceed through bond cleavage, while steam is present at much higher concentration. A sodium-mediated mechanism provides a different explanation that does not require vanadic acid to dominate acid-site occupation.</w:t>
       </w:r>
     </w:p>
     <w:p>
@@ -1232,7 +1554,7 @@
           <w:color w:val="000000"/>
           <w:sz w:val="24"/>
         </w:rPr>
-        <w:t>Vanadium contamination reduces the activity of Zeolite Y catalysts, but the molecular cause remains disputed. One proposed explanation assigns a direct role to vanadic acid, while another assigns the main framework attack to steam and sodium. A comparison of vanadic acid and water adsorption energies at the same model acid site provides a focused test of the first step in the vanadic-acid explanation. This project addressed that comparison and assessed whether the calculations supported conclusions about later framework bond cleavage.</w:t>
+        <w:t>The literature reviewed here did not provide a like-for-like density functional theory (DFT) comparison of vanadic acid and water adsorption at one Zeolite Y Brønsted acid site. Such a comparison can clarify the electronic and thermochemical preference of the model site. It cannot, on its own, establish the mechanism operating in a catalyst particle or determine the rate of dealumination.</w:t>
       </w:r>
     </w:p>
     <w:p>
@@ -1248,7 +1570,7 @@
           <w:color w:val="000000"/>
           <w:sz w:val="24"/>
         </w:rPr>
-        <w:t>1.3 Aim of the Study</w:t>
+        <w:t>1.3 Aim and Objectives of the Study</w:t>
       </w:r>
     </w:p>
     <w:p>
@@ -1266,11 +1588,83 @@
           <w:color w:val="000000"/>
           <w:sz w:val="24"/>
         </w:rPr>
-        <w:t>The aim of this study was to evaluate vanadic acid adsorption on a model Zeolite Y Brønsted acid site and compare its calculated adsorption energy with that of water under conditions relevant to an RFCC regenerator.</w:t>
+        <w:t>The aim of this study was to compare vanadic acid and water at a model Zeolite Y Brønsted acid site and assess what the calculated adsorption, pathway, and thermochemical results implied for the proposed dealumination mechanism. The work was organised around four objectives:</w:t>
       </w:r>
     </w:p>
     <w:p>
       <w:pPr>
+        <w:widowControl/>
+        <w:spacing w:line="480" w:lineRule="auto" w:before="0" w:after="120"/>
+        <w:ind w:firstLine="0" w:left="255"/>
+        <w:jc w:val="both"/>
+      </w:pPr>
+      <w:r>
+        <w:rPr>
+          <w:rFonts w:ascii="Times New Roman" w:hAnsi="Times New Roman" w:cs="Times New Roman" w:eastAsia="Times New Roman"/>
+          <w:b w:val="0"/>
+          <w:i w:val="0"/>
+          <w:color w:val="000000"/>
+          <w:sz w:val="24"/>
+        </w:rPr>
+        <w:t>1. construct and optimise a local Zeolite Y cluster model and initial vanadic-acid and water adsorption structures in ORCA;</w:t>
+      </w:r>
+    </w:p>
+    <w:p>
+      <w:pPr>
+        <w:widowControl/>
+        <w:spacing w:line="480" w:lineRule="auto" w:before="0" w:after="120"/>
+        <w:ind w:firstLine="0" w:left="255"/>
+        <w:jc w:val="both"/>
+      </w:pPr>
+      <w:r>
+        <w:rPr>
+          <w:rFonts w:ascii="Times New Roman" w:hAnsi="Times New Roman" w:cs="Times New Roman" w:eastAsia="Times New Roman"/>
+          <w:b w:val="0"/>
+          <w:i w:val="0"/>
+          <w:color w:val="000000"/>
+          <w:sz w:val="24"/>
+        </w:rPr>
+        <w:t>2. refine the accepted structures and quantify the electronic adsorption energies of both adsorbates;</w:t>
+      </w:r>
+    </w:p>
+    <w:p>
+      <w:pPr>
+        <w:widowControl/>
+        <w:spacing w:line="480" w:lineRule="auto" w:before="0" w:after="120"/>
+        <w:ind w:firstLine="0" w:left="255"/>
+        <w:jc w:val="both"/>
+      </w:pPr>
+      <w:r>
+        <w:rPr>
+          <w:rFonts w:ascii="Times New Roman" w:hAnsi="Times New Roman" w:cs="Times New Roman" w:eastAsia="Times New Roman"/>
+          <w:b w:val="0"/>
+          <w:i w:val="0"/>
+          <w:color w:val="000000"/>
+          <w:sz w:val="24"/>
+        </w:rPr>
+        <w:t>3. determine whether transition-state searches yielded validated candidates for the first framework Al–O cleavage steps in the vanadic-acid and water routes; and</w:t>
+      </w:r>
+    </w:p>
+    <w:p>
+      <w:pPr>
+        <w:widowControl/>
+        <w:spacing w:line="480" w:lineRule="auto" w:before="0" w:after="120"/>
+        <w:ind w:firstLine="0" w:left="255"/>
+        <w:jc w:val="both"/>
+      </w:pPr>
+      <w:r>
+        <w:rPr>
+          <w:rFonts w:ascii="Times New Roman" w:hAnsi="Times New Roman" w:cs="Times New Roman" w:eastAsia="Times New Roman"/>
+          <w:b w:val="0"/>
+          <w:i w:val="0"/>
+          <w:color w:val="000000"/>
+          <w:sz w:val="24"/>
+        </w:rPr>
+        <w:t>4. calculate harmonic Gibbs energies at 298.15 K and 1003.15 K and evaluate conditional competitive site occupation using RFCC gas partial pressures from the literature.</w:t>
+      </w:r>
+    </w:p>
+    <w:p>
+      <w:pPr>
         <w:pStyle w:val="Heading2"/>
         <w:jc w:val="left"/>
       </w:pPr>
@@ -1282,7 +1676,7 @@
           <w:color w:val="000000"/>
           <w:sz w:val="24"/>
         </w:rPr>
-        <w:t>1.4 Objectives of the Study</w:t>
+        <w:t>1.4 Scope of the Study</w:t>
       </w:r>
     </w:p>
     <w:p>
@@ -1300,16 +1694,8 @@
           <w:color w:val="000000"/>
           <w:sz w:val="24"/>
         </w:rPr>
-        <w:t>The objectives were to:</w:t>
-      </w:r>
-    </w:p>
-    <w:p>
-      <w:pPr>
-        <w:widowControl/>
-        <w:spacing w:line="480" w:lineRule="auto" w:before="0" w:after="120"/>
-        <w:ind w:firstLine="0" w:left="255"/>
-        <w:jc w:val="both"/>
-      </w:pPr>
+        <w:t>The calculations used a gas-phase cluster with formula AlSi</w:t>
+      </w:r>
       <w:r>
         <w:rPr>
           <w:rFonts w:ascii="Times New Roman" w:hAnsi="Times New Roman" w:cs="Times New Roman" w:eastAsia="Times New Roman"/>
@@ -1317,17 +1703,10 @@
           <w:i w:val="0"/>
           <w:color w:val="000000"/>
           <w:sz w:val="24"/>
-        </w:rPr>
-        <w:t>1. construct and optimise a local Zeolite Y cluster model with one Brønsted acid site and vanadic-acid and water adsorption structures in ORCA;</w:t>
-      </w:r>
-    </w:p>
-    <w:p>
-      <w:pPr>
-        <w:widowControl/>
-        <w:spacing w:line="480" w:lineRule="auto" w:before="0" w:after="120"/>
-        <w:ind w:firstLine="0" w:left="255"/>
-        <w:jc w:val="both"/>
-      </w:pPr>
+          <w:vertAlign w:val="subscript"/>
+        </w:rPr>
+        <w:t>4</w:t>
+      </w:r>
       <w:r>
         <w:rPr>
           <w:rFonts w:ascii="Times New Roman" w:hAnsi="Times New Roman" w:cs="Times New Roman" w:eastAsia="Times New Roman"/>
@@ -1336,16 +1715,8 @@
           <w:color w:val="000000"/>
           <w:sz w:val="24"/>
         </w:rPr>
-        <w:t>2. refine the accepted structures and quantify the relative adsorption energies of vanadic acid and water;</w:t>
-      </w:r>
-    </w:p>
-    <w:p>
-      <w:pPr>
-        <w:widowControl/>
-        <w:spacing w:line="480" w:lineRule="auto" w:before="0" w:after="120"/>
-        <w:ind w:firstLine="0" w:left="255"/>
-        <w:jc w:val="both"/>
-      </w:pPr>
+        <w:t>O</w:t>
+      </w:r>
       <w:r>
         <w:rPr>
           <w:rFonts w:ascii="Times New Roman" w:hAnsi="Times New Roman" w:cs="Times New Roman" w:eastAsia="Times New Roman"/>
@@ -1353,17 +1724,10 @@
           <w:i w:val="0"/>
           <w:color w:val="000000"/>
           <w:sz w:val="24"/>
-        </w:rPr>
-        <w:t>3. assess the calculated thermochemical corrections at 298.15 K and 1003.15 K and determine whether they supported a quantitative estimate of competitive site occupancy; and</w:t>
-      </w:r>
-    </w:p>
-    <w:p>
-      <w:pPr>
-        <w:widowControl/>
-        <w:spacing w:line="480" w:lineRule="auto" w:before="0" w:after="120"/>
-        <w:ind w:firstLine="0" w:left="255"/>
-        <w:jc w:val="both"/>
-      </w:pPr>
+          <w:vertAlign w:val="subscript"/>
+        </w:rPr>
+        <w:t>4</w:t>
+      </w:r>
       <w:r>
         <w:rPr>
           <w:rFonts w:ascii="Times New Roman" w:hAnsi="Times New Roman" w:cs="Times New Roman" w:eastAsia="Times New Roman"/>
@@ -1372,23 +1736,91 @@
           <w:color w:val="000000"/>
           <w:sz w:val="24"/>
         </w:rPr>
-        <w:t>4. test whether the calculations established a validated vanadic-acid pathway for framework Al–O bond cleavage.</w:t>
-      </w:r>
-    </w:p>
-    <w:p>
-      <w:pPr>
-        <w:pStyle w:val="Heading2"/>
-        <w:jc w:val="left"/>
-      </w:pPr>
-      <w:r>
-        <w:rPr>
-          <w:rFonts w:ascii="Times New Roman" w:hAnsi="Times New Roman" w:cs="Times New Roman" w:eastAsia="Times New Roman"/>
-          <w:b/>
-          <w:i w:val="0"/>
-          <w:color w:val="000000"/>
-          <w:sz w:val="24"/>
-        </w:rPr>
-        <w:t>1.5 Scope of the Study</w:t>
+        <w:t>H</w:t>
+      </w:r>
+      <w:r>
+        <w:rPr>
+          <w:rFonts w:ascii="Times New Roman" w:hAnsi="Times New Roman" w:cs="Times New Roman" w:eastAsia="Times New Roman"/>
+          <w:b w:val="0"/>
+          <w:i w:val="0"/>
+          <w:color w:val="000000"/>
+          <w:sz w:val="24"/>
+          <w:vertAlign w:val="subscript"/>
+        </w:rPr>
+        <w:t>13</w:t>
+      </w:r>
+      <w:r>
+        <w:rPr>
+          <w:rFonts w:ascii="Times New Roman" w:hAnsi="Times New Roman" w:cs="Times New Roman" w:eastAsia="Times New Roman"/>
+          <w:b w:val="0"/>
+          <w:i w:val="0"/>
+          <w:color w:val="000000"/>
+          <w:sz w:val="24"/>
+        </w:rPr>
+        <w:t>. The cluster represented one framework aluminium atom, four neighbouring silicon atoms, the bridging oxygen atoms, terminal hydrogen atoms, and one Brønsted acid proton. Vanadic acid, H</w:t>
+      </w:r>
+      <w:r>
+        <w:rPr>
+          <w:rFonts w:ascii="Times New Roman" w:hAnsi="Times New Roman" w:cs="Times New Roman" w:eastAsia="Times New Roman"/>
+          <w:b w:val="0"/>
+          <w:i w:val="0"/>
+          <w:color w:val="000000"/>
+          <w:sz w:val="24"/>
+          <w:vertAlign w:val="subscript"/>
+        </w:rPr>
+        <w:t>3</w:t>
+      </w:r>
+      <w:r>
+        <w:rPr>
+          <w:rFonts w:ascii="Times New Roman" w:hAnsi="Times New Roman" w:cs="Times New Roman" w:eastAsia="Times New Roman"/>
+          <w:b w:val="0"/>
+          <w:i w:val="0"/>
+          <w:color w:val="000000"/>
+          <w:sz w:val="24"/>
+        </w:rPr>
+        <w:t>VO</w:t>
+      </w:r>
+      <w:r>
+        <w:rPr>
+          <w:rFonts w:ascii="Times New Roman" w:hAnsi="Times New Roman" w:cs="Times New Roman" w:eastAsia="Times New Roman"/>
+          <w:b w:val="0"/>
+          <w:i w:val="0"/>
+          <w:color w:val="000000"/>
+          <w:sz w:val="24"/>
+          <w:vertAlign w:val="subscript"/>
+        </w:rPr>
+        <w:t>4</w:t>
+      </w:r>
+      <w:r>
+        <w:rPr>
+          <w:rFonts w:ascii="Times New Roman" w:hAnsi="Times New Roman" w:cs="Times New Roman" w:eastAsia="Times New Roman"/>
+          <w:b w:val="0"/>
+          <w:i w:val="0"/>
+          <w:color w:val="000000"/>
+          <w:sz w:val="24"/>
+        </w:rPr>
+        <w:t>, and water, H</w:t>
+      </w:r>
+      <w:r>
+        <w:rPr>
+          <w:rFonts w:ascii="Times New Roman" w:hAnsi="Times New Roman" w:cs="Times New Roman" w:eastAsia="Times New Roman"/>
+          <w:b w:val="0"/>
+          <w:i w:val="0"/>
+          <w:color w:val="000000"/>
+          <w:sz w:val="24"/>
+          <w:vertAlign w:val="subscript"/>
+        </w:rPr>
+        <w:t>2</w:t>
+      </w:r>
+      <w:r>
+        <w:rPr>
+          <w:rFonts w:ascii="Times New Roman" w:hAnsi="Times New Roman" w:cs="Times New Roman" w:eastAsia="Times New Roman"/>
+          <w:b w:val="0"/>
+          <w:i w:val="0"/>
+          <w:color w:val="000000"/>
+          <w:sz w:val="24"/>
+        </w:rPr>
+        <w:t>O, were compared at the same model site. GFN2-xTB was used to screen structures. Accepted geometries were refined with B3LYP-D3(BJ)/def2-TZVP, and PBE0-D3(BJ)/def2-TZVP single-point calculations were used to check the electronic adsorption comparison.</w:t>
       </w:r>
     </w:p>
     <w:p>
@@ -1406,133 +1838,7 @@
           <w:color w:val="000000"/>
           <w:sz w:val="24"/>
         </w:rPr>
-        <w:t>The study used a gas-phase cluster model, AlSi</w:t>
-      </w:r>
-      <w:r>
-        <w:rPr>
-          <w:rFonts w:ascii="Times New Roman" w:hAnsi="Times New Roman" w:cs="Times New Roman" w:eastAsia="Times New Roman"/>
-          <w:b w:val="0"/>
-          <w:i w:val="0"/>
-          <w:color w:val="000000"/>
-          <w:sz w:val="24"/>
-          <w:vertAlign w:val="subscript"/>
-        </w:rPr>
-        <w:t>4</w:t>
-      </w:r>
-      <w:r>
-        <w:rPr>
-          <w:rFonts w:ascii="Times New Roman" w:hAnsi="Times New Roman" w:cs="Times New Roman" w:eastAsia="Times New Roman"/>
-          <w:b w:val="0"/>
-          <w:i w:val="0"/>
-          <w:color w:val="000000"/>
-          <w:sz w:val="24"/>
-        </w:rPr>
-        <w:t>O</w:t>
-      </w:r>
-      <w:r>
-        <w:rPr>
-          <w:rFonts w:ascii="Times New Roman" w:hAnsi="Times New Roman" w:cs="Times New Roman" w:eastAsia="Times New Roman"/>
-          <w:b w:val="0"/>
-          <w:i w:val="0"/>
-          <w:color w:val="000000"/>
-          <w:sz w:val="24"/>
-          <w:vertAlign w:val="subscript"/>
-        </w:rPr>
-        <w:t>4</w:t>
-      </w:r>
-      <w:r>
-        <w:rPr>
-          <w:rFonts w:ascii="Times New Roman" w:hAnsi="Times New Roman" w:cs="Times New Roman" w:eastAsia="Times New Roman"/>
-          <w:b w:val="0"/>
-          <w:i w:val="0"/>
-          <w:color w:val="000000"/>
-          <w:sz w:val="24"/>
-        </w:rPr>
-        <w:t>H</w:t>
-      </w:r>
-      <w:r>
-        <w:rPr>
-          <w:rFonts w:ascii="Times New Roman" w:hAnsi="Times New Roman" w:cs="Times New Roman" w:eastAsia="Times New Roman"/>
-          <w:b w:val="0"/>
-          <w:i w:val="0"/>
-          <w:color w:val="000000"/>
-          <w:sz w:val="24"/>
-          <w:vertAlign w:val="subscript"/>
-        </w:rPr>
-        <w:t>13</w:t>
-      </w:r>
-      <w:r>
-        <w:rPr>
-          <w:rFonts w:ascii="Times New Roman" w:hAnsi="Times New Roman" w:cs="Times New Roman" w:eastAsia="Times New Roman"/>
-          <w:b w:val="0"/>
-          <w:i w:val="0"/>
-          <w:color w:val="000000"/>
-          <w:sz w:val="24"/>
-        </w:rPr>
-        <w:t>, containing one framework aluminium atom and four silicon atoms. It compared vanadic acid, H</w:t>
-      </w:r>
-      <w:r>
-        <w:rPr>
-          <w:rFonts w:ascii="Times New Roman" w:hAnsi="Times New Roman" w:cs="Times New Roman" w:eastAsia="Times New Roman"/>
-          <w:b w:val="0"/>
-          <w:i w:val="0"/>
-          <w:color w:val="000000"/>
-          <w:sz w:val="24"/>
-          <w:vertAlign w:val="subscript"/>
-        </w:rPr>
-        <w:t>3</w:t>
-      </w:r>
-      <w:r>
-        <w:rPr>
-          <w:rFonts w:ascii="Times New Roman" w:hAnsi="Times New Roman" w:cs="Times New Roman" w:eastAsia="Times New Roman"/>
-          <w:b w:val="0"/>
-          <w:i w:val="0"/>
-          <w:color w:val="000000"/>
-          <w:sz w:val="24"/>
-        </w:rPr>
-        <w:t>VO</w:t>
-      </w:r>
-      <w:r>
-        <w:rPr>
-          <w:rFonts w:ascii="Times New Roman" w:hAnsi="Times New Roman" w:cs="Times New Roman" w:eastAsia="Times New Roman"/>
-          <w:b w:val="0"/>
-          <w:i w:val="0"/>
-          <w:color w:val="000000"/>
-          <w:sz w:val="24"/>
-          <w:vertAlign w:val="subscript"/>
-        </w:rPr>
-        <w:t>4</w:t>
-      </w:r>
-      <w:r>
-        <w:rPr>
-          <w:rFonts w:ascii="Times New Roman" w:hAnsi="Times New Roman" w:cs="Times New Roman" w:eastAsia="Times New Roman"/>
-          <w:b w:val="0"/>
-          <w:i w:val="0"/>
-          <w:color w:val="000000"/>
-          <w:sz w:val="24"/>
-        </w:rPr>
-        <w:t>, and water, H</w:t>
-      </w:r>
-      <w:r>
-        <w:rPr>
-          <w:rFonts w:ascii="Times New Roman" w:hAnsi="Times New Roman" w:cs="Times New Roman" w:eastAsia="Times New Roman"/>
-          <w:b w:val="0"/>
-          <w:i w:val="0"/>
-          <w:color w:val="000000"/>
-          <w:sz w:val="24"/>
-          <w:vertAlign w:val="subscript"/>
-        </w:rPr>
-        <w:t>2</w:t>
-      </w:r>
-      <w:r>
-        <w:rPr>
-          <w:rFonts w:ascii="Times New Roman" w:hAnsi="Times New Roman" w:cs="Times New Roman" w:eastAsia="Times New Roman"/>
-          <w:b w:val="0"/>
-          <w:i w:val="0"/>
-          <w:color w:val="000000"/>
-          <w:sz w:val="24"/>
-        </w:rPr>
-        <w:t>O, at one Brønsted acid site. GFN2-xTB calculations in ORCA were used to screen initial geometries, which were then refined with B3LYP-D3(BJ)/def2-TZVP; PBE0-D3(BJ)/def2-TZVP single-point calculations checked the adsorption-energy comparison. Harmonic-frequency calculations supplied thermochemical corrections at 298.15 K and 1003.15 K.</w:t>
+        <w:t>Harmonic Gibbs energies were evaluated at 298.15 K and 1003.15 K. A formal competitive-site estimate was made at 1003.15 K using the reported partial pressures of steam and vanadic acid. This estimate was treated as conditional on the ideal-gas harmonic model and the assumed single-site equilibrium expression. Candidate transition states were searched for in the vanadic-acid route and a water-hydrolysis control.</w:t>
       </w:r>
     </w:p>
     <w:p>
@@ -1550,7 +1856,7 @@
           <w:color w:val="000000"/>
           <w:sz w:val="24"/>
         </w:rPr>
-        <w:t>The calculations did not include a full Zeolite Y crystal, pore confinement, explicit sodium, the surrounding catalyst matrix, or a liquid vanadium pentoxide phase. The RFCC gas composition was used to interpret the calculations but was not represented explicitly in the cluster model. Candidate structures beyond adsorption were examined, but the model did not produce a validated density-functional transition state for framework Al–O cleavage. No experimental measurements were included.</w:t>
+        <w:t>The study did not include a periodic Zeolite Y crystal, explicit pore confinement, sodium, nickel, or the wider catalyst matrix. It also did not include experimental measurements. The calculations were therefore limited to a local model and did not represent the complete RFCC regenerator environment.</w:t>
       </w:r>
     </w:p>
     <w:p>
@@ -1566,7 +1872,7 @@
           <w:color w:val="000000"/>
           <w:sz w:val="24"/>
         </w:rPr>
-        <w:t>1.6 Significance of the Study</w:t>
+        <w:t>1.5 Justification of the Study</w:t>
       </w:r>
     </w:p>
     <w:p>
@@ -1584,23 +1890,7 @@
           <w:color w:val="000000"/>
           <w:sz w:val="24"/>
         </w:rPr>
-        <w:t>This study provides a direct comparison of vanadic acid and water adsorption energies at the same model acid site. It also separates conclusions supported by converged calculations from those that remain uncertain because of failed geometry or frequency tests. The results can guide later calculations that include the Zeolite Y pore, sodium, and the high steam concentration in an RFCC regenerator.</w:t>
-      </w:r>
-    </w:p>
-    <w:p>
-      <w:pPr>
-        <w:pStyle w:val="Heading2"/>
-        <w:jc w:val="left"/>
-      </w:pPr>
-      <w:r>
-        <w:rPr>
-          <w:rFonts w:ascii="Times New Roman" w:hAnsi="Times New Roman" w:cs="Times New Roman" w:eastAsia="Times New Roman"/>
-          <w:b/>
-          <w:i w:val="0"/>
-          <w:color w:val="000000"/>
-          <w:sz w:val="24"/>
-        </w:rPr>
-        <w:t>1.7 Limitations of the Study</w:t>
+        <w:t>A direct comparison at the same model acid site isolates one part of the proposed vanadic-acid mechanism: how the electronic adsorption and harmonic thermochemistry of vanadic acid compare with those of water. The comparison provides a basis for interpreting the relative roles of the two molecules without assuming that stronger electronic binding necessarily means faster dealumination.</w:t>
       </w:r>
     </w:p>
     <w:p>
@@ -1618,7 +1908,7 @@
           <w:color w:val="000000"/>
           <w:sz w:val="24"/>
         </w:rPr>
-        <w:t>The small cluster represented only the local acid site and omitted long-range electrostatic effects and pore confinement. The terminal hydrogen atoms were fixed during geometry optimisation, which may have affected the motion of the cluster boundary. No complete basis-set-superposition correction was obtained, so the absolute adsorption energies remained uncorrected. The harmonic gas-phase treatment also did not provide a reliable quantitative estimate of adsorption-site occupancy at regenerator temperature.</w:t>
+        <w:t>The results also help define the next computational steps. A local cluster can identify whether the proposed species interact with the acid site, while transition-state validation and a larger pore model are needed to assess framework damage. The distinction is relevant to studies of vanadium tolerance and passivation in RFCC catalysts (Adanenche et al., 2023; Etim et al., 2018).</w:t>
       </w:r>
     </w:p>
     <w:p>
@@ -1634,7 +1924,7 @@
           <w:color w:val="000000"/>
           <w:sz w:val="24"/>
         </w:rPr>
-        <w:t>1.8 Definition of Terms</w:t>
+        <w:t>1.6 Limitations of the Study</w:t>
       </w:r>
     </w:p>
     <w:p>
@@ -1647,22 +1937,28 @@
       <w:r>
         <w:rPr>
           <w:rFonts w:ascii="Times New Roman" w:hAnsi="Times New Roman" w:cs="Times New Roman" w:eastAsia="Times New Roman"/>
+          <w:b w:val="0"/>
+          <w:i w:val="0"/>
+          <w:color w:val="000000"/>
+          <w:sz w:val="24"/>
+        </w:rPr>
+        <w:t>The cluster represented only the local acid site, and its terminal hydrogen atoms were fixed during optimisation. The absolute DFT adsorption energies were not counterpoise-corrected because the attempted fragment calculations did not produce a complete correction. The high-temperature thermochemical and site-occupation estimates used an ideal-gas harmonic treatment that omitted pore confinement and local concentration effects. GFN2-xTB produced a candidate saddle point for one vanadic-acid step, but its DFT refinement did not pass the vibrational test; no DFT activation barrier was therefore established.</w:t>
+      </w:r>
+    </w:p>
+    <w:p>
+      <w:pPr>
+        <w:pStyle w:val="Heading2"/>
+        <w:jc w:val="left"/>
+      </w:pPr>
+      <w:r>
+        <w:rPr>
+          <w:rFonts w:ascii="Times New Roman" w:hAnsi="Times New Roman" w:cs="Times New Roman" w:eastAsia="Times New Roman"/>
           <w:b/>
           <w:i w:val="0"/>
           <w:color w:val="000000"/>
           <w:sz w:val="24"/>
         </w:rPr>
-        <w:t>Zeolite Y:</w:t>
-      </w:r>
-      <w:r>
-        <w:rPr>
-          <w:rFonts w:ascii="Times New Roman" w:hAnsi="Times New Roman" w:cs="Times New Roman" w:eastAsia="Times New Roman"/>
-          <w:b w:val="0"/>
-          <w:i w:val="0"/>
-          <w:color w:val="000000"/>
-          <w:sz w:val="24"/>
-        </w:rPr>
-        <w:t xml:space="preserve"> A crystalline aluminosilicate with the faujasite structure, used as an active component of fluid catalytic cracking catalysts.</w:t>
+        <w:t>1.7 Organisation of the Thesis</w:t>
       </w:r>
     </w:p>
     <w:p>
@@ -1675,22 +1971,45 @@
       <w:r>
         <w:rPr>
           <w:rFonts w:ascii="Times New Roman" w:hAnsi="Times New Roman" w:cs="Times New Roman" w:eastAsia="Times New Roman"/>
+          <w:b w:val="0"/>
+          <w:i w:val="0"/>
+          <w:color w:val="000000"/>
+          <w:sz w:val="24"/>
+        </w:rPr>
+        <w:t>Chapter Two reviews Zeolite Y, steam dealumination, vanadium-related mechanisms, and previous computational studies. Chapter Three describes the cluster model, electronic-structure calculations, pathway searches, and thermochemical site-occupation calculation. Chapter Four presents and discusses the resulting geometries, adsorption energies, transition-state assessments, and thermochemistry in objective order. Chapter Five gives the conclusions and recommendations.</w:t>
+      </w:r>
+    </w:p>
+    <w:p>
+      <w:pPr>
+        <w:pStyle w:val="Heading1"/>
+        <w:pageBreakBefore/>
+        <w:jc w:val="left"/>
+      </w:pPr>
+      <w:r>
+        <w:rPr>
+          <w:rFonts w:ascii="Times New Roman" w:hAnsi="Times New Roman" w:cs="Times New Roman" w:eastAsia="Times New Roman"/>
           <w:b/>
           <w:i w:val="0"/>
           <w:color w:val="000000"/>
           <w:sz w:val="24"/>
         </w:rPr>
-        <w:t>Brønsted acid site:</w:t>
-      </w:r>
-      <w:r>
-        <w:rPr>
-          <w:rFonts w:ascii="Times New Roman" w:hAnsi="Times New Roman" w:cs="Times New Roman" w:eastAsia="Times New Roman"/>
-          <w:b w:val="0"/>
-          <w:i w:val="0"/>
-          <w:color w:val="000000"/>
-          <w:sz w:val="24"/>
-        </w:rPr>
-        <w:t xml:space="preserve"> A proton attached to an oxygen atom between framework aluminium and silicon; it provides acidity for hydrocarbon cracking.</w:t>
+        <w:t>2.0 LITERATURE REVIEW</w:t>
+      </w:r>
+    </w:p>
+    <w:p>
+      <w:pPr>
+        <w:pStyle w:val="Heading2"/>
+        <w:jc w:val="left"/>
+      </w:pPr>
+      <w:r>
+        <w:rPr>
+          <w:rFonts w:ascii="Times New Roman" w:hAnsi="Times New Roman" w:cs="Times New Roman" w:eastAsia="Times New Roman"/>
+          <w:b/>
+          <w:i w:val="0"/>
+          <w:color w:val="000000"/>
+          <w:sz w:val="24"/>
+        </w:rPr>
+        <w:t>2.1 Zeolite Y in Residue Fluid Catalytic Cracking</w:t>
       </w:r>
     </w:p>
     <w:p>
@@ -1703,22 +2022,12 @@
       <w:r>
         <w:rPr>
           <w:rFonts w:ascii="Times New Roman" w:hAnsi="Times New Roman" w:cs="Times New Roman" w:eastAsia="Times New Roman"/>
-          <w:b/>
-          <w:i w:val="0"/>
-          <w:color w:val="000000"/>
-          <w:sz w:val="24"/>
-        </w:rPr>
-        <w:t>Dealumination:</w:t>
-      </w:r>
-      <w:r>
-        <w:rPr>
-          <w:rFonts w:ascii="Times New Roman" w:hAnsi="Times New Roman" w:cs="Times New Roman" w:eastAsia="Times New Roman"/>
           <w:b w:val="0"/>
           <w:i w:val="0"/>
           <w:color w:val="000000"/>
           <w:sz w:val="24"/>
         </w:rPr>
-        <w:t xml:space="preserve"> Removal of aluminium from the zeolite framework, which reduces the number of framework acid sites.</w:t>
+        <w:t>Residue fluid catalytic cracking processes heavy refinery feeds that contain metals and other contaminants. The catalyst circulates between a reactor and a regenerator, where coke is burned off in air and steam. Zeolite Y supplies many of the catalyst's cracking sites, and vanadium carried in the feed can accumulate on the catalyst during operation (Adanenche et al., 2023; Mitchell, 1980).</w:t>
       </w:r>
     </w:p>
     <w:p>
@@ -1731,147 +2040,12 @@
       <w:r>
         <w:rPr>
           <w:rFonts w:ascii="Times New Roman" w:hAnsi="Times New Roman" w:cs="Times New Roman" w:eastAsia="Times New Roman"/>
-          <w:b/>
-          <w:i w:val="0"/>
-          <w:color w:val="000000"/>
-          <w:sz w:val="24"/>
-        </w:rPr>
-        <w:t>Adsorption energy:</w:t>
-      </w:r>
-      <w:r>
-        <w:rPr>
-          <w:rFonts w:ascii="Times New Roman" w:hAnsi="Times New Roman" w:cs="Times New Roman" w:eastAsia="Times New Roman"/>
           <w:b w:val="0"/>
           <w:i w:val="0"/>
           <w:color w:val="000000"/>
           <w:sz w:val="24"/>
         </w:rPr>
-        <w:t xml:space="preserve"> The energy change when a molecule binds to a surface or model site; a negative value indicates that the adsorbed structure has lower electronic energy than the separated species.</w:t>
-      </w:r>
-    </w:p>
-    <w:p>
-      <w:pPr>
-        <w:widowControl/>
-        <w:spacing w:line="480" w:lineRule="auto" w:before="0" w:after="240"/>
-        <w:ind w:firstLine="0" w:left="0"/>
-        <w:jc w:val="both"/>
-      </w:pPr>
-      <w:r>
-        <w:rPr>
-          <w:rFonts w:ascii="Times New Roman" w:hAnsi="Times New Roman" w:cs="Times New Roman" w:eastAsia="Times New Roman"/>
-          <w:b/>
-          <w:i w:val="0"/>
-          <w:color w:val="000000"/>
-          <w:sz w:val="24"/>
-        </w:rPr>
-        <w:t>Stationary point:</w:t>
-      </w:r>
-      <w:r>
-        <w:rPr>
-          <w:rFonts w:ascii="Times New Roman" w:hAnsi="Times New Roman" w:cs="Times New Roman" w:eastAsia="Times New Roman"/>
-          <w:b w:val="0"/>
-          <w:i w:val="0"/>
-          <w:color w:val="000000"/>
-          <w:sz w:val="24"/>
-        </w:rPr>
-        <w:t xml:space="preserve"> A structure at which the calculated energy gradient is zero. A minimum has no meaningful imaginary vibrational frequencies, while a first-order saddle point has one.</w:t>
-      </w:r>
-    </w:p>
-    <w:p>
-      <w:pPr>
-        <w:widowControl/>
-        <w:spacing w:line="480" w:lineRule="auto" w:before="0" w:after="240"/>
-        <w:ind w:firstLine="0" w:left="0"/>
-        <w:jc w:val="both"/>
-      </w:pPr>
-      <w:r>
-        <w:rPr>
-          <w:rFonts w:ascii="Times New Roman" w:hAnsi="Times New Roman" w:cs="Times New Roman" w:eastAsia="Times New Roman"/>
-          <w:b/>
-          <w:i w:val="0"/>
-          <w:color w:val="000000"/>
-          <w:sz w:val="24"/>
-        </w:rPr>
-        <w:t>Imaginary frequency:</w:t>
-      </w:r>
-      <w:r>
-        <w:rPr>
-          <w:rFonts w:ascii="Times New Roman" w:hAnsi="Times New Roman" w:cs="Times New Roman" w:eastAsia="Times New Roman"/>
-          <w:b w:val="0"/>
-          <w:i w:val="0"/>
-          <w:color w:val="000000"/>
-          <w:sz w:val="24"/>
-        </w:rPr>
-        <w:t xml:space="preserve"> A negative calculated vibrational frequency that indicates instability along a particular structural motion.</w:t>
-      </w:r>
-    </w:p>
-    <w:p>
-      <w:pPr>
-        <w:pStyle w:val="Heading1"/>
-        <w:pageBreakBefore/>
-        <w:jc w:val="left"/>
-      </w:pPr>
-      <w:r>
-        <w:rPr>
-          <w:rFonts w:ascii="Times New Roman" w:hAnsi="Times New Roman" w:cs="Times New Roman" w:eastAsia="Times New Roman"/>
-          <w:b/>
-          <w:i w:val="0"/>
-          <w:color w:val="000000"/>
-          <w:sz w:val="24"/>
-        </w:rPr>
-        <w:t>2.0 LITERATURE REVIEW</w:t>
-      </w:r>
-    </w:p>
-    <w:p>
-      <w:pPr>
-        <w:pStyle w:val="Heading2"/>
-        <w:jc w:val="left"/>
-      </w:pPr>
-      <w:r>
-        <w:rPr>
-          <w:rFonts w:ascii="Times New Roman" w:hAnsi="Times New Roman" w:cs="Times New Roman" w:eastAsia="Times New Roman"/>
-          <w:b/>
-          <w:i w:val="0"/>
-          <w:color w:val="000000"/>
-          <w:sz w:val="24"/>
-        </w:rPr>
-        <w:t>2.1 Zeolite Y in Residue Fluid Catalytic Cracking</w:t>
-      </w:r>
-    </w:p>
-    <w:p>
-      <w:pPr>
-        <w:widowControl/>
-        <w:spacing w:line="480" w:lineRule="auto" w:before="0" w:after="240"/>
-        <w:ind w:firstLine="0" w:left="0"/>
-        <w:jc w:val="both"/>
-      </w:pPr>
-      <w:r>
-        <w:rPr>
-          <w:rFonts w:ascii="Times New Roman" w:hAnsi="Times New Roman" w:cs="Times New Roman" w:eastAsia="Times New Roman"/>
-          <w:b w:val="0"/>
-          <w:i w:val="0"/>
-          <w:color w:val="000000"/>
-          <w:sz w:val="24"/>
-        </w:rPr>
-        <w:t>Residue fluid catalytic cracking processes heavy feedstocks that contain metals and other contaminants. The catalyst circulates between the reactor and the regenerator. Coke burns off in the regenerator, where air and steam contact the catalyst at high temperature. Vanadium carried in the feed can accumulate on the catalyst and is associated with loss of zeolite activity (Adanenche et al., 2023).</w:t>
-      </w:r>
-    </w:p>
-    <w:p>
-      <w:pPr>
-        <w:widowControl/>
-        <w:spacing w:line="480" w:lineRule="auto" w:before="0" w:after="240"/>
-        <w:ind w:firstLine="0" w:left="0"/>
-        <w:jc w:val="both"/>
-      </w:pPr>
-      <w:r>
-        <w:rPr>
-          <w:rFonts w:ascii="Times New Roman" w:hAnsi="Times New Roman" w:cs="Times New Roman" w:eastAsia="Times New Roman"/>
-          <w:b w:val="0"/>
-          <w:i w:val="0"/>
-          <w:color w:val="000000"/>
-          <w:sz w:val="24"/>
-        </w:rPr>
-        <w:t>Zeolite Y is the main cracking component in many fluid catalytic cracking catalysts. Its faujasite framework contains interconnected cages and channels, including a large supercage where hydrocarbon reactions occur. Figure 2.1 shows the structure of Zeolite Y and the supercage openings. A framework aluminium atom creates a negative charge that is balanced by a proton on a nearby oxygen, forming a Brønsted acid site.</w:t>
+        <w:t>Zeolite Y has the faujasite framework, a crystalline network of silicon, aluminium, and oxygen atoms. A framework aluminium atom introduces a negative charge that is balanced by a proton on a neighbouring oxygen, forming a Brønsted acid site. Figure 2.1 shows the supercage structure and its twelve-membered-ring opening. When framework aluminium is removed, the associated acid site is lost and neighbouring framework oxygens can form silanol groups (Malola et al., 2012).</w:t>
       </w:r>
     </w:p>
     <w:p>
@@ -1939,6 +2113,22 @@
     </w:p>
     <w:p>
       <w:pPr>
+        <w:pStyle w:val="Heading2"/>
+        <w:jc w:val="left"/>
+      </w:pPr>
+      <w:r>
+        <w:rPr>
+          <w:rFonts w:ascii="Times New Roman" w:hAnsi="Times New Roman" w:cs="Times New Roman" w:eastAsia="Times New Roman"/>
+          <w:b/>
+          <w:i w:val="0"/>
+          <w:color w:val="000000"/>
+          <w:sz w:val="24"/>
+        </w:rPr>
+        <w:t>2.2 Dealumination by Steam</w:t>
+      </w:r>
+    </w:p>
+    <w:p>
+      <w:pPr>
         <w:widowControl/>
         <w:spacing w:line="480" w:lineRule="auto" w:before="0" w:after="240"/>
         <w:ind w:firstLine="0" w:left="0"/>
@@ -1952,397 +2142,7 @@
           <w:color w:val="000000"/>
           <w:sz w:val="24"/>
         </w:rPr>
-        <w:t>The Brønsted acid site helps convert large hydrocarbon molecules into smaller products. Removal of framework aluminium eliminates the associated acid site. The remaining framework oxygens can form hydroxyl groups known as a silanol nest. This process is called dealumination and is one cause of permanent catalyst deactivation.</w:t>
-      </w:r>
-    </w:p>
-    <w:p>
-      <w:pPr>
-        <w:pStyle w:val="Heading2"/>
-        <w:jc w:val="left"/>
-      </w:pPr>
-      <w:r>
-        <w:rPr>
-          <w:rFonts w:ascii="Times New Roman" w:hAnsi="Times New Roman" w:cs="Times New Roman" w:eastAsia="Times New Roman"/>
-          <w:b/>
-          <w:i w:val="0"/>
-          <w:color w:val="000000"/>
-          <w:sz w:val="24"/>
-        </w:rPr>
-        <w:t>2.2 Steam Dealumination</w:t>
-      </w:r>
-    </w:p>
-    <w:p>
-      <w:pPr>
-        <w:widowControl/>
-        <w:spacing w:line="480" w:lineRule="auto" w:before="0" w:after="240"/>
-        <w:ind w:firstLine="0" w:left="0"/>
-        <w:jc w:val="both"/>
-      </w:pPr>
-      <w:r>
-        <w:rPr>
-          <w:rFonts w:ascii="Times New Roman" w:hAnsi="Times New Roman" w:cs="Times New Roman" w:eastAsia="Times New Roman"/>
-          <w:b w:val="0"/>
-          <w:i w:val="0"/>
-          <w:color w:val="000000"/>
-          <w:sz w:val="24"/>
-        </w:rPr>
-        <w:t>Steam can hydrolyse aluminium–oxygen bonds in the zeolite framework. In the simplified overall reaction below, water supplies hydroxyl groups to the aluminium and leaves silanol groups on the framework:</w:t>
-      </w:r>
-    </w:p>
-    <w:p>
-      <w:pPr>
-        <w:widowControl/>
-        <w:spacing w:line="240" w:lineRule="auto" w:before="0" w:after="0"/>
-        <w:ind w:firstLine="0" w:left="0"/>
-        <w:jc w:val="center"/>
-      </w:pPr>
-      <w:r>
-        <w:rPr>
-          <w:rFonts w:ascii="Times New Roman" w:hAnsi="Times New Roman" w:cs="Times New Roman" w:eastAsia="Times New Roman"/>
-          <w:b w:val="0"/>
-          <w:i w:val="0"/>
-          <w:color w:val="000000"/>
-          <w:sz w:val="24"/>
-        </w:rPr>
-        <w:t>Al(OSi)</w:t>
-      </w:r>
-      <w:r>
-        <w:rPr>
-          <w:rFonts w:ascii="Times New Roman" w:hAnsi="Times New Roman" w:cs="Times New Roman" w:eastAsia="Times New Roman"/>
-          <w:b w:val="0"/>
-          <w:i w:val="0"/>
-          <w:color w:val="000000"/>
-          <w:sz w:val="24"/>
-          <w:vertAlign w:val="subscript"/>
-        </w:rPr>
-        <w:t>4</w:t>
-      </w:r>
-      <w:r>
-        <w:rPr>
-          <w:rFonts w:ascii="Times New Roman" w:hAnsi="Times New Roman" w:cs="Times New Roman" w:eastAsia="Times New Roman"/>
-          <w:b w:val="0"/>
-          <w:i w:val="0"/>
-          <w:color w:val="000000"/>
-          <w:sz w:val="24"/>
-        </w:rPr>
-        <w:t>H + 3 H</w:t>
-      </w:r>
-      <w:r>
-        <w:rPr>
-          <w:rFonts w:ascii="Times New Roman" w:hAnsi="Times New Roman" w:cs="Times New Roman" w:eastAsia="Times New Roman"/>
-          <w:b w:val="0"/>
-          <w:i w:val="0"/>
-          <w:color w:val="000000"/>
-          <w:sz w:val="24"/>
-          <w:vertAlign w:val="subscript"/>
-        </w:rPr>
-        <w:t>2</w:t>
-      </w:r>
-      <w:r>
-        <w:rPr>
-          <w:rFonts w:ascii="Times New Roman" w:hAnsi="Times New Roman" w:cs="Times New Roman" w:eastAsia="Times New Roman"/>
-          <w:b w:val="0"/>
-          <w:i w:val="0"/>
-          <w:color w:val="000000"/>
-          <w:sz w:val="24"/>
-        </w:rPr>
-        <w:t>O ⇌ Al(OH)</w:t>
-      </w:r>
-      <w:r>
-        <w:rPr>
-          <w:rFonts w:ascii="Times New Roman" w:hAnsi="Times New Roman" w:cs="Times New Roman" w:eastAsia="Times New Roman"/>
-          <w:b w:val="0"/>
-          <w:i w:val="0"/>
-          <w:color w:val="000000"/>
-          <w:sz w:val="24"/>
-          <w:vertAlign w:val="subscript"/>
-        </w:rPr>
-        <w:t>3</w:t>
-      </w:r>
-      <w:r>
-        <w:rPr>
-          <w:rFonts w:ascii="Times New Roman" w:hAnsi="Times New Roman" w:cs="Times New Roman" w:eastAsia="Times New Roman"/>
-          <w:b w:val="0"/>
-          <w:i w:val="0"/>
-          <w:color w:val="000000"/>
-          <w:sz w:val="24"/>
-        </w:rPr>
-        <w:t xml:space="preserve"> + 4 ≡Si–OH</w:t>
-      </w:r>
-    </w:p>
-    <w:p>
-      <w:pPr>
-        <w:spacing w:line="240" w:lineRule="auto" w:after="240"/>
-        <w:jc w:val="right"/>
-      </w:pPr>
-      <w:r>
-        <w:rPr>
-          <w:rFonts w:ascii="Times New Roman" w:hAnsi="Times New Roman" w:cs="Times New Roman" w:eastAsia="Times New Roman"/>
-          <w:b w:val="0"/>
-          <w:i w:val="0"/>
-          <w:color w:val="000000"/>
-          <w:sz w:val="24"/>
-        </w:rPr>
-        <w:t>(2.1)</w:t>
-      </w:r>
-    </w:p>
-    <w:p>
-      <w:pPr>
-        <w:widowControl/>
-        <w:spacing w:line="480" w:lineRule="auto" w:before="0" w:after="240"/>
-        <w:ind w:firstLine="0" w:left="0"/>
-        <w:jc w:val="both"/>
-      </w:pPr>
-      <w:r>
-        <w:rPr>
-          <w:rFonts w:ascii="Times New Roman" w:hAnsi="Times New Roman" w:cs="Times New Roman" w:eastAsia="Times New Roman"/>
-          <w:b w:val="0"/>
-          <w:i w:val="0"/>
-          <w:color w:val="000000"/>
-          <w:sz w:val="24"/>
-        </w:rPr>
-        <w:t>The aluminium hydroxide can then bind another water molecule and form a hydrated extra-framework species:</w:t>
-      </w:r>
-    </w:p>
-    <w:p>
-      <w:pPr>
-        <w:widowControl/>
-        <w:spacing w:line="240" w:lineRule="auto" w:before="0" w:after="0"/>
-        <w:ind w:firstLine="0" w:left="0"/>
-        <w:jc w:val="center"/>
-      </w:pPr>
-      <w:r>
-        <w:rPr>
-          <w:rFonts w:ascii="Times New Roman" w:hAnsi="Times New Roman" w:cs="Times New Roman" w:eastAsia="Times New Roman"/>
-          <w:b w:val="0"/>
-          <w:i w:val="0"/>
-          <w:color w:val="000000"/>
-          <w:sz w:val="24"/>
-        </w:rPr>
-        <w:t>Al(OH)</w:t>
-      </w:r>
-      <w:r>
-        <w:rPr>
-          <w:rFonts w:ascii="Times New Roman" w:hAnsi="Times New Roman" w:cs="Times New Roman" w:eastAsia="Times New Roman"/>
-          <w:b w:val="0"/>
-          <w:i w:val="0"/>
-          <w:color w:val="000000"/>
-          <w:sz w:val="24"/>
-          <w:vertAlign w:val="subscript"/>
-        </w:rPr>
-        <w:t>3</w:t>
-      </w:r>
-      <w:r>
-        <w:rPr>
-          <w:rFonts w:ascii="Times New Roman" w:hAnsi="Times New Roman" w:cs="Times New Roman" w:eastAsia="Times New Roman"/>
-          <w:b w:val="0"/>
-          <w:i w:val="0"/>
-          <w:color w:val="000000"/>
-          <w:sz w:val="24"/>
-        </w:rPr>
-        <w:t xml:space="preserve"> + H</w:t>
-      </w:r>
-      <w:r>
-        <w:rPr>
-          <w:rFonts w:ascii="Times New Roman" w:hAnsi="Times New Roman" w:cs="Times New Roman" w:eastAsia="Times New Roman"/>
-          <w:b w:val="0"/>
-          <w:i w:val="0"/>
-          <w:color w:val="000000"/>
-          <w:sz w:val="24"/>
-          <w:vertAlign w:val="subscript"/>
-        </w:rPr>
-        <w:t>2</w:t>
-      </w:r>
-      <w:r>
-        <w:rPr>
-          <w:rFonts w:ascii="Times New Roman" w:hAnsi="Times New Roman" w:cs="Times New Roman" w:eastAsia="Times New Roman"/>
-          <w:b w:val="0"/>
-          <w:i w:val="0"/>
-          <w:color w:val="000000"/>
-          <w:sz w:val="24"/>
-        </w:rPr>
-        <w:t>O ⇌ Al(OH)</w:t>
-      </w:r>
-      <w:r>
-        <w:rPr>
-          <w:rFonts w:ascii="Times New Roman" w:hAnsi="Times New Roman" w:cs="Times New Roman" w:eastAsia="Times New Roman"/>
-          <w:b w:val="0"/>
-          <w:i w:val="0"/>
-          <w:color w:val="000000"/>
-          <w:sz w:val="24"/>
-          <w:vertAlign w:val="subscript"/>
-        </w:rPr>
-        <w:t>3</w:t>
-      </w:r>
-      <w:r>
-        <w:rPr>
-          <w:rFonts w:ascii="Times New Roman" w:hAnsi="Times New Roman" w:cs="Times New Roman" w:eastAsia="Times New Roman"/>
-          <w:b w:val="0"/>
-          <w:i w:val="0"/>
-          <w:color w:val="000000"/>
-          <w:sz w:val="24"/>
-        </w:rPr>
-        <w:t>(H</w:t>
-      </w:r>
-      <w:r>
-        <w:rPr>
-          <w:rFonts w:ascii="Times New Roman" w:hAnsi="Times New Roman" w:cs="Times New Roman" w:eastAsia="Times New Roman"/>
-          <w:b w:val="0"/>
-          <w:i w:val="0"/>
-          <w:color w:val="000000"/>
-          <w:sz w:val="24"/>
-          <w:vertAlign w:val="subscript"/>
-        </w:rPr>
-        <w:t>2</w:t>
-      </w:r>
-      <w:r>
-        <w:rPr>
-          <w:rFonts w:ascii="Times New Roman" w:hAnsi="Times New Roman" w:cs="Times New Roman" w:eastAsia="Times New Roman"/>
-          <w:b w:val="0"/>
-          <w:i w:val="0"/>
-          <w:color w:val="000000"/>
-          <w:sz w:val="24"/>
-        </w:rPr>
-        <w:t>O)</w:t>
-      </w:r>
-    </w:p>
-    <w:p>
-      <w:pPr>
-        <w:spacing w:line="240" w:lineRule="auto" w:after="240"/>
-        <w:jc w:val="right"/>
-      </w:pPr>
-      <w:r>
-        <w:rPr>
-          <w:rFonts w:ascii="Times New Roman" w:hAnsi="Times New Roman" w:cs="Times New Roman" w:eastAsia="Times New Roman"/>
-          <w:b w:val="0"/>
-          <w:i w:val="0"/>
-          <w:color w:val="000000"/>
-          <w:sz w:val="24"/>
-        </w:rPr>
-        <w:t>(2.2)</w:t>
-      </w:r>
-    </w:p>
-    <w:p>
-      <w:pPr>
-        <w:widowControl/>
-        <w:spacing w:line="480" w:lineRule="auto" w:before="0" w:after="240"/>
-        <w:ind w:firstLine="0" w:left="0"/>
-        <w:jc w:val="both"/>
-      </w:pPr>
-      <w:r>
-        <w:rPr>
-          <w:rFonts w:ascii="Times New Roman" w:hAnsi="Times New Roman" w:cs="Times New Roman" w:eastAsia="Times New Roman"/>
-          <w:b w:val="0"/>
-          <w:i w:val="0"/>
-          <w:color w:val="000000"/>
-          <w:sz w:val="24"/>
-        </w:rPr>
-        <w:t>Malola et al. (2012) used periodic density functional theory to calculate a stepwise dealumination pathway. They reported that at least three water molecules were needed to release aluminium as Al(OH)</w:t>
-      </w:r>
-      <w:r>
-        <w:rPr>
-          <w:rFonts w:ascii="Times New Roman" w:hAnsi="Times New Roman" w:cs="Times New Roman" w:eastAsia="Times New Roman"/>
-          <w:b w:val="0"/>
-          <w:i w:val="0"/>
-          <w:color w:val="000000"/>
-          <w:sz w:val="24"/>
-          <w:vertAlign w:val="subscript"/>
-        </w:rPr>
-        <w:t>3</w:t>
-      </w:r>
-      <w:r>
-        <w:rPr>
-          <w:rFonts w:ascii="Times New Roman" w:hAnsi="Times New Roman" w:cs="Times New Roman" w:eastAsia="Times New Roman"/>
-          <w:b w:val="0"/>
-          <w:i w:val="0"/>
-          <w:color w:val="000000"/>
-          <w:sz w:val="24"/>
-        </w:rPr>
-        <w:t>, while a fourth water molecule stabilised Al(OH)</w:t>
-      </w:r>
-      <w:r>
-        <w:rPr>
-          <w:rFonts w:ascii="Times New Roman" w:hAnsi="Times New Roman" w:cs="Times New Roman" w:eastAsia="Times New Roman"/>
-          <w:b w:val="0"/>
-          <w:i w:val="0"/>
-          <w:color w:val="000000"/>
-          <w:sz w:val="24"/>
-          <w:vertAlign w:val="subscript"/>
-        </w:rPr>
-        <w:t>3</w:t>
-      </w:r>
-      <w:r>
-        <w:rPr>
-          <w:rFonts w:ascii="Times New Roman" w:hAnsi="Times New Roman" w:cs="Times New Roman" w:eastAsia="Times New Roman"/>
-          <w:b w:val="0"/>
-          <w:i w:val="0"/>
-          <w:color w:val="000000"/>
-          <w:sz w:val="24"/>
-        </w:rPr>
-        <w:t>(H</w:t>
-      </w:r>
-      <w:r>
-        <w:rPr>
-          <w:rFonts w:ascii="Times New Roman" w:hAnsi="Times New Roman" w:cs="Times New Roman" w:eastAsia="Times New Roman"/>
-          <w:b w:val="0"/>
-          <w:i w:val="0"/>
-          <w:color w:val="000000"/>
-          <w:sz w:val="24"/>
-          <w:vertAlign w:val="subscript"/>
-        </w:rPr>
-        <w:t>2</w:t>
-      </w:r>
-      <w:r>
-        <w:rPr>
-          <w:rFonts w:ascii="Times New Roman" w:hAnsi="Times New Roman" w:cs="Times New Roman" w:eastAsia="Times New Roman"/>
-          <w:b w:val="0"/>
-          <w:i w:val="0"/>
-          <w:color w:val="000000"/>
-          <w:sz w:val="24"/>
-        </w:rPr>
-        <w:t>O). Their calculated effective barriers were about 190 kJ mol</w:t>
-      </w:r>
-      <w:r>
-        <w:rPr>
-          <w:rFonts w:ascii="Times New Roman" w:hAnsi="Times New Roman" w:cs="Times New Roman" w:eastAsia="Times New Roman"/>
-          <w:b w:val="0"/>
-          <w:i w:val="0"/>
-          <w:color w:val="000000"/>
-          <w:sz w:val="24"/>
-          <w:vertAlign w:val="superscript"/>
-        </w:rPr>
-        <w:t>-1</w:t>
-      </w:r>
-      <w:r>
-        <w:rPr>
-          <w:rFonts w:ascii="Times New Roman" w:hAnsi="Times New Roman" w:cs="Times New Roman" w:eastAsia="Times New Roman"/>
-          <w:b w:val="0"/>
-          <w:i w:val="0"/>
-          <w:color w:val="000000"/>
-          <w:sz w:val="24"/>
-        </w:rPr>
-        <w:t xml:space="preserve"> when incoming water was referenced to the gas phase and about 260 kJ mol</w:t>
-      </w:r>
-      <w:r>
-        <w:rPr>
-          <w:rFonts w:ascii="Times New Roman" w:hAnsi="Times New Roman" w:cs="Times New Roman" w:eastAsia="Times New Roman"/>
-          <w:b w:val="0"/>
-          <w:i w:val="0"/>
-          <w:color w:val="000000"/>
-          <w:sz w:val="24"/>
-          <w:vertAlign w:val="superscript"/>
-        </w:rPr>
-        <w:t>-1</w:t>
-      </w:r>
-      <w:r>
-        <w:rPr>
-          <w:rFonts w:ascii="Times New Roman" w:hAnsi="Times New Roman" w:cs="Times New Roman" w:eastAsia="Times New Roman"/>
-          <w:b w:val="0"/>
-          <w:i w:val="0"/>
-          <w:color w:val="000000"/>
-          <w:sz w:val="24"/>
-        </w:rPr>
-        <w:t xml:space="preserve"> when it was referenced to an adsorbed state. Figure 2.2 shows the calculated reaction paths.</w:t>
+        <w:t>Steam can hydrolyse framework Al–O–Si bonds during catalyst regeneration. Density functional theory calculations by Malola et al. (2012) described dealumination as a sequence of water-assisted bond-cleavage steps. Their calculated effective barriers depended on the reference state used for the incoming water, showing that reaction energetics depend on how adsorption is represented. Figure 2.2 reproduces their calculated reaction paths for dealumination and desilication.</w:t>
       </w:r>
     </w:p>
     <w:p>
@@ -2423,7 +2223,7 @@
           <w:color w:val="000000"/>
           <w:sz w:val="24"/>
         </w:rPr>
-        <w:t>Silaghi et al. (2016) extended the calculations to several zeolite frameworks, including faujasite. They found a common sequence in which water approached aluminium and hydrolysed framework aluminium–oxygen bonds in stages. Their results supported steam hydrolysis as a baseline process that occurs without vanadium. Any explanation for the additional effect of vanadium therefore needs to identify a step that differs from this water-driven route.</w:t>
+        <w:t>Silaghi et al. (2016) examined dealumination in several zeolite frameworks and discussed how extra-framework aluminium could remain confined within the pores. Their work supported a stepwise description of hydrolysis rather than a single bond-cleavage event. Steam hydrolysis therefore provides the baseline reaction against which any additional effect of vanadium must be assessed.</w:t>
       </w:r>
     </w:p>
     <w:p>
@@ -2439,7 +2239,7 @@
           <w:color w:val="000000"/>
           <w:sz w:val="24"/>
         </w:rPr>
-        <w:t>2.3 Vanadium in the Regenerator</w:t>
+        <w:t>2.3 Vanadium under Regenerator Conditions</w:t>
       </w:r>
     </w:p>
     <w:p>
@@ -2457,7 +2257,146 @@
           <w:color w:val="000000"/>
           <w:sz w:val="24"/>
         </w:rPr>
-        <w:t>Vanadium enters the refinery in metal-containing compounds in the heavy feed. During cracking and regeneration, the organic material is removed and vanadium-containing species remain on the catalyst. Vanadium pentoxide is mobile at typical regenerator temperatures, which can help vanadium move across the catalyst. This movement brings vanadium into contact with the zeolite (Mitchell, 1980; Trujillo et al., 1997).</w:t>
+        <w:t>Vanadium in a regenerated catalyst is commonly associated with oxidised species, including vanadium pentoxide. Wormsbecher et al. (1986) proposed that vanadium pentoxide reacts with steam to form volatile vanadic acid:</w:t>
+      </w:r>
+    </w:p>
+    <w:p>
+      <w:pPr>
+        <w:widowControl/>
+        <w:spacing w:line="240" w:lineRule="auto" w:before="0" w:after="0"/>
+        <w:ind w:firstLine="0" w:left="0"/>
+        <w:jc w:val="center"/>
+      </w:pPr>
+      <w:r>
+        <w:rPr>
+          <w:rFonts w:ascii="Times New Roman" w:hAnsi="Times New Roman" w:cs="Times New Roman" w:eastAsia="Times New Roman"/>
+          <w:b w:val="0"/>
+          <w:i w:val="0"/>
+          <w:color w:val="000000"/>
+          <w:sz w:val="24"/>
+        </w:rPr>
+        <w:t>V</w:t>
+      </w:r>
+      <w:r>
+        <w:rPr>
+          <w:rFonts w:ascii="Times New Roman" w:hAnsi="Times New Roman" w:cs="Times New Roman" w:eastAsia="Times New Roman"/>
+          <w:b w:val="0"/>
+          <w:i w:val="0"/>
+          <w:color w:val="000000"/>
+          <w:sz w:val="24"/>
+          <w:vertAlign w:val="subscript"/>
+        </w:rPr>
+        <w:t>2</w:t>
+      </w:r>
+      <w:r>
+        <w:rPr>
+          <w:rFonts w:ascii="Times New Roman" w:hAnsi="Times New Roman" w:cs="Times New Roman" w:eastAsia="Times New Roman"/>
+          <w:b w:val="0"/>
+          <w:i w:val="0"/>
+          <w:color w:val="000000"/>
+          <w:sz w:val="24"/>
+        </w:rPr>
+        <w:t>O</w:t>
+      </w:r>
+      <w:r>
+        <w:rPr>
+          <w:rFonts w:ascii="Times New Roman" w:hAnsi="Times New Roman" w:cs="Times New Roman" w:eastAsia="Times New Roman"/>
+          <w:b w:val="0"/>
+          <w:i w:val="0"/>
+          <w:color w:val="000000"/>
+          <w:sz w:val="24"/>
+          <w:vertAlign w:val="subscript"/>
+        </w:rPr>
+        <w:t>5</w:t>
+      </w:r>
+      <w:r>
+        <w:rPr>
+          <w:rFonts w:ascii="Times New Roman" w:hAnsi="Times New Roman" w:cs="Times New Roman" w:eastAsia="Times New Roman"/>
+          <w:b w:val="0"/>
+          <w:i w:val="0"/>
+          <w:color w:val="000000"/>
+          <w:sz w:val="24"/>
+        </w:rPr>
+        <w:t>(s) + 3 H</w:t>
+      </w:r>
+      <w:r>
+        <w:rPr>
+          <w:rFonts w:ascii="Times New Roman" w:hAnsi="Times New Roman" w:cs="Times New Roman" w:eastAsia="Times New Roman"/>
+          <w:b w:val="0"/>
+          <w:i w:val="0"/>
+          <w:color w:val="000000"/>
+          <w:sz w:val="24"/>
+          <w:vertAlign w:val="subscript"/>
+        </w:rPr>
+        <w:t>2</w:t>
+      </w:r>
+      <w:r>
+        <w:rPr>
+          <w:rFonts w:ascii="Times New Roman" w:hAnsi="Times New Roman" w:cs="Times New Roman" w:eastAsia="Times New Roman"/>
+          <w:b w:val="0"/>
+          <w:i w:val="0"/>
+          <w:color w:val="000000"/>
+          <w:sz w:val="24"/>
+        </w:rPr>
+        <w:t>O(g) ⇌ 2 H</w:t>
+      </w:r>
+      <w:r>
+        <w:rPr>
+          <w:rFonts w:ascii="Times New Roman" w:hAnsi="Times New Roman" w:cs="Times New Roman" w:eastAsia="Times New Roman"/>
+          <w:b w:val="0"/>
+          <w:i w:val="0"/>
+          <w:color w:val="000000"/>
+          <w:sz w:val="24"/>
+          <w:vertAlign w:val="subscript"/>
+        </w:rPr>
+        <w:t>3</w:t>
+      </w:r>
+      <w:r>
+        <w:rPr>
+          <w:rFonts w:ascii="Times New Roman" w:hAnsi="Times New Roman" w:cs="Times New Roman" w:eastAsia="Times New Roman"/>
+          <w:b w:val="0"/>
+          <w:i w:val="0"/>
+          <w:color w:val="000000"/>
+          <w:sz w:val="24"/>
+        </w:rPr>
+        <w:t>VO</w:t>
+      </w:r>
+      <w:r>
+        <w:rPr>
+          <w:rFonts w:ascii="Times New Roman" w:hAnsi="Times New Roman" w:cs="Times New Roman" w:eastAsia="Times New Roman"/>
+          <w:b w:val="0"/>
+          <w:i w:val="0"/>
+          <w:color w:val="000000"/>
+          <w:sz w:val="24"/>
+          <w:vertAlign w:val="subscript"/>
+        </w:rPr>
+        <w:t>4</w:t>
+      </w:r>
+      <w:r>
+        <w:rPr>
+          <w:rFonts w:ascii="Times New Roman" w:hAnsi="Times New Roman" w:cs="Times New Roman" w:eastAsia="Times New Roman"/>
+          <w:b w:val="0"/>
+          <w:i w:val="0"/>
+          <w:color w:val="000000"/>
+          <w:sz w:val="24"/>
+        </w:rPr>
+        <w:t>(g)</w:t>
+      </w:r>
+    </w:p>
+    <w:p>
+      <w:pPr>
+        <w:spacing w:line="240" w:lineRule="auto" w:after="240"/>
+        <w:jc w:val="right"/>
+      </w:pPr>
+      <w:r>
+        <w:rPr>
+          <w:rFonts w:ascii="Times New Roman" w:hAnsi="Times New Roman" w:cs="Times New Roman" w:eastAsia="Times New Roman"/>
+          <w:b w:val="0"/>
+          <w:i w:val="0"/>
+          <w:color w:val="000000"/>
+          <w:sz w:val="24"/>
+        </w:rPr>
+        <w:t>(2.1)</w:t>
       </w:r>
     </w:p>
     <w:p>
@@ -2475,16 +2414,8 @@
           <w:color w:val="000000"/>
           <w:sz w:val="24"/>
         </w:rPr>
-        <w:t>Wormsbecher et al. (1986) proposed that vanadium pentoxide reacts with steam to produce volatile vanadic acid:</w:t>
-      </w:r>
-    </w:p>
-    <w:p>
-      <w:pPr>
-        <w:widowControl/>
-        <w:spacing w:line="240" w:lineRule="auto" w:before="0" w:after="0"/>
-        <w:ind w:firstLine="0" w:left="0"/>
-        <w:jc w:val="center"/>
-      </w:pPr>
+        <w:t>Wormsbecher et al. (1986) discussed regenerator conditions near 730 °C, with about 20% steam at a total pressure of 2 atm, and estimated vanadic-acid concentrations in the low-parts-per-million range. Trujillo et al. (1997) considered the same high-steam environment and calculated an H</w:t>
+      </w:r>
       <w:r>
         <w:rPr>
           <w:rFonts w:ascii="Times New Roman" w:hAnsi="Times New Roman" w:cs="Times New Roman" w:eastAsia="Times New Roman"/>
@@ -2492,8 +2423,9 @@
           <w:i w:val="0"/>
           <w:color w:val="000000"/>
           <w:sz w:val="24"/>
-        </w:rPr>
-        <w:t>V</w:t>
+          <w:vertAlign w:val="subscript"/>
+        </w:rPr>
+        <w:t>3</w:t>
       </w:r>
       <w:r>
         <w:rPr>
@@ -2502,9 +2434,19 @@
           <w:i w:val="0"/>
           <w:color w:val="000000"/>
           <w:sz w:val="24"/>
+        </w:rPr>
+        <w:t>VO</w:t>
+      </w:r>
+      <w:r>
+        <w:rPr>
+          <w:rFonts w:ascii="Times New Roman" w:hAnsi="Times New Roman" w:cs="Times New Roman" w:eastAsia="Times New Roman"/>
+          <w:b w:val="0"/>
+          <w:i w:val="0"/>
+          <w:color w:val="000000"/>
+          <w:sz w:val="24"/>
           <w:vertAlign w:val="subscript"/>
         </w:rPr>
-        <w:t>2</w:t>
+        <w:t>4</w:t>
       </w:r>
       <w:r>
         <w:rPr>
@@ -2514,7 +2456,7 @@
           <w:color w:val="000000"/>
           <w:sz w:val="24"/>
         </w:rPr>
-        <w:t>O</w:t>
+        <w:t xml:space="preserve"> partial pressure of about 3.37 × 10</w:t>
       </w:r>
       <w:r>
         <w:rPr>
@@ -2523,9 +2465,9 @@
           <w:i w:val="0"/>
           <w:color w:val="000000"/>
           <w:sz w:val="24"/>
-          <w:vertAlign w:val="subscript"/>
-        </w:rPr>
-        <w:t>5</w:t>
+          <w:vertAlign w:val="superscript"/>
+        </w:rPr>
+        <w:t>-6</w:t>
       </w:r>
       <w:r>
         <w:rPr>
@@ -2535,86 +2477,7 @@
           <w:color w:val="000000"/>
           <w:sz w:val="24"/>
         </w:rPr>
-        <w:t xml:space="preserve"> + 3 H</w:t>
-      </w:r>
-      <w:r>
-        <w:rPr>
-          <w:rFonts w:ascii="Times New Roman" w:hAnsi="Times New Roman" w:cs="Times New Roman" w:eastAsia="Times New Roman"/>
-          <w:b w:val="0"/>
-          <w:i w:val="0"/>
-          <w:color w:val="000000"/>
-          <w:sz w:val="24"/>
-          <w:vertAlign w:val="subscript"/>
-        </w:rPr>
-        <w:t>2</w:t>
-      </w:r>
-      <w:r>
-        <w:rPr>
-          <w:rFonts w:ascii="Times New Roman" w:hAnsi="Times New Roman" w:cs="Times New Roman" w:eastAsia="Times New Roman"/>
-          <w:b w:val="0"/>
-          <w:i w:val="0"/>
-          <w:color w:val="000000"/>
-          <w:sz w:val="24"/>
-        </w:rPr>
-        <w:t>O(g) ⇌ 2 H</w:t>
-      </w:r>
-      <w:r>
-        <w:rPr>
-          <w:rFonts w:ascii="Times New Roman" w:hAnsi="Times New Roman" w:cs="Times New Roman" w:eastAsia="Times New Roman"/>
-          <w:b w:val="0"/>
-          <w:i w:val="0"/>
-          <w:color w:val="000000"/>
-          <w:sz w:val="24"/>
-          <w:vertAlign w:val="subscript"/>
-        </w:rPr>
-        <w:t>3</w:t>
-      </w:r>
-      <w:r>
-        <w:rPr>
-          <w:rFonts w:ascii="Times New Roman" w:hAnsi="Times New Roman" w:cs="Times New Roman" w:eastAsia="Times New Roman"/>
-          <w:b w:val="0"/>
-          <w:i w:val="0"/>
-          <w:color w:val="000000"/>
-          <w:sz w:val="24"/>
-        </w:rPr>
-        <w:t>VO</w:t>
-      </w:r>
-      <w:r>
-        <w:rPr>
-          <w:rFonts w:ascii="Times New Roman" w:hAnsi="Times New Roman" w:cs="Times New Roman" w:eastAsia="Times New Roman"/>
-          <w:b w:val="0"/>
-          <w:i w:val="0"/>
-          <w:color w:val="000000"/>
-          <w:sz w:val="24"/>
-          <w:vertAlign w:val="subscript"/>
-        </w:rPr>
-        <w:t>4</w:t>
-      </w:r>
-      <w:r>
-        <w:rPr>
-          <w:rFonts w:ascii="Times New Roman" w:hAnsi="Times New Roman" w:cs="Times New Roman" w:eastAsia="Times New Roman"/>
-          <w:b w:val="0"/>
-          <w:i w:val="0"/>
-          <w:color w:val="000000"/>
-          <w:sz w:val="24"/>
-        </w:rPr>
-        <w:t>(g)</w:t>
-      </w:r>
-    </w:p>
-    <w:p>
-      <w:pPr>
-        <w:spacing w:line="240" w:lineRule="auto" w:after="240"/>
-        <w:jc w:val="right"/>
-      </w:pPr>
-      <w:r>
-        <w:rPr>
-          <w:rFonts w:ascii="Times New Roman" w:hAnsi="Times New Roman" w:cs="Times New Roman" w:eastAsia="Times New Roman"/>
-          <w:b w:val="0"/>
-          <w:i w:val="0"/>
-          <w:color w:val="000000"/>
-          <w:sz w:val="24"/>
-        </w:rPr>
-        <w:t>(2.3)</w:t>
+        <w:t xml:space="preserve"> atm, corresponding to approximately 1.7 ppm at 2 atm. These estimates show why a comparison with abundant water is important, although the bulk gas composition does not by itself determine the local concentration inside a zeolite pore.</w:t>
       </w:r>
     </w:p>
     <w:p>
@@ -2632,7 +2495,23 @@
           <w:color w:val="000000"/>
           <w:sz w:val="24"/>
         </w:rPr>
-        <w:t>They estimated a bulk vanadic-acid concentration of about 1–10 ppm under the regenerator conditions they considered. They argued that vanadic acid could hydrolyse the zeolite framework because it is an acid. Their work also showed that basic oxides, including magnesia, could capture vanadium and reduce catalyst damage.</w:t>
+        <w:t>Occelli (1991) reviewed the interactions of vanadium species with cracking catalysts and described changes in vanadium speciation during steaming and hydrolysis. Trujillo et al. (1997) proposed that vanadium could reach acid sites and form vanadic acid in the presence of water. They also discussed the possibility that vanadic acid becomes locally concentrated within the zeolite, an effect that a small gas-phase cluster cannot represent directly.</w:t>
+      </w:r>
+    </w:p>
+    <w:p>
+      <w:pPr>
+        <w:pStyle w:val="Heading2"/>
+        <w:jc w:val="left"/>
+      </w:pPr>
+      <w:r>
+        <w:rPr>
+          <w:rFonts w:ascii="Times New Roman" w:hAnsi="Times New Roman" w:cs="Times New Roman" w:eastAsia="Times New Roman"/>
+          <w:b/>
+          <w:i w:val="0"/>
+          <w:color w:val="000000"/>
+          <w:sz w:val="24"/>
+        </w:rPr>
+        <w:t>2.4 Proposed Explanations for Vanadium-Related Damage</w:t>
       </w:r>
     </w:p>
     <w:p>
@@ -2650,24 +2529,449 @@
           <w:color w:val="000000"/>
           <w:sz w:val="24"/>
         </w:rPr>
-        <w:t>Trujillo et al. (1997) examined vanadium species in steamed zeolites. They found that oxidising conditions were important and proposed that vanadium could first occupy acid sites and then be released as vanadic acid in the presence of steam. The authors also noted a concentration problem: steam is present at a much higher concentration than vanadic acid. They proposed that vanadic acid could reach a higher local concentration inside the zeolite than in the surrounding gas, but that local concentration was not quantified by the adsorption calculations in the present study.</w:t>
+        <w:t>Three explanations are central to the discussion of vanadium-related damage. The vanadic-acid explanation assigns a direct role to H</w:t>
+      </w:r>
+      <w:r>
+        <w:rPr>
+          <w:rFonts w:ascii="Times New Roman" w:hAnsi="Times New Roman" w:cs="Times New Roman" w:eastAsia="Times New Roman"/>
+          <w:b w:val="0"/>
+          <w:i w:val="0"/>
+          <w:color w:val="000000"/>
+          <w:sz w:val="24"/>
+          <w:vertAlign w:val="subscript"/>
+        </w:rPr>
+        <w:t>3</w:t>
+      </w:r>
+      <w:r>
+        <w:rPr>
+          <w:rFonts w:ascii="Times New Roman" w:hAnsi="Times New Roman" w:cs="Times New Roman" w:eastAsia="Times New Roman"/>
+          <w:b w:val="0"/>
+          <w:i w:val="0"/>
+          <w:color w:val="000000"/>
+          <w:sz w:val="24"/>
+        </w:rPr>
+        <w:t>VO</w:t>
+      </w:r>
+      <w:r>
+        <w:rPr>
+          <w:rFonts w:ascii="Times New Roman" w:hAnsi="Times New Roman" w:cs="Times New Roman" w:eastAsia="Times New Roman"/>
+          <w:b w:val="0"/>
+          <w:i w:val="0"/>
+          <w:color w:val="000000"/>
+          <w:sz w:val="24"/>
+          <w:vertAlign w:val="subscript"/>
+        </w:rPr>
+        <w:t>4</w:t>
+      </w:r>
+      <w:r>
+        <w:rPr>
+          <w:rFonts w:ascii="Times New Roman" w:hAnsi="Times New Roman" w:cs="Times New Roman" w:eastAsia="Times New Roman"/>
+          <w:b w:val="0"/>
+          <w:i w:val="0"/>
+          <w:color w:val="000000"/>
+          <w:sz w:val="24"/>
+        </w:rPr>
+        <w:t xml:space="preserve"> in framework hydrolysis. The steam-dominated explanation assigns the main attack to water and treats vanadium as a catalyst or secondary influence. The sodium-mediated explanation proposes that vanadium mobilises sodium, after which sodium hydroxide damages the framework. Table 2.1 summarises the main claims and the studies on which they were based.</w:t>
       </w:r>
     </w:p>
     <w:p>
       <w:pPr>
-        <w:pStyle w:val="Heading2"/>
+        <w:keepNext/>
+        <w:keepLines/>
+        <w:widowControl/>
+        <w:spacing w:line="480" w:lineRule="auto" w:before="0" w:after="80"/>
+        <w:ind w:firstLine="0" w:left="0"/>
         <w:jc w:val="left"/>
       </w:pPr>
-      <w:r>
-        <w:rPr>
-          <w:rFonts w:ascii="Times New Roman" w:hAnsi="Times New Roman" w:cs="Times New Roman" w:eastAsia="Times New Roman"/>
-          <w:b/>
-          <w:i w:val="0"/>
-          <w:color w:val="000000"/>
-          <w:sz w:val="24"/>
-        </w:rPr>
-        <w:t>2.4 Proposed Explanations for Vanadium-Related Damage</w:t>
-      </w:r>
+      <w:bookmarkStart w:id="3" w:name="Table_2_1"/>
+      <w:r>
+        <w:rPr>
+          <w:rFonts w:ascii="Times New Roman" w:hAnsi="Times New Roman" w:cs="Times New Roman" w:eastAsia="Times New Roman"/>
+          <w:b w:val="0"/>
+          <w:i w:val="0"/>
+          <w:color w:val="000000"/>
+          <w:sz w:val="24"/>
+        </w:rPr>
+        <w:t>Table 2.1: Proposed explanations for vanadium-related damage to Zeolite Y</w:t>
+      </w:r>
+      <w:bookmarkEnd w:id="3"/>
+    </w:p>
+    <w:tbl>
+      <w:tblPr>
+        <w:tblW w:type="auto" w:w="0"/>
+        <w:jc w:val="center"/>
+        <w:tblLayout w:type="autofit"/>
+        <w:tblLook w:firstColumn="1" w:firstRow="1" w:lastColumn="0" w:lastRow="0" w:noHBand="0" w:noVBand="1" w:val="04A0"/>
+        <w:tblBorders>
+          <w:top w:val="single" w:sz="4" w:space="0" w:color="000000"/>
+          <w:left w:val="single" w:sz="4" w:space="0" w:color="000000"/>
+          <w:bottom w:val="single" w:sz="4" w:space="0" w:color="000000"/>
+          <w:right w:val="single" w:sz="4" w:space="0" w:color="000000"/>
+          <w:insideH w:val="single" w:sz="4" w:space="0" w:color="000000"/>
+          <w:insideV w:val="single" w:sz="4" w:space="0" w:color="000000"/>
+        </w:tblBorders>
+      </w:tblPr>
+      <w:tblGrid>
+        <w:gridCol w:w="2835"/>
+        <w:gridCol w:w="2835"/>
+        <w:gridCol w:w="2835"/>
+      </w:tblGrid>
+      <w:tr>
+        <w:trPr>
+          <w:tblHeader w:val="true"/>
+          <w:cantSplit/>
+        </w:trPr>
+        <w:tc>
+          <w:tcPr>
+            <w:tcW w:type="dxa" w:w="2835"/>
+          </w:tcPr>
+          <w:p>
+            <w:pPr>
+              <w:widowControl/>
+              <w:spacing w:line="480" w:lineRule="auto" w:before="0" w:after="40"/>
+              <w:ind w:firstLine="0" w:left="0"/>
+              <w:jc w:val="left"/>
+            </w:pPr>
+            <w:r/>
+            <w:r>
+              <w:rPr>
+                <w:rFonts w:ascii="Times New Roman" w:hAnsi="Times New Roman" w:cs="Times New Roman" w:eastAsia="Times New Roman"/>
+                <w:b/>
+                <w:i w:val="0"/>
+                <w:color w:val="000000"/>
+                <w:sz w:val="24"/>
+              </w:rPr>
+              <w:t>Proposed mechanism</w:t>
+            </w:r>
+          </w:p>
+        </w:tc>
+        <w:tc>
+          <w:tcPr>
+            <w:tcW w:type="dxa" w:w="2835"/>
+          </w:tcPr>
+          <w:p>
+            <w:pPr>
+              <w:widowControl/>
+              <w:spacing w:line="480" w:lineRule="auto" w:before="0" w:after="40"/>
+              <w:ind w:firstLine="0" w:left="0"/>
+              <w:jc w:val="left"/>
+            </w:pPr>
+            <w:r/>
+            <w:r>
+              <w:rPr>
+                <w:rFonts w:ascii="Times New Roman" w:hAnsi="Times New Roman" w:cs="Times New Roman" w:eastAsia="Times New Roman"/>
+                <w:b/>
+                <w:i w:val="0"/>
+                <w:color w:val="000000"/>
+                <w:sz w:val="24"/>
+              </w:rPr>
+              <w:t>Proposed role of vanadium</w:t>
+            </w:r>
+          </w:p>
+        </w:tc>
+        <w:tc>
+          <w:tcPr>
+            <w:tcW w:type="dxa" w:w="2835"/>
+          </w:tcPr>
+          <w:p>
+            <w:pPr>
+              <w:widowControl/>
+              <w:spacing w:line="480" w:lineRule="auto" w:before="0" w:after="40"/>
+              <w:ind w:firstLine="0" w:left="0"/>
+              <w:jc w:val="left"/>
+            </w:pPr>
+            <w:r/>
+            <w:r>
+              <w:rPr>
+                <w:rFonts w:ascii="Times New Roman" w:hAnsi="Times New Roman" w:cs="Times New Roman" w:eastAsia="Times New Roman"/>
+                <w:b/>
+                <w:i w:val="0"/>
+                <w:color w:val="000000"/>
+                <w:sz w:val="24"/>
+              </w:rPr>
+              <w:t>Evidence discussed in the literature</w:t>
+            </w:r>
+          </w:p>
+        </w:tc>
+      </w:tr>
+      <w:tr>
+        <w:trPr>
+          <w:cantSplit/>
+        </w:trPr>
+        <w:tc>
+          <w:tcPr>
+            <w:tcW w:type="dxa" w:w="2835"/>
+          </w:tcPr>
+          <w:p>
+            <w:pPr>
+              <w:widowControl/>
+              <w:spacing w:line="480" w:lineRule="auto" w:before="0" w:after="40"/>
+              <w:ind w:firstLine="0" w:left="0"/>
+              <w:jc w:val="left"/>
+            </w:pPr>
+            <w:r/>
+            <w:r>
+              <w:rPr>
+                <w:rFonts w:ascii="Times New Roman" w:hAnsi="Times New Roman" w:cs="Times New Roman" w:eastAsia="Times New Roman"/>
+                <w:b w:val="0"/>
+                <w:i w:val="0"/>
+                <w:color w:val="000000"/>
+                <w:sz w:val="24"/>
+              </w:rPr>
+              <w:t>Vanadic-acid route</w:t>
+            </w:r>
+          </w:p>
+        </w:tc>
+        <w:tc>
+          <w:tcPr>
+            <w:tcW w:type="dxa" w:w="2835"/>
+          </w:tcPr>
+          <w:p>
+            <w:pPr>
+              <w:widowControl/>
+              <w:spacing w:line="480" w:lineRule="auto" w:before="0" w:after="40"/>
+              <w:ind w:firstLine="0" w:left="0"/>
+              <w:jc w:val="left"/>
+            </w:pPr>
+            <w:r/>
+            <w:r>
+              <w:rPr>
+                <w:rFonts w:ascii="Times New Roman" w:hAnsi="Times New Roman" w:cs="Times New Roman" w:eastAsia="Times New Roman"/>
+                <w:b w:val="0"/>
+                <w:i w:val="0"/>
+                <w:color w:val="000000"/>
+                <w:sz w:val="24"/>
+              </w:rPr>
+              <w:t>H</w:t>
+            </w:r>
+            <w:r>
+              <w:rPr>
+                <w:rFonts w:ascii="Times New Roman" w:hAnsi="Times New Roman" w:cs="Times New Roman" w:eastAsia="Times New Roman"/>
+                <w:b w:val="0"/>
+                <w:i w:val="0"/>
+                <w:color w:val="000000"/>
+                <w:sz w:val="24"/>
+                <w:vertAlign w:val="subscript"/>
+              </w:rPr>
+              <w:t>3</w:t>
+            </w:r>
+            <w:r>
+              <w:rPr>
+                <w:rFonts w:ascii="Times New Roman" w:hAnsi="Times New Roman" w:cs="Times New Roman" w:eastAsia="Times New Roman"/>
+                <w:b w:val="0"/>
+                <w:i w:val="0"/>
+                <w:color w:val="000000"/>
+                <w:sz w:val="24"/>
+              </w:rPr>
+              <w:t>VO</w:t>
+            </w:r>
+            <w:r>
+              <w:rPr>
+                <w:rFonts w:ascii="Times New Roman" w:hAnsi="Times New Roman" w:cs="Times New Roman" w:eastAsia="Times New Roman"/>
+                <w:b w:val="0"/>
+                <w:i w:val="0"/>
+                <w:color w:val="000000"/>
+                <w:sz w:val="24"/>
+                <w:vertAlign w:val="subscript"/>
+              </w:rPr>
+              <w:t>4</w:t>
+            </w:r>
+            <w:r>
+              <w:rPr>
+                <w:rFonts w:ascii="Times New Roman" w:hAnsi="Times New Roman" w:cs="Times New Roman" w:eastAsia="Times New Roman"/>
+                <w:b w:val="0"/>
+                <w:i w:val="0"/>
+                <w:color w:val="000000"/>
+                <w:sz w:val="24"/>
+              </w:rPr>
+              <w:t xml:space="preserve"> directly promotes framework hydrolysis</w:t>
+            </w:r>
+          </w:p>
+        </w:tc>
+        <w:tc>
+          <w:tcPr>
+            <w:tcW w:type="dxa" w:w="2835"/>
+          </w:tcPr>
+          <w:p>
+            <w:pPr>
+              <w:widowControl/>
+              <w:spacing w:line="480" w:lineRule="auto" w:before="0" w:after="40"/>
+              <w:ind w:firstLine="0" w:left="0"/>
+              <w:jc w:val="left"/>
+            </w:pPr>
+            <w:r/>
+            <w:r>
+              <w:rPr>
+                <w:rFonts w:ascii="Times New Roman" w:hAnsi="Times New Roman" w:cs="Times New Roman" w:eastAsia="Times New Roman"/>
+                <w:b w:val="0"/>
+                <w:i w:val="0"/>
+                <w:color w:val="000000"/>
+                <w:sz w:val="24"/>
+              </w:rPr>
+              <w:t>Vanadium species in steamed catalysts and proposed acid-site chemistry, Wormsbecher et al. (1986) and Trujillo et al. (1997)</w:t>
+            </w:r>
+          </w:p>
+        </w:tc>
+      </w:tr>
+      <w:tr>
+        <w:trPr>
+          <w:cantSplit/>
+        </w:trPr>
+        <w:tc>
+          <w:tcPr>
+            <w:tcW w:type="dxa" w:w="2835"/>
+          </w:tcPr>
+          <w:p>
+            <w:pPr>
+              <w:widowControl/>
+              <w:spacing w:line="480" w:lineRule="auto" w:before="0" w:after="40"/>
+              <w:ind w:firstLine="0" w:left="0"/>
+              <w:jc w:val="left"/>
+            </w:pPr>
+            <w:r/>
+            <w:r>
+              <w:rPr>
+                <w:rFonts w:ascii="Times New Roman" w:hAnsi="Times New Roman" w:cs="Times New Roman" w:eastAsia="Times New Roman"/>
+                <w:b w:val="0"/>
+                <w:i w:val="0"/>
+                <w:color w:val="000000"/>
+                <w:sz w:val="24"/>
+              </w:rPr>
+              <w:t>Steam-dominated route</w:t>
+            </w:r>
+          </w:p>
+        </w:tc>
+        <w:tc>
+          <w:tcPr>
+            <w:tcW w:type="dxa" w:w="2835"/>
+          </w:tcPr>
+          <w:p>
+            <w:pPr>
+              <w:widowControl/>
+              <w:spacing w:line="480" w:lineRule="auto" w:before="0" w:after="40"/>
+              <w:ind w:firstLine="0" w:left="0"/>
+              <w:jc w:val="left"/>
+            </w:pPr>
+            <w:r/>
+            <w:r>
+              <w:rPr>
+                <w:rFonts w:ascii="Times New Roman" w:hAnsi="Times New Roman" w:cs="Times New Roman" w:eastAsia="Times New Roman"/>
+                <w:b w:val="0"/>
+                <w:i w:val="0"/>
+                <w:color w:val="000000"/>
+                <w:sz w:val="24"/>
+              </w:rPr>
+              <w:t>Steam hydrolyses the framework and vanadium is secondary or catalytic</w:t>
+            </w:r>
+          </w:p>
+        </w:tc>
+        <w:tc>
+          <w:tcPr>
+            <w:tcW w:type="dxa" w:w="2835"/>
+          </w:tcPr>
+          <w:p>
+            <w:pPr>
+              <w:widowControl/>
+              <w:spacing w:line="480" w:lineRule="auto" w:before="0" w:after="40"/>
+              <w:ind w:firstLine="0" w:left="0"/>
+              <w:jc w:val="left"/>
+            </w:pPr>
+            <w:r/>
+            <w:r>
+              <w:rPr>
+                <w:rFonts w:ascii="Times New Roman" w:hAnsi="Times New Roman" w:cs="Times New Roman" w:eastAsia="Times New Roman"/>
+                <w:b w:val="0"/>
+                <w:i w:val="0"/>
+                <w:color w:val="000000"/>
+                <w:sz w:val="24"/>
+              </w:rPr>
+              <w:t>Similar apparent activation energies with and without vanadium and damage to silicalite, Pine (1990)</w:t>
+            </w:r>
+          </w:p>
+        </w:tc>
+      </w:tr>
+      <w:tr>
+        <w:trPr>
+          <w:cantSplit/>
+        </w:trPr>
+        <w:tc>
+          <w:tcPr>
+            <w:tcW w:type="dxa" w:w="2835"/>
+          </w:tcPr>
+          <w:p>
+            <w:pPr>
+              <w:widowControl/>
+              <w:spacing w:line="480" w:lineRule="auto" w:before="0" w:after="40"/>
+              <w:ind w:firstLine="0" w:left="0"/>
+              <w:jc w:val="left"/>
+            </w:pPr>
+            <w:r/>
+            <w:r>
+              <w:rPr>
+                <w:rFonts w:ascii="Times New Roman" w:hAnsi="Times New Roman" w:cs="Times New Roman" w:eastAsia="Times New Roman"/>
+                <w:b w:val="0"/>
+                <w:i w:val="0"/>
+                <w:color w:val="000000"/>
+                <w:sz w:val="24"/>
+              </w:rPr>
+              <w:t>Sodium-mediated route</w:t>
+            </w:r>
+          </w:p>
+        </w:tc>
+        <w:tc>
+          <w:tcPr>
+            <w:tcW w:type="dxa" w:w="2835"/>
+          </w:tcPr>
+          <w:p>
+            <w:pPr>
+              <w:widowControl/>
+              <w:spacing w:line="480" w:lineRule="auto" w:before="0" w:after="40"/>
+              <w:ind w:firstLine="0" w:left="0"/>
+              <w:jc w:val="left"/>
+            </w:pPr>
+            <w:r/>
+            <w:r>
+              <w:rPr>
+                <w:rFonts w:ascii="Times New Roman" w:hAnsi="Times New Roman" w:cs="Times New Roman" w:eastAsia="Times New Roman"/>
+                <w:b w:val="0"/>
+                <w:i w:val="0"/>
+                <w:color w:val="000000"/>
+                <w:sz w:val="24"/>
+              </w:rPr>
+              <w:t>Vanadium helps mobilise sodium and steam enables NaOH attack</w:t>
+            </w:r>
+          </w:p>
+        </w:tc>
+        <w:tc>
+          <w:tcPr>
+            <w:tcW w:type="dxa" w:w="2835"/>
+          </w:tcPr>
+          <w:p>
+            <w:pPr>
+              <w:widowControl/>
+              <w:spacing w:line="480" w:lineRule="auto" w:before="0" w:after="40"/>
+              <w:ind w:firstLine="0" w:left="0"/>
+              <w:jc w:val="left"/>
+            </w:pPr>
+            <w:r/>
+            <w:r>
+              <w:rPr>
+                <w:rFonts w:ascii="Times New Roman" w:hAnsi="Times New Roman" w:cs="Times New Roman" w:eastAsia="Times New Roman"/>
+                <w:b w:val="0"/>
+                <w:i w:val="0"/>
+                <w:color w:val="000000"/>
+                <w:sz w:val="24"/>
+              </w:rPr>
+              <w:t>Dependence of destruction on sodium availability and experiments with sodium vanadate, Xu et al. (2002)</w:t>
+            </w:r>
+          </w:p>
+        </w:tc>
+      </w:tr>
+    </w:tbl>
+    <w:p>
+      <w:pPr>
+        <w:spacing w:after="160"/>
+      </w:pPr>
     </w:p>
     <w:p>
       <w:pPr>
@@ -2684,7 +2988,25 @@
           <w:color w:val="000000"/>
           <w:sz w:val="24"/>
         </w:rPr>
-        <w:t>Three explanations have been used to describe vanadium-related damage to Zeolite Y. The first assigns the damage to steam alone, with vanadium acting as a spectator or a minor accelerator. The second proposes that vanadic acid promotes hydrolysis of framework aluminium–oxygen bonds. The third proposes that vanadium releases sodium and that sodium hydroxide attacks the framework; Figure 2.3 summarises these alternatives.</w:t>
+        <w:t>Pine (1990) reported that vanadium loading did not change the measured apparent activation energy for destruction of ultra-stable Y zeolite under his test conditions. He also reported damage to silicalite, which contains little framework aluminium. These observations challenged an explanation based only on direct attack by vanadic acid at aluminium-containing sites, but they did not establish that vanadium was inactive under all catalyst conditions.</w:t>
+      </w:r>
+    </w:p>
+    <w:p>
+      <w:pPr>
+        <w:widowControl/>
+        <w:spacing w:line="480" w:lineRule="auto" w:before="0" w:after="240"/>
+        <w:ind w:firstLine="0" w:left="0"/>
+        <w:jc w:val="both"/>
+      </w:pPr>
+      <w:r>
+        <w:rPr>
+          <w:rFonts w:ascii="Times New Roman" w:hAnsi="Times New Roman" w:cs="Times New Roman" w:eastAsia="Times New Roman"/>
+          <w:b w:val="0"/>
+          <w:i w:val="0"/>
+          <w:color w:val="000000"/>
+          <w:sz w:val="24"/>
+        </w:rPr>
+        <w:t>Xu et al. (2002) proposed that vanadium and sodium could act together. In their mechanism, vanadium-containing species mobilised sodium, and steam then enabled formation of sodium hydroxide, which attacked the zeolite framework. This explanation predicts a strong dependence on sodium content and differs from a mechanism in which vanadic acid directly hydrolyses framework Al–O bonds. Figure 2.3 presents these competing explanations and the adsorption comparison addressed in this study.</w:t>
       </w:r>
     </w:p>
     <w:p>
@@ -2737,7 +3059,7 @@
         <w:ind w:firstLine="0" w:left="0"/>
         <w:jc w:val="center"/>
       </w:pPr>
-      <w:bookmarkStart w:id="3" w:name="Figure_2_3"/>
+      <w:bookmarkStart w:id="4" w:name="Figure_2_3"/>
       <w:r>
         <w:rPr>
           <w:rFonts w:ascii="Times New Roman" w:hAnsi="Times New Roman" w:cs="Times New Roman" w:eastAsia="Times New Roman"/>
@@ -2748,7 +3070,7 @@
         </w:rPr>
         <w:t>Figure 2.3: Proposed explanations for vanadium-related damage to Zeolite Y and the adsorption comparison examined in this study</w:t>
       </w:r>
-      <w:bookmarkEnd w:id="3"/>
+      <w:bookmarkEnd w:id="4"/>
     </w:p>
     <w:p>
       <w:pPr>
@@ -2765,297 +3087,23 @@
           <w:color w:val="000000"/>
           <w:sz w:val="24"/>
         </w:rPr>
-        <w:t>The vanadic-acid explanation began with Wormsbecher et al. (1986) and was developed by Trujillo et al. (1997). Trujillo et al. proposed that vanadium could bind at a zeolite acid site and then form vanadic acid in the presence of steam. They represented the proposed steps as:</w:t>
+        <w:t>The mechanisms are not mutually exclusive. Steam is present in the regenerator, while the role of vanadium may depend on sodium content, oxidation conditions, and the distribution of vanadium within the catalyst. A comparison of adsorption energies addresses only one part of this debate and cannot by itself distinguish the complete reaction mechanisms.</w:t>
       </w:r>
     </w:p>
     <w:p>
       <w:pPr>
-        <w:widowControl/>
-        <w:spacing w:line="240" w:lineRule="auto" w:before="0" w:after="0"/>
-        <w:ind w:firstLine="0" w:left="0"/>
-        <w:jc w:val="center"/>
-      </w:pPr>
-      <w:r>
-        <w:rPr>
-          <w:rFonts w:ascii="Times New Roman" w:hAnsi="Times New Roman" w:cs="Times New Roman" w:eastAsia="Times New Roman"/>
-          <w:b w:val="0"/>
-          <w:i w:val="0"/>
-          <w:color w:val="000000"/>
-          <w:sz w:val="24"/>
-        </w:rPr>
-        <w:t>V</w:t>
-      </w:r>
-      <w:r>
-        <w:rPr>
-          <w:rFonts w:ascii="Times New Roman" w:hAnsi="Times New Roman" w:cs="Times New Roman" w:eastAsia="Times New Roman"/>
-          <w:b w:val="0"/>
-          <w:i w:val="0"/>
-          <w:color w:val="000000"/>
-          <w:sz w:val="24"/>
-          <w:vertAlign w:val="subscript"/>
-        </w:rPr>
-        <w:t>2</w:t>
-      </w:r>
-      <w:r>
-        <w:rPr>
-          <w:rFonts w:ascii="Times New Roman" w:hAnsi="Times New Roman" w:cs="Times New Roman" w:eastAsia="Times New Roman"/>
-          <w:b w:val="0"/>
-          <w:i w:val="0"/>
-          <w:color w:val="000000"/>
-          <w:sz w:val="24"/>
-        </w:rPr>
-        <w:t>O</w:t>
-      </w:r>
-      <w:r>
-        <w:rPr>
-          <w:rFonts w:ascii="Times New Roman" w:hAnsi="Times New Roman" w:cs="Times New Roman" w:eastAsia="Times New Roman"/>
-          <w:b w:val="0"/>
-          <w:i w:val="0"/>
-          <w:color w:val="000000"/>
-          <w:sz w:val="24"/>
-          <w:vertAlign w:val="subscript"/>
-        </w:rPr>
-        <w:t>5</w:t>
-      </w:r>
-      <w:r>
-        <w:rPr>
-          <w:rFonts w:ascii="Times New Roman" w:hAnsi="Times New Roman" w:cs="Times New Roman" w:eastAsia="Times New Roman"/>
-          <w:b w:val="0"/>
-          <w:i w:val="0"/>
-          <w:color w:val="000000"/>
-          <w:sz w:val="24"/>
-        </w:rPr>
-        <w:t xml:space="preserve"> + 2 H</w:t>
-      </w:r>
-      <w:r>
-        <w:rPr>
-          <w:rFonts w:ascii="Times New Roman" w:hAnsi="Times New Roman" w:cs="Times New Roman" w:eastAsia="Times New Roman"/>
-          <w:b w:val="0"/>
-          <w:i w:val="0"/>
-          <w:color w:val="000000"/>
-          <w:sz w:val="24"/>
-          <w:vertAlign w:val="superscript"/>
-        </w:rPr>
-        <w:t>+</w:t>
-      </w:r>
-      <w:r>
-        <w:rPr>
-          <w:rFonts w:ascii="Times New Roman" w:hAnsi="Times New Roman" w:cs="Times New Roman" w:eastAsia="Times New Roman"/>
-          <w:b w:val="0"/>
-          <w:i w:val="0"/>
-          <w:color w:val="000000"/>
-          <w:sz w:val="24"/>
-        </w:rPr>
-        <w:t>–Y ⇌ 2 VO</w:t>
-      </w:r>
-      <w:r>
-        <w:rPr>
-          <w:rFonts w:ascii="Times New Roman" w:hAnsi="Times New Roman" w:cs="Times New Roman" w:eastAsia="Times New Roman"/>
-          <w:b w:val="0"/>
-          <w:i w:val="0"/>
-          <w:color w:val="000000"/>
-          <w:sz w:val="24"/>
-          <w:vertAlign w:val="subscript"/>
-        </w:rPr>
-        <w:t>2</w:t>
-      </w:r>
-      <w:r>
-        <w:rPr>
-          <w:rFonts w:ascii="Times New Roman" w:hAnsi="Times New Roman" w:cs="Times New Roman" w:eastAsia="Times New Roman"/>
-          <w:b w:val="0"/>
-          <w:i w:val="0"/>
-          <w:color w:val="000000"/>
-          <w:sz w:val="24"/>
-          <w:vertAlign w:val="superscript"/>
-        </w:rPr>
-        <w:t>+</w:t>
-      </w:r>
-      <w:r>
-        <w:rPr>
-          <w:rFonts w:ascii="Times New Roman" w:hAnsi="Times New Roman" w:cs="Times New Roman" w:eastAsia="Times New Roman"/>
-          <w:b w:val="0"/>
-          <w:i w:val="0"/>
-          <w:color w:val="000000"/>
-          <w:sz w:val="24"/>
-        </w:rPr>
-        <w:t>–Y + H</w:t>
-      </w:r>
-      <w:r>
-        <w:rPr>
-          <w:rFonts w:ascii="Times New Roman" w:hAnsi="Times New Roman" w:cs="Times New Roman" w:eastAsia="Times New Roman"/>
-          <w:b w:val="0"/>
-          <w:i w:val="0"/>
-          <w:color w:val="000000"/>
-          <w:sz w:val="24"/>
-          <w:vertAlign w:val="subscript"/>
-        </w:rPr>
-        <w:t>2</w:t>
-      </w:r>
-      <w:r>
-        <w:rPr>
-          <w:rFonts w:ascii="Times New Roman" w:hAnsi="Times New Roman" w:cs="Times New Roman" w:eastAsia="Times New Roman"/>
-          <w:b w:val="0"/>
-          <w:i w:val="0"/>
-          <w:color w:val="000000"/>
-          <w:sz w:val="24"/>
-        </w:rPr>
-        <w:t>O</w:t>
-      </w:r>
-    </w:p>
-    <w:p>
-      <w:pPr>
-        <w:spacing w:line="240" w:lineRule="auto" w:after="240"/>
-        <w:jc w:val="right"/>
-      </w:pPr>
-      <w:r>
-        <w:rPr>
-          <w:rFonts w:ascii="Times New Roman" w:hAnsi="Times New Roman" w:cs="Times New Roman" w:eastAsia="Times New Roman"/>
-          <w:b w:val="0"/>
-          <w:i w:val="0"/>
-          <w:color w:val="000000"/>
-          <w:sz w:val="24"/>
-        </w:rPr>
-        <w:t>(2.4)</w:t>
-      </w:r>
-    </w:p>
-    <w:p>
-      <w:pPr>
-        <w:widowControl/>
-        <w:spacing w:line="240" w:lineRule="auto" w:before="0" w:after="0"/>
-        <w:ind w:firstLine="0" w:left="0"/>
-        <w:jc w:val="center"/>
-      </w:pPr>
-      <w:r>
-        <w:rPr>
-          <w:rFonts w:ascii="Times New Roman" w:hAnsi="Times New Roman" w:cs="Times New Roman" w:eastAsia="Times New Roman"/>
-          <w:b w:val="0"/>
-          <w:i w:val="0"/>
-          <w:color w:val="000000"/>
-          <w:sz w:val="24"/>
-        </w:rPr>
-        <w:t>VO</w:t>
-      </w:r>
-      <w:r>
-        <w:rPr>
-          <w:rFonts w:ascii="Times New Roman" w:hAnsi="Times New Roman" w:cs="Times New Roman" w:eastAsia="Times New Roman"/>
-          <w:b w:val="0"/>
-          <w:i w:val="0"/>
-          <w:color w:val="000000"/>
-          <w:sz w:val="24"/>
-          <w:vertAlign w:val="subscript"/>
-        </w:rPr>
-        <w:t>2</w:t>
-      </w:r>
-      <w:r>
-        <w:rPr>
-          <w:rFonts w:ascii="Times New Roman" w:hAnsi="Times New Roman" w:cs="Times New Roman" w:eastAsia="Times New Roman"/>
-          <w:b w:val="0"/>
-          <w:i w:val="0"/>
-          <w:color w:val="000000"/>
-          <w:sz w:val="24"/>
-          <w:vertAlign w:val="superscript"/>
-        </w:rPr>
-        <w:t>+</w:t>
-      </w:r>
-      <w:r>
-        <w:rPr>
-          <w:rFonts w:ascii="Times New Roman" w:hAnsi="Times New Roman" w:cs="Times New Roman" w:eastAsia="Times New Roman"/>
-          <w:b w:val="0"/>
-          <w:i w:val="0"/>
-          <w:color w:val="000000"/>
-          <w:sz w:val="24"/>
-        </w:rPr>
-        <w:t>–Y + 2 H</w:t>
-      </w:r>
-      <w:r>
-        <w:rPr>
-          <w:rFonts w:ascii="Times New Roman" w:hAnsi="Times New Roman" w:cs="Times New Roman" w:eastAsia="Times New Roman"/>
-          <w:b w:val="0"/>
-          <w:i w:val="0"/>
-          <w:color w:val="000000"/>
-          <w:sz w:val="24"/>
-          <w:vertAlign w:val="subscript"/>
-        </w:rPr>
-        <w:t>2</w:t>
-      </w:r>
-      <w:r>
-        <w:rPr>
-          <w:rFonts w:ascii="Times New Roman" w:hAnsi="Times New Roman" w:cs="Times New Roman" w:eastAsia="Times New Roman"/>
-          <w:b w:val="0"/>
-          <w:i w:val="0"/>
-          <w:color w:val="000000"/>
-          <w:sz w:val="24"/>
-        </w:rPr>
-        <w:t>O ⇌ H</w:t>
-      </w:r>
-      <w:r>
-        <w:rPr>
-          <w:rFonts w:ascii="Times New Roman" w:hAnsi="Times New Roman" w:cs="Times New Roman" w:eastAsia="Times New Roman"/>
-          <w:b w:val="0"/>
-          <w:i w:val="0"/>
-          <w:color w:val="000000"/>
-          <w:sz w:val="24"/>
-          <w:vertAlign w:val="superscript"/>
-        </w:rPr>
-        <w:t>+</w:t>
-      </w:r>
-      <w:r>
-        <w:rPr>
-          <w:rFonts w:ascii="Times New Roman" w:hAnsi="Times New Roman" w:cs="Times New Roman" w:eastAsia="Times New Roman"/>
-          <w:b w:val="0"/>
-          <w:i w:val="0"/>
-          <w:color w:val="000000"/>
-          <w:sz w:val="24"/>
-        </w:rPr>
-        <w:t>–Y + H</w:t>
-      </w:r>
-      <w:r>
-        <w:rPr>
-          <w:rFonts w:ascii="Times New Roman" w:hAnsi="Times New Roman" w:cs="Times New Roman" w:eastAsia="Times New Roman"/>
-          <w:b w:val="0"/>
-          <w:i w:val="0"/>
-          <w:color w:val="000000"/>
-          <w:sz w:val="24"/>
-          <w:vertAlign w:val="subscript"/>
-        </w:rPr>
-        <w:t>3</w:t>
-      </w:r>
-      <w:r>
-        <w:rPr>
-          <w:rFonts w:ascii="Times New Roman" w:hAnsi="Times New Roman" w:cs="Times New Roman" w:eastAsia="Times New Roman"/>
-          <w:b w:val="0"/>
-          <w:i w:val="0"/>
-          <w:color w:val="000000"/>
-          <w:sz w:val="24"/>
-        </w:rPr>
-        <w:t>VO</w:t>
-      </w:r>
-      <w:r>
-        <w:rPr>
-          <w:rFonts w:ascii="Times New Roman" w:hAnsi="Times New Roman" w:cs="Times New Roman" w:eastAsia="Times New Roman"/>
-          <w:b w:val="0"/>
-          <w:i w:val="0"/>
-          <w:color w:val="000000"/>
-          <w:sz w:val="24"/>
-          <w:vertAlign w:val="subscript"/>
-        </w:rPr>
-        <w:t>4</w:t>
-      </w:r>
-    </w:p>
-    <w:p>
-      <w:pPr>
-        <w:spacing w:line="240" w:lineRule="auto" w:after="240"/>
-        <w:jc w:val="right"/>
-      </w:pPr>
-      <w:r>
-        <w:rPr>
-          <w:rFonts w:ascii="Times New Roman" w:hAnsi="Times New Roman" w:cs="Times New Roman" w:eastAsia="Times New Roman"/>
-          <w:b w:val="0"/>
-          <w:i w:val="0"/>
-          <w:color w:val="000000"/>
-          <w:sz w:val="24"/>
-        </w:rPr>
-        <w:t>(2.5)</w:t>
+        <w:pStyle w:val="Heading2"/>
+        <w:jc w:val="left"/>
+      </w:pPr>
+      <w:r>
+        <w:rPr>
+          <w:rFonts w:ascii="Times New Roman" w:hAnsi="Times New Roman" w:cs="Times New Roman" w:eastAsia="Times New Roman"/>
+          <w:b/>
+          <w:i w:val="0"/>
+          <w:color w:val="000000"/>
+          <w:sz w:val="24"/>
+        </w:rPr>
+        <w:t>2.5 Evidence of Damage and Mitigation</w:t>
       </w:r>
     </w:p>
     <w:p>
@@ -3073,376 +3121,7 @@
           <w:color w:val="000000"/>
           <w:sz w:val="24"/>
         </w:rPr>
-        <w:t>In this account, vanadium can move through the catalyst and promote damage without being consumed in each dealumination event. However, the proposed mechanism must explain how a low concentration of vanadic acid affects the framework in a regenerator containing much more steam. It must also explain why other acids present in the regenerator do not produce the same effect.</w:t>
-      </w:r>
-    </w:p>
-    <w:p>
-      <w:pPr>
-        <w:widowControl/>
-        <w:spacing w:line="480" w:lineRule="auto" w:before="0" w:after="240"/>
-        <w:ind w:firstLine="0" w:left="0"/>
-        <w:jc w:val="both"/>
-      </w:pPr>
-      <w:r>
-        <w:rPr>
-          <w:rFonts w:ascii="Times New Roman" w:hAnsi="Times New Roman" w:cs="Times New Roman" w:eastAsia="Times New Roman"/>
-          <w:b w:val="0"/>
-          <w:i w:val="0"/>
-          <w:color w:val="000000"/>
-          <w:sz w:val="24"/>
-        </w:rPr>
-        <w:t>Pine (1990) measured zeolite destruction over a range of vanadium loadings and found a similar activation energy with and without vanadium. He also reported damage to silicalite, which contains little framework aluminium. These results led him to argue that vanadium did not control the rate-determining step and that the damage was not restricted to aluminium sites. His findings therefore challenged a mechanism that depends only on direct attack at aluminium-containing acid sites.</w:t>
-      </w:r>
-    </w:p>
-    <w:p>
-      <w:pPr>
-        <w:widowControl/>
-        <w:spacing w:line="480" w:lineRule="auto" w:before="0" w:after="240"/>
-        <w:ind w:firstLine="0" w:left="0"/>
-        <w:jc w:val="both"/>
-      </w:pPr>
-      <w:r>
-        <w:rPr>
-          <w:rFonts w:ascii="Times New Roman" w:hAnsi="Times New Roman" w:cs="Times New Roman" w:eastAsia="Times New Roman"/>
-          <w:b w:val="0"/>
-          <w:i w:val="0"/>
-          <w:color w:val="000000"/>
-          <w:sz w:val="24"/>
-        </w:rPr>
-        <w:t>Xu et al. (2002) proposed that vanadium acts through exchangeable sodium. In their experiments, reducing the sodium content reduced the effect of vanadium, while sodium-containing compounds caused damage in the presence of steam. They proposed that vanadium mobilises sodium and that the resulting sodium hydroxide attacks the framework. Their simplified sequence was:</w:t>
-      </w:r>
-    </w:p>
-    <w:p>
-      <w:pPr>
-        <w:widowControl/>
-        <w:spacing w:line="240" w:lineRule="auto" w:before="0" w:after="0"/>
-        <w:ind w:firstLine="0" w:left="0"/>
-        <w:jc w:val="center"/>
-      </w:pPr>
-      <w:r>
-        <w:rPr>
-          <w:rFonts w:ascii="Times New Roman" w:hAnsi="Times New Roman" w:cs="Times New Roman" w:eastAsia="Times New Roman"/>
-          <w:b w:val="0"/>
-          <w:i w:val="0"/>
-          <w:color w:val="000000"/>
-          <w:sz w:val="24"/>
-        </w:rPr>
-        <w:t>HVO</w:t>
-      </w:r>
-      <w:r>
-        <w:rPr>
-          <w:rFonts w:ascii="Times New Roman" w:hAnsi="Times New Roman" w:cs="Times New Roman" w:eastAsia="Times New Roman"/>
-          <w:b w:val="0"/>
-          <w:i w:val="0"/>
-          <w:color w:val="000000"/>
-          <w:sz w:val="24"/>
-          <w:vertAlign w:val="subscript"/>
-        </w:rPr>
-        <w:t>3</w:t>
-      </w:r>
-      <w:r>
-        <w:rPr>
-          <w:rFonts w:ascii="Times New Roman" w:hAnsi="Times New Roman" w:cs="Times New Roman" w:eastAsia="Times New Roman"/>
-          <w:b w:val="0"/>
-          <w:i w:val="0"/>
-          <w:color w:val="000000"/>
-          <w:sz w:val="24"/>
-        </w:rPr>
-        <w:t xml:space="preserve"> + Na</w:t>
-      </w:r>
-      <w:r>
-        <w:rPr>
-          <w:rFonts w:ascii="Times New Roman" w:hAnsi="Times New Roman" w:cs="Times New Roman" w:eastAsia="Times New Roman"/>
-          <w:b w:val="0"/>
-          <w:i w:val="0"/>
-          <w:color w:val="000000"/>
-          <w:sz w:val="24"/>
-          <w:vertAlign w:val="superscript"/>
-        </w:rPr>
-        <w:t>+</w:t>
-      </w:r>
-      <w:r>
-        <w:rPr>
-          <w:rFonts w:ascii="Times New Roman" w:hAnsi="Times New Roman" w:cs="Times New Roman" w:eastAsia="Times New Roman"/>
-          <w:b w:val="0"/>
-          <w:i w:val="0"/>
-          <w:color w:val="000000"/>
-          <w:sz w:val="24"/>
-        </w:rPr>
-        <w:t>–Y ⇌ NaVO</w:t>
-      </w:r>
-      <w:r>
-        <w:rPr>
-          <w:rFonts w:ascii="Times New Roman" w:hAnsi="Times New Roman" w:cs="Times New Roman" w:eastAsia="Times New Roman"/>
-          <w:b w:val="0"/>
-          <w:i w:val="0"/>
-          <w:color w:val="000000"/>
-          <w:sz w:val="24"/>
-          <w:vertAlign w:val="subscript"/>
-        </w:rPr>
-        <w:t>3</w:t>
-      </w:r>
-      <w:r>
-        <w:rPr>
-          <w:rFonts w:ascii="Times New Roman" w:hAnsi="Times New Roman" w:cs="Times New Roman" w:eastAsia="Times New Roman"/>
-          <w:b w:val="0"/>
-          <w:i w:val="0"/>
-          <w:color w:val="000000"/>
-          <w:sz w:val="24"/>
-        </w:rPr>
-        <w:t xml:space="preserve"> + H</w:t>
-      </w:r>
-      <w:r>
-        <w:rPr>
-          <w:rFonts w:ascii="Times New Roman" w:hAnsi="Times New Roman" w:cs="Times New Roman" w:eastAsia="Times New Roman"/>
-          <w:b w:val="0"/>
-          <w:i w:val="0"/>
-          <w:color w:val="000000"/>
-          <w:sz w:val="24"/>
-          <w:vertAlign w:val="superscript"/>
-        </w:rPr>
-        <w:t>+</w:t>
-      </w:r>
-      <w:r>
-        <w:rPr>
-          <w:rFonts w:ascii="Times New Roman" w:hAnsi="Times New Roman" w:cs="Times New Roman" w:eastAsia="Times New Roman"/>
-          <w:b w:val="0"/>
-          <w:i w:val="0"/>
-          <w:color w:val="000000"/>
-          <w:sz w:val="24"/>
-        </w:rPr>
-        <w:t>–Y</w:t>
-      </w:r>
-    </w:p>
-    <w:p>
-      <w:pPr>
-        <w:spacing w:line="240" w:lineRule="auto" w:after="240"/>
-        <w:jc w:val="right"/>
-      </w:pPr>
-      <w:r>
-        <w:rPr>
-          <w:rFonts w:ascii="Times New Roman" w:hAnsi="Times New Roman" w:cs="Times New Roman" w:eastAsia="Times New Roman"/>
-          <w:b w:val="0"/>
-          <w:i w:val="0"/>
-          <w:color w:val="000000"/>
-          <w:sz w:val="24"/>
-        </w:rPr>
-        <w:t>(2.6)</w:t>
-      </w:r>
-    </w:p>
-    <w:p>
-      <w:pPr>
-        <w:widowControl/>
-        <w:spacing w:line="240" w:lineRule="auto" w:before="0" w:after="0"/>
-        <w:ind w:firstLine="0" w:left="0"/>
-        <w:jc w:val="center"/>
-      </w:pPr>
-      <w:r>
-        <w:rPr>
-          <w:rFonts w:ascii="Times New Roman" w:hAnsi="Times New Roman" w:cs="Times New Roman" w:eastAsia="Times New Roman"/>
-          <w:b w:val="0"/>
-          <w:i w:val="0"/>
-          <w:color w:val="000000"/>
-          <w:sz w:val="24"/>
-        </w:rPr>
-        <w:t>NaVO</w:t>
-      </w:r>
-      <w:r>
-        <w:rPr>
-          <w:rFonts w:ascii="Times New Roman" w:hAnsi="Times New Roman" w:cs="Times New Roman" w:eastAsia="Times New Roman"/>
-          <w:b w:val="0"/>
-          <w:i w:val="0"/>
-          <w:color w:val="000000"/>
-          <w:sz w:val="24"/>
-          <w:vertAlign w:val="subscript"/>
-        </w:rPr>
-        <w:t>3</w:t>
-      </w:r>
-      <w:r>
-        <w:rPr>
-          <w:rFonts w:ascii="Times New Roman" w:hAnsi="Times New Roman" w:cs="Times New Roman" w:eastAsia="Times New Roman"/>
-          <w:b w:val="0"/>
-          <w:i w:val="0"/>
-          <w:color w:val="000000"/>
-          <w:sz w:val="24"/>
-        </w:rPr>
-        <w:t xml:space="preserve"> + H</w:t>
-      </w:r>
-      <w:r>
-        <w:rPr>
-          <w:rFonts w:ascii="Times New Roman" w:hAnsi="Times New Roman" w:cs="Times New Roman" w:eastAsia="Times New Roman"/>
-          <w:b w:val="0"/>
-          <w:i w:val="0"/>
-          <w:color w:val="000000"/>
-          <w:sz w:val="24"/>
-          <w:vertAlign w:val="subscript"/>
-        </w:rPr>
-        <w:t>2</w:t>
-      </w:r>
-      <w:r>
-        <w:rPr>
-          <w:rFonts w:ascii="Times New Roman" w:hAnsi="Times New Roman" w:cs="Times New Roman" w:eastAsia="Times New Roman"/>
-          <w:b w:val="0"/>
-          <w:i w:val="0"/>
-          <w:color w:val="000000"/>
-          <w:sz w:val="24"/>
-        </w:rPr>
-        <w:t>O ⇌ HVO</w:t>
-      </w:r>
-      <w:r>
-        <w:rPr>
-          <w:rFonts w:ascii="Times New Roman" w:hAnsi="Times New Roman" w:cs="Times New Roman" w:eastAsia="Times New Roman"/>
-          <w:b w:val="0"/>
-          <w:i w:val="0"/>
-          <w:color w:val="000000"/>
-          <w:sz w:val="24"/>
-          <w:vertAlign w:val="subscript"/>
-        </w:rPr>
-        <w:t>3</w:t>
-      </w:r>
-      <w:r>
-        <w:rPr>
-          <w:rFonts w:ascii="Times New Roman" w:hAnsi="Times New Roman" w:cs="Times New Roman" w:eastAsia="Times New Roman"/>
-          <w:b w:val="0"/>
-          <w:i w:val="0"/>
-          <w:color w:val="000000"/>
-          <w:sz w:val="24"/>
-        </w:rPr>
-        <w:t xml:space="preserve"> + NaOH</w:t>
-      </w:r>
-    </w:p>
-    <w:p>
-      <w:pPr>
-        <w:spacing w:line="240" w:lineRule="auto" w:after="240"/>
-        <w:jc w:val="right"/>
-      </w:pPr>
-      <w:r>
-        <w:rPr>
-          <w:rFonts w:ascii="Times New Roman" w:hAnsi="Times New Roman" w:cs="Times New Roman" w:eastAsia="Times New Roman"/>
-          <w:b w:val="0"/>
-          <w:i w:val="0"/>
-          <w:color w:val="000000"/>
-          <w:sz w:val="24"/>
-        </w:rPr>
-        <w:t>(2.7)</w:t>
-      </w:r>
-    </w:p>
-    <w:p>
-      <w:pPr>
-        <w:widowControl/>
-        <w:spacing w:line="240" w:lineRule="auto" w:before="0" w:after="0"/>
-        <w:ind w:firstLine="0" w:left="0"/>
-        <w:jc w:val="center"/>
-      </w:pPr>
-      <w:r>
-        <w:rPr>
-          <w:rFonts w:ascii="Times New Roman" w:hAnsi="Times New Roman" w:cs="Times New Roman" w:eastAsia="Times New Roman"/>
-          <w:b w:val="0"/>
-          <w:i w:val="0"/>
-          <w:color w:val="000000"/>
-          <w:sz w:val="24"/>
-        </w:rPr>
-        <w:t>NaOH ⇌ Naᵟ</w:t>
-      </w:r>
-      <w:r>
-        <w:rPr>
-          <w:rFonts w:ascii="Times New Roman" w:hAnsi="Times New Roman" w:cs="Times New Roman" w:eastAsia="Times New Roman"/>
-          <w:b w:val="0"/>
-          <w:i w:val="0"/>
-          <w:color w:val="000000"/>
-          <w:sz w:val="24"/>
-          <w:vertAlign w:val="superscript"/>
-        </w:rPr>
-        <w:t>+</w:t>
-      </w:r>
-      <w:r>
-        <w:rPr>
-          <w:rFonts w:ascii="Times New Roman" w:hAnsi="Times New Roman" w:cs="Times New Roman" w:eastAsia="Times New Roman"/>
-          <w:b w:val="0"/>
-          <w:i w:val="0"/>
-          <w:color w:val="000000"/>
-          <w:sz w:val="24"/>
-        </w:rPr>
-        <w:t>OHᵟ</w:t>
-      </w:r>
-      <w:r>
-        <w:rPr>
-          <w:rFonts w:ascii="Times New Roman" w:hAnsi="Times New Roman" w:cs="Times New Roman" w:eastAsia="Times New Roman"/>
-          <w:b w:val="0"/>
-          <w:i w:val="0"/>
-          <w:color w:val="000000"/>
-          <w:sz w:val="24"/>
-          <w:vertAlign w:val="superscript"/>
-        </w:rPr>
-        <w:t>-</w:t>
-      </w:r>
-    </w:p>
-    <w:p>
-      <w:pPr>
-        <w:spacing w:line="240" w:lineRule="auto" w:after="240"/>
-        <w:jc w:val="right"/>
-      </w:pPr>
-      <w:r>
-        <w:rPr>
-          <w:rFonts w:ascii="Times New Roman" w:hAnsi="Times New Roman" w:cs="Times New Roman" w:eastAsia="Times New Roman"/>
-          <w:b w:val="0"/>
-          <w:i w:val="0"/>
-          <w:color w:val="000000"/>
-          <w:sz w:val="24"/>
-        </w:rPr>
-        <w:t>(2.8)</w:t>
-      </w:r>
-    </w:p>
-    <w:p>
-      <w:pPr>
-        <w:widowControl/>
-        <w:spacing w:line="480" w:lineRule="auto" w:before="0" w:after="240"/>
-        <w:ind w:firstLine="0" w:left="0"/>
-        <w:jc w:val="both"/>
-      </w:pPr>
-      <w:r>
-        <w:rPr>
-          <w:rFonts w:ascii="Times New Roman" w:hAnsi="Times New Roman" w:cs="Times New Roman" w:eastAsia="Times New Roman"/>
-          <w:b w:val="0"/>
-          <w:i w:val="0"/>
-          <w:color w:val="000000"/>
-          <w:sz w:val="24"/>
-        </w:rPr>
-        <w:t>The sodium mechanism does not require vanadic acid to outcompete steam for an acid site. It instead predicts that sodium content should strongly affect the extent of damage. The model in this study did not contain sodium, so it could not test that mechanism directly.</w:t>
-      </w:r>
-    </w:p>
-    <w:p>
-      <w:pPr>
-        <w:pStyle w:val="Heading2"/>
-        <w:jc w:val="left"/>
-      </w:pPr>
-      <w:r>
-        <w:rPr>
-          <w:rFonts w:ascii="Times New Roman" w:hAnsi="Times New Roman" w:cs="Times New Roman" w:eastAsia="Times New Roman"/>
-          <w:b/>
-          <w:i w:val="0"/>
-          <w:color w:val="000000"/>
-          <w:sz w:val="24"/>
-        </w:rPr>
-        <w:t>2.5 Evidence of Damage and Methods of Protection</w:t>
-      </w:r>
-    </w:p>
-    <w:p>
-      <w:pPr>
-        <w:widowControl/>
-        <w:spacing w:line="480" w:lineRule="auto" w:before="0" w:after="240"/>
-        <w:ind w:firstLine="0" w:left="0"/>
-        <w:jc w:val="both"/>
-      </w:pPr>
-      <w:r>
-        <w:rPr>
-          <w:rFonts w:ascii="Times New Roman" w:hAnsi="Times New Roman" w:cs="Times New Roman" w:eastAsia="Times New Roman"/>
-          <w:b w:val="0"/>
-          <w:i w:val="0"/>
-          <w:color w:val="000000"/>
-          <w:sz w:val="24"/>
-        </w:rPr>
-        <w:t>Etim et al. (2016) studied vanadium-contaminated ultra-stable Y zeolite after steaming. They reported changes in the pore structure and a large loss of surface area at higher vanadium loading. Figure 2.4 shows transmission electron micrographs from their study. These measurements confirm that vanadium and steam can cause substantial structural damage, but they do not by themselves identify the elementary reaction that causes it.</w:t>
+        <w:t>Etim et al. (2016) examined vanadium-contaminated ultra-stable Y zeolite after steaming and reported changes in the framework and micropore structure. Figure 2.4 shows transmission electron micrographs from their study. Such structural measurements establish that the combined treatment can damage zeolite, but they do not alone identify which elementary step caused the damage.</w:t>
       </w:r>
     </w:p>
     <w:p>
@@ -3495,7 +3174,7 @@
         <w:ind w:firstLine="0" w:left="0"/>
         <w:jc w:val="center"/>
       </w:pPr>
-      <w:bookmarkStart w:id="4" w:name="Figure_2_4"/>
+      <w:bookmarkStart w:id="5" w:name="Figure_2_4"/>
       <w:r>
         <w:rPr>
           <w:rFonts w:ascii="Times New Roman" w:hAnsi="Times New Roman" w:cs="Times New Roman" w:eastAsia="Times New Roman"/>
@@ -3506,7 +3185,7 @@
         </w:rPr>
         <w:t>Figure 2.4: Transmission electron micrographs of ultra-stable Y zeolite before and after vanadium contamination and steaming</w:t>
       </w:r>
-      <w:bookmarkEnd w:id="4"/>
+      <w:bookmarkEnd w:id="5"/>
     </w:p>
     <w:p>
       <w:pPr>
@@ -3523,7 +3202,7 @@
           <w:color w:val="000000"/>
           <w:sz w:val="24"/>
         </w:rPr>
-        <w:t>Researchers have tested metal traps and passivators to reduce vanadium contact with the zeolite. Wormsbecher et al. (1986) reported that magnesia protected catalyst activity under their test conditions. Etim et al. (2018) examined magnesium–yttrium oxide and reported vanadium capture as yttrium vanadate. Faghani et al. (2024) reported improved structural retention with barium titanate. These studies show that vanadium immobilisation is a practical mitigation route, although the performance of a trap depends on the catalyst and operating conditions.</w:t>
+        <w:t>Researchers have also investigated additives that capture or passivate vanadium. Wormsbecher et al. (1986) reported catalyst protection by basic oxides under their test conditions, while Etim et al. (2018) evaluated a magnesium–yttrium oxide trap and linked vanadium capture to formation of immobile yttrium vanadate. These studies demonstrate the practical importance of controlling vanadium, while leaving open the detailed molecular pathway by which it affects the zeolite framework.</w:t>
       </w:r>
     </w:p>
     <w:p>
@@ -3539,7 +3218,7 @@
           <w:color w:val="000000"/>
           <w:sz w:val="24"/>
         </w:rPr>
-        <w:t>2.6 Computational Studies and the Research Gap</w:t>
+        <w:t>2.6 Computational Studies and Research Gap</w:t>
       </w:r>
     </w:p>
     <w:p>
@@ -3557,7 +3236,7 @@
           <w:color w:val="000000"/>
           <w:sz w:val="24"/>
         </w:rPr>
-        <w:t>Density functional theory has been used to examine zeolite dealumination and vanadium-containing zeolites. Malola et al. (2012) and Silaghi et al. (2016) calculated water-driven dealumination pathways. Tielens and Dzwigaj (2010) used calculations to study acid sites in vanadium-containing zeolites. These studies provide methods and mechanisms relevant to the present work, but they did not compare vanadic acid and water adsorption at the same Zeolite Y acid site.</w:t>
+        <w:t>Periodic DFT has been used to calculate water-driven dealumination pathways in zeolites (Malola et al., 2012; Silaghi et al., 2016). Tielens and Dzwigaj (2010) studied acid-base sites in vanadium redox zeolites, but their model concerned vanadium incorporated within a zeolite rather than an external vanadic-acid molecule attacking a framework bond. The studies reviewed here did not provide a direct comparison of vanadic acid and water adsorption at the same Zeolite Y Brønsted acid site.</w:t>
       </w:r>
     </w:p>
     <w:p>
@@ -3575,7 +3254,7 @@
           <w:color w:val="000000"/>
           <w:sz w:val="24"/>
         </w:rPr>
-        <w:t>Semi-empirical methods such as GFN2-xTB can screen structures at lower computational cost than density functional theory (Bannwarth, Ehlert, &amp; Grimme, 2019). Hybrid functionals such as B3LYP and PBE0 provide a more detailed estimate of electronic energies (Becke, 1993; Lee, Yang, &amp; Parr, 1988; Adamo &amp; Barone, 1999). Dispersion corrections and suitable basis sets are also important when comparing adsorbed structures (Grimme, Ehrlich, &amp; Goerigk, 2011; Weigend &amp; Ahlrichs, 2005).</w:t>
+        <w:t>The present comparison used GFN2-xTB to screen structures and hybrid DFT to refine accepted geometries and calculate electronic energies. GFN2-xTB is a semi-empirical method designed for efficient calculations on larger molecular systems (Bannwarth, Ehlert, &amp; Grimme, 2019). B3LYP and PBE0 are hybrid density functionals, while dispersion corrections and triple-zeta basis sets improve the treatment of intermolecular interactions (Becke, 1993; Lee, Yang, &amp; Parr, 1988; Adamo &amp; Barone, 1999; Grimme, Ehrlich, &amp; Goerigk, 2011; Weigend &amp; Ahlrichs, 2005).</w:t>
       </w:r>
     </w:p>
     <w:p>
@@ -3593,7 +3272,7 @@
           <w:color w:val="000000"/>
           <w:sz w:val="24"/>
         </w:rPr>
-        <w:t>The literature therefore leaves a specific comparison unresolved: the relative adsorption energies of vanadic acid and water at one model Zeolite Y Brønsted acid site. This project made that comparison using the same cluster and density-functional levels for both adsorbates. It also examined thermochemical corrections and attempted to validate candidate structures beyond adsorption, while treating failed calculations as limitations rather than as evidence for a reaction barrier.</w:t>
+        <w:t>This study addressed the adsorption comparison and evaluated the thermochemistry and candidate pathway structures produced by the calculations. It did not treat a failed optimisation as evidence for a reaction barrier. The calculations therefore provide a focused model comparison rather than a complete validation of any one mechanism.</w:t>
       </w:r>
     </w:p>
     <w:p>
@@ -3626,7 +3305,7 @@
           <w:color w:val="000000"/>
           <w:sz w:val="24"/>
         </w:rPr>
-        <w:t>3.1 Computational Design and Resources</w:t>
+        <w:t>3.1 Computational Workflow and Resources</w:t>
       </w:r>
     </w:p>
     <w:p>
@@ -3644,7 +3323,7 @@
           <w:color w:val="000000"/>
           <w:sz w:val="24"/>
         </w:rPr>
-        <w:t>A two-stage computational workflow was used. GFN2-xTB calculations screened initial structures and candidate reaction paths. Accepted geometries were then refined with density functional theory (DFT), and the adsorption energies were checked with a second functional. Figure 3.1 presented the workflow used in the calculations.</w:t>
+        <w:t>The calculations followed the four objectives in order. The local Zeolite Y model and initial adsorption geometries were prepared first. Accepted structures were then refined, and electronic adsorption energies were calculated. Candidate transition states were searched for before the harmonic thermochemistry and conditional site-occupation estimate were evaluated. Figure 3.1 summarises this workflow.</w:t>
       </w:r>
     </w:p>
     <w:p>
@@ -3697,7 +3376,7 @@
         <w:ind w:firstLine="0" w:left="0"/>
         <w:jc w:val="center"/>
       </w:pPr>
-      <w:bookmarkStart w:id="5" w:name="Figure_3_1"/>
+      <w:bookmarkStart w:id="6" w:name="Figure_3_1"/>
       <w:r>
         <w:rPr>
           <w:rFonts w:ascii="Times New Roman" w:hAnsi="Times New Roman" w:cs="Times New Roman" w:eastAsia="Times New Roman"/>
@@ -3708,7 +3387,7 @@
         </w:rPr>
         <w:t>Figure 3.1: Two-stage computational workflow used in this study</w:t>
       </w:r>
-      <w:bookmarkEnd w:id="5"/>
+      <w:bookmarkEnd w:id="6"/>
     </w:p>
     <w:p>
       <w:pPr>
@@ -3725,7 +3404,7 @@
           <w:color w:val="000000"/>
           <w:sz w:val="24"/>
         </w:rPr>
-        <w:t>The GFN2-xTB calculations were run with ORCA 6.1.0 on a Dell Latitude E6430 laptop with 16 GB of memory and one processor core. The DFT calculations were run with ORCA 6.1.1 on a cloud virtual machine using four MPI processes (Neese, 2025). Python scripts in the repository parsed the ORCA output files and generated the calculation tables. Molecular structures were prepared and checked with Spartan and Avogadro.</w:t>
+        <w:t>GFN2-xTB calculations were run with ORCA 6.1.0 on a Dell Latitude E6430 laptop with 16 GB of memory and one processor core. The DFT calculations were run with ORCA 6.1.1 on a cloud virtual machine using four MPI processes (Neese, 2025). Molecular structures were prepared and checked with Spartan and Avogadro. Python scripts parsed the ORCA output files and supported the calculation tables.</w:t>
       </w:r>
     </w:p>
     <w:p>
@@ -3759,7 +3438,7 @@
           <w:color w:val="000000"/>
           <w:sz w:val="24"/>
         </w:rPr>
-        <w:t>The Zeolite Y model was a gas-phase cluster with the formula AlSi</w:t>
+        <w:t>The model was a gas-phase cluster with formula AlSi</w:t>
       </w:r>
       <w:r>
         <w:rPr>
@@ -3822,7 +3501,7 @@
           <w:color w:val="000000"/>
           <w:sz w:val="24"/>
         </w:rPr>
-        <w:t>. It contained one framework aluminium atom, four neighbouring silicon atoms, four bridging oxygen atoms, twelve terminal hydrogen atoms, and one proton on a bridging oxygen. The protonated oxygen formed the model Brønsted acid site. The terminal hydrogen atoms capped the bonds at the cluster boundary.</w:t>
+        <w:t>, containing 22 atoms. It represented one framework aluminium atom, four neighbouring silicon atoms, four bridging oxygen atoms, twelve terminal hydrogen atoms, and one proton on a bridging oxygen. The protonated oxygen formed the model Brønsted acid site, while the terminal hydrogen atoms capped bonds at the cluster boundary. The cluster, vanadic acid, and water were treated as neutral singlets.</w:t>
       </w:r>
     </w:p>
     <w:p>
@@ -3840,7 +3519,7 @@
           <w:color w:val="000000"/>
           <w:sz w:val="24"/>
         </w:rPr>
-        <w:t>The twelve terminal hydrogen atoms were held fixed during geometry optimisation. The aluminium atom, four silicon atoms, bridging oxygen atoms, and Brønsted proton were allowed to relax. The cluster, vanadic acid, and water were treated as neutral singlets. Vanadic acid was modelled with one V=O bond and three V–OH groups; water was modelled as H</w:t>
+        <w:t>The twelve terminal hydrogen atoms were held fixed during geometry optimisation. The aluminium atom, four silicon atoms, bridging oxygen atoms, and Brønsted proton were allowed to relax. Vanadic acid was modelled with one V=O bond and three V–OH groups, while water was modelled as H</w:t>
       </w:r>
       <w:r>
         <w:rPr>
@@ -3861,25 +3540,7 @@
           <w:color w:val="000000"/>
           <w:sz w:val="24"/>
         </w:rPr>
-        <w:t>O. Several initial adsorbate orientations were prepared around the acid site before screening.</w:t>
-      </w:r>
-    </w:p>
-    <w:p>
-      <w:pPr>
-        <w:widowControl/>
-        <w:spacing w:line="480" w:lineRule="auto" w:before="0" w:after="240"/>
-        <w:ind w:firstLine="0" w:left="0"/>
-        <w:jc w:val="both"/>
-      </w:pPr>
-      <w:r>
-        <w:rPr>
-          <w:rFonts w:ascii="Times New Roman" w:hAnsi="Times New Roman" w:cs="Times New Roman" w:eastAsia="Times New Roman"/>
-          <w:b w:val="0"/>
-          <w:i w:val="0"/>
-          <w:color w:val="000000"/>
-          <w:sz w:val="24"/>
-        </w:rPr>
-        <w:t>The model represented the local acid site rather than the full Zeolite Y crystal. Figure 3.2 showed the optimised cluster and the two isolated adsorbates used as reference species. The same cluster was used for both adsorption calculations so that the energy comparison used a common framework model.</w:t>
+        <w:t>O. Several starting orientations of each adsorbate were prepared around the acid site before screening. Figure 3.2 shows the cluster and isolated reference species.</w:t>
       </w:r>
     </w:p>
     <w:p>
@@ -3932,7 +3593,7 @@
         <w:ind w:firstLine="0" w:left="0"/>
         <w:jc w:val="center"/>
       </w:pPr>
-      <w:bookmarkStart w:id="6" w:name="Figure_3_2"/>
+      <w:bookmarkStart w:id="7" w:name="Figure_3_2"/>
       <w:r>
         <w:rPr>
           <w:rFonts w:ascii="Times New Roman" w:hAnsi="Times New Roman" w:cs="Times New Roman" w:eastAsia="Times New Roman"/>
@@ -4006,7 +3667,7 @@
         </w:rPr>
         <w:t>, vanadic acid, and water used in the calculations</w:t>
       </w:r>
-      <w:bookmarkEnd w:id="6"/>
+      <w:bookmarkEnd w:id="7"/>
     </w:p>
     <w:p>
       <w:pPr>
@@ -4021,7 +3682,7 @@
           <w:color w:val="000000"/>
           <w:sz w:val="24"/>
         </w:rPr>
-        <w:t>3.3 Initial Geometry Screening</w:t>
+        <w:t>3.3 Structure Refinement and Adsorption Energies</w:t>
       </w:r>
     </w:p>
     <w:p>
@@ -4039,7 +3700,7 @@
           <w:color w:val="000000"/>
           <w:sz w:val="24"/>
         </w:rPr>
-        <w:t>The isolated cluster, vanadic acid, and water were first optimised with GFN2-xTB. Adsorption complexes were then generated by placing each adsorbate in different orientations near the Brønsted proton and relaxing the structures. The lowest-energy converged structures were carried forward for DFT refinement. This procedure provided starting geometries and did not establish accurate adsorption energies.</w:t>
+        <w:t>The isolated cluster, vanadic acid, and water were first optimised with GFN2-xTB. Adsorption complexes were generated by placing each adsorbate in several orientations near the Brønsted proton and optimising the resulting structures. The lowest-energy converged structures were carried forward for DFT refinement. This screening step supplied starting geometries and was not used as the final DFT adsorption-energy estimate.</w:t>
       </w:r>
     </w:p>
     <w:p>
@@ -4057,23 +3718,7 @@
           <w:color w:val="000000"/>
           <w:sz w:val="24"/>
         </w:rPr>
-        <w:t>Candidate reaction paths were explored with nudged elastic band calculations followed by eigenvector-following transition-state optimisations. The searches covered the proposed vanadic-acid route and a water-hydrolysis control. Jobs that did not converge or failed the vibrational checks were retained in the calculation register but were not treated as validated structures.</w:t>
-      </w:r>
-    </w:p>
-    <w:p>
-      <w:pPr>
-        <w:pStyle w:val="Heading2"/>
-        <w:jc w:val="left"/>
-      </w:pPr>
-      <w:r>
-        <w:rPr>
-          <w:rFonts w:ascii="Times New Roman" w:hAnsi="Times New Roman" w:cs="Times New Roman" w:eastAsia="Times New Roman"/>
-          <w:b/>
-          <w:i w:val="0"/>
-          <w:color w:val="000000"/>
-          <w:sz w:val="24"/>
-        </w:rPr>
-        <w:t>3.4 DFT Refinement and Adsorption Energies</w:t>
+        <w:t>The accepted reference structures and adsorption complexes were re-optimised with B3LYP-D3(BJ)/def2-TZVP. The calculations used the RIJCOSX approximation, the def2/J auxiliary basis, the DefGrid3 integration grid, tight self-consistent-field convergence, and tight geometry convergence. Harmonic frequencies were calculated for the optimised structures at the same level. PBE0-D3(BJ)/def2-TZVP single-point calculations were performed on the B3LYP-optimised geometries of the isolated reference species and the two adsorption complexes; the PBE0 geometries were not re-optimised.</w:t>
       </w:r>
     </w:p>
     <w:p>
@@ -4091,7 +3736,83 @@
           <w:color w:val="000000"/>
           <w:sz w:val="24"/>
         </w:rPr>
-        <w:t>The accepted reference structures and adsorption complexes were re-optimised with B3LYP-D3(BJ)/def2-TZVP. The calculations used the RIJCOSX approximation, the def2/J auxiliary basis, the DefGrid3 integration grid, tight self-consistent-field convergence, and tight geometry convergence. Harmonic frequencies were calculated for the optimised structures at the same level of theory.</w:t>
+        <w:t>The electronic adsorption energy was calculated as:</w:t>
+      </w:r>
+    </w:p>
+    <w:p>
+      <w:pPr>
+        <w:widowControl/>
+        <w:spacing w:line="240" w:lineRule="auto" w:before="0" w:after="0"/>
+        <w:ind w:firstLine="0" w:left="0"/>
+        <w:jc w:val="center"/>
+      </w:pPr>
+      <w:r>
+        <w:rPr>
+          <w:rFonts w:ascii="Times New Roman" w:hAnsi="Times New Roman" w:cs="Times New Roman" w:eastAsia="Times New Roman"/>
+          <w:b w:val="0"/>
+          <w:i w:val="0"/>
+          <w:color w:val="000000"/>
+          <w:sz w:val="24"/>
+        </w:rPr>
+        <w:t>ΔE</w:t>
+      </w:r>
+      <w:r>
+        <w:rPr>
+          <w:rFonts w:ascii="Times New Roman" w:hAnsi="Times New Roman" w:cs="Times New Roman" w:eastAsia="Times New Roman"/>
+          <w:b w:val="0"/>
+          <w:i w:val="0"/>
+          <w:color w:val="000000"/>
+          <w:sz w:val="24"/>
+          <w:vertAlign w:val="subscript"/>
+        </w:rPr>
+        <w:t>a</w:t>
+      </w:r>
+      <w:r>
+        <w:rPr>
+          <w:rFonts w:ascii="Times New Roman" w:hAnsi="Times New Roman" w:cs="Times New Roman" w:eastAsia="Times New Roman"/>
+          <w:b w:val="0"/>
+          <w:i w:val="0"/>
+          <w:color w:val="000000"/>
+          <w:sz w:val="24"/>
+        </w:rPr>
+        <w:t>d</w:t>
+      </w:r>
+      <w:r>
+        <w:rPr>
+          <w:rFonts w:ascii="Times New Roman" w:hAnsi="Times New Roman" w:cs="Times New Roman" w:eastAsia="Times New Roman"/>
+          <w:b w:val="0"/>
+          <w:i w:val="0"/>
+          <w:color w:val="000000"/>
+          <w:sz w:val="24"/>
+          <w:vertAlign w:val="subscript"/>
+        </w:rPr>
+        <w:t>s</w:t>
+      </w:r>
+      <w:r>
+        <w:rPr>
+          <w:rFonts w:ascii="Times New Roman" w:hAnsi="Times New Roman" w:cs="Times New Roman" w:eastAsia="Times New Roman"/>
+          <w:b w:val="0"/>
+          <w:i w:val="0"/>
+          <w:color w:val="000000"/>
+          <w:sz w:val="24"/>
+        </w:rPr>
+        <w:t xml:space="preserve"> = E(complex) − [E(cluster) + E(adsorbate)]</w:t>
+      </w:r>
+    </w:p>
+    <w:p>
+      <w:pPr>
+        <w:spacing w:line="240" w:lineRule="auto" w:after="240"/>
+        <w:jc w:val="right"/>
+      </w:pPr>
+      <w:r>
+        <w:rPr>
+          <w:rFonts w:ascii="Times New Roman" w:hAnsi="Times New Roman" w:cs="Times New Roman" w:eastAsia="Times New Roman"/>
+          <w:b w:val="0"/>
+          <w:i w:val="0"/>
+          <w:color w:val="000000"/>
+          <w:sz w:val="24"/>
+        </w:rPr>
+        <w:t>(3.1)</w:t>
       </w:r>
     </w:p>
     <w:p>
@@ -4109,7 +3830,188 @@
           <w:color w:val="000000"/>
           <w:sz w:val="24"/>
         </w:rPr>
-        <w:t>PBE0-D3(BJ)/def2-TZVP single-point calculations were performed on the B3LYP-optimised geometries of the isolated reference species and the two adsorption complexes. The geometries were not re-optimised with PBE0. This calculation provided a second estimate of the relative adsorption energies, rather than an independent geometry optimisation.</w:t>
+        <w:t>A negative value indicated that the complex had a lower electronic energy than the separated cluster and adsorbate. The relative adsorption-energy difference was calculated as:</w:t>
+      </w:r>
+    </w:p>
+    <w:p>
+      <w:pPr>
+        <w:widowControl/>
+        <w:spacing w:line="240" w:lineRule="auto" w:before="0" w:after="0"/>
+        <w:ind w:firstLine="0" w:left="0"/>
+        <w:jc w:val="center"/>
+      </w:pPr>
+      <w:r>
+        <w:rPr>
+          <w:rFonts w:ascii="Times New Roman" w:hAnsi="Times New Roman" w:cs="Times New Roman" w:eastAsia="Times New Roman"/>
+          <w:b w:val="0"/>
+          <w:i w:val="0"/>
+          <w:color w:val="000000"/>
+          <w:sz w:val="24"/>
+        </w:rPr>
+        <w:t>ΔΔE = ΔE</w:t>
+      </w:r>
+      <w:r>
+        <w:rPr>
+          <w:rFonts w:ascii="Times New Roman" w:hAnsi="Times New Roman" w:cs="Times New Roman" w:eastAsia="Times New Roman"/>
+          <w:b w:val="0"/>
+          <w:i w:val="0"/>
+          <w:color w:val="000000"/>
+          <w:sz w:val="24"/>
+          <w:vertAlign w:val="subscript"/>
+        </w:rPr>
+        <w:t>a</w:t>
+      </w:r>
+      <w:r>
+        <w:rPr>
+          <w:rFonts w:ascii="Times New Roman" w:hAnsi="Times New Roman" w:cs="Times New Roman" w:eastAsia="Times New Roman"/>
+          <w:b w:val="0"/>
+          <w:i w:val="0"/>
+          <w:color w:val="000000"/>
+          <w:sz w:val="24"/>
+        </w:rPr>
+        <w:t>d</w:t>
+      </w:r>
+      <w:r>
+        <w:rPr>
+          <w:rFonts w:ascii="Times New Roman" w:hAnsi="Times New Roman" w:cs="Times New Roman" w:eastAsia="Times New Roman"/>
+          <w:b w:val="0"/>
+          <w:i w:val="0"/>
+          <w:color w:val="000000"/>
+          <w:sz w:val="24"/>
+          <w:vertAlign w:val="subscript"/>
+        </w:rPr>
+        <w:t>s</w:t>
+      </w:r>
+      <w:r>
+        <w:rPr>
+          <w:rFonts w:ascii="Times New Roman" w:hAnsi="Times New Roman" w:cs="Times New Roman" w:eastAsia="Times New Roman"/>
+          <w:b w:val="0"/>
+          <w:i w:val="0"/>
+          <w:color w:val="000000"/>
+          <w:sz w:val="24"/>
+        </w:rPr>
+        <w:t>(H</w:t>
+      </w:r>
+      <w:r>
+        <w:rPr>
+          <w:rFonts w:ascii="Times New Roman" w:hAnsi="Times New Roman" w:cs="Times New Roman" w:eastAsia="Times New Roman"/>
+          <w:b w:val="0"/>
+          <w:i w:val="0"/>
+          <w:color w:val="000000"/>
+          <w:sz w:val="24"/>
+          <w:vertAlign w:val="subscript"/>
+        </w:rPr>
+        <w:t>3</w:t>
+      </w:r>
+      <w:r>
+        <w:rPr>
+          <w:rFonts w:ascii="Times New Roman" w:hAnsi="Times New Roman" w:cs="Times New Roman" w:eastAsia="Times New Roman"/>
+          <w:b w:val="0"/>
+          <w:i w:val="0"/>
+          <w:color w:val="000000"/>
+          <w:sz w:val="24"/>
+        </w:rPr>
+        <w:t>VO</w:t>
+      </w:r>
+      <w:r>
+        <w:rPr>
+          <w:rFonts w:ascii="Times New Roman" w:hAnsi="Times New Roman" w:cs="Times New Roman" w:eastAsia="Times New Roman"/>
+          <w:b w:val="0"/>
+          <w:i w:val="0"/>
+          <w:color w:val="000000"/>
+          <w:sz w:val="24"/>
+          <w:vertAlign w:val="subscript"/>
+        </w:rPr>
+        <w:t>4</w:t>
+      </w:r>
+      <w:r>
+        <w:rPr>
+          <w:rFonts w:ascii="Times New Roman" w:hAnsi="Times New Roman" w:cs="Times New Roman" w:eastAsia="Times New Roman"/>
+          <w:b w:val="0"/>
+          <w:i w:val="0"/>
+          <w:color w:val="000000"/>
+          <w:sz w:val="24"/>
+        </w:rPr>
+        <w:t>) − ΔE</w:t>
+      </w:r>
+      <w:r>
+        <w:rPr>
+          <w:rFonts w:ascii="Times New Roman" w:hAnsi="Times New Roman" w:cs="Times New Roman" w:eastAsia="Times New Roman"/>
+          <w:b w:val="0"/>
+          <w:i w:val="0"/>
+          <w:color w:val="000000"/>
+          <w:sz w:val="24"/>
+          <w:vertAlign w:val="subscript"/>
+        </w:rPr>
+        <w:t>a</w:t>
+      </w:r>
+      <w:r>
+        <w:rPr>
+          <w:rFonts w:ascii="Times New Roman" w:hAnsi="Times New Roman" w:cs="Times New Roman" w:eastAsia="Times New Roman"/>
+          <w:b w:val="0"/>
+          <w:i w:val="0"/>
+          <w:color w:val="000000"/>
+          <w:sz w:val="24"/>
+        </w:rPr>
+        <w:t>d</w:t>
+      </w:r>
+      <w:r>
+        <w:rPr>
+          <w:rFonts w:ascii="Times New Roman" w:hAnsi="Times New Roman" w:cs="Times New Roman" w:eastAsia="Times New Roman"/>
+          <w:b w:val="0"/>
+          <w:i w:val="0"/>
+          <w:color w:val="000000"/>
+          <w:sz w:val="24"/>
+          <w:vertAlign w:val="subscript"/>
+        </w:rPr>
+        <w:t>s</w:t>
+      </w:r>
+      <w:r>
+        <w:rPr>
+          <w:rFonts w:ascii="Times New Roman" w:hAnsi="Times New Roman" w:cs="Times New Roman" w:eastAsia="Times New Roman"/>
+          <w:b w:val="0"/>
+          <w:i w:val="0"/>
+          <w:color w:val="000000"/>
+          <w:sz w:val="24"/>
+        </w:rPr>
+        <w:t>(H</w:t>
+      </w:r>
+      <w:r>
+        <w:rPr>
+          <w:rFonts w:ascii="Times New Roman" w:hAnsi="Times New Roman" w:cs="Times New Roman" w:eastAsia="Times New Roman"/>
+          <w:b w:val="0"/>
+          <w:i w:val="0"/>
+          <w:color w:val="000000"/>
+          <w:sz w:val="24"/>
+          <w:vertAlign w:val="subscript"/>
+        </w:rPr>
+        <w:t>2</w:t>
+      </w:r>
+      <w:r>
+        <w:rPr>
+          <w:rFonts w:ascii="Times New Roman" w:hAnsi="Times New Roman" w:cs="Times New Roman" w:eastAsia="Times New Roman"/>
+          <w:b w:val="0"/>
+          <w:i w:val="0"/>
+          <w:color w:val="000000"/>
+          <w:sz w:val="24"/>
+        </w:rPr>
+        <w:t>O)</w:t>
+      </w:r>
+    </w:p>
+    <w:p>
+      <w:pPr>
+        <w:spacing w:line="240" w:lineRule="auto" w:after="240"/>
+        <w:jc w:val="right"/>
+      </w:pPr>
+      <w:r>
+        <w:rPr>
+          <w:rFonts w:ascii="Times New Roman" w:hAnsi="Times New Roman" w:cs="Times New Roman" w:eastAsia="Times New Roman"/>
+          <w:b w:val="0"/>
+          <w:i w:val="0"/>
+          <w:color w:val="000000"/>
+          <w:sz w:val="24"/>
+        </w:rPr>
+        <w:t>(3.2)</w:t>
       </w:r>
     </w:p>
     <w:p>
@@ -4127,7 +4029,93 @@
           <w:color w:val="000000"/>
           <w:sz w:val="24"/>
         </w:rPr>
-        <w:t>The electronic adsorption energy was calculated as:</w:t>
+        <w:t>A negative ΔΔE indicated a more negative electronic adsorption energy for vanadic acid. Counterpoise calculations were attempted to estimate basis-set-superposition error, but they did not produce a complete set of converged fragment energies. No counterpoise-corrected values were therefore used.</w:t>
+      </w:r>
+    </w:p>
+    <w:p>
+      <w:pPr>
+        <w:pStyle w:val="Heading2"/>
+        <w:jc w:val="left"/>
+      </w:pPr>
+      <w:r>
+        <w:rPr>
+          <w:rFonts w:ascii="Times New Roman" w:hAnsi="Times New Roman" w:cs="Times New Roman" w:eastAsia="Times New Roman"/>
+          <w:b/>
+          <w:i w:val="0"/>
+          <w:color w:val="000000"/>
+          <w:sz w:val="24"/>
+        </w:rPr>
+        <w:t>3.4 Transition-State Searches</w:t>
+      </w:r>
+    </w:p>
+    <w:p>
+      <w:pPr>
+        <w:widowControl/>
+        <w:spacing w:line="480" w:lineRule="auto" w:before="0" w:after="240"/>
+        <w:ind w:firstLine="0" w:left="0"/>
+        <w:jc w:val="both"/>
+      </w:pPr>
+      <w:r>
+        <w:rPr>
+          <w:rFonts w:ascii="Times New Roman" w:hAnsi="Times New Roman" w:cs="Times New Roman" w:eastAsia="Times New Roman"/>
+          <w:b w:val="0"/>
+          <w:i w:val="0"/>
+          <w:color w:val="000000"/>
+          <w:sz w:val="24"/>
+        </w:rPr>
+        <w:t>Candidate reaction paths were explored for the vanadic-acid route and for a water-hydrolysis control. GFN2-xTB nudged elastic band calculations were followed by eigenvector-following transition-state optimisations (Henkelman &amp; Jónsson, 2000). Frequency calculations and displacements in both directions along each candidate imaginary mode were used to test whether the structure connected the expected neighbouring minima.</w:t>
+      </w:r>
+    </w:p>
+    <w:p>
+      <w:pPr>
+        <w:widowControl/>
+        <w:spacing w:line="480" w:lineRule="auto" w:before="0" w:after="240"/>
+        <w:ind w:firstLine="0" w:left="0"/>
+        <w:jc w:val="both"/>
+      </w:pPr>
+      <w:r>
+        <w:rPr>
+          <w:rFonts w:ascii="Times New Roman" w:hAnsi="Times New Roman" w:cs="Times New Roman" w:eastAsia="Times New Roman"/>
+          <w:b w:val="0"/>
+          <w:i w:val="0"/>
+          <w:color w:val="000000"/>
+          <w:sz w:val="24"/>
+        </w:rPr>
+        <w:t>A GFN2-xTB transition-state candidate was accepted only when the optimisation converged, the frequency calculation gave one chemically meaningful imaginary mode, and the two displaced structures relaxed towards different minima. The accepted Tier 1 candidate for the first framework Al–O cleavage was retained for DFT assessment. The corresponding DFT optimisation was checked by its convergence and vibrational frequencies. Unconverged structures and candidates that failed the mode or displacement checks were not treated as validated transition states.</w:t>
+      </w:r>
+    </w:p>
+    <w:p>
+      <w:pPr>
+        <w:pStyle w:val="Heading2"/>
+        <w:jc w:val="left"/>
+      </w:pPr>
+      <w:r>
+        <w:rPr>
+          <w:rFonts w:ascii="Times New Roman" w:hAnsi="Times New Roman" w:cs="Times New Roman" w:eastAsia="Times New Roman"/>
+          <w:b/>
+          <w:i w:val="0"/>
+          <w:color w:val="000000"/>
+          <w:sz w:val="24"/>
+        </w:rPr>
+        <w:t>3.5 Gibbs Energies and Conditional Site Occupation</w:t>
+      </w:r>
+    </w:p>
+    <w:p>
+      <w:pPr>
+        <w:widowControl/>
+        <w:spacing w:line="480" w:lineRule="auto" w:before="0" w:after="240"/>
+        <w:ind w:firstLine="0" w:left="0"/>
+        <w:jc w:val="both"/>
+      </w:pPr>
+      <w:r>
+        <w:rPr>
+          <w:rFonts w:ascii="Times New Roman" w:hAnsi="Times New Roman" w:cs="Times New Roman" w:eastAsia="Times New Roman"/>
+          <w:b w:val="0"/>
+          <w:i w:val="0"/>
+          <w:color w:val="000000"/>
+          <w:sz w:val="24"/>
+        </w:rPr>
+        <w:t>Harmonic Gibbs energies were obtained from ORCA frequency calculations at 298.15 K and 1003.15 K. The higher temperature represented an RFCC regenerator condition of about 730 °C. The Gibbs energy of adsorption was calculated from the complex, cluster, and isolated adsorbate:</w:t>
       </w:r>
     </w:p>
     <w:p>
@@ -4145,7 +4133,7 @@
           <w:color w:val="000000"/>
           <w:sz w:val="24"/>
         </w:rPr>
-        <w:t>ΔE</w:t>
+        <w:t>ΔG°</w:t>
       </w:r>
       <w:r>
         <w:rPr>
@@ -4187,7 +4175,7 @@
           <w:color w:val="000000"/>
           <w:sz w:val="24"/>
         </w:rPr>
-        <w:t xml:space="preserve"> = E(complex) − [E(cluster) + E(adsorbate)]</w:t>
+        <w:t xml:space="preserve"> = G(complex) − G(cluster) − G(adsorbate)</w:t>
       </w:r>
     </w:p>
     <w:p>
@@ -4203,7 +4191,7 @@
           <w:color w:val="000000"/>
           <w:sz w:val="24"/>
         </w:rPr>
-        <w:t>(3.1)</w:t>
+        <w:t>(3.3)</w:t>
       </w:r>
     </w:p>
     <w:p>
@@ -4221,7 +4209,67 @@
           <w:color w:val="000000"/>
           <w:sz w:val="24"/>
         </w:rPr>
-        <w:t>A negative value indicated that the complex had a lower electronic energy than the separated cluster and adsorbate. The relative energy difference was calculated as:</w:t>
+        <w:t>The values used ideal-gas, rigid-rotor, harmonic-oscillator thermochemistry at a standard pressure of 1 atm. The free-energy difference was evaluated separately from the electronic adsorption-energy difference because thermal corrections affected the relative ordering.</w:t>
+      </w:r>
+    </w:p>
+    <w:p>
+      <w:pPr>
+        <w:widowControl/>
+        <w:spacing w:line="480" w:lineRule="auto" w:before="0" w:after="240"/>
+        <w:ind w:firstLine="0" w:left="0"/>
+        <w:jc w:val="both"/>
+      </w:pPr>
+      <w:r>
+        <w:rPr>
+          <w:rFonts w:ascii="Times New Roman" w:hAnsi="Times New Roman" w:cs="Times New Roman" w:eastAsia="Times New Roman"/>
+          <w:b w:val="0"/>
+          <w:i w:val="0"/>
+          <w:color w:val="000000"/>
+          <w:sz w:val="24"/>
+        </w:rPr>
+        <w:t>A formal competitive-site estimate was made at 1003.15 K using the regenerator partial pressures discussed by Wormsbecher et al. (1986). Twenty per cent steam at 2 atm total pressure corresponded to a water partial pressure of 0.4 atm. The reported range of 1–10 ppm vanadic acid corresponded to partial pressures of 2 × 10</w:t>
+      </w:r>
+      <w:r>
+        <w:rPr>
+          <w:rFonts w:ascii="Times New Roman" w:hAnsi="Times New Roman" w:cs="Times New Roman" w:eastAsia="Times New Roman"/>
+          <w:b w:val="0"/>
+          <w:i w:val="0"/>
+          <w:color w:val="000000"/>
+          <w:sz w:val="24"/>
+          <w:vertAlign w:val="superscript"/>
+        </w:rPr>
+        <w:t>-6</w:t>
+      </w:r>
+      <w:r>
+        <w:rPr>
+          <w:rFonts w:ascii="Times New Roman" w:hAnsi="Times New Roman" w:cs="Times New Roman" w:eastAsia="Times New Roman"/>
+          <w:b w:val="0"/>
+          <w:i w:val="0"/>
+          <w:color w:val="000000"/>
+          <w:sz w:val="24"/>
+        </w:rPr>
+        <w:t xml:space="preserve"> to 2 × 10</w:t>
+      </w:r>
+      <w:r>
+        <w:rPr>
+          <w:rFonts w:ascii="Times New Roman" w:hAnsi="Times New Roman" w:cs="Times New Roman" w:eastAsia="Times New Roman"/>
+          <w:b w:val="0"/>
+          <w:i w:val="0"/>
+          <w:color w:val="000000"/>
+          <w:sz w:val="24"/>
+          <w:vertAlign w:val="superscript"/>
+        </w:rPr>
+        <w:t>-5</w:t>
+      </w:r>
+      <w:r>
+        <w:rPr>
+          <w:rFonts w:ascii="Times New Roman" w:hAnsi="Times New Roman" w:cs="Times New Roman" w:eastAsia="Times New Roman"/>
+          <w:b w:val="0"/>
+          <w:i w:val="0"/>
+          <w:color w:val="000000"/>
+          <w:sz w:val="24"/>
+        </w:rPr>
+        <w:t xml:space="preserve"> atm. For each species, the dimensionless standard equilibrium constant and the competitive site fraction were calculated as:</w:t>
       </w:r>
     </w:p>
     <w:p>
@@ -4239,154 +4287,7 @@
           <w:color w:val="000000"/>
           <w:sz w:val="24"/>
         </w:rPr>
-        <w:t>ΔΔE = ΔE</w:t>
-      </w:r>
-      <w:r>
-        <w:rPr>
-          <w:rFonts w:ascii="Times New Roman" w:hAnsi="Times New Roman" w:cs="Times New Roman" w:eastAsia="Times New Roman"/>
-          <w:b w:val="0"/>
-          <w:i w:val="0"/>
-          <w:color w:val="000000"/>
-          <w:sz w:val="24"/>
-          <w:vertAlign w:val="subscript"/>
-        </w:rPr>
-        <w:t>a</w:t>
-      </w:r>
-      <w:r>
-        <w:rPr>
-          <w:rFonts w:ascii="Times New Roman" w:hAnsi="Times New Roman" w:cs="Times New Roman" w:eastAsia="Times New Roman"/>
-          <w:b w:val="0"/>
-          <w:i w:val="0"/>
-          <w:color w:val="000000"/>
-          <w:sz w:val="24"/>
-        </w:rPr>
-        <w:t>d</w:t>
-      </w:r>
-      <w:r>
-        <w:rPr>
-          <w:rFonts w:ascii="Times New Roman" w:hAnsi="Times New Roman" w:cs="Times New Roman" w:eastAsia="Times New Roman"/>
-          <w:b w:val="0"/>
-          <w:i w:val="0"/>
-          <w:color w:val="000000"/>
-          <w:sz w:val="24"/>
-          <w:vertAlign w:val="subscript"/>
-        </w:rPr>
-        <w:t>s</w:t>
-      </w:r>
-      <w:r>
-        <w:rPr>
-          <w:rFonts w:ascii="Times New Roman" w:hAnsi="Times New Roman" w:cs="Times New Roman" w:eastAsia="Times New Roman"/>
-          <w:b w:val="0"/>
-          <w:i w:val="0"/>
-          <w:color w:val="000000"/>
-          <w:sz w:val="24"/>
-        </w:rPr>
-        <w:t>(H</w:t>
-      </w:r>
-      <w:r>
-        <w:rPr>
-          <w:rFonts w:ascii="Times New Roman" w:hAnsi="Times New Roman" w:cs="Times New Roman" w:eastAsia="Times New Roman"/>
-          <w:b w:val="0"/>
-          <w:i w:val="0"/>
-          <w:color w:val="000000"/>
-          <w:sz w:val="24"/>
-          <w:vertAlign w:val="subscript"/>
-        </w:rPr>
-        <w:t>3</w:t>
-      </w:r>
-      <w:r>
-        <w:rPr>
-          <w:rFonts w:ascii="Times New Roman" w:hAnsi="Times New Roman" w:cs="Times New Roman" w:eastAsia="Times New Roman"/>
-          <w:b w:val="0"/>
-          <w:i w:val="0"/>
-          <w:color w:val="000000"/>
-          <w:sz w:val="24"/>
-        </w:rPr>
-        <w:t>VO</w:t>
-      </w:r>
-      <w:r>
-        <w:rPr>
-          <w:rFonts w:ascii="Times New Roman" w:hAnsi="Times New Roman" w:cs="Times New Roman" w:eastAsia="Times New Roman"/>
-          <w:b w:val="0"/>
-          <w:i w:val="0"/>
-          <w:color w:val="000000"/>
-          <w:sz w:val="24"/>
-          <w:vertAlign w:val="subscript"/>
-        </w:rPr>
-        <w:t>4</w:t>
-      </w:r>
-      <w:r>
-        <w:rPr>
-          <w:rFonts w:ascii="Times New Roman" w:hAnsi="Times New Roman" w:cs="Times New Roman" w:eastAsia="Times New Roman"/>
-          <w:b w:val="0"/>
-          <w:i w:val="0"/>
-          <w:color w:val="000000"/>
-          <w:sz w:val="24"/>
-        </w:rPr>
-        <w:t>) − ΔE</w:t>
-      </w:r>
-      <w:r>
-        <w:rPr>
-          <w:rFonts w:ascii="Times New Roman" w:hAnsi="Times New Roman" w:cs="Times New Roman" w:eastAsia="Times New Roman"/>
-          <w:b w:val="0"/>
-          <w:i w:val="0"/>
-          <w:color w:val="000000"/>
-          <w:sz w:val="24"/>
-          <w:vertAlign w:val="subscript"/>
-        </w:rPr>
-        <w:t>a</w:t>
-      </w:r>
-      <w:r>
-        <w:rPr>
-          <w:rFonts w:ascii="Times New Roman" w:hAnsi="Times New Roman" w:cs="Times New Roman" w:eastAsia="Times New Roman"/>
-          <w:b w:val="0"/>
-          <w:i w:val="0"/>
-          <w:color w:val="000000"/>
-          <w:sz w:val="24"/>
-        </w:rPr>
-        <w:t>d</w:t>
-      </w:r>
-      <w:r>
-        <w:rPr>
-          <w:rFonts w:ascii="Times New Roman" w:hAnsi="Times New Roman" w:cs="Times New Roman" w:eastAsia="Times New Roman"/>
-          <w:b w:val="0"/>
-          <w:i w:val="0"/>
-          <w:color w:val="000000"/>
-          <w:sz w:val="24"/>
-          <w:vertAlign w:val="subscript"/>
-        </w:rPr>
-        <w:t>s</w:t>
-      </w:r>
-      <w:r>
-        <w:rPr>
-          <w:rFonts w:ascii="Times New Roman" w:hAnsi="Times New Roman" w:cs="Times New Roman" w:eastAsia="Times New Roman"/>
-          <w:b w:val="0"/>
-          <w:i w:val="0"/>
-          <w:color w:val="000000"/>
-          <w:sz w:val="24"/>
-        </w:rPr>
-        <w:t>(H</w:t>
-      </w:r>
-      <w:r>
-        <w:rPr>
-          <w:rFonts w:ascii="Times New Roman" w:hAnsi="Times New Roman" w:cs="Times New Roman" w:eastAsia="Times New Roman"/>
-          <w:b w:val="0"/>
-          <w:i w:val="0"/>
-          <w:color w:val="000000"/>
-          <w:sz w:val="24"/>
-          <w:vertAlign w:val="subscript"/>
-        </w:rPr>
-        <w:t>2</w:t>
-      </w:r>
-      <w:r>
-        <w:rPr>
-          <w:rFonts w:ascii="Times New Roman" w:hAnsi="Times New Roman" w:cs="Times New Roman" w:eastAsia="Times New Roman"/>
-          <w:b w:val="0"/>
-          <w:i w:val="0"/>
-          <w:color w:val="000000"/>
-          <w:sz w:val="24"/>
-        </w:rPr>
-        <w:t>O)</w:t>
+        <w:t>K°ᵢ = exp[−ΔG°ᵢ/(RT)]</w:t>
       </w:r>
     </w:p>
     <w:p>
@@ -4402,7 +4303,41 @@
           <w:color w:val="000000"/>
           <w:sz w:val="24"/>
         </w:rPr>
-        <w:t>(3.2)</w:t>
+        <w:t>(3.4)</w:t>
+      </w:r>
+    </w:p>
+    <w:p>
+      <w:pPr>
+        <w:widowControl/>
+        <w:spacing w:line="240" w:lineRule="auto" w:before="0" w:after="0"/>
+        <w:ind w:firstLine="0" w:left="0"/>
+        <w:jc w:val="center"/>
+      </w:pPr>
+      <w:r>
+        <w:rPr>
+          <w:rFonts w:ascii="Times New Roman" w:hAnsi="Times New Roman" w:cs="Times New Roman" w:eastAsia="Times New Roman"/>
+          <w:b w:val="0"/>
+          <w:i w:val="0"/>
+          <w:color w:val="000000"/>
+          <w:sz w:val="24"/>
+        </w:rPr>
+        <w:t>θᵢ = K°ᵢ(pᵢ/p°) / [1 + Σⱼ K°ⱼ(pⱼ/p°)]</w:t>
+      </w:r>
+    </w:p>
+    <w:p>
+      <w:pPr>
+        <w:spacing w:line="240" w:lineRule="auto" w:after="240"/>
+        <w:jc w:val="right"/>
+      </w:pPr>
+      <w:r>
+        <w:rPr>
+          <w:rFonts w:ascii="Times New Roman" w:hAnsi="Times New Roman" w:cs="Times New Roman" w:eastAsia="Times New Roman"/>
+          <w:b w:val="0"/>
+          <w:i w:val="0"/>
+          <w:color w:val="000000"/>
+          <w:sz w:val="24"/>
+        </w:rPr>
+        <w:t>(3.5)</w:t>
       </w:r>
     </w:p>
     <w:p>
@@ -4420,7 +4355,7 @@
           <w:color w:val="000000"/>
           <w:sz w:val="24"/>
         </w:rPr>
-        <w:t>A negative ΔΔE indicated a stronger electronic adsorption energy for vanadic acid. The cluster reference energy cancelled from this difference. Counterpoise calculations were attempted to estimate basis-set superposition error, but they did not produce a complete set of converged fragment energies; no counterpoise-corrected values were used.</w:t>
+        <w:t>This calculation assumed one equivalent site, ideal-gas standard states, and no interaction between adsorbed molecules. It was used as a conditional thermochemical scenario, not as a definitive prediction of occupancy in the zeolite pore.</w:t>
       </w:r>
     </w:p>
     <w:p>
@@ -4436,7 +4371,7 @@
           <w:color w:val="000000"/>
           <w:sz w:val="24"/>
         </w:rPr>
-        <w:t>3.5 Vibrational Analysis and Thermochemistry</w:t>
+        <w:t>3.6 Data Handling and Acceptance Criteria</w:t>
       </w:r>
     </w:p>
     <w:p>
@@ -4454,28 +4389,7 @@
           <w:color w:val="000000"/>
           <w:sz w:val="24"/>
         </w:rPr>
-        <w:t>Harmonic frequencies were used to classify the optimised structures and calculate zero-point and thermal corrections. A minimum was accepted when the optimisation converged and no chemically meaningful imaginary frequency remained. Frequencies below 20 cm</w:t>
-      </w:r>
-      <w:r>
-        <w:rPr>
-          <w:rFonts w:ascii="Times New Roman" w:hAnsi="Times New Roman" w:cs="Times New Roman" w:eastAsia="Times New Roman"/>
-          <w:b w:val="0"/>
-          <w:i w:val="0"/>
-          <w:color w:val="000000"/>
-          <w:sz w:val="24"/>
-          <w:vertAlign w:val="superscript"/>
-        </w:rPr>
-        <w:t>-1</w:t>
-      </w:r>
-      <w:r>
-        <w:rPr>
-          <w:rFonts w:ascii="Times New Roman" w:hAnsi="Times New Roman" w:cs="Times New Roman" w:eastAsia="Times New Roman"/>
-          <w:b w:val="0"/>
-          <w:i w:val="0"/>
-          <w:color w:val="000000"/>
-          <w:sz w:val="24"/>
-        </w:rPr>
-        <w:t xml:space="preserve"> were treated as numerical noise when the associated displacement did not represent a chemical reaction. A transition-state candidate was accepted only when its optimisation converged, it had one chemically meaningful imaginary frequency, and displacement in both directions led to the two expected minima.</w:t>
+        <w:t>The ORCA input files, output files, final geometries, and calculation registers were retained in the repository. Reported adsorption energies and thermochemical values were checked against the output logs and the calculation register. The same reference cluster and isolated adsorbate energies were used when calculating each adsorption energy.</w:t>
       </w:r>
     </w:p>
     <w:p>
@@ -4493,11 +4407,70 @@
           <w:color w:val="000000"/>
           <w:sz w:val="24"/>
         </w:rPr>
-        <w:t>Gibbs free energies were calculated at 298.15 K and 1003.15 K using the ideal-gas, rigid-rotor, harmonic-oscillator treatment in ORCA. The second temperature represented a typical RFCC regenerator temperature of approximately 730 °C. The calculated thermochemical corrections were assessed separately from the electronic adsorption energies because the gas-phase entropy treatment did not include zeolite pore confinement.</w:t>
+        <w:t>A minimum was accepted when the geometry optimisation converged and the frequency calculation showed no chemically meaningful imaginary mode. Frequencies below 20 cm</w:t>
+      </w:r>
+      <w:r>
+        <w:rPr>
+          <w:rFonts w:ascii="Times New Roman" w:hAnsi="Times New Roman" w:cs="Times New Roman" w:eastAsia="Times New Roman"/>
+          <w:b w:val="0"/>
+          <w:i w:val="0"/>
+          <w:color w:val="000000"/>
+          <w:sz w:val="24"/>
+          <w:vertAlign w:val="superscript"/>
+        </w:rPr>
+        <w:t>-1</w:t>
+      </w:r>
+      <w:r>
+        <w:rPr>
+          <w:rFonts w:ascii="Times New Roman" w:hAnsi="Times New Roman" w:cs="Times New Roman" w:eastAsia="Times New Roman"/>
+          <w:b w:val="0"/>
+          <w:i w:val="0"/>
+          <w:color w:val="000000"/>
+          <w:sz w:val="24"/>
+        </w:rPr>
+        <w:t xml:space="preserve"> were treated as numerical noise only when the associated displacement did not describe a reaction; borderline modes were assessed using their displacement behaviour. The cluster-reference frequency of −4.64 cm</w:t>
+      </w:r>
+      <w:r>
+        <w:rPr>
+          <w:rFonts w:ascii="Times New Roman" w:hAnsi="Times New Roman" w:cs="Times New Roman" w:eastAsia="Times New Roman"/>
+          <w:b w:val="0"/>
+          <w:i w:val="0"/>
+          <w:color w:val="000000"/>
+          <w:sz w:val="24"/>
+          <w:vertAlign w:val="superscript"/>
+        </w:rPr>
+        <w:t>-1</w:t>
+      </w:r>
+      <w:r>
+        <w:rPr>
+          <w:rFonts w:ascii="Times New Roman" w:hAnsi="Times New Roman" w:cs="Times New Roman" w:eastAsia="Times New Roman"/>
+          <w:b w:val="0"/>
+          <w:i w:val="0"/>
+          <w:color w:val="000000"/>
+          <w:sz w:val="24"/>
+        </w:rPr>
+        <w:t xml:space="preserve"> met the low-frequency-noise criterion. A transition-state candidate required one chemically meaningful imaginary frequency and a successful two-sided displacement check. These criteria separated the GFN2-xTB screening result from the DFT pathway assessment.</w:t>
       </w:r>
     </w:p>
     <w:p>
       <w:pPr>
+        <w:pStyle w:val="Heading1"/>
+        <w:pageBreakBefore/>
+        <w:jc w:val="left"/>
+      </w:pPr>
+      <w:r>
+        <w:rPr>
+          <w:rFonts w:ascii="Times New Roman" w:hAnsi="Times New Roman" w:cs="Times New Roman" w:eastAsia="Times New Roman"/>
+          <w:b/>
+          <w:i w:val="0"/>
+          <w:color w:val="000000"/>
+          <w:sz w:val="24"/>
+        </w:rPr>
+        <w:t>4.0 RESULTS AND DISCUSSION</w:t>
+      </w:r>
+    </w:p>
+    <w:p>
+      <w:pPr>
         <w:pStyle w:val="Heading2"/>
         <w:jc w:val="left"/>
       </w:pPr>
@@ -4509,7 +4482,7 @@
           <w:color w:val="000000"/>
           <w:sz w:val="24"/>
         </w:rPr>
-        <w:t>3.6 Pathway Checks and Data Handling</w:t>
+        <w:t>4.1 Model and Adsorption Geometries</w:t>
       </w:r>
     </w:p>
     <w:p>
@@ -4527,157 +4500,7 @@
           <w:color w:val="000000"/>
           <w:sz w:val="24"/>
         </w:rPr>
-        <w:t>Candidate structures beyond adsorption were assessed using geometry convergence, vibrational-frequency counts, relative energies, and displacement tests. A candidate transition state was not accepted if the optimisation failed, if it had more than one meaningful imaginary frequency, or if the displaced structures did not relax to the expected reactant and product minima. Energies from failed or unconverged jobs were retained for audit purposes but were excluded from mechanistic conclusions.</w:t>
-      </w:r>
-    </w:p>
-    <w:p>
-      <w:pPr>
-        <w:widowControl/>
-        <w:spacing w:line="480" w:lineRule="auto" w:before="0" w:after="240"/>
-        <w:ind w:firstLine="0" w:left="0"/>
-        <w:jc w:val="both"/>
-      </w:pPr>
-      <w:r>
-        <w:rPr>
-          <w:rFonts w:ascii="Times New Roman" w:hAnsi="Times New Roman" w:cs="Times New Roman" w:eastAsia="Times New Roman"/>
-          <w:b w:val="0"/>
-          <w:i w:val="0"/>
-          <w:color w:val="000000"/>
-          <w:sz w:val="24"/>
-        </w:rPr>
-        <w:t>The ORCA input files, output files, final geometries, and calculation registers were retained in the repository. The results tables were checked against the output logs before they were entered in Chapter Four. This audit trail allowed each accepted value and each failed calculation to be traced to its source file.</w:t>
-      </w:r>
-    </w:p>
-    <w:p>
-      <w:pPr>
-        <w:pStyle w:val="Heading1"/>
-        <w:pageBreakBefore/>
-        <w:jc w:val="left"/>
-      </w:pPr>
-      <w:r>
-        <w:rPr>
-          <w:rFonts w:ascii="Times New Roman" w:hAnsi="Times New Roman" w:cs="Times New Roman" w:eastAsia="Times New Roman"/>
-          <w:b/>
-          <w:i w:val="0"/>
-          <w:color w:val="000000"/>
-          <w:sz w:val="24"/>
-        </w:rPr>
-        <w:t>4.0 RESULTS AND DISCUSSION</w:t>
-      </w:r>
-    </w:p>
-    <w:p>
-      <w:pPr>
-        <w:pStyle w:val="Heading2"/>
-        <w:jc w:val="left"/>
-      </w:pPr>
-      <w:r>
-        <w:rPr>
-          <w:rFonts w:ascii="Times New Roman" w:hAnsi="Times New Roman" w:cs="Times New Roman" w:eastAsia="Times New Roman"/>
-          <w:b/>
-          <w:i w:val="0"/>
-          <w:color w:val="000000"/>
-          <w:sz w:val="24"/>
-        </w:rPr>
-        <w:t>4.1 Model Structures and Geometry Checks</w:t>
-      </w:r>
-    </w:p>
-    <w:p>
-      <w:pPr>
-        <w:widowControl/>
-        <w:spacing w:line="480" w:lineRule="auto" w:before="0" w:after="240"/>
-        <w:ind w:firstLine="0" w:left="0"/>
-        <w:jc w:val="both"/>
-      </w:pPr>
-      <w:r>
-        <w:rPr>
-          <w:rFonts w:ascii="Times New Roman" w:hAnsi="Times New Roman" w:cs="Times New Roman" w:eastAsia="Times New Roman"/>
-          <w:b w:val="0"/>
-          <w:i w:val="0"/>
-          <w:color w:val="000000"/>
-          <w:sz w:val="24"/>
-        </w:rPr>
-        <w:t>The cluster and adsorbates were optimised before the adsorption energies were compared. Figure 4.1 shows the converged vanadic-acid and water complexes at the model Brønsted acid site. Both complexes remained bound to the site after DFT refinement, but the geometries alone did not establish which adsorbate had the lower energy.</w:t>
-      </w:r>
-    </w:p>
-    <w:p>
-      <w:pPr>
-        <w:keepNext/>
-        <w:keepLines/>
-        <w:spacing w:line="240" w:lineRule="auto" w:before="120" w:after="80"/>
-        <w:jc w:val="center"/>
-      </w:pPr>
-      <w:r>
-        <w:drawing>
-          <wp:inline xmlns:a="http://schemas.openxmlformats.org/drawingml/2006/main" xmlns:pic="http://schemas.openxmlformats.org/drawingml/2006/picture">
-            <wp:extent cx="5400000" cy="2731926"/>
-            <wp:docPr id="7" name="Picture 7"/>
-            <wp:cNvGraphicFramePr>
-              <a:graphicFrameLocks noChangeAspect="1"/>
-            </wp:cNvGraphicFramePr>
-            <a:graphic>
-              <a:graphicData uri="http://schemas.openxmlformats.org/drawingml/2006/picture">
-                <pic:pic>
-                  <pic:nvPicPr>
-                    <pic:cNvPr id="0" name="fig4_1_complexes.png"/>
-                    <pic:cNvPicPr/>
-                  </pic:nvPicPr>
-                  <pic:blipFill>
-                    <a:blip r:embed="rId16"/>
-                    <a:stretch>
-                      <a:fillRect/>
-                    </a:stretch>
-                  </pic:blipFill>
-                  <pic:spPr>
-                    <a:xfrm>
-                      <a:off x="0" y="0"/>
-                      <a:ext cx="5400000" cy="2731926"/>
-                    </a:xfrm>
-                    <a:prstGeom prst="rect"/>
-                  </pic:spPr>
-                </pic:pic>
-              </a:graphicData>
-            </a:graphic>
-          </wp:inline>
-        </w:drawing>
-      </w:r>
-    </w:p>
-    <w:p>
-      <w:pPr>
-        <w:keepLines/>
-        <w:widowControl/>
-        <w:spacing w:line="480" w:lineRule="auto" w:before="0" w:after="240"/>
-        <w:ind w:firstLine="0" w:left="0"/>
-        <w:jc w:val="center"/>
-      </w:pPr>
-      <w:bookmarkStart w:id="7" w:name="Figure_4_1"/>
-      <w:r>
-        <w:rPr>
-          <w:rFonts w:ascii="Times New Roman" w:hAnsi="Times New Roman" w:cs="Times New Roman" w:eastAsia="Times New Roman"/>
-          <w:b w:val="0"/>
-          <w:i w:val="0"/>
-          <w:color w:val="000000"/>
-          <w:sz w:val="24"/>
-        </w:rPr>
-        <w:t>Figure 4.1: Optimised adsorption complexes at B3LYP-D3(BJ)/def2-TZVP. Left, vanadic acid (V-PRC); right, water (W-PRC)</w:t>
-      </w:r>
-      <w:bookmarkEnd w:id="7"/>
-    </w:p>
-    <w:p>
-      <w:pPr>
-        <w:widowControl/>
-        <w:spacing w:line="480" w:lineRule="auto" w:before="0" w:after="240"/>
-        <w:ind w:firstLine="0" w:left="0"/>
-        <w:jc w:val="both"/>
-      </w:pPr>
-      <w:r>
-        <w:rPr>
-          <w:rFonts w:ascii="Times New Roman" w:hAnsi="Times New Roman" w:cs="Times New Roman" w:eastAsia="Times New Roman"/>
-          <w:b w:val="0"/>
-          <w:i w:val="0"/>
-          <w:color w:val="000000"/>
-          <w:sz w:val="24"/>
-        </w:rPr>
-        <w:t>Table 4.1 summarises the termination, convergence, and vibrational checks for the structures used in the analysis. The cluster reference had a low-magnitude imaginary mode that was treated as numerical noise under the criterion in Section 3.5. This qualification was retained because the cluster energy was used as the reference for the absolute adsorption energies.</w:t>
+        <w:t>The 22-atom cluster retained the local structure needed for the adsorption comparison. Table 4.1 summarises convergence and vibrational checks, while Table 4.2 lists selected aluminium–oxygen distances. The cluster reference had a small imaginary frequency, which was treated as numerical noise under the criterion in Section 3.6. The two pre-reaction adsorption complexes converged as minima, allowing their energies to be compared with the same cluster reference.</w:t>
       </w:r>
     </w:p>
     <w:p>
@@ -4698,7 +4521,7 @@
           <w:color w:val="000000"/>
           <w:sz w:val="24"/>
         </w:rPr>
-        <w:t>Table 4.1: Convergence and vibrational checks for structures calculated at B3LYP-D3(BJ)/def2-TZVP</w:t>
+        <w:t>Table 4.1: Convergence and vibrational checks for the DFT structures</w:t>
       </w:r>
       <w:bookmarkEnd w:id="8"/>
     </w:p>
@@ -4942,7 +4765,7 @@
                 <w:color w:val="000000"/>
                 <w:sz w:val="24"/>
               </w:rPr>
-              <w:t>Accepted as a flat reference minimum</w:t>
+              <w:t>Retained as a flat reference minimum</w:t>
             </w:r>
           </w:p>
         </w:tc>
@@ -5500,7 +5323,7 @@
                 <w:color w:val="000000"/>
                 <w:sz w:val="24"/>
               </w:rPr>
-              <w:t>Rejected, not a first-order saddle point</w:t>
+              <w:t>Rejected as a transition state</w:t>
             </w:r>
           </w:p>
         </w:tc>
@@ -5577,7 +5400,7 @@
                 <w:color w:val="000000"/>
                 <w:sz w:val="24"/>
               </w:rPr>
-              <w:t>0</w:t>
+              <w:t>Not calculated</w:t>
             </w:r>
           </w:p>
         </w:tc>
@@ -5601,7 +5424,7 @@
                 <w:color w:val="000000"/>
                 <w:sz w:val="24"/>
               </w:rPr>
-              <w:t>Rejected, cycle limit reached</w:t>
+              <w:t>Not accepted, cycle limit reached</w:t>
             </w:r>
           </w:p>
         </w:tc>
@@ -5702,7 +5525,7 @@
                 <w:color w:val="000000"/>
                 <w:sz w:val="24"/>
               </w:rPr>
-              <w:t>Rejected, job stopped before completion</w:t>
+              <w:t>Not accepted, job stopped before completion</w:t>
             </w:r>
           </w:p>
         </w:tc>
@@ -5930,24 +5753,71 @@
           <w:color w:val="000000"/>
           <w:sz w:val="24"/>
         </w:rPr>
-        <w:t>The candidate structure V-TS2 failed the convergence and vibrational checks. A first-order transition state should have one chemically meaningful imaginary frequency, so V-TS2 was not used as a transition state. The other unsuccessful vanadic-acid structures also failed the convergence or completion checks. Their energies were not treated as validated stationary-point energies.</w:t>
+        <w:t>Figure 4.1 compares the optimised pre-reaction complexes. The vanadic-acid oxygen approached aluminium closely, while water remained farther from the aluminium centre. The structural difference is consistent with the electronic-energy comparison in Section 4.2, but geometry alone does not establish either the equilibrium population or the rate of framework hydrolysis.</w:t>
       </w:r>
     </w:p>
     <w:p>
       <w:pPr>
-        <w:pStyle w:val="Heading2"/>
-        <w:jc w:val="left"/>
-      </w:pPr>
-      <w:r>
-        <w:rPr>
-          <w:rFonts w:ascii="Times New Roman" w:hAnsi="Times New Roman" w:cs="Times New Roman" w:eastAsia="Times New Roman"/>
-          <w:b/>
-          <w:i w:val="0"/>
-          <w:color w:val="000000"/>
-          <w:sz w:val="24"/>
-        </w:rPr>
-        <w:t>4.2 Adsorption Energies</w:t>
-      </w:r>
+        <w:keepNext/>
+        <w:keepLines/>
+        <w:spacing w:line="240" w:lineRule="auto" w:before="120" w:after="80"/>
+        <w:jc w:val="center"/>
+      </w:pPr>
+      <w:r>
+        <w:drawing>
+          <wp:inline xmlns:a="http://schemas.openxmlformats.org/drawingml/2006/main" xmlns:pic="http://schemas.openxmlformats.org/drawingml/2006/picture">
+            <wp:extent cx="5400000" cy="2731926"/>
+            <wp:docPr id="7" name="Picture 7"/>
+            <wp:cNvGraphicFramePr>
+              <a:graphicFrameLocks noChangeAspect="1"/>
+            </wp:cNvGraphicFramePr>
+            <a:graphic>
+              <a:graphicData uri="http://schemas.openxmlformats.org/drawingml/2006/picture">
+                <pic:pic>
+                  <pic:nvPicPr>
+                    <pic:cNvPr id="0" name="fig4_1_complexes.png"/>
+                    <pic:cNvPicPr/>
+                  </pic:nvPicPr>
+                  <pic:blipFill>
+                    <a:blip r:embed="rId16"/>
+                    <a:stretch>
+                      <a:fillRect/>
+                    </a:stretch>
+                  </pic:blipFill>
+                  <pic:spPr>
+                    <a:xfrm>
+                      <a:off x="0" y="0"/>
+                      <a:ext cx="5400000" cy="2731926"/>
+                    </a:xfrm>
+                    <a:prstGeom prst="rect"/>
+                  </pic:spPr>
+                </pic:pic>
+              </a:graphicData>
+            </a:graphic>
+          </wp:inline>
+        </w:drawing>
+      </w:r>
+    </w:p>
+    <w:p>
+      <w:pPr>
+        <w:keepLines/>
+        <w:widowControl/>
+        <w:spacing w:line="480" w:lineRule="auto" w:before="0" w:after="240"/>
+        <w:ind w:firstLine="0" w:left="0"/>
+        <w:jc w:val="center"/>
+      </w:pPr>
+      <w:bookmarkStart w:id="9" w:name="Figure_4_1"/>
+      <w:r>
+        <w:rPr>
+          <w:rFonts w:ascii="Times New Roman" w:hAnsi="Times New Roman" w:cs="Times New Roman" w:eastAsia="Times New Roman"/>
+          <w:b w:val="0"/>
+          <w:i w:val="0"/>
+          <w:color w:val="000000"/>
+          <w:sz w:val="24"/>
+        </w:rPr>
+        <w:t>Figure 4.1: Optimised adsorption complexes at B3LYP-D3(BJ)/def2-TZVP. Left, vanadic acid (V-PRC); right, water (W-PRC)</w:t>
+      </w:r>
+      <w:bookmarkEnd w:id="9"/>
     </w:p>
     <w:p>
       <w:pPr>
@@ -5964,7 +5834,7 @@
           <w:color w:val="000000"/>
           <w:sz w:val="24"/>
         </w:rPr>
-        <w:t>Table 4.2 compares the electronic adsorption energies of vanadic acid and water at three calculation levels. The negative values indicate that both adsorbates formed lower-energy complexes than the separated cluster and molecule. The difference, ΔΔE, was defined as the vanadic-acid adsorption energy minus the water adsorption energy; a negative value therefore favoured vanadic acid.</w:t>
+        <w:t>Table 4.2 gives selected aluminium–oxygen distances from the converged structures. In V-PRC, vanadic acid formed a close contact with aluminium and the acid-site aluminium–oxygen bond lengthened relative to the isolated cluster. In W-PRC, water remained outside the aluminium coordination sphere. The converged water product showed a longer framework aluminium–oxygen distance and a new short contact to an oxygen from water, consistent with one hydrolysis step in the model.</w:t>
       </w:r>
     </w:p>
     <w:p>
@@ -5976,7 +5846,7 @@
         <w:ind w:firstLine="0" w:left="0"/>
         <w:jc w:val="left"/>
       </w:pPr>
-      <w:bookmarkStart w:id="9" w:name="Table_4_2"/>
+      <w:bookmarkStart w:id="10" w:name="Table_4_2"/>
       <w:r>
         <w:rPr>
           <w:rFonts w:ascii="Times New Roman" w:hAnsi="Times New Roman" w:cs="Times New Roman" w:eastAsia="Times New Roman"/>
@@ -5985,9 +5855,738 @@
           <w:color w:val="000000"/>
           <w:sz w:val="24"/>
         </w:rPr>
-        <w:t>Table 4.2: Electronic adsorption energies and their difference for vanadic acid and water</w:t>
-      </w:r>
-      <w:bookmarkEnd w:id="9"/>
+        <w:t>Table 4.2: Selected aluminium–oxygen distances in converged DFT structures (Å)</w:t>
+      </w:r>
+      <w:bookmarkEnd w:id="10"/>
+    </w:p>
+    <w:tbl>
+      <w:tblPr>
+        <w:tblW w:type="auto" w:w="0"/>
+        <w:jc w:val="center"/>
+        <w:tblLayout w:type="autofit"/>
+        <w:tblLook w:firstColumn="1" w:firstRow="1" w:lastColumn="0" w:lastRow="0" w:noHBand="0" w:noVBand="1" w:val="04A0"/>
+        <w:tblBorders>
+          <w:top w:val="single" w:sz="4" w:space="0" w:color="000000"/>
+          <w:left w:val="single" w:sz="4" w:space="0" w:color="000000"/>
+          <w:bottom w:val="single" w:sz="4" w:space="0" w:color="000000"/>
+          <w:right w:val="single" w:sz="4" w:space="0" w:color="000000"/>
+          <w:insideH w:val="single" w:sz="4" w:space="0" w:color="000000"/>
+          <w:insideV w:val="single" w:sz="4" w:space="0" w:color="000000"/>
+        </w:tblBorders>
+      </w:tblPr>
+      <w:tblGrid>
+        <w:gridCol w:w="2126"/>
+        <w:gridCol w:w="2126"/>
+        <w:gridCol w:w="2126"/>
+        <w:gridCol w:w="2126"/>
+      </w:tblGrid>
+      <w:tr>
+        <w:trPr>
+          <w:tblHeader w:val="true"/>
+          <w:cantSplit/>
+        </w:trPr>
+        <w:tc>
+          <w:tcPr>
+            <w:tcW w:type="dxa" w:w="2126"/>
+          </w:tcPr>
+          <w:p>
+            <w:pPr>
+              <w:widowControl/>
+              <w:spacing w:line="480" w:lineRule="auto" w:before="0" w:after="40"/>
+              <w:ind w:firstLine="0" w:left="0"/>
+              <w:jc w:val="left"/>
+            </w:pPr>
+            <w:r/>
+            <w:r>
+              <w:rPr>
+                <w:rFonts w:ascii="Times New Roman" w:hAnsi="Times New Roman" w:cs="Times New Roman" w:eastAsia="Times New Roman"/>
+                <w:b/>
+                <w:i w:val="0"/>
+                <w:color w:val="000000"/>
+                <w:sz w:val="24"/>
+              </w:rPr>
+              <w:t>Structure</w:t>
+            </w:r>
+          </w:p>
+        </w:tc>
+        <w:tc>
+          <w:tcPr>
+            <w:tcW w:type="dxa" w:w="2126"/>
+          </w:tcPr>
+          <w:p>
+            <w:pPr>
+              <w:widowControl/>
+              <w:spacing w:line="480" w:lineRule="auto" w:before="0" w:after="40"/>
+              <w:ind w:firstLine="0" w:left="0"/>
+              <w:jc w:val="left"/>
+            </w:pPr>
+            <w:r/>
+            <w:r>
+              <w:rPr>
+                <w:rFonts w:ascii="Times New Roman" w:hAnsi="Times New Roman" w:cs="Times New Roman" w:eastAsia="Times New Roman"/>
+                <w:b/>
+                <w:i w:val="0"/>
+                <w:color w:val="000000"/>
+                <w:sz w:val="24"/>
+              </w:rPr>
+              <w:t>Nearest Al···O distance to adsorbate</w:t>
+            </w:r>
+          </w:p>
+        </w:tc>
+        <w:tc>
+          <w:tcPr>
+            <w:tcW w:type="dxa" w:w="2126"/>
+          </w:tcPr>
+          <w:p>
+            <w:pPr>
+              <w:widowControl/>
+              <w:spacing w:line="480" w:lineRule="auto" w:before="0" w:after="40"/>
+              <w:ind w:firstLine="0" w:left="0"/>
+              <w:jc w:val="left"/>
+            </w:pPr>
+            <w:r/>
+            <w:r>
+              <w:rPr>
+                <w:rFonts w:ascii="Times New Roman" w:hAnsi="Times New Roman" w:cs="Times New Roman" w:eastAsia="Times New Roman"/>
+                <w:b/>
+                <w:i w:val="0"/>
+                <w:color w:val="000000"/>
+                <w:sz w:val="24"/>
+              </w:rPr>
+              <w:t>Longest framework Al–O distance</w:t>
+            </w:r>
+          </w:p>
+        </w:tc>
+        <w:tc>
+          <w:tcPr>
+            <w:tcW w:type="dxa" w:w="2126"/>
+          </w:tcPr>
+          <w:p>
+            <w:pPr>
+              <w:widowControl/>
+              <w:spacing w:line="480" w:lineRule="auto" w:before="0" w:after="40"/>
+              <w:ind w:firstLine="0" w:left="0"/>
+              <w:jc w:val="left"/>
+            </w:pPr>
+            <w:r/>
+            <w:r>
+              <w:rPr>
+                <w:rFonts w:ascii="Times New Roman" w:hAnsi="Times New Roman" w:cs="Times New Roman" w:eastAsia="Times New Roman"/>
+                <w:b/>
+                <w:i w:val="0"/>
+                <w:color w:val="000000"/>
+                <w:sz w:val="24"/>
+              </w:rPr>
+              <w:t>Structural interpretation</w:t>
+            </w:r>
+          </w:p>
+        </w:tc>
+      </w:tr>
+      <w:tr>
+        <w:trPr>
+          <w:cantSplit/>
+        </w:trPr>
+        <w:tc>
+          <w:tcPr>
+            <w:tcW w:type="dxa" w:w="2126"/>
+          </w:tcPr>
+          <w:p>
+            <w:pPr>
+              <w:widowControl/>
+              <w:spacing w:line="480" w:lineRule="auto" w:before="0" w:after="40"/>
+              <w:ind w:firstLine="0" w:left="0"/>
+              <w:jc w:val="left"/>
+            </w:pPr>
+            <w:r/>
+            <w:r>
+              <w:rPr>
+                <w:rFonts w:ascii="Times New Roman" w:hAnsi="Times New Roman" w:cs="Times New Roman" w:eastAsia="Times New Roman"/>
+                <w:b w:val="0"/>
+                <w:i w:val="0"/>
+                <w:color w:val="000000"/>
+                <w:sz w:val="24"/>
+              </w:rPr>
+              <w:t>Cluster reference</w:t>
+            </w:r>
+          </w:p>
+        </w:tc>
+        <w:tc>
+          <w:tcPr>
+            <w:tcW w:type="dxa" w:w="2126"/>
+          </w:tcPr>
+          <w:p>
+            <w:pPr>
+              <w:widowControl/>
+              <w:spacing w:line="480" w:lineRule="auto" w:before="0" w:after="40"/>
+              <w:ind w:firstLine="0" w:left="0"/>
+              <w:jc w:val="left"/>
+            </w:pPr>
+            <w:r/>
+            <w:r>
+              <w:rPr>
+                <w:rFonts w:ascii="Times New Roman" w:hAnsi="Times New Roman" w:cs="Times New Roman" w:eastAsia="Times New Roman"/>
+                <w:b w:val="0"/>
+                <w:i w:val="0"/>
+                <w:color w:val="000000"/>
+                <w:sz w:val="24"/>
+              </w:rPr>
+              <w:t>Not applicable</w:t>
+            </w:r>
+          </w:p>
+        </w:tc>
+        <w:tc>
+          <w:tcPr>
+            <w:tcW w:type="dxa" w:w="2126"/>
+          </w:tcPr>
+          <w:p>
+            <w:pPr>
+              <w:widowControl/>
+              <w:spacing w:line="480" w:lineRule="auto" w:before="0" w:after="40"/>
+              <w:ind w:firstLine="0" w:left="0"/>
+              <w:jc w:val="left"/>
+            </w:pPr>
+            <w:r/>
+            <w:r>
+              <w:rPr>
+                <w:rFonts w:ascii="Times New Roman" w:hAnsi="Times New Roman" w:cs="Times New Roman" w:eastAsia="Times New Roman"/>
+                <w:b w:val="0"/>
+                <w:i w:val="0"/>
+                <w:color w:val="000000"/>
+                <w:sz w:val="24"/>
+              </w:rPr>
+              <w:t>1.919</w:t>
+            </w:r>
+          </w:p>
+        </w:tc>
+        <w:tc>
+          <w:tcPr>
+            <w:tcW w:type="dxa" w:w="2126"/>
+          </w:tcPr>
+          <w:p>
+            <w:pPr>
+              <w:widowControl/>
+              <w:spacing w:line="480" w:lineRule="auto" w:before="0" w:after="40"/>
+              <w:ind w:firstLine="0" w:left="0"/>
+              <w:jc w:val="left"/>
+            </w:pPr>
+            <w:r/>
+            <w:r>
+              <w:rPr>
+                <w:rFonts w:ascii="Times New Roman" w:hAnsi="Times New Roman" w:cs="Times New Roman" w:eastAsia="Times New Roman"/>
+                <w:b w:val="0"/>
+                <w:i w:val="0"/>
+                <w:color w:val="000000"/>
+                <w:sz w:val="24"/>
+              </w:rPr>
+              <w:t>Protonated framework reference</w:t>
+            </w:r>
+          </w:p>
+        </w:tc>
+      </w:tr>
+      <w:tr>
+        <w:trPr>
+          <w:cantSplit/>
+        </w:trPr>
+        <w:tc>
+          <w:tcPr>
+            <w:tcW w:type="dxa" w:w="2126"/>
+          </w:tcPr>
+          <w:p>
+            <w:pPr>
+              <w:widowControl/>
+              <w:spacing w:line="480" w:lineRule="auto" w:before="0" w:after="40"/>
+              <w:ind w:firstLine="0" w:left="0"/>
+              <w:jc w:val="left"/>
+            </w:pPr>
+            <w:r/>
+            <w:r>
+              <w:rPr>
+                <w:rFonts w:ascii="Times New Roman" w:hAnsi="Times New Roman" w:cs="Times New Roman" w:eastAsia="Times New Roman"/>
+                <w:b w:val="0"/>
+                <w:i w:val="0"/>
+                <w:color w:val="000000"/>
+                <w:sz w:val="24"/>
+              </w:rPr>
+              <w:t>V-PRC</w:t>
+            </w:r>
+          </w:p>
+        </w:tc>
+        <w:tc>
+          <w:tcPr>
+            <w:tcW w:type="dxa" w:w="2126"/>
+          </w:tcPr>
+          <w:p>
+            <w:pPr>
+              <w:widowControl/>
+              <w:spacing w:line="480" w:lineRule="auto" w:before="0" w:after="40"/>
+              <w:ind w:firstLine="0" w:left="0"/>
+              <w:jc w:val="left"/>
+            </w:pPr>
+            <w:r/>
+            <w:r>
+              <w:rPr>
+                <w:rFonts w:ascii="Times New Roman" w:hAnsi="Times New Roman" w:cs="Times New Roman" w:eastAsia="Times New Roman"/>
+                <w:b w:val="0"/>
+                <w:i w:val="0"/>
+                <w:color w:val="000000"/>
+                <w:sz w:val="24"/>
+              </w:rPr>
+              <w:t>1.947</w:t>
+            </w:r>
+          </w:p>
+        </w:tc>
+        <w:tc>
+          <w:tcPr>
+            <w:tcW w:type="dxa" w:w="2126"/>
+          </w:tcPr>
+          <w:p>
+            <w:pPr>
+              <w:widowControl/>
+              <w:spacing w:line="480" w:lineRule="auto" w:before="0" w:after="40"/>
+              <w:ind w:firstLine="0" w:left="0"/>
+              <w:jc w:val="left"/>
+            </w:pPr>
+            <w:r/>
+            <w:r>
+              <w:rPr>
+                <w:rFonts w:ascii="Times New Roman" w:hAnsi="Times New Roman" w:cs="Times New Roman" w:eastAsia="Times New Roman"/>
+                <w:b w:val="0"/>
+                <w:i w:val="0"/>
+                <w:color w:val="000000"/>
+                <w:sz w:val="24"/>
+              </w:rPr>
+              <w:t>2.042</w:t>
+            </w:r>
+          </w:p>
+        </w:tc>
+        <w:tc>
+          <w:tcPr>
+            <w:tcW w:type="dxa" w:w="2126"/>
+          </w:tcPr>
+          <w:p>
+            <w:pPr>
+              <w:widowControl/>
+              <w:spacing w:line="480" w:lineRule="auto" w:before="0" w:after="40"/>
+              <w:ind w:firstLine="0" w:left="0"/>
+              <w:jc w:val="left"/>
+            </w:pPr>
+            <w:r/>
+            <w:r>
+              <w:rPr>
+                <w:rFonts w:ascii="Times New Roman" w:hAnsi="Times New Roman" w:cs="Times New Roman" w:eastAsia="Times New Roman"/>
+                <w:b w:val="0"/>
+                <w:i w:val="0"/>
+                <w:color w:val="000000"/>
+                <w:sz w:val="24"/>
+              </w:rPr>
+              <w:t>Vanadic oxygen approached Al and the acid-site Al–O bond lengthened</w:t>
+            </w:r>
+          </w:p>
+        </w:tc>
+      </w:tr>
+      <w:tr>
+        <w:trPr>
+          <w:cantSplit/>
+        </w:trPr>
+        <w:tc>
+          <w:tcPr>
+            <w:tcW w:type="dxa" w:w="2126"/>
+          </w:tcPr>
+          <w:p>
+            <w:pPr>
+              <w:widowControl/>
+              <w:spacing w:line="480" w:lineRule="auto" w:before="0" w:after="40"/>
+              <w:ind w:firstLine="0" w:left="0"/>
+              <w:jc w:val="left"/>
+            </w:pPr>
+            <w:r/>
+            <w:r>
+              <w:rPr>
+                <w:rFonts w:ascii="Times New Roman" w:hAnsi="Times New Roman" w:cs="Times New Roman" w:eastAsia="Times New Roman"/>
+                <w:b w:val="0"/>
+                <w:i w:val="0"/>
+                <w:color w:val="000000"/>
+                <w:sz w:val="24"/>
+              </w:rPr>
+              <w:t>V-I1</w:t>
+            </w:r>
+          </w:p>
+        </w:tc>
+        <w:tc>
+          <w:tcPr>
+            <w:tcW w:type="dxa" w:w="2126"/>
+          </w:tcPr>
+          <w:p>
+            <w:pPr>
+              <w:widowControl/>
+              <w:spacing w:line="480" w:lineRule="auto" w:before="0" w:after="40"/>
+              <w:ind w:firstLine="0" w:left="0"/>
+              <w:jc w:val="left"/>
+            </w:pPr>
+            <w:r/>
+            <w:r>
+              <w:rPr>
+                <w:rFonts w:ascii="Times New Roman" w:hAnsi="Times New Roman" w:cs="Times New Roman" w:eastAsia="Times New Roman"/>
+                <w:b w:val="0"/>
+                <w:i w:val="0"/>
+                <w:color w:val="000000"/>
+                <w:sz w:val="24"/>
+              </w:rPr>
+              <w:t>3.529</w:t>
+            </w:r>
+          </w:p>
+        </w:tc>
+        <w:tc>
+          <w:tcPr>
+            <w:tcW w:type="dxa" w:w="2126"/>
+          </w:tcPr>
+          <w:p>
+            <w:pPr>
+              <w:widowControl/>
+              <w:spacing w:line="480" w:lineRule="auto" w:before="0" w:after="40"/>
+              <w:ind w:firstLine="0" w:left="0"/>
+              <w:jc w:val="left"/>
+            </w:pPr>
+            <w:r/>
+            <w:r>
+              <w:rPr>
+                <w:rFonts w:ascii="Times New Roman" w:hAnsi="Times New Roman" w:cs="Times New Roman" w:eastAsia="Times New Roman"/>
+                <w:b w:val="0"/>
+                <w:i w:val="0"/>
+                <w:color w:val="000000"/>
+                <w:sz w:val="24"/>
+              </w:rPr>
+              <w:t>1.791</w:t>
+            </w:r>
+          </w:p>
+        </w:tc>
+        <w:tc>
+          <w:tcPr>
+            <w:tcW w:type="dxa" w:w="2126"/>
+          </w:tcPr>
+          <w:p>
+            <w:pPr>
+              <w:widowControl/>
+              <w:spacing w:line="480" w:lineRule="auto" w:before="0" w:after="40"/>
+              <w:ind w:firstLine="0" w:left="0"/>
+              <w:jc w:val="left"/>
+            </w:pPr>
+            <w:r/>
+            <w:r>
+              <w:rPr>
+                <w:rFonts w:ascii="Times New Roman" w:hAnsi="Times New Roman" w:cs="Times New Roman" w:eastAsia="Times New Roman"/>
+                <w:b w:val="0"/>
+                <w:i w:val="0"/>
+                <w:color w:val="000000"/>
+                <w:sz w:val="24"/>
+              </w:rPr>
+              <w:t>Framework Al–O bonds remained short after the first intermediate formed</w:t>
+            </w:r>
+          </w:p>
+        </w:tc>
+      </w:tr>
+      <w:tr>
+        <w:trPr>
+          <w:cantSplit/>
+        </w:trPr>
+        <w:tc>
+          <w:tcPr>
+            <w:tcW w:type="dxa" w:w="2126"/>
+          </w:tcPr>
+          <w:p>
+            <w:pPr>
+              <w:widowControl/>
+              <w:spacing w:line="480" w:lineRule="auto" w:before="0" w:after="40"/>
+              <w:ind w:firstLine="0" w:left="0"/>
+              <w:jc w:val="left"/>
+            </w:pPr>
+            <w:r/>
+            <w:r>
+              <w:rPr>
+                <w:rFonts w:ascii="Times New Roman" w:hAnsi="Times New Roman" w:cs="Times New Roman" w:eastAsia="Times New Roman"/>
+                <w:b w:val="0"/>
+                <w:i w:val="0"/>
+                <w:color w:val="000000"/>
+                <w:sz w:val="24"/>
+              </w:rPr>
+              <w:t>W-PRC</w:t>
+            </w:r>
+          </w:p>
+        </w:tc>
+        <w:tc>
+          <w:tcPr>
+            <w:tcW w:type="dxa" w:w="2126"/>
+          </w:tcPr>
+          <w:p>
+            <w:pPr>
+              <w:widowControl/>
+              <w:spacing w:line="480" w:lineRule="auto" w:before="0" w:after="40"/>
+              <w:ind w:firstLine="0" w:left="0"/>
+              <w:jc w:val="left"/>
+            </w:pPr>
+            <w:r/>
+            <w:r>
+              <w:rPr>
+                <w:rFonts w:ascii="Times New Roman" w:hAnsi="Times New Roman" w:cs="Times New Roman" w:eastAsia="Times New Roman"/>
+                <w:b w:val="0"/>
+                <w:i w:val="0"/>
+                <w:color w:val="000000"/>
+                <w:sz w:val="24"/>
+              </w:rPr>
+              <w:t>3.337</w:t>
+            </w:r>
+          </w:p>
+        </w:tc>
+        <w:tc>
+          <w:tcPr>
+            <w:tcW w:type="dxa" w:w="2126"/>
+          </w:tcPr>
+          <w:p>
+            <w:pPr>
+              <w:widowControl/>
+              <w:spacing w:line="480" w:lineRule="auto" w:before="0" w:after="40"/>
+              <w:ind w:firstLine="0" w:left="0"/>
+              <w:jc w:val="left"/>
+            </w:pPr>
+            <w:r/>
+            <w:r>
+              <w:rPr>
+                <w:rFonts w:ascii="Times New Roman" w:hAnsi="Times New Roman" w:cs="Times New Roman" w:eastAsia="Times New Roman"/>
+                <w:b w:val="0"/>
+                <w:i w:val="0"/>
+                <w:color w:val="000000"/>
+                <w:sz w:val="24"/>
+              </w:rPr>
+              <w:t>1.885</w:t>
+            </w:r>
+          </w:p>
+        </w:tc>
+        <w:tc>
+          <w:tcPr>
+            <w:tcW w:type="dxa" w:w="2126"/>
+          </w:tcPr>
+          <w:p>
+            <w:pPr>
+              <w:widowControl/>
+              <w:spacing w:line="480" w:lineRule="auto" w:before="0" w:after="40"/>
+              <w:ind w:firstLine="0" w:left="0"/>
+              <w:jc w:val="left"/>
+            </w:pPr>
+            <w:r/>
+            <w:r>
+              <w:rPr>
+                <w:rFonts w:ascii="Times New Roman" w:hAnsi="Times New Roman" w:cs="Times New Roman" w:eastAsia="Times New Roman"/>
+                <w:b w:val="0"/>
+                <w:i w:val="0"/>
+                <w:color w:val="000000"/>
+                <w:sz w:val="24"/>
+              </w:rPr>
+              <w:t>Water remained outside the Al coordination sphere</w:t>
+            </w:r>
+          </w:p>
+        </w:tc>
+      </w:tr>
+      <w:tr>
+        <w:trPr>
+          <w:cantSplit/>
+        </w:trPr>
+        <w:tc>
+          <w:tcPr>
+            <w:tcW w:type="dxa" w:w="2126"/>
+          </w:tcPr>
+          <w:p>
+            <w:pPr>
+              <w:widowControl/>
+              <w:spacing w:line="480" w:lineRule="auto" w:before="0" w:after="40"/>
+              <w:ind w:firstLine="0" w:left="0"/>
+              <w:jc w:val="left"/>
+            </w:pPr>
+            <w:r/>
+            <w:r>
+              <w:rPr>
+                <w:rFonts w:ascii="Times New Roman" w:hAnsi="Times New Roman" w:cs="Times New Roman" w:eastAsia="Times New Roman"/>
+                <w:b w:val="0"/>
+                <w:i w:val="0"/>
+                <w:color w:val="000000"/>
+                <w:sz w:val="24"/>
+              </w:rPr>
+              <w:t>W-P</w:t>
+            </w:r>
+          </w:p>
+        </w:tc>
+        <w:tc>
+          <w:tcPr>
+            <w:tcW w:type="dxa" w:w="2126"/>
+          </w:tcPr>
+          <w:p>
+            <w:pPr>
+              <w:widowControl/>
+              <w:spacing w:line="480" w:lineRule="auto" w:before="0" w:after="40"/>
+              <w:ind w:firstLine="0" w:left="0"/>
+              <w:jc w:val="left"/>
+            </w:pPr>
+            <w:r/>
+            <w:r>
+              <w:rPr>
+                <w:rFonts w:ascii="Times New Roman" w:hAnsi="Times New Roman" w:cs="Times New Roman" w:eastAsia="Times New Roman"/>
+                <w:b w:val="0"/>
+                <w:i w:val="0"/>
+                <w:color w:val="000000"/>
+                <w:sz w:val="24"/>
+              </w:rPr>
+              <w:t>1.718</w:t>
+            </w:r>
+          </w:p>
+        </w:tc>
+        <w:tc>
+          <w:tcPr>
+            <w:tcW w:type="dxa" w:w="2126"/>
+          </w:tcPr>
+          <w:p>
+            <w:pPr>
+              <w:widowControl/>
+              <w:spacing w:line="480" w:lineRule="auto" w:before="0" w:after="40"/>
+              <w:ind w:firstLine="0" w:left="0"/>
+              <w:jc w:val="left"/>
+            </w:pPr>
+            <w:r/>
+            <w:r>
+              <w:rPr>
+                <w:rFonts w:ascii="Times New Roman" w:hAnsi="Times New Roman" w:cs="Times New Roman" w:eastAsia="Times New Roman"/>
+                <w:b w:val="0"/>
+                <w:i w:val="0"/>
+                <w:color w:val="000000"/>
+                <w:sz w:val="24"/>
+              </w:rPr>
+              <w:t>3.129</w:t>
+            </w:r>
+          </w:p>
+        </w:tc>
+        <w:tc>
+          <w:tcPr>
+            <w:tcW w:type="dxa" w:w="2126"/>
+          </w:tcPr>
+          <w:p>
+            <w:pPr>
+              <w:widowControl/>
+              <w:spacing w:line="480" w:lineRule="auto" w:before="0" w:after="40"/>
+              <w:ind w:firstLine="0" w:left="0"/>
+              <w:jc w:val="left"/>
+            </w:pPr>
+            <w:r/>
+            <w:r>
+              <w:rPr>
+                <w:rFonts w:ascii="Times New Roman" w:hAnsi="Times New Roman" w:cs="Times New Roman" w:eastAsia="Times New Roman"/>
+                <w:b w:val="0"/>
+                <w:i w:val="0"/>
+                <w:color w:val="000000"/>
+                <w:sz w:val="24"/>
+              </w:rPr>
+              <w:t>Water-derived oxygen approached Al as one framework Al–O bond lengthened</w:t>
+            </w:r>
+          </w:p>
+        </w:tc>
+      </w:tr>
+    </w:tbl>
+    <w:p>
+      <w:pPr>
+        <w:spacing w:after="160"/>
+      </w:pPr>
+    </w:p>
+    <w:p>
+      <w:pPr>
+        <w:widowControl/>
+        <w:spacing w:line="480" w:lineRule="auto" w:before="0" w:after="240"/>
+        <w:ind w:firstLine="0" w:left="0"/>
+        <w:jc w:val="both"/>
+      </w:pPr>
+      <w:r>
+        <w:rPr>
+          <w:rFonts w:ascii="Times New Roman" w:hAnsi="Times New Roman" w:cs="Times New Roman" w:eastAsia="Times New Roman"/>
+          <w:b w:val="0"/>
+          <w:i w:val="0"/>
+          <w:color w:val="000000"/>
+          <w:sz w:val="24"/>
+        </w:rPr>
+        <w:t>The distances indicate that vanadic acid and water followed different local geometries at the model site. The short V-PRC contact was consistent with direct interaction between a vanadic-acid oxygen and aluminium. The W-P geometry showed that water could also reach a structure with an elongated framework bond, so the geometry comparison did not uniquely identify the operative catalyst mechanism.</w:t>
+      </w:r>
+    </w:p>
+    <w:p>
+      <w:pPr>
+        <w:pStyle w:val="Heading2"/>
+        <w:jc w:val="left"/>
+      </w:pPr>
+      <w:r>
+        <w:rPr>
+          <w:rFonts w:ascii="Times New Roman" w:hAnsi="Times New Roman" w:cs="Times New Roman" w:eastAsia="Times New Roman"/>
+          <w:b/>
+          <w:i w:val="0"/>
+          <w:color w:val="000000"/>
+          <w:sz w:val="24"/>
+        </w:rPr>
+        <w:t>4.2 Electronic Adsorption Energies</w:t>
+      </w:r>
+    </w:p>
+    <w:p>
+      <w:pPr>
+        <w:widowControl/>
+        <w:spacing w:line="480" w:lineRule="auto" w:before="0" w:after="240"/>
+        <w:ind w:firstLine="0" w:left="0"/>
+        <w:jc w:val="both"/>
+      </w:pPr>
+      <w:r>
+        <w:rPr>
+          <w:rFonts w:ascii="Times New Roman" w:hAnsi="Times New Roman" w:cs="Times New Roman" w:eastAsia="Times New Roman"/>
+          <w:b w:val="0"/>
+          <w:i w:val="0"/>
+          <w:color w:val="000000"/>
+          <w:sz w:val="24"/>
+        </w:rPr>
+        <w:t>Table 4.3 compares the adsorption energies obtained at the GFN2-xTB, B3LYP-D3(BJ)/def2-TZVP, and PBE0-D3(BJ)/def2-TZVP levels. The negative values indicate that both molecules formed lower-electronic-energy complexes than the separated cluster and adsorbate. The difference, ΔΔE, was defined as the vanadic-acid adsorption energy minus the water adsorption energy; a negative value therefore favoured vanadic acid.</w:t>
+      </w:r>
+    </w:p>
+    <w:p>
+      <w:pPr>
+        <w:keepNext/>
+        <w:keepLines/>
+        <w:widowControl/>
+        <w:spacing w:line="480" w:lineRule="auto" w:before="0" w:after="80"/>
+        <w:ind w:firstLine="0" w:left="0"/>
+        <w:jc w:val="left"/>
+      </w:pPr>
+      <w:bookmarkStart w:id="11" w:name="Table_4_3"/>
+      <w:r>
+        <w:rPr>
+          <w:rFonts w:ascii="Times New Roman" w:hAnsi="Times New Roman" w:cs="Times New Roman" w:eastAsia="Times New Roman"/>
+          <w:b w:val="0"/>
+          <w:i w:val="0"/>
+          <w:color w:val="000000"/>
+          <w:sz w:val="24"/>
+        </w:rPr>
+        <w:t>Table 4.3: Electronic adsorption energies of vanadic acid and water (kJ mol</w:t>
+      </w:r>
+      <w:r>
+        <w:rPr>
+          <w:rFonts w:ascii="Times New Roman" w:hAnsi="Times New Roman" w:cs="Times New Roman" w:eastAsia="Times New Roman"/>
+          <w:b w:val="0"/>
+          <w:i w:val="0"/>
+          <w:color w:val="000000"/>
+          <w:sz w:val="24"/>
+          <w:vertAlign w:val="superscript"/>
+        </w:rPr>
+        <w:t>-1</w:t>
+      </w:r>
+      <w:r>
+        <w:rPr>
+          <w:rFonts w:ascii="Times New Roman" w:hAnsi="Times New Roman" w:cs="Times New Roman" w:eastAsia="Times New Roman"/>
+          <w:b w:val="0"/>
+          <w:i w:val="0"/>
+          <w:color w:val="000000"/>
+          <w:sz w:val="24"/>
+        </w:rPr>
+        <w:t>)</w:t>
+      </w:r>
+      <w:bookmarkEnd w:id="11"/>
     </w:p>
     <w:tbl>
       <w:tblPr>
@@ -6093,37 +6692,6 @@
               </w:rPr>
               <w:t>4</w:t>
             </w:r>
-            <w:r>
-              <w:rPr>
-                <w:rFonts w:ascii="Times New Roman" w:hAnsi="Times New Roman" w:cs="Times New Roman" w:eastAsia="Times New Roman"/>
-                <w:b/>
-                <w:i w:val="0"/>
-                <w:color w:val="000000"/>
-                <w:sz w:val="24"/>
-              </w:rPr>
-              <w:t xml:space="preserve"> (kJ mol</w:t>
-            </w:r>
-            <w:r>
-              <w:rPr>
-                <w:rFonts w:ascii="Times New Roman" w:hAnsi="Times New Roman" w:cs="Times New Roman" w:eastAsia="Times New Roman"/>
-                <w:b/>
-                <w:i w:val="0"/>
-                <w:color w:val="000000"/>
-                <w:sz w:val="24"/>
-                <w:vertAlign w:val="superscript"/>
-              </w:rPr>
-              <w:t>-1</w:t>
-            </w:r>
-            <w:r>
-              <w:rPr>
-                <w:rFonts w:ascii="Times New Roman" w:hAnsi="Times New Roman" w:cs="Times New Roman" w:eastAsia="Times New Roman"/>
-                <w:b/>
-                <w:i w:val="0"/>
-                <w:color w:val="000000"/>
-                <w:sz w:val="24"/>
-              </w:rPr>
-              <w:t>)</w:t>
-            </w:r>
           </w:p>
         </w:tc>
         <w:tc>
@@ -6167,28 +6735,7 @@
                 <w:color w:val="000000"/>
                 <w:sz w:val="24"/>
               </w:rPr>
-              <w:t>O (kJ mol</w:t>
-            </w:r>
-            <w:r>
-              <w:rPr>
-                <w:rFonts w:ascii="Times New Roman" w:hAnsi="Times New Roman" w:cs="Times New Roman" w:eastAsia="Times New Roman"/>
-                <w:b/>
-                <w:i w:val="0"/>
-                <w:color w:val="000000"/>
-                <w:sz w:val="24"/>
-                <w:vertAlign w:val="superscript"/>
-              </w:rPr>
-              <w:t>-1</w:t>
-            </w:r>
-            <w:r>
-              <w:rPr>
-                <w:rFonts w:ascii="Times New Roman" w:hAnsi="Times New Roman" w:cs="Times New Roman" w:eastAsia="Times New Roman"/>
-                <w:b/>
-                <w:i w:val="0"/>
-                <w:color w:val="000000"/>
-                <w:sz w:val="24"/>
-              </w:rPr>
-              <w:t>)</w:t>
+              <w:t>O</w:t>
             </w:r>
           </w:p>
         </w:tc>
@@ -6275,28 +6822,7 @@
                 <w:color w:val="000000"/>
                 <w:sz w:val="24"/>
               </w:rPr>
-              <w:t>O) (kJ mol</w:t>
-            </w:r>
-            <w:r>
-              <w:rPr>
-                <w:rFonts w:ascii="Times New Roman" w:hAnsi="Times New Roman" w:cs="Times New Roman" w:eastAsia="Times New Roman"/>
-                <w:b/>
-                <w:i w:val="0"/>
-                <w:color w:val="000000"/>
-                <w:sz w:val="24"/>
-                <w:vertAlign w:val="superscript"/>
-              </w:rPr>
-              <w:t>-1</w:t>
-            </w:r>
-            <w:r>
-              <w:rPr>
-                <w:rFonts w:ascii="Times New Roman" w:hAnsi="Times New Roman" w:cs="Times New Roman" w:eastAsia="Times New Roman"/>
-                <w:b/>
-                <w:i w:val="0"/>
-                <w:color w:val="000000"/>
-                <w:sz w:val="24"/>
-              </w:rPr>
-              <w:t>)</w:t>
+              <w:t>O)</w:t>
             </w:r>
           </w:p>
         </w:tc>
@@ -6625,7 +7151,7 @@
           <w:color w:val="000000"/>
           <w:sz w:val="24"/>
         </w:rPr>
-        <w:t>Both DFT calculations predicted a more negative electronic adsorption energy for vanadic acid than for water. Their close agreement showed that this ordering was stable to the change of functional, although agreement between two methods did not establish the absolute accuracy of either value. The calculations therefore supported a relative electronic binding preference, not a general conclusion about catalyst performance.</w:t>
+        <w:t>Both DFT methods predicted more negative electronic adsorption energy for vanadic acid than for water. Their close agreement showed that the relative ordering was stable to the functional change, although it did not establish the absolute accuracy of either method. The DFT comparison therefore supported a modest electronic binding preference for vanadic acid at this cluster site.</w:t>
       </w:r>
     </w:p>
     <w:p>
@@ -6643,7 +7169,7 @@
           <w:color w:val="000000"/>
           <w:sz w:val="24"/>
         </w:rPr>
-        <w:t>GFN2-xTB predicted a much larger preference for vanadic acid than either DFT calculation. It was therefore suitable for initial geometry screening but not for measuring the adsorption-energy difference in this system. The DFT values were not counterpoise-corrected because the fragment calculations did not produce a complete, converged correction. The absolute adsorption energies may therefore include basis-set-superposition error, and no numerical correction was assumed.</w:t>
+        <w:t>GFN2-xTB predicted a much larger vanadic-acid preference than either DFT calculation. It was useful for generating starting geometries and screening candidate structures, but its adsorption-energy difference was not suitable as the final quantitative result. The DFT adsorption energies were not counterpoise-corrected because the fragment calculations did not produce a complete correction; the values in Table 4.3 are therefore uncorrected electronic energies.</w:t>
       </w:r>
     </w:p>
     <w:p>
@@ -6661,41 +7187,7 @@
           <w:color w:val="000000"/>
           <w:sz w:val="24"/>
         </w:rPr>
-        <w:t>The electronic-energy difference does not by itself establish an adsorption equilibrium or a dealumination rate. It shows that, within this cluster model and at these electronic-structure levels, vanadic acid formed the more strongly bound electronic complex. Entropy, gas composition, pore confinement, and the later bond-cleavage steps also affect the behaviour of adsorbates in a regenerator.</w:t>
-      </w:r>
-    </w:p>
-    <w:p>
-      <w:pPr>
-        <w:pStyle w:val="Heading2"/>
-        <w:jc w:val="left"/>
-      </w:pPr>
-      <w:r>
-        <w:rPr>
-          <w:rFonts w:ascii="Times New Roman" w:hAnsi="Times New Roman" w:cs="Times New Roman" w:eastAsia="Times New Roman"/>
-          <w:b/>
-          <w:i w:val="0"/>
-          <w:color w:val="000000"/>
-          <w:sz w:val="24"/>
-        </w:rPr>
-        <w:t>4.3 Thermochemical Assessment</w:t>
-      </w:r>
-    </w:p>
-    <w:p>
-      <w:pPr>
-        <w:widowControl/>
-        <w:spacing w:line="480" w:lineRule="auto" w:before="0" w:after="240"/>
-        <w:ind w:firstLine="0" w:left="0"/>
-        <w:jc w:val="both"/>
-      </w:pPr>
-      <w:r>
-        <w:rPr>
-          <w:rFonts w:ascii="Times New Roman" w:hAnsi="Times New Roman" w:cs="Times New Roman" w:eastAsia="Times New Roman"/>
-          <w:b w:val="0"/>
-          <w:i w:val="0"/>
-          <w:color w:val="000000"/>
-          <w:sz w:val="24"/>
-        </w:rPr>
-        <w:t>Table 4.3 gives the B3LYP harmonic Gibbs free energies of the accepted minima relative to the separated cluster and adsorbate. At 298.15 K, the gas-phase harmonic model favoured water adsorption over vanadic-acid adsorption. This result differed from the electronic-energy comparison and showed that the predicted ordering depended on whether thermal corrections were included.</w:t>
+        <w:t>Table 4.4 shows the relative electronic energies of the two converged post-adsorption minima. V-I1 and W-P lay below their respective separated cluster-and-adsorbate references at all three levels. The two pathways use separate reference energies, so the values should not be compared as a direct reaction barrier. The larger GFN2-xTB stabilization of V-I1 than the DFT estimates also shows why the semi-empirical values were used for screening rather than quantitative pathway energetics.</w:t>
       </w:r>
     </w:p>
     <w:p>
@@ -6707,7 +7199,7 @@
         <w:ind w:firstLine="0" w:left="0"/>
         <w:jc w:val="left"/>
       </w:pPr>
-      <w:bookmarkStart w:id="10" w:name="Table_4_3"/>
+      <w:bookmarkStart w:id="12" w:name="Table_4_4"/>
       <w:r>
         <w:rPr>
           <w:rFonts w:ascii="Times New Roman" w:hAnsi="Times New Roman" w:cs="Times New Roman" w:eastAsia="Times New Roman"/>
@@ -6716,9 +7208,854 @@
           <w:color w:val="000000"/>
           <w:sz w:val="24"/>
         </w:rPr>
-        <w:t>Table 4.3: Harmonic Gibbs free energies relative to the separated cluster and adsorbate at B3LYP-D3(BJ)/def2-TZVP</w:t>
-      </w:r>
-      <w:bookmarkEnd w:id="10"/>
+        <w:t>Table 4.4: Relative electronic energies of converged post-adsorption minima (kJ mol</w:t>
+      </w:r>
+      <w:r>
+        <w:rPr>
+          <w:rFonts w:ascii="Times New Roman" w:hAnsi="Times New Roman" w:cs="Times New Roman" w:eastAsia="Times New Roman"/>
+          <w:b w:val="0"/>
+          <w:i w:val="0"/>
+          <w:color w:val="000000"/>
+          <w:sz w:val="24"/>
+          <w:vertAlign w:val="superscript"/>
+        </w:rPr>
+        <w:t>-1</w:t>
+      </w:r>
+      <w:r>
+        <w:rPr>
+          <w:rFonts w:ascii="Times New Roman" w:hAnsi="Times New Roman" w:cs="Times New Roman" w:eastAsia="Times New Roman"/>
+          <w:b w:val="0"/>
+          <w:i w:val="0"/>
+          <w:color w:val="000000"/>
+          <w:sz w:val="24"/>
+        </w:rPr>
+        <w:t>)</w:t>
+      </w:r>
+      <w:bookmarkEnd w:id="12"/>
+    </w:p>
+    <w:tbl>
+      <w:tblPr>
+        <w:tblW w:type="auto" w:w="0"/>
+        <w:jc w:val="center"/>
+        <w:tblLayout w:type="autofit"/>
+        <w:tblLook w:firstColumn="1" w:firstRow="1" w:lastColumn="0" w:lastRow="0" w:noHBand="0" w:noVBand="1" w:val="04A0"/>
+        <w:tblBorders>
+          <w:top w:val="single" w:sz="4" w:space="0" w:color="000000"/>
+          <w:left w:val="single" w:sz="4" w:space="0" w:color="000000"/>
+          <w:bottom w:val="single" w:sz="4" w:space="0" w:color="000000"/>
+          <w:right w:val="single" w:sz="4" w:space="0" w:color="000000"/>
+          <w:insideH w:val="single" w:sz="4" w:space="0" w:color="000000"/>
+          <w:insideV w:val="single" w:sz="4" w:space="0" w:color="000000"/>
+        </w:tblBorders>
+      </w:tblPr>
+      <w:tblGrid>
+        <w:gridCol w:w="2126"/>
+        <w:gridCol w:w="2126"/>
+        <w:gridCol w:w="2126"/>
+        <w:gridCol w:w="2126"/>
+      </w:tblGrid>
+      <w:tr>
+        <w:trPr>
+          <w:tblHeader w:val="true"/>
+          <w:cantSplit/>
+        </w:trPr>
+        <w:tc>
+          <w:tcPr>
+            <w:tcW w:type="dxa" w:w="2126"/>
+          </w:tcPr>
+          <w:p>
+            <w:pPr>
+              <w:widowControl/>
+              <w:spacing w:line="480" w:lineRule="auto" w:before="0" w:after="40"/>
+              <w:ind w:firstLine="0" w:left="0"/>
+              <w:jc w:val="left"/>
+            </w:pPr>
+            <w:r/>
+            <w:r>
+              <w:rPr>
+                <w:rFonts w:ascii="Times New Roman" w:hAnsi="Times New Roman" w:cs="Times New Roman" w:eastAsia="Times New Roman"/>
+                <w:b/>
+                <w:i w:val="0"/>
+                <w:color w:val="000000"/>
+                <w:sz w:val="24"/>
+              </w:rPr>
+              <w:t>State</w:t>
+            </w:r>
+          </w:p>
+        </w:tc>
+        <w:tc>
+          <w:tcPr>
+            <w:tcW w:type="dxa" w:w="2126"/>
+          </w:tcPr>
+          <w:p>
+            <w:pPr>
+              <w:widowControl/>
+              <w:spacing w:line="480" w:lineRule="auto" w:before="0" w:after="40"/>
+              <w:ind w:firstLine="0" w:left="0"/>
+              <w:jc w:val="left"/>
+            </w:pPr>
+            <w:r/>
+            <w:r>
+              <w:rPr>
+                <w:rFonts w:ascii="Times New Roman" w:hAnsi="Times New Roman" w:cs="Times New Roman" w:eastAsia="Times New Roman"/>
+                <w:b/>
+                <w:i w:val="0"/>
+                <w:color w:val="000000"/>
+                <w:sz w:val="24"/>
+              </w:rPr>
+              <w:t>GFN2-xTB</w:t>
+            </w:r>
+          </w:p>
+        </w:tc>
+        <w:tc>
+          <w:tcPr>
+            <w:tcW w:type="dxa" w:w="2126"/>
+          </w:tcPr>
+          <w:p>
+            <w:pPr>
+              <w:widowControl/>
+              <w:spacing w:line="480" w:lineRule="auto" w:before="0" w:after="40"/>
+              <w:ind w:firstLine="0" w:left="0"/>
+              <w:jc w:val="left"/>
+            </w:pPr>
+            <w:r/>
+            <w:r>
+              <w:rPr>
+                <w:rFonts w:ascii="Times New Roman" w:hAnsi="Times New Roman" w:cs="Times New Roman" w:eastAsia="Times New Roman"/>
+                <w:b/>
+                <w:i w:val="0"/>
+                <w:color w:val="000000"/>
+                <w:sz w:val="24"/>
+              </w:rPr>
+              <w:t>B3LYP-D3(BJ)/def2-TZVP</w:t>
+            </w:r>
+          </w:p>
+        </w:tc>
+        <w:tc>
+          <w:tcPr>
+            <w:tcW w:type="dxa" w:w="2126"/>
+          </w:tcPr>
+          <w:p>
+            <w:pPr>
+              <w:widowControl/>
+              <w:spacing w:line="480" w:lineRule="auto" w:before="0" w:after="40"/>
+              <w:ind w:firstLine="0" w:left="0"/>
+              <w:jc w:val="left"/>
+            </w:pPr>
+            <w:r/>
+            <w:r>
+              <w:rPr>
+                <w:rFonts w:ascii="Times New Roman" w:hAnsi="Times New Roman" w:cs="Times New Roman" w:eastAsia="Times New Roman"/>
+                <w:b/>
+                <w:i w:val="0"/>
+                <w:color w:val="000000"/>
+                <w:sz w:val="24"/>
+              </w:rPr>
+              <w:t>PBE0-D3(BJ)/def2-TZVP single point</w:t>
+            </w:r>
+          </w:p>
+        </w:tc>
+      </w:tr>
+      <w:tr>
+        <w:trPr>
+          <w:cantSplit/>
+        </w:trPr>
+        <w:tc>
+          <w:tcPr>
+            <w:tcW w:type="dxa" w:w="2126"/>
+          </w:tcPr>
+          <w:p>
+            <w:pPr>
+              <w:widowControl/>
+              <w:spacing w:line="480" w:lineRule="auto" w:before="0" w:after="40"/>
+              <w:ind w:firstLine="0" w:left="0"/>
+              <w:jc w:val="left"/>
+            </w:pPr>
+            <w:r/>
+            <w:r>
+              <w:rPr>
+                <w:rFonts w:ascii="Times New Roman" w:hAnsi="Times New Roman" w:cs="Times New Roman" w:eastAsia="Times New Roman"/>
+                <w:b w:val="0"/>
+                <w:i w:val="0"/>
+                <w:color w:val="000000"/>
+                <w:sz w:val="24"/>
+              </w:rPr>
+              <w:t>V-I1</w:t>
+            </w:r>
+          </w:p>
+        </w:tc>
+        <w:tc>
+          <w:tcPr>
+            <w:tcW w:type="dxa" w:w="2126"/>
+          </w:tcPr>
+          <w:p>
+            <w:pPr>
+              <w:widowControl/>
+              <w:spacing w:line="480" w:lineRule="auto" w:before="0" w:after="40"/>
+              <w:ind w:firstLine="0" w:left="0"/>
+              <w:jc w:val="left"/>
+            </w:pPr>
+            <w:r/>
+            <w:r>
+              <w:rPr>
+                <w:rFonts w:ascii="Times New Roman" w:hAnsi="Times New Roman" w:cs="Times New Roman" w:eastAsia="Times New Roman"/>
+                <w:b w:val="0"/>
+                <w:i w:val="0"/>
+                <w:color w:val="000000"/>
+                <w:sz w:val="24"/>
+              </w:rPr>
+              <w:t>−385.1</w:t>
+            </w:r>
+          </w:p>
+        </w:tc>
+        <w:tc>
+          <w:tcPr>
+            <w:tcW w:type="dxa" w:w="2126"/>
+          </w:tcPr>
+          <w:p>
+            <w:pPr>
+              <w:widowControl/>
+              <w:spacing w:line="480" w:lineRule="auto" w:before="0" w:after="40"/>
+              <w:ind w:firstLine="0" w:left="0"/>
+              <w:jc w:val="left"/>
+            </w:pPr>
+            <w:r/>
+            <w:r>
+              <w:rPr>
+                <w:rFonts w:ascii="Times New Roman" w:hAnsi="Times New Roman" w:cs="Times New Roman" w:eastAsia="Times New Roman"/>
+                <w:b w:val="0"/>
+                <w:i w:val="0"/>
+                <w:color w:val="000000"/>
+                <w:sz w:val="24"/>
+              </w:rPr>
+              <w:t>−115.38</w:t>
+            </w:r>
+          </w:p>
+        </w:tc>
+        <w:tc>
+          <w:tcPr>
+            <w:tcW w:type="dxa" w:w="2126"/>
+          </w:tcPr>
+          <w:p>
+            <w:pPr>
+              <w:widowControl/>
+              <w:spacing w:line="480" w:lineRule="auto" w:before="0" w:after="40"/>
+              <w:ind w:firstLine="0" w:left="0"/>
+              <w:jc w:val="left"/>
+            </w:pPr>
+            <w:r/>
+            <w:r>
+              <w:rPr>
+                <w:rFonts w:ascii="Times New Roman" w:hAnsi="Times New Roman" w:cs="Times New Roman" w:eastAsia="Times New Roman"/>
+                <w:b w:val="0"/>
+                <w:i w:val="0"/>
+                <w:color w:val="000000"/>
+                <w:sz w:val="24"/>
+              </w:rPr>
+              <w:t>−120.13</w:t>
+            </w:r>
+          </w:p>
+        </w:tc>
+      </w:tr>
+      <w:tr>
+        <w:trPr>
+          <w:cantSplit/>
+        </w:trPr>
+        <w:tc>
+          <w:tcPr>
+            <w:tcW w:type="dxa" w:w="2126"/>
+          </w:tcPr>
+          <w:p>
+            <w:pPr>
+              <w:widowControl/>
+              <w:spacing w:line="480" w:lineRule="auto" w:before="0" w:after="40"/>
+              <w:ind w:firstLine="0" w:left="0"/>
+              <w:jc w:val="left"/>
+            </w:pPr>
+            <w:r/>
+            <w:r>
+              <w:rPr>
+                <w:rFonts w:ascii="Times New Roman" w:hAnsi="Times New Roman" w:cs="Times New Roman" w:eastAsia="Times New Roman"/>
+                <w:b w:val="0"/>
+                <w:i w:val="0"/>
+                <w:color w:val="000000"/>
+                <w:sz w:val="24"/>
+              </w:rPr>
+              <w:t>W-P</w:t>
+            </w:r>
+          </w:p>
+        </w:tc>
+        <w:tc>
+          <w:tcPr>
+            <w:tcW w:type="dxa" w:w="2126"/>
+          </w:tcPr>
+          <w:p>
+            <w:pPr>
+              <w:widowControl/>
+              <w:spacing w:line="480" w:lineRule="auto" w:before="0" w:after="40"/>
+              <w:ind w:firstLine="0" w:left="0"/>
+              <w:jc w:val="left"/>
+            </w:pPr>
+            <w:r/>
+            <w:r>
+              <w:rPr>
+                <w:rFonts w:ascii="Times New Roman" w:hAnsi="Times New Roman" w:cs="Times New Roman" w:eastAsia="Times New Roman"/>
+                <w:b w:val="0"/>
+                <w:i w:val="0"/>
+                <w:color w:val="000000"/>
+                <w:sz w:val="24"/>
+              </w:rPr>
+              <w:t>−65.9</w:t>
+            </w:r>
+          </w:p>
+        </w:tc>
+        <w:tc>
+          <w:tcPr>
+            <w:tcW w:type="dxa" w:w="2126"/>
+          </w:tcPr>
+          <w:p>
+            <w:pPr>
+              <w:widowControl/>
+              <w:spacing w:line="480" w:lineRule="auto" w:before="0" w:after="40"/>
+              <w:ind w:firstLine="0" w:left="0"/>
+              <w:jc w:val="left"/>
+            </w:pPr>
+            <w:r/>
+            <w:r>
+              <w:rPr>
+                <w:rFonts w:ascii="Times New Roman" w:hAnsi="Times New Roman" w:cs="Times New Roman" w:eastAsia="Times New Roman"/>
+                <w:b w:val="0"/>
+                <w:i w:val="0"/>
+                <w:color w:val="000000"/>
+                <w:sz w:val="24"/>
+              </w:rPr>
+              <w:t>−24.02</w:t>
+            </w:r>
+          </w:p>
+        </w:tc>
+        <w:tc>
+          <w:tcPr>
+            <w:tcW w:type="dxa" w:w="2126"/>
+          </w:tcPr>
+          <w:p>
+            <w:pPr>
+              <w:widowControl/>
+              <w:spacing w:line="480" w:lineRule="auto" w:before="0" w:after="40"/>
+              <w:ind w:firstLine="0" w:left="0"/>
+              <w:jc w:val="left"/>
+            </w:pPr>
+            <w:r/>
+            <w:r>
+              <w:rPr>
+                <w:rFonts w:ascii="Times New Roman" w:hAnsi="Times New Roman" w:cs="Times New Roman" w:eastAsia="Times New Roman"/>
+                <w:b w:val="0"/>
+                <w:i w:val="0"/>
+                <w:color w:val="000000"/>
+                <w:sz w:val="24"/>
+              </w:rPr>
+              <w:t>−22.88</w:t>
+            </w:r>
+          </w:p>
+        </w:tc>
+      </w:tr>
+    </w:tbl>
+    <w:p>
+      <w:pPr>
+        <w:spacing w:after="160"/>
+      </w:pPr>
+    </w:p>
+    <w:p>
+      <w:pPr>
+        <w:pStyle w:val="Heading2"/>
+        <w:jc w:val="left"/>
+      </w:pPr>
+      <w:r>
+        <w:rPr>
+          <w:rFonts w:ascii="Times New Roman" w:hAnsi="Times New Roman" w:cs="Times New Roman" w:eastAsia="Times New Roman"/>
+          <w:b/>
+          <w:i w:val="0"/>
+          <w:color w:val="000000"/>
+          <w:sz w:val="24"/>
+        </w:rPr>
+        <w:t>4.3 Transition-State Assessment</w:t>
+      </w:r>
+    </w:p>
+    <w:p>
+      <w:pPr>
+        <w:widowControl/>
+        <w:spacing w:line="480" w:lineRule="auto" w:before="0" w:after="240"/>
+        <w:ind w:firstLine="0" w:left="0"/>
+        <w:jc w:val="both"/>
+      </w:pPr>
+      <w:r>
+        <w:rPr>
+          <w:rFonts w:ascii="Times New Roman" w:hAnsi="Times New Roman" w:cs="Times New Roman" w:eastAsia="Times New Roman"/>
+          <w:b w:val="0"/>
+          <w:i w:val="0"/>
+          <w:color w:val="000000"/>
+          <w:sz w:val="24"/>
+        </w:rPr>
+        <w:t>The pathway searches produced one accepted GFN2-xTB saddle-point candidate for the first Al–O cleavage step in the vanadic-acid route. Table 4.5 summarises this result alongside the water-hydrolysis candidate. The vanadic-acid candidate passed the Tier 1 frequency and two-sided displacement checks, so it provided a screening-level barrier for the model. The water candidate did not pass the displacement test because both displaced structures returned to the pre-reaction complex.</w:t>
+      </w:r>
+    </w:p>
+    <w:p>
+      <w:pPr>
+        <w:keepNext/>
+        <w:keepLines/>
+        <w:widowControl/>
+        <w:spacing w:line="480" w:lineRule="auto" w:before="0" w:after="80"/>
+        <w:ind w:firstLine="0" w:left="0"/>
+        <w:jc w:val="left"/>
+      </w:pPr>
+      <w:bookmarkStart w:id="13" w:name="Table_4_5"/>
+      <w:r>
+        <w:rPr>
+          <w:rFonts w:ascii="Times New Roman" w:hAnsi="Times New Roman" w:cs="Times New Roman" w:eastAsia="Times New Roman"/>
+          <w:b w:val="0"/>
+          <w:i w:val="0"/>
+          <w:color w:val="000000"/>
+          <w:sz w:val="24"/>
+        </w:rPr>
+        <w:t>Table 4.5: Transition-state search results for the first framework Al–O cleavage steps</w:t>
+      </w:r>
+      <w:bookmarkEnd w:id="13"/>
+    </w:p>
+    <w:tbl>
+      <w:tblPr>
+        <w:tblW w:type="auto" w:w="0"/>
+        <w:jc w:val="center"/>
+        <w:tblLayout w:type="autofit"/>
+        <w:tblLook w:firstColumn="1" w:firstRow="1" w:lastColumn="0" w:lastRow="0" w:noHBand="0" w:noVBand="1" w:val="04A0"/>
+        <w:tblBorders>
+          <w:top w:val="single" w:sz="4" w:space="0" w:color="000000"/>
+          <w:left w:val="single" w:sz="4" w:space="0" w:color="000000"/>
+          <w:bottom w:val="single" w:sz="4" w:space="0" w:color="000000"/>
+          <w:right w:val="single" w:sz="4" w:space="0" w:color="000000"/>
+          <w:insideH w:val="single" w:sz="4" w:space="0" w:color="000000"/>
+          <w:insideV w:val="single" w:sz="4" w:space="0" w:color="000000"/>
+        </w:tblBorders>
+      </w:tblPr>
+      <w:tblGrid>
+        <w:gridCol w:w="2835"/>
+        <w:gridCol w:w="2835"/>
+        <w:gridCol w:w="2835"/>
+      </w:tblGrid>
+      <w:tr>
+        <w:trPr>
+          <w:tblHeader w:val="true"/>
+          <w:cantSplit/>
+        </w:trPr>
+        <w:tc>
+          <w:tcPr>
+            <w:tcW w:type="dxa" w:w="2835"/>
+          </w:tcPr>
+          <w:p>
+            <w:pPr>
+              <w:widowControl/>
+              <w:spacing w:line="480" w:lineRule="auto" w:before="0" w:after="40"/>
+              <w:ind w:firstLine="0" w:left="0"/>
+              <w:jc w:val="left"/>
+            </w:pPr>
+            <w:r/>
+            <w:r>
+              <w:rPr>
+                <w:rFonts w:ascii="Times New Roman" w:hAnsi="Times New Roman" w:cs="Times New Roman" w:eastAsia="Times New Roman"/>
+                <w:b/>
+                <w:i w:val="0"/>
+                <w:color w:val="000000"/>
+                <w:sz w:val="24"/>
+              </w:rPr>
+              <w:t>Route and step</w:t>
+            </w:r>
+          </w:p>
+        </w:tc>
+        <w:tc>
+          <w:tcPr>
+            <w:tcW w:type="dxa" w:w="2835"/>
+          </w:tcPr>
+          <w:p>
+            <w:pPr>
+              <w:widowControl/>
+              <w:spacing w:line="480" w:lineRule="auto" w:before="0" w:after="40"/>
+              <w:ind w:firstLine="0" w:left="0"/>
+              <w:jc w:val="left"/>
+            </w:pPr>
+            <w:r/>
+            <w:r>
+              <w:rPr>
+                <w:rFonts w:ascii="Times New Roman" w:hAnsi="Times New Roman" w:cs="Times New Roman" w:eastAsia="Times New Roman"/>
+                <w:b/>
+                <w:i w:val="0"/>
+                <w:color w:val="000000"/>
+                <w:sz w:val="24"/>
+              </w:rPr>
+              <w:t>GFN2-xTB result</w:t>
+            </w:r>
+          </w:p>
+        </w:tc>
+        <w:tc>
+          <w:tcPr>
+            <w:tcW w:type="dxa" w:w="2835"/>
+          </w:tcPr>
+          <w:p>
+            <w:pPr>
+              <w:widowControl/>
+              <w:spacing w:line="480" w:lineRule="auto" w:before="0" w:after="40"/>
+              <w:ind w:firstLine="0" w:left="0"/>
+              <w:jc w:val="left"/>
+            </w:pPr>
+            <w:r/>
+            <w:r>
+              <w:rPr>
+                <w:rFonts w:ascii="Times New Roman" w:hAnsi="Times New Roman" w:cs="Times New Roman" w:eastAsia="Times New Roman"/>
+                <w:b/>
+                <w:i w:val="0"/>
+                <w:color w:val="000000"/>
+                <w:sz w:val="24"/>
+              </w:rPr>
+              <w:t>DFT assessment</w:t>
+            </w:r>
+          </w:p>
+        </w:tc>
+      </w:tr>
+      <w:tr>
+        <w:trPr>
+          <w:cantSplit/>
+        </w:trPr>
+        <w:tc>
+          <w:tcPr>
+            <w:tcW w:type="dxa" w:w="2835"/>
+          </w:tcPr>
+          <w:p>
+            <w:pPr>
+              <w:widowControl/>
+              <w:spacing w:line="480" w:lineRule="auto" w:before="0" w:after="40"/>
+              <w:ind w:firstLine="0" w:left="0"/>
+              <w:jc w:val="left"/>
+            </w:pPr>
+            <w:r/>
+            <w:r>
+              <w:rPr>
+                <w:rFonts w:ascii="Times New Roman" w:hAnsi="Times New Roman" w:cs="Times New Roman" w:eastAsia="Times New Roman"/>
+                <w:b w:val="0"/>
+                <w:i w:val="0"/>
+                <w:color w:val="000000"/>
+                <w:sz w:val="24"/>
+              </w:rPr>
+              <w:t>V-I1 to V-I2</w:t>
+            </w:r>
+          </w:p>
+        </w:tc>
+        <w:tc>
+          <w:tcPr>
+            <w:tcW w:type="dxa" w:w="2835"/>
+          </w:tcPr>
+          <w:p>
+            <w:pPr>
+              <w:widowControl/>
+              <w:spacing w:line="480" w:lineRule="auto" w:before="0" w:after="40"/>
+              <w:ind w:firstLine="0" w:left="0"/>
+              <w:jc w:val="left"/>
+            </w:pPr>
+            <w:r/>
+            <w:r>
+              <w:rPr>
+                <w:rFonts w:ascii="Times New Roman" w:hAnsi="Times New Roman" w:cs="Times New Roman" w:eastAsia="Times New Roman"/>
+                <w:b w:val="0"/>
+                <w:i w:val="0"/>
+                <w:color w:val="000000"/>
+                <w:sz w:val="24"/>
+              </w:rPr>
+              <w:t>Accepted Tier 1 candidate, one imaginary mode at −78.21 cm</w:t>
+            </w:r>
+            <w:r>
+              <w:rPr>
+                <w:rFonts w:ascii="Times New Roman" w:hAnsi="Times New Roman" w:cs="Times New Roman" w:eastAsia="Times New Roman"/>
+                <w:b w:val="0"/>
+                <w:i w:val="0"/>
+                <w:color w:val="000000"/>
+                <w:sz w:val="24"/>
+                <w:vertAlign w:val="superscript"/>
+              </w:rPr>
+              <w:t>-1</w:t>
+            </w:r>
+            <w:r>
+              <w:rPr>
+                <w:rFonts w:ascii="Times New Roman" w:hAnsi="Times New Roman" w:cs="Times New Roman" w:eastAsia="Times New Roman"/>
+                <w:b w:val="0"/>
+                <w:i w:val="0"/>
+                <w:color w:val="000000"/>
+                <w:sz w:val="24"/>
+              </w:rPr>
+              <w:t xml:space="preserve"> and barrier of 160.70 kJ mol</w:t>
+            </w:r>
+            <w:r>
+              <w:rPr>
+                <w:rFonts w:ascii="Times New Roman" w:hAnsi="Times New Roman" w:cs="Times New Roman" w:eastAsia="Times New Roman"/>
+                <w:b w:val="0"/>
+                <w:i w:val="0"/>
+                <w:color w:val="000000"/>
+                <w:sz w:val="24"/>
+                <w:vertAlign w:val="superscript"/>
+              </w:rPr>
+              <w:t>-1</w:t>
+            </w:r>
+            <w:r>
+              <w:rPr>
+                <w:rFonts w:ascii="Times New Roman" w:hAnsi="Times New Roman" w:cs="Times New Roman" w:eastAsia="Times New Roman"/>
+                <w:b w:val="0"/>
+                <w:i w:val="0"/>
+                <w:color w:val="000000"/>
+                <w:sz w:val="24"/>
+              </w:rPr>
+              <w:t xml:space="preserve"> above V-I1</w:t>
+            </w:r>
+          </w:p>
+        </w:tc>
+        <w:tc>
+          <w:tcPr>
+            <w:tcW w:type="dxa" w:w="2835"/>
+          </w:tcPr>
+          <w:p>
+            <w:pPr>
+              <w:widowControl/>
+              <w:spacing w:line="480" w:lineRule="auto" w:before="0" w:after="40"/>
+              <w:ind w:firstLine="0" w:left="0"/>
+              <w:jc w:val="left"/>
+            </w:pPr>
+            <w:r/>
+            <w:r>
+              <w:rPr>
+                <w:rFonts w:ascii="Times New Roman" w:hAnsi="Times New Roman" w:cs="Times New Roman" w:eastAsia="Times New Roman"/>
+                <w:b w:val="0"/>
+                <w:i w:val="0"/>
+                <w:color w:val="000000"/>
+                <w:sz w:val="24"/>
+              </w:rPr>
+              <w:t>DFT refinement did not retain first-order saddle-point character, as summarised in Table 4.1</w:t>
+            </w:r>
+          </w:p>
+        </w:tc>
+      </w:tr>
+      <w:tr>
+        <w:trPr>
+          <w:cantSplit/>
+        </w:trPr>
+        <w:tc>
+          <w:tcPr>
+            <w:tcW w:type="dxa" w:w="2835"/>
+          </w:tcPr>
+          <w:p>
+            <w:pPr>
+              <w:widowControl/>
+              <w:spacing w:line="480" w:lineRule="auto" w:before="0" w:after="40"/>
+              <w:ind w:firstLine="0" w:left="0"/>
+              <w:jc w:val="left"/>
+            </w:pPr>
+            <w:r/>
+            <w:r>
+              <w:rPr>
+                <w:rFonts w:ascii="Times New Roman" w:hAnsi="Times New Roman" w:cs="Times New Roman" w:eastAsia="Times New Roman"/>
+                <w:b w:val="0"/>
+                <w:i w:val="0"/>
+                <w:color w:val="000000"/>
+                <w:sz w:val="24"/>
+              </w:rPr>
+              <w:t>W-PRC to W-P</w:t>
+            </w:r>
+          </w:p>
+        </w:tc>
+        <w:tc>
+          <w:tcPr>
+            <w:tcW w:type="dxa" w:w="2835"/>
+          </w:tcPr>
+          <w:p>
+            <w:pPr>
+              <w:widowControl/>
+              <w:spacing w:line="480" w:lineRule="auto" w:before="0" w:after="40"/>
+              <w:ind w:firstLine="0" w:left="0"/>
+              <w:jc w:val="left"/>
+            </w:pPr>
+            <w:r/>
+            <w:r>
+              <w:rPr>
+                <w:rFonts w:ascii="Times New Roman" w:hAnsi="Times New Roman" w:cs="Times New Roman" w:eastAsia="Times New Roman"/>
+                <w:b w:val="0"/>
+                <w:i w:val="0"/>
+                <w:color w:val="000000"/>
+                <w:sz w:val="24"/>
+              </w:rPr>
+              <w:t>Candidate with one imaginary mode at −226.10 cm</w:t>
+            </w:r>
+            <w:r>
+              <w:rPr>
+                <w:rFonts w:ascii="Times New Roman" w:hAnsi="Times New Roman" w:cs="Times New Roman" w:eastAsia="Times New Roman"/>
+                <w:b w:val="0"/>
+                <w:i w:val="0"/>
+                <w:color w:val="000000"/>
+                <w:sz w:val="24"/>
+                <w:vertAlign w:val="superscript"/>
+              </w:rPr>
+              <w:t>-1</w:t>
+            </w:r>
+            <w:r>
+              <w:rPr>
+                <w:rFonts w:ascii="Times New Roman" w:hAnsi="Times New Roman" w:cs="Times New Roman" w:eastAsia="Times New Roman"/>
+                <w:b w:val="0"/>
+                <w:i w:val="0"/>
+                <w:color w:val="000000"/>
+                <w:sz w:val="24"/>
+              </w:rPr>
+              <w:t xml:space="preserve"> and barrier of 29.29 kJ mol</w:t>
+            </w:r>
+            <w:r>
+              <w:rPr>
+                <w:rFonts w:ascii="Times New Roman" w:hAnsi="Times New Roman" w:cs="Times New Roman" w:eastAsia="Times New Roman"/>
+                <w:b w:val="0"/>
+                <w:i w:val="0"/>
+                <w:color w:val="000000"/>
+                <w:sz w:val="24"/>
+                <w:vertAlign w:val="superscript"/>
+              </w:rPr>
+              <w:t>-1</w:t>
+            </w:r>
+            <w:r>
+              <w:rPr>
+                <w:rFonts w:ascii="Times New Roman" w:hAnsi="Times New Roman" w:cs="Times New Roman" w:eastAsia="Times New Roman"/>
+                <w:b w:val="0"/>
+                <w:i w:val="0"/>
+                <w:color w:val="000000"/>
+                <w:sz w:val="24"/>
+              </w:rPr>
+              <w:t xml:space="preserve"> above W-PRC</w:t>
+            </w:r>
+          </w:p>
+        </w:tc>
+        <w:tc>
+          <w:tcPr>
+            <w:tcW w:type="dxa" w:w="2835"/>
+          </w:tcPr>
+          <w:p>
+            <w:pPr>
+              <w:widowControl/>
+              <w:spacing w:line="480" w:lineRule="auto" w:before="0" w:after="40"/>
+              <w:ind w:firstLine="0" w:left="0"/>
+              <w:jc w:val="left"/>
+            </w:pPr>
+            <w:r/>
+            <w:r>
+              <w:rPr>
+                <w:rFonts w:ascii="Times New Roman" w:hAnsi="Times New Roman" w:cs="Times New Roman" w:eastAsia="Times New Roman"/>
+                <w:b w:val="0"/>
+                <w:i w:val="0"/>
+                <w:color w:val="000000"/>
+                <w:sz w:val="24"/>
+              </w:rPr>
+              <w:t>Two-sided displacement returned to W-PRC, so the candidate was not accepted and was not refined at DFT</w:t>
+            </w:r>
+          </w:p>
+        </w:tc>
+      </w:tr>
+    </w:tbl>
+    <w:p>
+      <w:pPr>
+        <w:spacing w:after="160"/>
+      </w:pPr>
+    </w:p>
+    <w:p>
+      <w:pPr>
+        <w:widowControl/>
+        <w:spacing w:line="480" w:lineRule="auto" w:before="0" w:after="240"/>
+        <w:ind w:firstLine="0" w:left="0"/>
+        <w:jc w:val="both"/>
+      </w:pPr>
+      <w:r>
+        <w:rPr>
+          <w:rFonts w:ascii="Times New Roman" w:hAnsi="Times New Roman" w:cs="Times New Roman" w:eastAsia="Times New Roman"/>
+          <w:b w:val="0"/>
+          <w:i w:val="0"/>
+          <w:color w:val="000000"/>
+          <w:sz w:val="24"/>
+        </w:rPr>
+        <w:t>The Tier 1 result showed that the GFN2-xTB search could locate a saddle-point candidate for the vanadic-acid cleavage step. Its DFT refinement did not retain first-order saddle-point character, so the GFN2-xTB barrier could not be treated as a DFT activation barrier. No validated DFT barrier was obtained for the water step. The calculations therefore established a useful screening result, but not a DFT comparison of reaction rates.</w:t>
+      </w:r>
+    </w:p>
+    <w:p>
+      <w:pPr>
+        <w:pStyle w:val="Heading2"/>
+        <w:jc w:val="left"/>
+      </w:pPr>
+      <w:r>
+        <w:rPr>
+          <w:rFonts w:ascii="Times New Roman" w:hAnsi="Times New Roman" w:cs="Times New Roman" w:eastAsia="Times New Roman"/>
+          <w:b/>
+          <w:i w:val="0"/>
+          <w:color w:val="000000"/>
+          <w:sz w:val="24"/>
+        </w:rPr>
+        <w:t>4.4 Harmonic Gibbs Energies</w:t>
+      </w:r>
+    </w:p>
+    <w:p>
+      <w:pPr>
+        <w:widowControl/>
+        <w:spacing w:line="480" w:lineRule="auto" w:before="0" w:after="240"/>
+        <w:ind w:firstLine="0" w:left="0"/>
+        <w:jc w:val="both"/>
+      </w:pPr>
+      <w:r>
+        <w:rPr>
+          <w:rFonts w:ascii="Times New Roman" w:hAnsi="Times New Roman" w:cs="Times New Roman" w:eastAsia="Times New Roman"/>
+          <w:b w:val="0"/>
+          <w:i w:val="0"/>
+          <w:color w:val="000000"/>
+          <w:sz w:val="24"/>
+        </w:rPr>
+        <w:t>Table 4.6 gives the harmonic Gibbs free energies of the accepted minima relative to the separated cluster and adsorbate. At both temperatures, the free-energy ordering differed from the electronic adsorption-energy ordering: the model favoured water adsorption after thermal corrections were included. The separation between the two pre-reaction complexes was larger at the regenerator temperature than at room temperature. At 1003.15 K, both pre-reaction complexes lay above their separated gas-phase references, so the model predicted unfavourable gas-phase adsorption at that temperature.</w:t>
+      </w:r>
+    </w:p>
+    <w:p>
+      <w:pPr>
+        <w:keepNext/>
+        <w:keepLines/>
+        <w:widowControl/>
+        <w:spacing w:line="480" w:lineRule="auto" w:before="0" w:after="80"/>
+        <w:ind w:firstLine="0" w:left="0"/>
+        <w:jc w:val="left"/>
+      </w:pPr>
+      <w:bookmarkStart w:id="14" w:name="Table_4_6"/>
+      <w:r>
+        <w:rPr>
+          <w:rFonts w:ascii="Times New Roman" w:hAnsi="Times New Roman" w:cs="Times New Roman" w:eastAsia="Times New Roman"/>
+          <w:b w:val="0"/>
+          <w:i w:val="0"/>
+          <w:color w:val="000000"/>
+          <w:sz w:val="24"/>
+        </w:rPr>
+        <w:t>Table 4.6: Harmonic Gibbs free energies relative to the separated cluster and adsorbate (kJ mol</w:t>
+      </w:r>
+      <w:r>
+        <w:rPr>
+          <w:rFonts w:ascii="Times New Roman" w:hAnsi="Times New Roman" w:cs="Times New Roman" w:eastAsia="Times New Roman"/>
+          <w:b w:val="0"/>
+          <w:i w:val="0"/>
+          <w:color w:val="000000"/>
+          <w:sz w:val="24"/>
+          <w:vertAlign w:val="superscript"/>
+        </w:rPr>
+        <w:t>-1</w:t>
+      </w:r>
+      <w:r>
+        <w:rPr>
+          <w:rFonts w:ascii="Times New Roman" w:hAnsi="Times New Roman" w:cs="Times New Roman" w:eastAsia="Times New Roman"/>
+          <w:b w:val="0"/>
+          <w:i w:val="0"/>
+          <w:color w:val="000000"/>
+          <w:sz w:val="24"/>
+        </w:rPr>
+        <w:t>)</w:t>
+      </w:r>
+      <w:bookmarkEnd w:id="14"/>
     </w:p>
     <w:tbl>
       <w:tblPr>
@@ -6789,28 +8126,7 @@
                 <w:color w:val="000000"/>
                 <w:sz w:val="24"/>
               </w:rPr>
-              <w:t>ΔG at 298.15 K (kJ mol</w:t>
-            </w:r>
-            <w:r>
-              <w:rPr>
-                <w:rFonts w:ascii="Times New Roman" w:hAnsi="Times New Roman" w:cs="Times New Roman" w:eastAsia="Times New Roman"/>
-                <w:b/>
-                <w:i w:val="0"/>
-                <w:color w:val="000000"/>
-                <w:sz w:val="24"/>
-                <w:vertAlign w:val="superscript"/>
-              </w:rPr>
-              <w:t>-1</w:t>
-            </w:r>
-            <w:r>
-              <w:rPr>
-                <w:rFonts w:ascii="Times New Roman" w:hAnsi="Times New Roman" w:cs="Times New Roman" w:eastAsia="Times New Roman"/>
-                <w:b/>
-                <w:i w:val="0"/>
-                <w:color w:val="000000"/>
-                <w:sz w:val="24"/>
-              </w:rPr>
-              <w:t>)</w:t>
+              <w:t>ΔG at 298.15 K</w:t>
             </w:r>
           </w:p>
         </w:tc>
@@ -6834,28 +8150,7 @@
                 <w:color w:val="000000"/>
                 <w:sz w:val="24"/>
               </w:rPr>
-              <w:t>ΔG at 1003.15 K (kJ mol</w:t>
-            </w:r>
-            <w:r>
-              <w:rPr>
-                <w:rFonts w:ascii="Times New Roman" w:hAnsi="Times New Roman" w:cs="Times New Roman" w:eastAsia="Times New Roman"/>
-                <w:b/>
-                <w:i w:val="0"/>
-                <w:color w:val="000000"/>
-                <w:sz w:val="24"/>
-                <w:vertAlign w:val="superscript"/>
-              </w:rPr>
-              <w:t>-1</w:t>
-            </w:r>
-            <w:r>
-              <w:rPr>
-                <w:rFonts w:ascii="Times New Roman" w:hAnsi="Times New Roman" w:cs="Times New Roman" w:eastAsia="Times New Roman"/>
-                <w:b/>
-                <w:i w:val="0"/>
-                <w:color w:val="000000"/>
-                <w:sz w:val="24"/>
-              </w:rPr>
-              <w:t>)</w:t>
+              <w:t>ΔG at 1003.15 K</w:t>
             </w:r>
           </w:p>
         </w:tc>
@@ -7189,7 +8484,23 @@
           <w:color w:val="000000"/>
           <w:sz w:val="24"/>
         </w:rPr>
-        <w:t>At 1003.15 K, the calculated Gibbs free energies for both pre-reaction complexes were positive. The model therefore predicted that gas-phase adsorption was unfavourable at this temperature and that water was less unfavourable than vanadic acid. This ordering differed from the electronic adsorption energies because the harmonic thermal corrections were substantial.</w:t>
+        <w:t>These results show why an electronic adsorption energy should not be substituted for a Gibbs free energy in a high-temperature site-occupation calculation. The harmonic thermochemistry incorporated temperature-dependent contributions that changed the relative preference. The calculation nevertheless treated the adsorbed complex as an ideal-gas species and did not include pore confinement, so its Gibbs energies were not a definitive description of a working RFCC catalyst.</w:t>
+      </w:r>
+    </w:p>
+    <w:p>
+      <w:pPr>
+        <w:pStyle w:val="Heading2"/>
+        <w:jc w:val="left"/>
+      </w:pPr>
+      <w:r>
+        <w:rPr>
+          <w:rFonts w:ascii="Times New Roman" w:hAnsi="Times New Roman" w:cs="Times New Roman" w:eastAsia="Times New Roman"/>
+          <w:b/>
+          <w:i w:val="0"/>
+          <w:color w:val="000000"/>
+          <w:sz w:val="24"/>
+        </w:rPr>
+        <w:t>4.5 Conditional Competitive Site-Occupation Estimate</w:t>
       </w:r>
     </w:p>
     <w:p>
@@ -7207,24 +8518,707 @@
           <w:color w:val="000000"/>
           <w:sz w:val="24"/>
         </w:rPr>
-        <w:t>The 1003.15 K values were based on an ideal-gas, rigid-rotor, harmonic-oscillator treatment. That treatment did not represent pore confinement or the local gas environment inside a working catalyst. The electronic adsorption-energy comparison was not a Gibbs free-energy difference and could not be used directly as an equilibrium constant. For these reasons, no quantitative Langmuir site-occupancy estimate was made from the present calculations.</w:t>
+        <w:t>The Gibbs energies of V-PRC and W-PRC were combined with the reported gas partial pressures to calculate a formal competitive-site estimate at 1003.15 K. Table 4.7 gives the resulting equilibrium constants and site fractions under the single-site Langmuir expression described in Section 3.5. Under these assumptions, water had the larger adsorption term because its harmonic Gibbs energy was more favourable and its partial pressure was much higher. The calculation therefore predicted a very small vanadic-acid fraction for the assumed gas composition.</w:t>
       </w:r>
     </w:p>
     <w:p>
       <w:pPr>
-        <w:pStyle w:val="Heading2"/>
+        <w:keepNext/>
+        <w:keepLines/>
+        <w:widowControl/>
+        <w:spacing w:line="480" w:lineRule="auto" w:before="0" w:after="80"/>
+        <w:ind w:firstLine="0" w:left="0"/>
         <w:jc w:val="left"/>
       </w:pPr>
-      <w:r>
-        <w:rPr>
-          <w:rFonts w:ascii="Times New Roman" w:hAnsi="Times New Roman" w:cs="Times New Roman" w:eastAsia="Times New Roman"/>
-          <w:b/>
-          <w:i w:val="0"/>
-          <w:color w:val="000000"/>
-          <w:sz w:val="24"/>
-        </w:rPr>
-        <w:t>4.4 Evaluation of the Dealumination Pathway</w:t>
-      </w:r>
+      <w:bookmarkStart w:id="15" w:name="Table_4_7"/>
+      <w:r>
+        <w:rPr>
+          <w:rFonts w:ascii="Times New Roman" w:hAnsi="Times New Roman" w:cs="Times New Roman" w:eastAsia="Times New Roman"/>
+          <w:b w:val="0"/>
+          <w:i w:val="0"/>
+          <w:color w:val="000000"/>
+          <w:sz w:val="24"/>
+        </w:rPr>
+        <w:t>Table 4.7: Formal single-site occupation estimate at 1003.15 K</w:t>
+      </w:r>
+      <w:bookmarkEnd w:id="15"/>
+    </w:p>
+    <w:tbl>
+      <w:tblPr>
+        <w:tblW w:type="auto" w:w="0"/>
+        <w:jc w:val="center"/>
+        <w:tblLayout w:type="autofit"/>
+        <w:tblLook w:firstColumn="1" w:firstRow="1" w:lastColumn="0" w:lastRow="0" w:noHBand="0" w:noVBand="1" w:val="04A0"/>
+        <w:tblBorders>
+          <w:top w:val="single" w:sz="4" w:space="0" w:color="000000"/>
+          <w:left w:val="single" w:sz="4" w:space="0" w:color="000000"/>
+          <w:bottom w:val="single" w:sz="4" w:space="0" w:color="000000"/>
+          <w:right w:val="single" w:sz="4" w:space="0" w:color="000000"/>
+          <w:insideH w:val="single" w:sz="4" w:space="0" w:color="000000"/>
+          <w:insideV w:val="single" w:sz="4" w:space="0" w:color="000000"/>
+        </w:tblBorders>
+      </w:tblPr>
+      <w:tblGrid>
+        <w:gridCol w:w="2126"/>
+        <w:gridCol w:w="2126"/>
+        <w:gridCol w:w="2126"/>
+        <w:gridCol w:w="2126"/>
+      </w:tblGrid>
+      <w:tr>
+        <w:trPr>
+          <w:tblHeader w:val="true"/>
+          <w:cantSplit/>
+        </w:trPr>
+        <w:tc>
+          <w:tcPr>
+            <w:tcW w:type="dxa" w:w="2126"/>
+          </w:tcPr>
+          <w:p>
+            <w:pPr>
+              <w:widowControl/>
+              <w:spacing w:line="480" w:lineRule="auto" w:before="0" w:after="40"/>
+              <w:ind w:firstLine="0" w:left="0"/>
+              <w:jc w:val="left"/>
+            </w:pPr>
+            <w:r/>
+            <w:r>
+              <w:rPr>
+                <w:rFonts w:ascii="Times New Roman" w:hAnsi="Times New Roman" w:cs="Times New Roman" w:eastAsia="Times New Roman"/>
+                <w:b/>
+                <w:i w:val="0"/>
+                <w:color w:val="000000"/>
+                <w:sz w:val="24"/>
+              </w:rPr>
+              <w:t>Species or ratio</w:t>
+            </w:r>
+          </w:p>
+        </w:tc>
+        <w:tc>
+          <w:tcPr>
+            <w:tcW w:type="dxa" w:w="2126"/>
+          </w:tcPr>
+          <w:p>
+            <w:pPr>
+              <w:widowControl/>
+              <w:spacing w:line="480" w:lineRule="auto" w:before="0" w:after="40"/>
+              <w:ind w:firstLine="0" w:left="0"/>
+              <w:jc w:val="left"/>
+            </w:pPr>
+            <w:r/>
+            <w:r>
+              <w:rPr>
+                <w:rFonts w:ascii="Times New Roman" w:hAnsi="Times New Roman" w:cs="Times New Roman" w:eastAsia="Times New Roman"/>
+                <w:b/>
+                <w:i w:val="0"/>
+                <w:color w:val="000000"/>
+                <w:sz w:val="24"/>
+              </w:rPr>
+              <w:t>K° at 1003.15 K</w:t>
+            </w:r>
+          </w:p>
+        </w:tc>
+        <w:tc>
+          <w:tcPr>
+            <w:tcW w:type="dxa" w:w="2126"/>
+          </w:tcPr>
+          <w:p>
+            <w:pPr>
+              <w:widowControl/>
+              <w:spacing w:line="480" w:lineRule="auto" w:before="0" w:after="40"/>
+              <w:ind w:firstLine="0" w:left="0"/>
+              <w:jc w:val="left"/>
+            </w:pPr>
+            <w:r/>
+            <w:r>
+              <w:rPr>
+                <w:rFonts w:ascii="Times New Roman" w:hAnsi="Times New Roman" w:cs="Times New Roman" w:eastAsia="Times New Roman"/>
+                <w:b/>
+                <w:i w:val="0"/>
+                <w:color w:val="000000"/>
+                <w:sz w:val="24"/>
+              </w:rPr>
+              <w:t>Partial pressure p/p°</w:t>
+            </w:r>
+          </w:p>
+        </w:tc>
+        <w:tc>
+          <w:tcPr>
+            <w:tcW w:type="dxa" w:w="2126"/>
+          </w:tcPr>
+          <w:p>
+            <w:pPr>
+              <w:widowControl/>
+              <w:spacing w:line="480" w:lineRule="auto" w:before="0" w:after="40"/>
+              <w:ind w:firstLine="0" w:left="0"/>
+              <w:jc w:val="left"/>
+            </w:pPr>
+            <w:r/>
+            <w:r>
+              <w:rPr>
+                <w:rFonts w:ascii="Times New Roman" w:hAnsi="Times New Roman" w:cs="Times New Roman" w:eastAsia="Times New Roman"/>
+                <w:b/>
+                <w:i w:val="0"/>
+                <w:color w:val="000000"/>
+                <w:sz w:val="24"/>
+              </w:rPr>
+              <w:t>Calculated site fraction or ratio</w:t>
+            </w:r>
+          </w:p>
+        </w:tc>
+      </w:tr>
+      <w:tr>
+        <w:trPr>
+          <w:cantSplit/>
+        </w:trPr>
+        <w:tc>
+          <w:tcPr>
+            <w:tcW w:type="dxa" w:w="2126"/>
+          </w:tcPr>
+          <w:p>
+            <w:pPr>
+              <w:widowControl/>
+              <w:spacing w:line="480" w:lineRule="auto" w:before="0" w:after="40"/>
+              <w:ind w:firstLine="0" w:left="0"/>
+              <w:jc w:val="left"/>
+            </w:pPr>
+            <w:r/>
+            <w:r>
+              <w:rPr>
+                <w:rFonts w:ascii="Times New Roman" w:hAnsi="Times New Roman" w:cs="Times New Roman" w:eastAsia="Times New Roman"/>
+                <w:b w:val="0"/>
+                <w:i w:val="0"/>
+                <w:color w:val="000000"/>
+                <w:sz w:val="24"/>
+              </w:rPr>
+              <w:t>H</w:t>
+            </w:r>
+            <w:r>
+              <w:rPr>
+                <w:rFonts w:ascii="Times New Roman" w:hAnsi="Times New Roman" w:cs="Times New Roman" w:eastAsia="Times New Roman"/>
+                <w:b w:val="0"/>
+                <w:i w:val="0"/>
+                <w:color w:val="000000"/>
+                <w:sz w:val="24"/>
+                <w:vertAlign w:val="subscript"/>
+              </w:rPr>
+              <w:t>3</w:t>
+            </w:r>
+            <w:r>
+              <w:rPr>
+                <w:rFonts w:ascii="Times New Roman" w:hAnsi="Times New Roman" w:cs="Times New Roman" w:eastAsia="Times New Roman"/>
+                <w:b w:val="0"/>
+                <w:i w:val="0"/>
+                <w:color w:val="000000"/>
+                <w:sz w:val="24"/>
+              </w:rPr>
+              <w:t>VO</w:t>
+            </w:r>
+            <w:r>
+              <w:rPr>
+                <w:rFonts w:ascii="Times New Roman" w:hAnsi="Times New Roman" w:cs="Times New Roman" w:eastAsia="Times New Roman"/>
+                <w:b w:val="0"/>
+                <w:i w:val="0"/>
+                <w:color w:val="000000"/>
+                <w:sz w:val="24"/>
+                <w:vertAlign w:val="subscript"/>
+              </w:rPr>
+              <w:t>4</w:t>
+            </w:r>
+          </w:p>
+        </w:tc>
+        <w:tc>
+          <w:tcPr>
+            <w:tcW w:type="dxa" w:w="2126"/>
+          </w:tcPr>
+          <w:p>
+            <w:pPr>
+              <w:widowControl/>
+              <w:spacing w:line="480" w:lineRule="auto" w:before="0" w:after="40"/>
+              <w:ind w:firstLine="0" w:left="0"/>
+              <w:jc w:val="left"/>
+            </w:pPr>
+            <w:r/>
+            <w:r>
+              <w:rPr>
+                <w:rFonts w:ascii="Times New Roman" w:hAnsi="Times New Roman" w:cs="Times New Roman" w:eastAsia="Times New Roman"/>
+                <w:b w:val="0"/>
+                <w:i w:val="0"/>
+                <w:color w:val="000000"/>
+                <w:sz w:val="24"/>
+              </w:rPr>
+              <w:t>1.13 × 10</w:t>
+            </w:r>
+            <w:r>
+              <w:rPr>
+                <w:rFonts w:ascii="Times New Roman" w:hAnsi="Times New Roman" w:cs="Times New Roman" w:eastAsia="Times New Roman"/>
+                <w:b w:val="0"/>
+                <w:i w:val="0"/>
+                <w:color w:val="000000"/>
+                <w:sz w:val="24"/>
+                <w:vertAlign w:val="superscript"/>
+              </w:rPr>
+              <w:t>-7</w:t>
+            </w:r>
+          </w:p>
+        </w:tc>
+        <w:tc>
+          <w:tcPr>
+            <w:tcW w:type="dxa" w:w="2126"/>
+          </w:tcPr>
+          <w:p>
+            <w:pPr>
+              <w:widowControl/>
+              <w:spacing w:line="480" w:lineRule="auto" w:before="0" w:after="40"/>
+              <w:ind w:firstLine="0" w:left="0"/>
+              <w:jc w:val="left"/>
+            </w:pPr>
+            <w:r/>
+            <w:r>
+              <w:rPr>
+                <w:rFonts w:ascii="Times New Roman" w:hAnsi="Times New Roman" w:cs="Times New Roman" w:eastAsia="Times New Roman"/>
+                <w:b w:val="0"/>
+                <w:i w:val="0"/>
+                <w:color w:val="000000"/>
+                <w:sz w:val="24"/>
+              </w:rPr>
+              <w:t>2 × 10</w:t>
+            </w:r>
+            <w:r>
+              <w:rPr>
+                <w:rFonts w:ascii="Times New Roman" w:hAnsi="Times New Roman" w:cs="Times New Roman" w:eastAsia="Times New Roman"/>
+                <w:b w:val="0"/>
+                <w:i w:val="0"/>
+                <w:color w:val="000000"/>
+                <w:sz w:val="24"/>
+                <w:vertAlign w:val="superscript"/>
+              </w:rPr>
+              <w:t>-6</w:t>
+            </w:r>
+            <w:r>
+              <w:rPr>
+                <w:rFonts w:ascii="Times New Roman" w:hAnsi="Times New Roman" w:cs="Times New Roman" w:eastAsia="Times New Roman"/>
+                <w:b w:val="0"/>
+                <w:i w:val="0"/>
+                <w:color w:val="000000"/>
+                <w:sz w:val="24"/>
+              </w:rPr>
+              <w:t xml:space="preserve"> to 2 × 10</w:t>
+            </w:r>
+            <w:r>
+              <w:rPr>
+                <w:rFonts w:ascii="Times New Roman" w:hAnsi="Times New Roman" w:cs="Times New Roman" w:eastAsia="Times New Roman"/>
+                <w:b w:val="0"/>
+                <w:i w:val="0"/>
+                <w:color w:val="000000"/>
+                <w:sz w:val="24"/>
+                <w:vertAlign w:val="superscript"/>
+              </w:rPr>
+              <w:t>-5</w:t>
+            </w:r>
+          </w:p>
+        </w:tc>
+        <w:tc>
+          <w:tcPr>
+            <w:tcW w:type="dxa" w:w="2126"/>
+          </w:tcPr>
+          <w:p>
+            <w:pPr>
+              <w:widowControl/>
+              <w:spacing w:line="480" w:lineRule="auto" w:before="0" w:after="40"/>
+              <w:ind w:firstLine="0" w:left="0"/>
+              <w:jc w:val="left"/>
+            </w:pPr>
+            <w:r/>
+            <w:r>
+              <w:rPr>
+                <w:rFonts w:ascii="Times New Roman" w:hAnsi="Times New Roman" w:cs="Times New Roman" w:eastAsia="Times New Roman"/>
+                <w:b w:val="0"/>
+                <w:i w:val="0"/>
+                <w:color w:val="000000"/>
+                <w:sz w:val="24"/>
+              </w:rPr>
+              <w:t>2.27 × 10</w:t>
+            </w:r>
+            <w:r>
+              <w:rPr>
+                <w:rFonts w:ascii="Times New Roman" w:hAnsi="Times New Roman" w:cs="Times New Roman" w:eastAsia="Times New Roman"/>
+                <w:b w:val="0"/>
+                <w:i w:val="0"/>
+                <w:color w:val="000000"/>
+                <w:sz w:val="24"/>
+                <w:vertAlign w:val="superscript"/>
+              </w:rPr>
+              <w:t>-13</w:t>
+            </w:r>
+            <w:r>
+              <w:rPr>
+                <w:rFonts w:ascii="Times New Roman" w:hAnsi="Times New Roman" w:cs="Times New Roman" w:eastAsia="Times New Roman"/>
+                <w:b w:val="0"/>
+                <w:i w:val="0"/>
+                <w:color w:val="000000"/>
+                <w:sz w:val="24"/>
+              </w:rPr>
+              <w:t xml:space="preserve"> to 2.27 × 10</w:t>
+            </w:r>
+            <w:r>
+              <w:rPr>
+                <w:rFonts w:ascii="Times New Roman" w:hAnsi="Times New Roman" w:cs="Times New Roman" w:eastAsia="Times New Roman"/>
+                <w:b w:val="0"/>
+                <w:i w:val="0"/>
+                <w:color w:val="000000"/>
+                <w:sz w:val="24"/>
+                <w:vertAlign w:val="superscript"/>
+              </w:rPr>
+              <w:t>-12</w:t>
+            </w:r>
+          </w:p>
+        </w:tc>
+      </w:tr>
+      <w:tr>
+        <w:trPr>
+          <w:cantSplit/>
+        </w:trPr>
+        <w:tc>
+          <w:tcPr>
+            <w:tcW w:type="dxa" w:w="2126"/>
+          </w:tcPr>
+          <w:p>
+            <w:pPr>
+              <w:widowControl/>
+              <w:spacing w:line="480" w:lineRule="auto" w:before="0" w:after="40"/>
+              <w:ind w:firstLine="0" w:left="0"/>
+              <w:jc w:val="left"/>
+            </w:pPr>
+            <w:r/>
+            <w:r>
+              <w:rPr>
+                <w:rFonts w:ascii="Times New Roman" w:hAnsi="Times New Roman" w:cs="Times New Roman" w:eastAsia="Times New Roman"/>
+                <w:b w:val="0"/>
+                <w:i w:val="0"/>
+                <w:color w:val="000000"/>
+                <w:sz w:val="24"/>
+              </w:rPr>
+              <w:t>H</w:t>
+            </w:r>
+            <w:r>
+              <w:rPr>
+                <w:rFonts w:ascii="Times New Roman" w:hAnsi="Times New Roman" w:cs="Times New Roman" w:eastAsia="Times New Roman"/>
+                <w:b w:val="0"/>
+                <w:i w:val="0"/>
+                <w:color w:val="000000"/>
+                <w:sz w:val="24"/>
+                <w:vertAlign w:val="subscript"/>
+              </w:rPr>
+              <w:t>2</w:t>
+            </w:r>
+            <w:r>
+              <w:rPr>
+                <w:rFonts w:ascii="Times New Roman" w:hAnsi="Times New Roman" w:cs="Times New Roman" w:eastAsia="Times New Roman"/>
+                <w:b w:val="0"/>
+                <w:i w:val="0"/>
+                <w:color w:val="000000"/>
+                <w:sz w:val="24"/>
+              </w:rPr>
+              <w:t>O</w:t>
+            </w:r>
+          </w:p>
+        </w:tc>
+        <w:tc>
+          <w:tcPr>
+            <w:tcW w:type="dxa" w:w="2126"/>
+          </w:tcPr>
+          <w:p>
+            <w:pPr>
+              <w:widowControl/>
+              <w:spacing w:line="480" w:lineRule="auto" w:before="0" w:after="40"/>
+              <w:ind w:firstLine="0" w:left="0"/>
+              <w:jc w:val="left"/>
+            </w:pPr>
+            <w:r/>
+            <w:r>
+              <w:rPr>
+                <w:rFonts w:ascii="Times New Roman" w:hAnsi="Times New Roman" w:cs="Times New Roman" w:eastAsia="Times New Roman"/>
+                <w:b w:val="0"/>
+                <w:i w:val="0"/>
+                <w:color w:val="000000"/>
+                <w:sz w:val="24"/>
+              </w:rPr>
+              <w:t>3.23 × 10</w:t>
+            </w:r>
+            <w:r>
+              <w:rPr>
+                <w:rFonts w:ascii="Times New Roman" w:hAnsi="Times New Roman" w:cs="Times New Roman" w:eastAsia="Times New Roman"/>
+                <w:b w:val="0"/>
+                <w:i w:val="0"/>
+                <w:color w:val="000000"/>
+                <w:sz w:val="24"/>
+                <w:vertAlign w:val="superscript"/>
+              </w:rPr>
+              <w:t>-4</w:t>
+            </w:r>
+          </w:p>
+        </w:tc>
+        <w:tc>
+          <w:tcPr>
+            <w:tcW w:type="dxa" w:w="2126"/>
+          </w:tcPr>
+          <w:p>
+            <w:pPr>
+              <w:widowControl/>
+              <w:spacing w:line="480" w:lineRule="auto" w:before="0" w:after="40"/>
+              <w:ind w:firstLine="0" w:left="0"/>
+              <w:jc w:val="left"/>
+            </w:pPr>
+            <w:r/>
+            <w:r>
+              <w:rPr>
+                <w:rFonts w:ascii="Times New Roman" w:hAnsi="Times New Roman" w:cs="Times New Roman" w:eastAsia="Times New Roman"/>
+                <w:b w:val="0"/>
+                <w:i w:val="0"/>
+                <w:color w:val="000000"/>
+                <w:sz w:val="24"/>
+              </w:rPr>
+              <w:t>0.4</w:t>
+            </w:r>
+          </w:p>
+        </w:tc>
+        <w:tc>
+          <w:tcPr>
+            <w:tcW w:type="dxa" w:w="2126"/>
+          </w:tcPr>
+          <w:p>
+            <w:pPr>
+              <w:widowControl/>
+              <w:spacing w:line="480" w:lineRule="auto" w:before="0" w:after="40"/>
+              <w:ind w:firstLine="0" w:left="0"/>
+              <w:jc w:val="left"/>
+            </w:pPr>
+            <w:r/>
+            <w:r>
+              <w:rPr>
+                <w:rFonts w:ascii="Times New Roman" w:hAnsi="Times New Roman" w:cs="Times New Roman" w:eastAsia="Times New Roman"/>
+                <w:b w:val="0"/>
+                <w:i w:val="0"/>
+                <w:color w:val="000000"/>
+                <w:sz w:val="24"/>
+              </w:rPr>
+              <w:t>1.29 × 10</w:t>
+            </w:r>
+            <w:r>
+              <w:rPr>
+                <w:rFonts w:ascii="Times New Roman" w:hAnsi="Times New Roman" w:cs="Times New Roman" w:eastAsia="Times New Roman"/>
+                <w:b w:val="0"/>
+                <w:i w:val="0"/>
+                <w:color w:val="000000"/>
+                <w:sz w:val="24"/>
+                <w:vertAlign w:val="superscript"/>
+              </w:rPr>
+              <w:t>-4</w:t>
+            </w:r>
+          </w:p>
+        </w:tc>
+      </w:tr>
+      <w:tr>
+        <w:trPr>
+          <w:cantSplit/>
+        </w:trPr>
+        <w:tc>
+          <w:tcPr>
+            <w:tcW w:type="dxa" w:w="2126"/>
+          </w:tcPr>
+          <w:p>
+            <w:pPr>
+              <w:widowControl/>
+              <w:spacing w:line="480" w:lineRule="auto" w:before="0" w:after="40"/>
+              <w:ind w:firstLine="0" w:left="0"/>
+              <w:jc w:val="left"/>
+            </w:pPr>
+            <w:r/>
+            <w:r>
+              <w:rPr>
+                <w:rFonts w:ascii="Times New Roman" w:hAnsi="Times New Roman" w:cs="Times New Roman" w:eastAsia="Times New Roman"/>
+                <w:b w:val="0"/>
+                <w:i w:val="0"/>
+                <w:color w:val="000000"/>
+                <w:sz w:val="24"/>
+              </w:rPr>
+              <w:t>θ(H</w:t>
+            </w:r>
+            <w:r>
+              <w:rPr>
+                <w:rFonts w:ascii="Times New Roman" w:hAnsi="Times New Roman" w:cs="Times New Roman" w:eastAsia="Times New Roman"/>
+                <w:b w:val="0"/>
+                <w:i w:val="0"/>
+                <w:color w:val="000000"/>
+                <w:sz w:val="24"/>
+                <w:vertAlign w:val="subscript"/>
+              </w:rPr>
+              <w:t>2</w:t>
+            </w:r>
+            <w:r>
+              <w:rPr>
+                <w:rFonts w:ascii="Times New Roman" w:hAnsi="Times New Roman" w:cs="Times New Roman" w:eastAsia="Times New Roman"/>
+                <w:b w:val="0"/>
+                <w:i w:val="0"/>
+                <w:color w:val="000000"/>
+                <w:sz w:val="24"/>
+              </w:rPr>
+              <w:t>O)/θ(H</w:t>
+            </w:r>
+            <w:r>
+              <w:rPr>
+                <w:rFonts w:ascii="Times New Roman" w:hAnsi="Times New Roman" w:cs="Times New Roman" w:eastAsia="Times New Roman"/>
+                <w:b w:val="0"/>
+                <w:i w:val="0"/>
+                <w:color w:val="000000"/>
+                <w:sz w:val="24"/>
+                <w:vertAlign w:val="subscript"/>
+              </w:rPr>
+              <w:t>3</w:t>
+            </w:r>
+            <w:r>
+              <w:rPr>
+                <w:rFonts w:ascii="Times New Roman" w:hAnsi="Times New Roman" w:cs="Times New Roman" w:eastAsia="Times New Roman"/>
+                <w:b w:val="0"/>
+                <w:i w:val="0"/>
+                <w:color w:val="000000"/>
+                <w:sz w:val="24"/>
+              </w:rPr>
+              <w:t>VO</w:t>
+            </w:r>
+            <w:r>
+              <w:rPr>
+                <w:rFonts w:ascii="Times New Roman" w:hAnsi="Times New Roman" w:cs="Times New Roman" w:eastAsia="Times New Roman"/>
+                <w:b w:val="0"/>
+                <w:i w:val="0"/>
+                <w:color w:val="000000"/>
+                <w:sz w:val="24"/>
+                <w:vertAlign w:val="subscript"/>
+              </w:rPr>
+              <w:t>4</w:t>
+            </w:r>
+            <w:r>
+              <w:rPr>
+                <w:rFonts w:ascii="Times New Roman" w:hAnsi="Times New Roman" w:cs="Times New Roman" w:eastAsia="Times New Roman"/>
+                <w:b w:val="0"/>
+                <w:i w:val="0"/>
+                <w:color w:val="000000"/>
+                <w:sz w:val="24"/>
+              </w:rPr>
+              <w:t>)</w:t>
+            </w:r>
+          </w:p>
+        </w:tc>
+        <w:tc>
+          <w:tcPr>
+            <w:tcW w:type="dxa" w:w="2126"/>
+          </w:tcPr>
+          <w:p>
+            <w:pPr>
+              <w:widowControl/>
+              <w:spacing w:line="480" w:lineRule="auto" w:before="0" w:after="40"/>
+              <w:ind w:firstLine="0" w:left="0"/>
+              <w:jc w:val="left"/>
+            </w:pPr>
+            <w:r/>
+            <w:r>
+              <w:rPr>
+                <w:rFonts w:ascii="Times New Roman" w:hAnsi="Times New Roman" w:cs="Times New Roman" w:eastAsia="Times New Roman"/>
+                <w:b w:val="0"/>
+                <w:i w:val="0"/>
+                <w:color w:val="000000"/>
+                <w:sz w:val="24"/>
+              </w:rPr>
+              <w:t>Not applicable</w:t>
+            </w:r>
+          </w:p>
+        </w:tc>
+        <w:tc>
+          <w:tcPr>
+            <w:tcW w:type="dxa" w:w="2126"/>
+          </w:tcPr>
+          <w:p>
+            <w:pPr>
+              <w:widowControl/>
+              <w:spacing w:line="480" w:lineRule="auto" w:before="0" w:after="40"/>
+              <w:ind w:firstLine="0" w:left="0"/>
+              <w:jc w:val="left"/>
+            </w:pPr>
+            <w:r/>
+            <w:r>
+              <w:rPr>
+                <w:rFonts w:ascii="Times New Roman" w:hAnsi="Times New Roman" w:cs="Times New Roman" w:eastAsia="Times New Roman"/>
+                <w:b w:val="0"/>
+                <w:i w:val="0"/>
+                <w:color w:val="000000"/>
+                <w:sz w:val="24"/>
+              </w:rPr>
+              <w:t>Not applicable</w:t>
+            </w:r>
+          </w:p>
+        </w:tc>
+        <w:tc>
+          <w:tcPr>
+            <w:tcW w:type="dxa" w:w="2126"/>
+          </w:tcPr>
+          <w:p>
+            <w:pPr>
+              <w:widowControl/>
+              <w:spacing w:line="480" w:lineRule="auto" w:before="0" w:after="40"/>
+              <w:ind w:firstLine="0" w:left="0"/>
+              <w:jc w:val="left"/>
+            </w:pPr>
+            <w:r/>
+            <w:r>
+              <w:rPr>
+                <w:rFonts w:ascii="Times New Roman" w:hAnsi="Times New Roman" w:cs="Times New Roman" w:eastAsia="Times New Roman"/>
+                <w:b w:val="0"/>
+                <w:i w:val="0"/>
+                <w:color w:val="000000"/>
+                <w:sz w:val="24"/>
+              </w:rPr>
+              <w:t>5.7 × 10</w:t>
+            </w:r>
+            <w:r>
+              <w:rPr>
+                <w:rFonts w:ascii="Times New Roman" w:hAnsi="Times New Roman" w:cs="Times New Roman" w:eastAsia="Times New Roman"/>
+                <w:b w:val="0"/>
+                <w:i w:val="0"/>
+                <w:color w:val="000000"/>
+                <w:sz w:val="24"/>
+                <w:vertAlign w:val="superscript"/>
+              </w:rPr>
+              <w:t>7</w:t>
+            </w:r>
+            <w:r>
+              <w:rPr>
+                <w:rFonts w:ascii="Times New Roman" w:hAnsi="Times New Roman" w:cs="Times New Roman" w:eastAsia="Times New Roman"/>
+                <w:b w:val="0"/>
+                <w:i w:val="0"/>
+                <w:color w:val="000000"/>
+                <w:sz w:val="24"/>
+              </w:rPr>
+              <w:t xml:space="preserve"> to 5.7 × 10</w:t>
+            </w:r>
+            <w:r>
+              <w:rPr>
+                <w:rFonts w:ascii="Times New Roman" w:hAnsi="Times New Roman" w:cs="Times New Roman" w:eastAsia="Times New Roman"/>
+                <w:b w:val="0"/>
+                <w:i w:val="0"/>
+                <w:color w:val="000000"/>
+                <w:sz w:val="24"/>
+                <w:vertAlign w:val="superscript"/>
+              </w:rPr>
+              <w:t>8</w:t>
+            </w:r>
+          </w:p>
+        </w:tc>
+      </w:tr>
+    </w:tbl>
+    <w:p>
+      <w:pPr>
+        <w:spacing w:after="160"/>
+      </w:pPr>
     </w:p>
     <w:p>
       <w:pPr>
@@ -7241,7 +9235,23 @@
           <w:color w:val="000000"/>
           <w:sz w:val="24"/>
         </w:rPr>
-        <w:t>The pathway assessment was limited by the convergence and vibrational failures summarised in Table 4.1. V-I1 was a converged minimum, but the candidate V-TS2 structure did not pass the tests required for a first-order saddle point. The subsequent vanadic-acid structures did not yield a validated pathway. Although W-P was a converged minimum, no density-functional transition state for the corresponding water-hydrolysis step was established in this calculation set. The results therefore did not establish a density-functional activation barrier for either route.</w:t>
+        <w:t>The formal estimate quantified the effect of the specified partial pressures and harmonic free energies; it did not establish the actual site population in an operating catalyst. The calculation assumed an ideal-gas standard state, one equivalent site, and no interactions between adsorbed molecules. The local cluster and harmonic treatment did not include pore confinement, local enrichment of vanadic acid, or anharmonic effects. The calculated ratio should therefore be interpreted as a conditional comparison of thermal and pressure terms, not as a measured or definitive equilibrium prediction.</w:t>
+      </w:r>
+    </w:p>
+    <w:p>
+      <w:pPr>
+        <w:pStyle w:val="Heading2"/>
+        <w:jc w:val="left"/>
+      </w:pPr>
+      <w:r>
+        <w:rPr>
+          <w:rFonts w:ascii="Times New Roman" w:hAnsi="Times New Roman" w:cs="Times New Roman" w:eastAsia="Times New Roman"/>
+          <w:b/>
+          <w:i w:val="0"/>
+          <w:color w:val="000000"/>
+          <w:sz w:val="24"/>
+        </w:rPr>
+        <w:t>4.6 Implications for the Proposed Mechanisms</w:t>
       </w:r>
     </w:p>
     <w:p>
@@ -7259,40 +9269,49 @@
           <w:color w:val="000000"/>
           <w:sz w:val="24"/>
         </w:rPr>
-        <w:t>The adsorption-energy comparison alone cannot determine whether vanadic acid accelerates dealumination. The calculation did not include sodium, a periodic pore, or a validated transition state, and it did not model reaction rates. It therefore did not test Trujillo et al.’s (1997) local-concentration proposal or Xu et al.’s (2002) sodium-mediated mechanism. The results provided no direct confirmation of the vanadic-acid mechanism proposed by Wormsbecher et al. (1986), but they did not refute it either.</w:t>
-      </w:r>
-    </w:p>
-    <w:p>
-      <w:pPr>
-        <w:pStyle w:val="Heading1"/>
-        <w:pageBreakBefore/>
-        <w:jc w:val="left"/>
-      </w:pPr>
-      <w:r>
-        <w:rPr>
-          <w:rFonts w:ascii="Times New Roman" w:hAnsi="Times New Roman" w:cs="Times New Roman" w:eastAsia="Times New Roman"/>
-          <w:b/>
-          <w:i w:val="0"/>
-          <w:color w:val="000000"/>
-          <w:sz w:val="24"/>
-        </w:rPr>
-        <w:t>5.0 CONCLUSIONS AND RECOMMENDATIONS</w:t>
-      </w:r>
-    </w:p>
-    <w:p>
-      <w:pPr>
-        <w:pStyle w:val="Heading2"/>
-        <w:jc w:val="left"/>
-      </w:pPr>
-      <w:r>
-        <w:rPr>
-          <w:rFonts w:ascii="Times New Roman" w:hAnsi="Times New Roman" w:cs="Times New Roman" w:eastAsia="Times New Roman"/>
-          <w:b/>
-          <w:i w:val="0"/>
-          <w:color w:val="000000"/>
-          <w:sz w:val="24"/>
-        </w:rPr>
-        <w:t>5.1 Summary of the Study</w:t>
+        <w:t>The model's electronic-energy preference for vanadic acid was consistent with a direct interaction at the acid site, but it did not demonstrate that H</w:t>
+      </w:r>
+      <w:r>
+        <w:rPr>
+          <w:rFonts w:ascii="Times New Roman" w:hAnsi="Times New Roman" w:cs="Times New Roman" w:eastAsia="Times New Roman"/>
+          <w:b w:val="0"/>
+          <w:i w:val="0"/>
+          <w:color w:val="000000"/>
+          <w:sz w:val="24"/>
+          <w:vertAlign w:val="subscript"/>
+        </w:rPr>
+        <w:t>3</w:t>
+      </w:r>
+      <w:r>
+        <w:rPr>
+          <w:rFonts w:ascii="Times New Roman" w:hAnsi="Times New Roman" w:cs="Times New Roman" w:eastAsia="Times New Roman"/>
+          <w:b w:val="0"/>
+          <w:i w:val="0"/>
+          <w:color w:val="000000"/>
+          <w:sz w:val="24"/>
+        </w:rPr>
+        <w:t>VO</w:t>
+      </w:r>
+      <w:r>
+        <w:rPr>
+          <w:rFonts w:ascii="Times New Roman" w:hAnsi="Times New Roman" w:cs="Times New Roman" w:eastAsia="Times New Roman"/>
+          <w:b w:val="0"/>
+          <w:i w:val="0"/>
+          <w:color w:val="000000"/>
+          <w:sz w:val="24"/>
+          <w:vertAlign w:val="subscript"/>
+        </w:rPr>
+        <w:t>4</w:t>
+      </w:r>
+      <w:r>
+        <w:rPr>
+          <w:rFonts w:ascii="Times New Roman" w:hAnsi="Times New Roman" w:cs="Times New Roman" w:eastAsia="Times New Roman"/>
+          <w:b w:val="0"/>
+          <w:i w:val="0"/>
+          <w:color w:val="000000"/>
+          <w:sz w:val="24"/>
+        </w:rPr>
+        <w:t xml:space="preserve"> drove framework dealumination. Under the stated pressure range, the conditional high-temperature estimate favoured water occupation, showing that thermal corrections and gas composition changed the comparison. These results neither verified nor excluded the vanadic-acid route discussed by Wormsbecher et al. (1986) and Trujillo et al. (1997). They also did not rule out Pine's (1990) steam-driven explanation or Xu et al.'s (2002) sodium-mediated pathway.</w:t>
       </w:r>
     </w:p>
     <w:p>
@@ -7310,70 +9329,40 @@
           <w:color w:val="000000"/>
           <w:sz w:val="24"/>
         </w:rPr>
-        <w:t>This study compared vanadic acid and water adsorption at a model Zeolite Y Brønsted acid site. A local AlSi</w:t>
-      </w:r>
-      <w:r>
-        <w:rPr>
-          <w:rFonts w:ascii="Times New Roman" w:hAnsi="Times New Roman" w:cs="Times New Roman" w:eastAsia="Times New Roman"/>
-          <w:b w:val="0"/>
-          <w:i w:val="0"/>
-          <w:color w:val="000000"/>
-          <w:sz w:val="24"/>
-          <w:vertAlign w:val="subscript"/>
-        </w:rPr>
-        <w:t>4</w:t>
-      </w:r>
-      <w:r>
-        <w:rPr>
-          <w:rFonts w:ascii="Times New Roman" w:hAnsi="Times New Roman" w:cs="Times New Roman" w:eastAsia="Times New Roman"/>
-          <w:b w:val="0"/>
-          <w:i w:val="0"/>
-          <w:color w:val="000000"/>
-          <w:sz w:val="24"/>
-        </w:rPr>
-        <w:t>O</w:t>
-      </w:r>
-      <w:r>
-        <w:rPr>
-          <w:rFonts w:ascii="Times New Roman" w:hAnsi="Times New Roman" w:cs="Times New Roman" w:eastAsia="Times New Roman"/>
-          <w:b w:val="0"/>
-          <w:i w:val="0"/>
-          <w:color w:val="000000"/>
-          <w:sz w:val="24"/>
-          <w:vertAlign w:val="subscript"/>
-        </w:rPr>
-        <w:t>4</w:t>
-      </w:r>
-      <w:r>
-        <w:rPr>
-          <w:rFonts w:ascii="Times New Roman" w:hAnsi="Times New Roman" w:cs="Times New Roman" w:eastAsia="Times New Roman"/>
-          <w:b w:val="0"/>
-          <w:i w:val="0"/>
-          <w:color w:val="000000"/>
-          <w:sz w:val="24"/>
-        </w:rPr>
-        <w:t>H</w:t>
-      </w:r>
-      <w:r>
-        <w:rPr>
-          <w:rFonts w:ascii="Times New Roman" w:hAnsi="Times New Roman" w:cs="Times New Roman" w:eastAsia="Times New Roman"/>
-          <w:b w:val="0"/>
-          <w:i w:val="0"/>
-          <w:color w:val="000000"/>
-          <w:sz w:val="24"/>
-          <w:vertAlign w:val="subscript"/>
-        </w:rPr>
-        <w:t>13</w:t>
-      </w:r>
-      <w:r>
-        <w:rPr>
-          <w:rFonts w:ascii="Times New Roman" w:hAnsi="Times New Roman" w:cs="Times New Roman" w:eastAsia="Times New Roman"/>
-          <w:b w:val="0"/>
-          <w:i w:val="0"/>
-          <w:color w:val="000000"/>
-          <w:sz w:val="24"/>
-        </w:rPr>
-        <w:t xml:space="preserve"> cluster was screened with GFN2-xTB and refined with B3LYP-D3(BJ)/def2-TZVP. PBE0-D3(BJ)/def2-TZVP single-point calculations checked the relative adsorption energies, while harmonic frequencies supplied thermochemical corrections.</w:t>
+        <w:t>The GFN2-xTB saddle-point candidate provided a starting point for further work, while the DFT frequency analysis showed that the same candidate was not a validated DFT transition state. Adsorption and conditional site occupation do not determine a reaction rate without a reliable activation barrier. The calculations therefore clarified the model's relative binding and thermochemical predictions but did not establish which mechanism controlled catalyst dealumination.</w:t>
+      </w:r>
+    </w:p>
+    <w:p>
+      <w:pPr>
+        <w:pStyle w:val="Heading1"/>
+        <w:pageBreakBefore/>
+        <w:jc w:val="left"/>
+      </w:pPr>
+      <w:r>
+        <w:rPr>
+          <w:rFonts w:ascii="Times New Roman" w:hAnsi="Times New Roman" w:cs="Times New Roman" w:eastAsia="Times New Roman"/>
+          <w:b/>
+          <w:i w:val="0"/>
+          <w:color w:val="000000"/>
+          <w:sz w:val="24"/>
+        </w:rPr>
+        <w:t>5.0 CONCLUSIONS AND RECOMMENDATIONS</w:t>
+      </w:r>
+    </w:p>
+    <w:p>
+      <w:pPr>
+        <w:pStyle w:val="Heading2"/>
+        <w:jc w:val="left"/>
+      </w:pPr>
+      <w:r>
+        <w:rPr>
+          <w:rFonts w:ascii="Times New Roman" w:hAnsi="Times New Roman" w:cs="Times New Roman" w:eastAsia="Times New Roman"/>
+          <w:b/>
+          <w:i w:val="0"/>
+          <w:color w:val="000000"/>
+          <w:sz w:val="24"/>
+        </w:rPr>
+        <w:t>5.1 Summary of the Study</w:t>
       </w:r>
     </w:p>
     <w:p>
@@ -7391,7 +9380,70 @@
           <w:color w:val="000000"/>
           <w:sz w:val="24"/>
         </w:rPr>
-        <w:t>The adsorption complexes and several reference structures passed the geometry and frequency checks. The calculated electronic energies favoured vanadic acid, but the harmonic free energies did not support a reliable estimate of competitive site occupancy at regenerator temperature. The candidate density-functional structure for framework bond cleavage failed the transition-state checks, so the study did not establish an activation barrier or a complete dealumination mechanism.</w:t>
+        <w:t>This study compared vanadic acid and water at a model Zeolite Y Brønsted acid site. A 22-atom AlSi</w:t>
+      </w:r>
+      <w:r>
+        <w:rPr>
+          <w:rFonts w:ascii="Times New Roman" w:hAnsi="Times New Roman" w:cs="Times New Roman" w:eastAsia="Times New Roman"/>
+          <w:b w:val="0"/>
+          <w:i w:val="0"/>
+          <w:color w:val="000000"/>
+          <w:sz w:val="24"/>
+          <w:vertAlign w:val="subscript"/>
+        </w:rPr>
+        <w:t>4</w:t>
+      </w:r>
+      <w:r>
+        <w:rPr>
+          <w:rFonts w:ascii="Times New Roman" w:hAnsi="Times New Roman" w:cs="Times New Roman" w:eastAsia="Times New Roman"/>
+          <w:b w:val="0"/>
+          <w:i w:val="0"/>
+          <w:color w:val="000000"/>
+          <w:sz w:val="24"/>
+        </w:rPr>
+        <w:t>O</w:t>
+      </w:r>
+      <w:r>
+        <w:rPr>
+          <w:rFonts w:ascii="Times New Roman" w:hAnsi="Times New Roman" w:cs="Times New Roman" w:eastAsia="Times New Roman"/>
+          <w:b w:val="0"/>
+          <w:i w:val="0"/>
+          <w:color w:val="000000"/>
+          <w:sz w:val="24"/>
+          <w:vertAlign w:val="subscript"/>
+        </w:rPr>
+        <w:t>4</w:t>
+      </w:r>
+      <w:r>
+        <w:rPr>
+          <w:rFonts w:ascii="Times New Roman" w:hAnsi="Times New Roman" w:cs="Times New Roman" w:eastAsia="Times New Roman"/>
+          <w:b w:val="0"/>
+          <w:i w:val="0"/>
+          <w:color w:val="000000"/>
+          <w:sz w:val="24"/>
+        </w:rPr>
+        <w:t>H</w:t>
+      </w:r>
+      <w:r>
+        <w:rPr>
+          <w:rFonts w:ascii="Times New Roman" w:hAnsi="Times New Roman" w:cs="Times New Roman" w:eastAsia="Times New Roman"/>
+          <w:b w:val="0"/>
+          <w:i w:val="0"/>
+          <w:color w:val="000000"/>
+          <w:sz w:val="24"/>
+          <w:vertAlign w:val="subscript"/>
+        </w:rPr>
+        <w:t>13</w:t>
+      </w:r>
+      <w:r>
+        <w:rPr>
+          <w:rFonts w:ascii="Times New Roman" w:hAnsi="Times New Roman" w:cs="Times New Roman" w:eastAsia="Times New Roman"/>
+          <w:b w:val="0"/>
+          <w:i w:val="0"/>
+          <w:color w:val="000000"/>
+          <w:sz w:val="24"/>
+        </w:rPr>
+        <w:t xml:space="preserve"> cluster was screened with GFN2-xTB and refined with B3LYP-D3(BJ)/def2-TZVP; PBE0 single-point calculations checked the electronic-energy comparison. The study also assessed a GFN2-xTB transition-state candidate and calculated harmonic Gibbs energies and a conditional site-occupation estimate.</w:t>
       </w:r>
     </w:p>
     <w:p>
@@ -7408,6 +9460,24 @@
           <w:sz w:val="24"/>
         </w:rPr>
         <w:t>5.2 Conclusions</w:t>
+      </w:r>
+    </w:p>
+    <w:p>
+      <w:pPr>
+        <w:widowControl/>
+        <w:spacing w:line="480" w:lineRule="auto" w:before="0" w:after="240"/>
+        <w:ind w:firstLine="0" w:left="0"/>
+        <w:jc w:val="both"/>
+      </w:pPr>
+      <w:r>
+        <w:rPr>
+          <w:rFonts w:ascii="Times New Roman" w:hAnsi="Times New Roman" w:cs="Times New Roman" w:eastAsia="Times New Roman"/>
+          <w:b w:val="0"/>
+          <w:i w:val="0"/>
+          <w:color w:val="000000"/>
+          <w:sz w:val="24"/>
+        </w:rPr>
+        <w:t>The conclusions follow the four objectives in the order used in the methodology and results chapters:</w:t>
       </w:r>
     </w:p>
     <w:p>
@@ -7425,7 +9495,7 @@
           <w:color w:val="000000"/>
           <w:sz w:val="24"/>
         </w:rPr>
-        <w:t>1. A local Zeolite Y cluster with one Brønsted acid site was constructed and optimised, and converged adsorption complexes were obtained for vanadic acid and water. The cluster was suitable for comparing local electronic adsorption energies. It did not represent the full zeolite pore or its long-range electrostatic environment.</w:t>
+        <w:t>1. A local cluster containing one framework aluminium atom and four silicon atoms represented the Zeolite Y acid site. Optimised vanadic-acid and water complexes were obtained at this site, and selected aluminium–oxygen distances showed distinct local geometries for the two adsorbates.</w:t>
       </w:r>
     </w:p>
     <w:p>
@@ -7443,7 +9513,7 @@
           <w:color w:val="000000"/>
           <w:sz w:val="24"/>
         </w:rPr>
-        <w:t>2. B3LYP-D3(BJ)/def2-TZVP gave electronic adsorption energies of −93.0 kJ mol</w:t>
+        <w:t>2. B3LYP-D3(BJ)/def2-TZVP predicted that vanadic acid had a more negative electronic adsorption energy than water, with a relative preference of 14.69 kJ mol</w:t>
       </w:r>
       <w:r>
         <w:rPr>
@@ -7464,7 +9534,7 @@
           <w:color w:val="000000"/>
           <w:sz w:val="24"/>
         </w:rPr>
-        <w:t xml:space="preserve"> for vanadic acid and −78.3 kJ mol</w:t>
+        <w:t>. PBE0 single-point calculations gave a similar preference of 14.44 kJ mol</w:t>
       </w:r>
       <w:r>
         <w:rPr>
@@ -7485,70 +9555,7 @@
           <w:color w:val="000000"/>
           <w:sz w:val="24"/>
         </w:rPr>
-        <w:t xml:space="preserve"> for water. PBE0 single-point calculations gave −93.1 and −78.6 kJ mol</w:t>
-      </w:r>
-      <w:r>
-        <w:rPr>
-          <w:rFonts w:ascii="Times New Roman" w:hAnsi="Times New Roman" w:cs="Times New Roman" w:eastAsia="Times New Roman"/>
-          <w:b w:val="0"/>
-          <w:i w:val="0"/>
-          <w:color w:val="000000"/>
-          <w:sz w:val="24"/>
-          <w:vertAlign w:val="superscript"/>
-        </w:rPr>
-        <w:t>-1</w:t>
-      </w:r>
-      <w:r>
-        <w:rPr>
-          <w:rFonts w:ascii="Times New Roman" w:hAnsi="Times New Roman" w:cs="Times New Roman" w:eastAsia="Times New Roman"/>
-          <w:b w:val="0"/>
-          <w:i w:val="0"/>
-          <w:color w:val="000000"/>
-          <w:sz w:val="24"/>
-        </w:rPr>
-        <w:t>, respectively. The resulting electronic-energy difference favoured vanadic acid by 14.7 kJ mol</w:t>
-      </w:r>
-      <w:r>
-        <w:rPr>
-          <w:rFonts w:ascii="Times New Roman" w:hAnsi="Times New Roman" w:cs="Times New Roman" w:eastAsia="Times New Roman"/>
-          <w:b w:val="0"/>
-          <w:i w:val="0"/>
-          <w:color w:val="000000"/>
-          <w:sz w:val="24"/>
-          <w:vertAlign w:val="superscript"/>
-        </w:rPr>
-        <w:t>-1</w:t>
-      </w:r>
-      <w:r>
-        <w:rPr>
-          <w:rFonts w:ascii="Times New Roman" w:hAnsi="Times New Roman" w:cs="Times New Roman" w:eastAsia="Times New Roman"/>
-          <w:b w:val="0"/>
-          <w:i w:val="0"/>
-          <w:color w:val="000000"/>
-          <w:sz w:val="24"/>
-        </w:rPr>
-        <w:t xml:space="preserve"> at B3LYP and 14.4 kJ mol</w:t>
-      </w:r>
-      <w:r>
-        <w:rPr>
-          <w:rFonts w:ascii="Times New Roman" w:hAnsi="Times New Roman" w:cs="Times New Roman" w:eastAsia="Times New Roman"/>
-          <w:b w:val="0"/>
-          <w:i w:val="0"/>
-          <w:color w:val="000000"/>
-          <w:sz w:val="24"/>
-          <w:vertAlign w:val="superscript"/>
-        </w:rPr>
-        <w:t>-1</w:t>
-      </w:r>
-      <w:r>
-        <w:rPr>
-          <w:rFonts w:ascii="Times New Roman" w:hAnsi="Times New Roman" w:cs="Times New Roman" w:eastAsia="Times New Roman"/>
-          <w:b w:val="0"/>
-          <w:i w:val="0"/>
-          <w:color w:val="000000"/>
-          <w:sz w:val="24"/>
-        </w:rPr>
-        <w:t xml:space="preserve"> at PBE0, while GFN2-xTB substantially overestimated that difference.</w:t>
+        <w:t>, while GFN2-xTB predicted a much larger difference. The two DFT estimates therefore supported a modest, method-consistent electronic binding preference for vanadic acid in this cluster model.</w:t>
       </w:r>
     </w:p>
     <w:p>
@@ -7566,7 +9573,28 @@
           <w:color w:val="000000"/>
           <w:sz w:val="24"/>
         </w:rPr>
-        <w:t>3. The harmonic Gibbs free energies did not support a quantitative estimate of competitive site occupancy under RFCC regenerator conditions. At 1003.15 K, the calculated gas-phase adsorption free energies were positive for both pre-reaction complexes, and the water complex was less unfavourable than the vanadic-acid complex. These values depended on an ideal-gas harmonic treatment that omitted pore confinement, so they could not be interpreted as reliable adsorption equilibria in an operating catalyst.</w:t>
+        <w:t>3. The GFN2-xTB search produced an accepted screening-level saddle-point candidate for the first vanadic-acid Al–O cleavage step, with a barrier of 160.70 kJ mol</w:t>
+      </w:r>
+      <w:r>
+        <w:rPr>
+          <w:rFonts w:ascii="Times New Roman" w:hAnsi="Times New Roman" w:cs="Times New Roman" w:eastAsia="Times New Roman"/>
+          <w:b w:val="0"/>
+          <w:i w:val="0"/>
+          <w:color w:val="000000"/>
+          <w:sz w:val="24"/>
+          <w:vertAlign w:val="superscript"/>
+        </w:rPr>
+        <w:t>-1</w:t>
+      </w:r>
+      <w:r>
+        <w:rPr>
+          <w:rFonts w:ascii="Times New Roman" w:hAnsi="Times New Roman" w:cs="Times New Roman" w:eastAsia="Times New Roman"/>
+          <w:b w:val="0"/>
+          <w:i w:val="0"/>
+          <w:color w:val="000000"/>
+          <w:sz w:val="24"/>
+        </w:rPr>
+        <w:t xml:space="preserve"> above V-I1. Its DFT refinement did not retain first-order saddle-point character, and the water-path candidate failed the two-sided displacement check. The calculations therefore did not establish a validated DFT activation barrier or permit a DFT rate comparison.</w:t>
       </w:r>
     </w:p>
     <w:p>
@@ -7584,11 +9612,71 @@
           <w:color w:val="000000"/>
           <w:sz w:val="24"/>
         </w:rPr>
-        <w:t>4. The calculations did not establish a validated vanadic-acid pathway for framework Al–O bond cleavage. The candidate V-TS2 structure had fourteen imaginary frequencies, V-I2 did not converge, and the V-P calculation did not terminate normally. No density-functional activation barrier was therefore reported, and the adsorption-energy comparison alone did not confirm or reject the full vanadic-acid mechanism.</w:t>
+        <w:t>4. Harmonic Gibbs energies favoured water over vanadic acid at both 298.15 K and 1003.15 K, reversing the electronic adsorption-energy ordering. Under the assumed regenerator partial pressures, the formal ideal-gas single-site calculation gave a water-to-vanadic-acid occupation ratio of about 5.7 × 10</w:t>
+      </w:r>
+      <w:r>
+        <w:rPr>
+          <w:rFonts w:ascii="Times New Roman" w:hAnsi="Times New Roman" w:cs="Times New Roman" w:eastAsia="Times New Roman"/>
+          <w:b w:val="0"/>
+          <w:i w:val="0"/>
+          <w:color w:val="000000"/>
+          <w:sz w:val="24"/>
+          <w:vertAlign w:val="superscript"/>
+        </w:rPr>
+        <w:t>7</w:t>
+      </w:r>
+      <w:r>
+        <w:rPr>
+          <w:rFonts w:ascii="Times New Roman" w:hAnsi="Times New Roman" w:cs="Times New Roman" w:eastAsia="Times New Roman"/>
+          <w:b w:val="0"/>
+          <w:i w:val="0"/>
+          <w:color w:val="000000"/>
+          <w:sz w:val="24"/>
+        </w:rPr>
+        <w:t xml:space="preserve"> to 5.7 × 10</w:t>
+      </w:r>
+      <w:r>
+        <w:rPr>
+          <w:rFonts w:ascii="Times New Roman" w:hAnsi="Times New Roman" w:cs="Times New Roman" w:eastAsia="Times New Roman"/>
+          <w:b w:val="0"/>
+          <w:i w:val="0"/>
+          <w:color w:val="000000"/>
+          <w:sz w:val="24"/>
+          <w:vertAlign w:val="superscript"/>
+        </w:rPr>
+        <w:t>8</w:t>
+      </w:r>
+      <w:r>
+        <w:rPr>
+          <w:rFonts w:ascii="Times New Roman" w:hAnsi="Times New Roman" w:cs="Times New Roman" w:eastAsia="Times New Roman"/>
+          <w:b w:val="0"/>
+          <w:i w:val="0"/>
+          <w:color w:val="000000"/>
+          <w:sz w:val="24"/>
+        </w:rPr>
+        <w:t>. This result was conditional on the gas-phase harmonic and Langmuir assumptions and was not a definitive prediction of real catalyst occupancy.</w:t>
       </w:r>
     </w:p>
     <w:p>
       <w:pPr>
+        <w:widowControl/>
+        <w:spacing w:line="480" w:lineRule="auto" w:before="0" w:after="240"/>
+        <w:ind w:firstLine="0" w:left="0"/>
+        <w:jc w:val="both"/>
+      </w:pPr>
+      <w:r>
+        <w:rPr>
+          <w:rFonts w:ascii="Times New Roman" w:hAnsi="Times New Roman" w:cs="Times New Roman" w:eastAsia="Times New Roman"/>
+          <w:b w:val="0"/>
+          <w:i w:val="0"/>
+          <w:color w:val="000000"/>
+          <w:sz w:val="24"/>
+        </w:rPr>
+        <w:t>Overall, the study established an electronic binding preference for vanadic acid but did not demonstrate that vanadic acid was the principal cause of framework dealumination. The thermochemical estimate highlighted the importance of steam abundance and thermal corrections, while the pathway assessment showed that DFT transition-state validation remained necessary before reaction rates could be compared.</w:t>
+      </w:r>
+    </w:p>
+    <w:p>
+      <w:pPr>
         <w:pStyle w:val="Heading2"/>
         <w:jc w:val="left"/>
       </w:pPr>
@@ -7600,7 +9688,41 @@
           <w:color w:val="000000"/>
           <w:sz w:val="24"/>
         </w:rPr>
-        <w:t>5.3 Recommendations and Further Work</w:t>
+        <w:t>5.3 Contribution to Knowledge</w:t>
+      </w:r>
+    </w:p>
+    <w:p>
+      <w:pPr>
+        <w:widowControl/>
+        <w:spacing w:line="480" w:lineRule="auto" w:before="0" w:after="240"/>
+        <w:ind w:firstLine="0" w:left="0"/>
+        <w:jc w:val="both"/>
+      </w:pPr>
+      <w:r>
+        <w:rPr>
+          <w:rFonts w:ascii="Times New Roman" w:hAnsi="Times New Roman" w:cs="Times New Roman" w:eastAsia="Times New Roman"/>
+          <w:b w:val="0"/>
+          <w:i w:val="0"/>
+          <w:color w:val="000000"/>
+          <w:sz w:val="24"/>
+        </w:rPr>
+        <w:t>The study provided a like-for-like DFT comparison of vanadic-acid and water adsorption at the same local Zeolite Y acid site. It separated electronic adsorption energies from harmonic Gibbs energies and showed that the two measures gave different relative preferences. It also reported a conditional competitive-site calculation and distinguished a GFN2-xTB screening saddle point from a validated DFT activation barrier.</w:t>
+      </w:r>
+    </w:p>
+    <w:p>
+      <w:pPr>
+        <w:pStyle w:val="Heading2"/>
+        <w:jc w:val="left"/>
+      </w:pPr>
+      <w:r>
+        <w:rPr>
+          <w:rFonts w:ascii="Times New Roman" w:hAnsi="Times New Roman" w:cs="Times New Roman" w:eastAsia="Times New Roman"/>
+          <w:b/>
+          <w:i w:val="0"/>
+          <w:color w:val="000000"/>
+          <w:sz w:val="24"/>
+        </w:rPr>
+        <w:t>5.4 Recommendations</w:t>
       </w:r>
     </w:p>
     <w:p>
@@ -7618,7 +9740,7 @@
           <w:color w:val="000000"/>
           <w:sz w:val="24"/>
         </w:rPr>
-        <w:t>1. Recalculate the adsorption complexes with a larger or periodic Zeolite Y model that includes pore confinement and the framework electrostatic field. Include explicit water molecules or a suitable reference state for adsorbed water before using free energies to estimate site occupancy.</w:t>
+        <w:t>1. Expand the cluster or use a periodic Zeolite Y model that includes pore confinement, explicit water, and the local electrostatic environment. This would improve the structural basis for the adsorption comparison and the thermochemical site-occupation estimate.</w:t>
       </w:r>
     </w:p>
     <w:p>
@@ -7636,7 +9758,7 @@
           <w:color w:val="000000"/>
           <w:sz w:val="24"/>
         </w:rPr>
-        <w:t>2. Complete the basis-set-superposition correction for both adsorbates with a consistent set of converged fragment calculations. The corrected values should be reported alongside the uncorrected energies before either value is used to screen vanadium traps.</w:t>
+        <w:t>2. Complete a consistent counterpoise correction for both adsorbates and compare the corrected and uncorrected adsorption energies. This would establish how much basis-set-superposition error affects the electronic-energy margin.</w:t>
       </w:r>
     </w:p>
     <w:p>
@@ -7654,7 +9776,7 @@
           <w:color w:val="000000"/>
           <w:sz w:val="24"/>
         </w:rPr>
-        <w:t>3. Repeat the framework bond-cleavage search with a larger model or a less restrictive boundary. Accept a transition state only after a converged optimisation, one chemically meaningful imaginary frequency, and a two-sided displacement or reaction-path check.</w:t>
+        <w:t>3. Refine the accepted GFN2-xTB saddle-point candidate with improved DFT starting geometries and verify the resulting mode by two-sided displacement or a reaction-path calculation. Search for and validate the corresponding water-path transition state using the same acceptance criteria.</w:t>
       </w:r>
     </w:p>
     <w:p>
@@ -7672,7 +9794,7 @@
           <w:color w:val="000000"/>
           <w:sz w:val="24"/>
         </w:rPr>
-        <w:t>4. Add sodium to the model to test the competing sodium-mediated explanation. A direct comparison of the vanadic-acid and sodium pathways would address a key limitation of the present cluster model.</w:t>
+        <w:t>4. Include exchangeable sodium and other relevant vanadium species in a follow-up model and compare the resulting predictions with measurements on steamed, vanadium-contaminated catalyst. Recalculate the formal site-occupation estimate using the improved model before treating it as a prediction for catalyst operation.</w:t>
       </w:r>
     </w:p>
     <w:p>
@@ -7859,7 +9981,7 @@
           <w:color w:val="000000"/>
           <w:sz w:val="24"/>
         </w:rPr>
-        <w:t xml:space="preserve">Etim, U. J., Bai, P., Ullah, R., Subhan, F., &amp; Yan, Z. (2018). Vanadium contamination of FCC catalyst: Understanding the destruction and passivation mechanisms. </w:t>
+        <w:t xml:space="preserve">Etim, U. J., Xu, B., Ullah, R., &amp; Yan, Z. (2016). Effect of vanadium contamination on the framework and micropore structure of ultra stable Y-zeolite. </w:t>
       </w:r>
       <w:r>
         <w:rPr>
@@ -7869,7 +9991,7 @@
           <w:color w:val="000000"/>
           <w:sz w:val="24"/>
         </w:rPr>
-        <w:t>Applied Catalysis A: General, 555</w:t>
+        <w:t>Journal of Colloid and Interface Science, 463</w:t>
       </w:r>
       <w:r>
         <w:rPr>
@@ -7879,7 +10001,7 @@
           <w:color w:val="000000"/>
           <w:sz w:val="24"/>
         </w:rPr>
-        <w:t>, 108–117. https://doi.org/10.1016/j.apcata.2018.02.011</w:t>
+        <w:t>, 188–198. https://doi.org/10.1016/j.jcis.2015.10.049</w:t>
       </w:r>
     </w:p>
     <w:p>
@@ -7897,7 +10019,7 @@
           <w:color w:val="000000"/>
           <w:sz w:val="24"/>
         </w:rPr>
-        <w:t xml:space="preserve">Etim, U. J., Xu, B., Ullah, R., &amp; Yan, Z. (2016). Effect of vanadium contamination on the framework and micropore structure of ultra stable Y-zeolite. </w:t>
+        <w:t xml:space="preserve">Etim, U. J., Bai, P., Ullah, R., Subhan, F., &amp; Yan, Z. (2018). Vanadium contamination of FCC catalyst: Understanding the destruction and passivation mechanisms. </w:t>
       </w:r>
       <w:r>
         <w:rPr>
@@ -7907,7 +10029,7 @@
           <w:color w:val="000000"/>
           <w:sz w:val="24"/>
         </w:rPr>
-        <w:t>Journal of Colloid and Interface Science, 463</w:t>
+        <w:t>Applied Catalysis A: General, 555</w:t>
       </w:r>
       <w:r>
         <w:rPr>
@@ -7917,7 +10039,7 @@
           <w:color w:val="000000"/>
           <w:sz w:val="24"/>
         </w:rPr>
-        <w:t>, 188–198. https://doi.org/10.1016/j.jcis.2015.10.049</w:t>
+        <w:t>, 108–117. https://doi.org/10.1016/j.apcata.2018.02.011</w:t>
       </w:r>
     </w:p>
     <w:p>
@@ -7935,7 +10057,7 @@
           <w:color w:val="000000"/>
           <w:sz w:val="24"/>
         </w:rPr>
-        <w:t xml:space="preserve">Faghani, M. H., Mohammadipour, E., Tarighi, S., Naderifar, A., &amp; Habibzadeh, S. (2024). High vanadium tolerant FCC catalyst by barium titanate as metal trap and passivator. </w:t>
+        <w:t xml:space="preserve">Grimme, S., Ehrlich, S., &amp; Goerigk, L. (2011). Effect of the damping function in dispersion corrected density functional theory. </w:t>
       </w:r>
       <w:r>
         <w:rPr>
@@ -7945,7 +10067,7 @@
           <w:color w:val="000000"/>
           <w:sz w:val="24"/>
         </w:rPr>
-        <w:t>Fuel, 375</w:t>
+        <w:t>Journal of Computational Chemistry, 32</w:t>
       </w:r>
       <w:r>
         <w:rPr>
@@ -7955,7 +10077,7 @@
           <w:color w:val="000000"/>
           <w:sz w:val="24"/>
         </w:rPr>
-        <w:t>, 132531. https://doi.org/10.1016/j.fuel.2024.132531</w:t>
+        <w:t>(7), 1456–1465. https://doi.org/10.1002/jcc.21759</w:t>
       </w:r>
     </w:p>
     <w:p>
@@ -7973,7 +10095,7 @@
           <w:color w:val="000000"/>
           <w:sz w:val="24"/>
         </w:rPr>
-        <w:t xml:space="preserve">Grimme, S., Ehrlich, S., &amp; Goerigk, L. (2011). Effect of the damping function in dispersion corrected density functional theory. </w:t>
+        <w:t xml:space="preserve">Henkelman, G., &amp; Jónsson, H. (2000). Improved tangent estimate in the nudged elastic band method for finding minimum energy paths and saddle points. </w:t>
       </w:r>
       <w:r>
         <w:rPr>
@@ -7983,7 +10105,7 @@
           <w:color w:val="000000"/>
           <w:sz w:val="24"/>
         </w:rPr>
-        <w:t>Journal of Computational Chemistry, 32</w:t>
+        <w:t>The Journal of Chemical Physics, 113</w:t>
       </w:r>
       <w:r>
         <w:rPr>
@@ -7993,7 +10115,7 @@
           <w:color w:val="000000"/>
           <w:sz w:val="24"/>
         </w:rPr>
-        <w:t>(7), 1456–1465. https://doi.org/10.1002/jcc.21759</w:t>
+        <w:t>(22), 9978–9985.</w:t>
       </w:r>
     </w:p>
     <w:p>
@@ -8146,6 +10268,44 @@
           <w:sz w:val="24"/>
         </w:rPr>
         <w:t>, e70019. https://doi.org/10.1002/wcms.70019</w:t>
+      </w:r>
+    </w:p>
+    <w:p>
+      <w:pPr>
+        <w:widowControl/>
+        <w:spacing w:line="480" w:lineRule="auto" w:before="0" w:after="240"/>
+        <w:ind w:hanging="720" w:left="720"/>
+        <w:jc w:val="left"/>
+      </w:pPr>
+      <w:r>
+        <w:rPr>
+          <w:rFonts w:ascii="Times New Roman" w:hAnsi="Times New Roman" w:cs="Times New Roman" w:eastAsia="Times New Roman"/>
+          <w:b w:val="0"/>
+          <w:i w:val="0"/>
+          <w:color w:val="000000"/>
+          <w:sz w:val="24"/>
+        </w:rPr>
+        <w:t xml:space="preserve">Occelli, M. L. (1991). Vanadium-zeolite interactions in fluidized cracking catalysts. </w:t>
+      </w:r>
+      <w:r>
+        <w:rPr>
+          <w:rFonts w:ascii="Times New Roman" w:hAnsi="Times New Roman" w:cs="Times New Roman" w:eastAsia="Times New Roman"/>
+          <w:b w:val="0"/>
+          <w:i/>
+          <w:color w:val="000000"/>
+          <w:sz w:val="24"/>
+        </w:rPr>
+        <w:t>Catalysis Reviews: Science and Engineering, 33</w:t>
+      </w:r>
+      <w:r>
+        <w:rPr>
+          <w:rFonts w:ascii="Times New Roman" w:hAnsi="Times New Roman" w:cs="Times New Roman" w:eastAsia="Times New Roman"/>
+          <w:b w:val="0"/>
+          <w:i w:val="0"/>
+          <w:color w:val="000000"/>
+          <w:sz w:val="24"/>
+        </w:rPr>
+        <w:t>(3–4), 241–280. https://doi.org/10.1080/01614949108020301</w:t>
       </w:r>
     </w:p>
     <w:p>

--- a/deliverables/thesis_ABU.docx
+++ b/deliverables/thesis_ABU.docx
@@ -465,7 +465,7 @@
           <w:color w:val="000000"/>
           <w:sz w:val="24"/>
         </w:rPr>
-        <w:t>Vanadium contamination reduced the activity of Zeolite Y catalysts used in residue fluid catalytic cracking (RFCC). Proposed mechanisms assigned framework damage to vanadic acid formed from vanadium oxide and steam or to steam hydrolysis. This study compared vanadic acid (H</w:t>
+        <w:t>Vanadium contamination reduced Zeolite Y activity in residue fluid catalytic cracking (RFCC). Proposed mechanisms attributed framework damage to vanadic acid or steam hydrolysis. This study compared vanadic acid (H</w:t>
       </w:r>
       <w:r>
         <w:rPr>
@@ -507,7 +507,7 @@
           <w:color w:val="000000"/>
           <w:sz w:val="24"/>
         </w:rPr>
-        <w:t>) and water at a model Brønsted acid site using a 22-atom AlSi</w:t>
+        <w:t>) and water at a model Zeolite Y Brønsted acid site using a 22-atom AlSi</w:t>
       </w:r>
       <w:r>
         <w:rPr>
@@ -612,7 +612,7 @@
           <w:color w:val="000000"/>
           <w:sz w:val="24"/>
         </w:rPr>
-        <w:t xml:space="preserve"> at the two temperatures. A formal competitive-site estimate using regenerator partial pressures gave a water-to-vanadic-acid occupation ratio of 5.7 × 10</w:t>
+        <w:t xml:space="preserve"> at the two temperatures. Vanadic acid formed Al···O and V···O contacts of 1.947 and 2.274 Å; water formed two hydrogen bonds with H···O distances of 1.587 and 1.825 Å. A formal competitive-site estimate using regenerator partial pressures gave a water-to-vanadic-acid site-fraction ratio of 5.7 × 10</w:t>
       </w:r>
       <w:r>
         <w:rPr>
@@ -675,7 +675,7 @@
           <w:color w:val="000000"/>
           <w:sz w:val="24"/>
         </w:rPr>
-        <w:t xml:space="preserve"> candidate barrier for first Al–O cleavage; Appendix A records the DFT and water-path assessments. The results established a modest electronic binding preference and a conditional high-temperature site comparison. Larger pore-aware models and validated DFT reaction paths were recommended.</w:t>
+        <w:t xml:space="preserve"> candidate barrier for the first Al–O cleavage step; Appendix A records the DFT frequency and water-path displacement assessments. Electronic binding and high-temperature site occupation favoured different adsorbates. Larger pore-aware models and validated DFT reaction paths were recommended.</w:t>
       </w:r>
     </w:p>
     <w:p>
@@ -1609,7 +1609,7 @@
           <w:color w:val="000000"/>
           <w:sz w:val="24"/>
         </w:rPr>
-        <w:t>Residue fluid catalytic cracking (RFCC) converts heavy refinery feedstocks into lighter products. Its catalyst contains Zeolite Y, whose Brønsted acid sites support cracking reactions. Vanadium and other metals carried in residue feed accumulate on the catalyst during operation and are associated with loss of zeolite activity during regeneration (Adanenche et al., 2023; Wormsbecher, Peters, &amp; Maselli, 1986).</w:t>
+        <w:t>Residue fluid catalytic cracking (RFCC) converts heavy refinery feedstocks into lighter products. Its catalyst contains Zeolite Y, whose Brønsted acid sites support cracking reactions. Vanadium and other metals in residue feed accumulate on the catalyst during operation. Their accumulation is associated with loss of Zeolite Y activity during regeneration (Adanenche et al., 2023; Wormsbecher, Peters, &amp; Maselli, 1986).</w:t>
       </w:r>
     </w:p>
     <w:p>
@@ -1749,7 +1749,7 @@
           <w:color w:val="000000"/>
           <w:sz w:val="24"/>
         </w:rPr>
-        <w:t>The aim of this study was to compare vanadic acid and water at a model Zeolite Y Brønsted acid site and assess the implications of their adsorption, pathway, and thermochemical results for dealumination.</w:t>
+        <w:t>The aim was to compare vanadic acid and water at a model Zeolite Y Brønsted acid site and assess their implications for dealumination.</w:t>
       </w:r>
     </w:p>
     <w:p>
@@ -2217,7 +2217,7 @@
           <w:color w:val="000000"/>
           <w:sz w:val="24"/>
         </w:rPr>
-        <w:t>Steam hydrolyses framework Al–O–Si bonds during catalyst regeneration. Density functional theory calculations by Malola et al. (2012) described dealumination as a sequence of water-assisted bond-cleavage steps. Their calculated effective barriers depended on the reference state for incoming water, demonstrating the role of adsorption thermochemistry in reaction energetics. Figure 2.2 presents their calculated reaction paths for dealumination and desilication.</w:t>
+        <w:t>Steam hydrolyses framework Al–O–Si bonds during catalyst regeneration. Density functional theory (DFT) calculations by Malola et al. (2012) described dealumination as a sequence of water-assisted bond-cleavage steps. Their calculated effective barriers depended on the reference state for incoming water, demonstrating the role of adsorption thermochemistry in reaction energetics. Figure 2.2 presents their calculated reaction paths for dealumination and desilication.</w:t>
       </w:r>
     </w:p>
     <w:p>
@@ -3380,7 +3380,7 @@
           <w:color w:val="000000"/>
           <w:sz w:val="24"/>
         </w:rPr>
-        <w:t>The calculations modelled vanadic acid and water at one Zeolite Y Brønsted acid site. They evaluated optimised structures, electronic adsorption energies, candidate reaction paths, and harmonic thermochemistry. GFN2-xTB calculations were run with ORCA 6.1.0 on a Dell Latitude E6430 laptop with 16 GB of memory and one processor core. DFT calculations were run with ORCA 6.1.1 on a cloud virtual machine using four MPI processes (Neese, 2025). Molecular structures were prepared and checked with Spartan and Avogadro; Python scripts processed ORCA outputs and calculation registers. Figure 3.1 summarises the structure-screening, DFT, pathway, and thermochemistry stages.</w:t>
+        <w:t>The calculations modelled vanadic acid and water at one Zeolite Y Brønsted acid site. They evaluated optimised structures, electronic adsorption energies, candidate reaction paths, and harmonic thermochemistry. GFN2-xTB provided the Tier 1 screening calculations, which were run with ORCA 6.1.0 on a Dell Latitude E6430 laptop with 16 GB of memory and one processor core. Tier 2 DFT calculations were run with ORCA 6.1.1 on a cloud virtual machine using four MPI processes (Neese, 2025). Molecular structures were prepared and checked with Spartan and Avogadro; Python scripts processed ORCA outputs and calculation registers. Figure 3.1 summarises the structure-screening, DFT, pathway, and thermochemistry stages.</w:t>
       </w:r>
     </w:p>
     <w:p>
@@ -4126,7 +4126,7 @@
           <w:color w:val="000000"/>
           <w:sz w:val="24"/>
         </w:rPr>
-        <w:t>Candidate reaction paths were explored for the vanadic-acid route and a water-hydrolysis control. GFN2-xTB nudged elastic band calculations were followed by eigenvector-following transition-state optimisations (Henkelman &amp; Jónsson, 2000). Frequency calculations and displacements in both directions along each candidate imaginary mode assessed the connection between neighbouring minima.</w:t>
+        <w:t>Candidate reaction paths were explored for the vanadic-acid route and a water-hydrolysis control. GFN2-xTB nudged elastic band calculations were followed by eigenvector-following transition-state optimisations (Henkelman &amp; Jónsson, 2000). For each candidate, frequency analysis located the imaginary mode; structures displaced in both directions along that mode were reoptimised to test whether the candidate connected different minima. The pre-reaction complexes are denoted V-PRC (vanadic acid) and W-PRC (water). V-I1 and V-I2 denote successive vanadic-acid pathway states, W-P denotes the water-path post-adsorption minimum, and V-TS2 and W-TS label the transition-state candidates for the two routes.</w:t>
       </w:r>
     </w:p>
     <w:p>
@@ -4144,7 +4144,7 @@
           <w:color w:val="000000"/>
           <w:sz w:val="24"/>
         </w:rPr>
-        <w:t>Acceptance required a converged optimisation, one chemically meaningful imaginary mode, and two displaced structures that relaxed towards different minima. The accepted Tier 1 candidate for the first framework Al–O cleavage step was assessed against these criteria. Appendix A.3 records the candidate frequencies, displacement destinations, and final pathway classifications.</w:t>
+        <w:t>Acceptance required a converged optimisation, one chemically meaningful imaginary mode, and two displaced structures that relaxed towards different minima. The V-TS2 candidate for the first framework Al–O cleavage step met these Tier 1 criteria. Appendix A.3 records the candidate frequencies, displacement destinations, and final pathway classifications.</w:t>
       </w:r>
     </w:p>
     <w:p>
@@ -4290,7 +4290,7 @@
           <w:color w:val="000000"/>
           <w:sz w:val="24"/>
         </w:rPr>
-        <w:t>A conditional competitive-site estimate was calculated at 1003.15 K using the RFCC gas partial pressures discussed by Wormsbecher et al. (1986). Twenty per cent steam at 2 atm total pressure gives a water partial pressure of 0.4 atm; 1–10 ppm vanadic acid gives a partial-pressure range of 2 × 10</w:t>
+        <w:t>A conditional competitive-site estimate was calculated at 1003.15 K using the RFCC gas partial pressures reported by Wormsbecher et al. (1986). At 2 atm total pressure, 20% steam gave a water partial pressure of 0.4 atm. At the same pressure, 1–10 ppm vanadic acid corresponded to partial pressures of 2 × 10</w:t>
       </w:r>
       <w:r>
         <w:rPr>
@@ -4332,7 +4332,7 @@
           <w:color w:val="000000"/>
           <w:sz w:val="24"/>
         </w:rPr>
-        <w:t xml:space="preserve"> atm. Appendix B.1 shows these conversions. The dimensionless standard equilibrium constant was calculated using Eq. (3.4), and Eq. (3.5) gives the competitive site fraction:</w:t>
+        <w:t xml:space="preserve"> atm. Appendix B.1 shows these conversions. The dimensionless standard equilibrium constant for each adsorbate was calculated using Eq. (3.4). Equation (3.5) gives the fraction of sites occupied by each adsorbate:</w:t>
       </w:r>
     </w:p>
     <w:p>
@@ -4418,7 +4418,7 @@
           <w:color w:val="000000"/>
           <w:sz w:val="24"/>
         </w:rPr>
-        <w:t>The estimate used one equivalent site, ideal-gas standard states, and independent adsorbates. Equations (3.4) and (3.5) define a conditional model calculation for the stated gas composition. Appendix B.5 provides each numerical substitution and the resulting site fractions.</w:t>
+        <w:t>The leading 1 in Eq. (3.5) represents an unoccupied site. The estimate used one equivalent site, ideal-gas standard states, and independent adsorbates. Equations (3.4) and (3.5) define a conditional model calculation for the stated gas composition. Appendix B.5 provides each numerical substitution and the resulting site fractions.</w:t>
       </w:r>
     </w:p>
     <w:p>
@@ -5352,7 +5352,7 @@
           <w:color w:val="000000"/>
           <w:sz w:val="24"/>
         </w:rPr>
-        <w:t>In V-PRC, a vanadic-acid oxygen contacted aluminium while the acid-site Al–O bond lengthened relative to the isolated cluster. W-PRC retained water outside the aluminium coordination sphere. In W-P, a water-derived oxygen approached aluminium as one framework Al–O distance lengthened. These distances show the different local geometries sampled along the two routes.</w:t>
+        <w:t>In V-PRC, the vanadium atom lay 2.274 Å from a framework oxygen, in addition to the Al···O contact listed in Table 4.2. In W-PRC, the acid proton lay 1.587 Å from the water oxygen, and one water hydrogen lay 1.825 Å from a framework oxygen; these geometries support assignment of two hydrogen bonds. The pre-reaction complexes therefore associated with the model acid site through different contact patterns.</w:t>
       </w:r>
     </w:p>
     <w:p>
@@ -6672,7 +6672,7 @@
           <w:color w:val="000000"/>
           <w:sz w:val="24"/>
         </w:rPr>
-        <w:t>, providing a consistent comparison across the two hybrid functionals. GFN2-xTB predicts a substantially larger vanadic-acid preference and serves as the structure-screening level for these adsorbates. The DFT energies are direct values; Appendix A.2 records the counterpoise fragment-job status.</w:t>
+        <w:t>, providing a consistent comparison across the two hybrid functionals. GFN2-xTB predicts a substantially larger vanadic-acid preference and was used for structure screening; the DFT values provide the main electronic-energy comparison. Appendix A.2 records the counterpoise fragment-job status for both adsorbates.</w:t>
       </w:r>
     </w:p>
     <w:p>
@@ -7193,7 +7193,28 @@
                 <w:color w:val="000000"/>
                 <w:sz w:val="24"/>
               </w:rPr>
-              <w:t>Candidate imaginary mode</w:t>
+              <w:t>Imaginary frequency (cm</w:t>
+            </w:r>
+            <w:r>
+              <w:rPr>
+                <w:rFonts w:ascii="Times New Roman" w:hAnsi="Times New Roman" w:cs="Times New Roman" w:eastAsia="Times New Roman"/>
+                <w:b/>
+                <w:i w:val="0"/>
+                <w:color w:val="000000"/>
+                <w:sz w:val="24"/>
+                <w:vertAlign w:val="superscript"/>
+              </w:rPr>
+              <w:t>-1</w:t>
+            </w:r>
+            <w:r>
+              <w:rPr>
+                <w:rFonts w:ascii="Times New Roman" w:hAnsi="Times New Roman" w:cs="Times New Roman" w:eastAsia="Times New Roman"/>
+                <w:b/>
+                <w:i w:val="0"/>
+                <w:color w:val="000000"/>
+                <w:sz w:val="24"/>
+              </w:rPr>
+              <w:t>)</w:t>
             </w:r>
           </w:p>
         </w:tc>
@@ -7217,7 +7238,28 @@
                 <w:color w:val="000000"/>
                 <w:sz w:val="24"/>
               </w:rPr>
-              <w:t>Candidate barrier relative to starting minimum</w:t>
+              <w:t>Candidate energy above starting minimum (kJ mol</w:t>
+            </w:r>
+            <w:r>
+              <w:rPr>
+                <w:rFonts w:ascii="Times New Roman" w:hAnsi="Times New Roman" w:cs="Times New Roman" w:eastAsia="Times New Roman"/>
+                <w:b/>
+                <w:i w:val="0"/>
+                <w:color w:val="000000"/>
+                <w:sz w:val="24"/>
+                <w:vertAlign w:val="superscript"/>
+              </w:rPr>
+              <w:t>-1</w:t>
+            </w:r>
+            <w:r>
+              <w:rPr>
+                <w:rFonts w:ascii="Times New Roman" w:hAnsi="Times New Roman" w:cs="Times New Roman" w:eastAsia="Times New Roman"/>
+                <w:b/>
+                <w:i w:val="0"/>
+                <w:color w:val="000000"/>
+                <w:sz w:val="24"/>
+              </w:rPr>
+              <w:t>)</w:t>
             </w:r>
           </w:p>
         </w:tc>
@@ -7241,7 +7283,7 @@
                 <w:color w:val="000000"/>
                 <w:sz w:val="24"/>
               </w:rPr>
-              <w:t>Assessment record</w:t>
+              <w:t>Assessment</w:t>
             </w:r>
           </w:p>
         </w:tc>
@@ -7294,18 +7336,7 @@
                 <w:color w:val="000000"/>
                 <w:sz w:val="24"/>
               </w:rPr>
-              <w:t>−78.21 cm</w:t>
-            </w:r>
-            <w:r>
-              <w:rPr>
-                <w:rFonts w:ascii="Times New Roman" w:hAnsi="Times New Roman" w:cs="Times New Roman" w:eastAsia="Times New Roman"/>
-                <w:b w:val="0"/>
-                <w:i w:val="0"/>
-                <w:color w:val="000000"/>
-                <w:sz w:val="24"/>
-                <w:vertAlign w:val="superscript"/>
-              </w:rPr>
-              <w:t>-1</w:t>
+              <w:t>−78.21</w:t>
             </w:r>
           </w:p>
         </w:tc>
@@ -7329,18 +7360,7 @@
                 <w:color w:val="000000"/>
                 <w:sz w:val="24"/>
               </w:rPr>
-              <w:t>160.70 kJ mol</w:t>
-            </w:r>
-            <w:r>
-              <w:rPr>
-                <w:rFonts w:ascii="Times New Roman" w:hAnsi="Times New Roman" w:cs="Times New Roman" w:eastAsia="Times New Roman"/>
-                <w:b w:val="0"/>
-                <w:i w:val="0"/>
-                <w:color w:val="000000"/>
-                <w:sz w:val="24"/>
-                <w:vertAlign w:val="superscript"/>
-              </w:rPr>
-              <w:t>-1</w:t>
+              <w:t>160.70</w:t>
             </w:r>
           </w:p>
         </w:tc>
@@ -7364,7 +7384,7 @@
                 <w:color w:val="000000"/>
                 <w:sz w:val="24"/>
               </w:rPr>
-              <w:t>V-TS2 passed the Tier 1 transition-state criteria</w:t>
+              <w:t>V-TS2 passed the GFN2-xTB Tier 1 criteria</w:t>
             </w:r>
           </w:p>
         </w:tc>
@@ -7417,18 +7437,7 @@
                 <w:color w:val="000000"/>
                 <w:sz w:val="24"/>
               </w:rPr>
-              <w:t>−226.10 cm</w:t>
-            </w:r>
-            <w:r>
-              <w:rPr>
-                <w:rFonts w:ascii="Times New Roman" w:hAnsi="Times New Roman" w:cs="Times New Roman" w:eastAsia="Times New Roman"/>
-                <w:b w:val="0"/>
-                <w:i w:val="0"/>
-                <w:color w:val="000000"/>
-                <w:sz w:val="24"/>
-                <w:vertAlign w:val="superscript"/>
-              </w:rPr>
-              <w:t>-1</w:t>
+              <w:t>−226.10</w:t>
             </w:r>
           </w:p>
         </w:tc>
@@ -7452,18 +7461,7 @@
                 <w:color w:val="000000"/>
                 <w:sz w:val="24"/>
               </w:rPr>
-              <w:t>29.29 kJ mol</w:t>
-            </w:r>
-            <w:r>
-              <w:rPr>
-                <w:rFonts w:ascii="Times New Roman" w:hAnsi="Times New Roman" w:cs="Times New Roman" w:eastAsia="Times New Roman"/>
-                <w:b w:val="0"/>
-                <w:i w:val="0"/>
-                <w:color w:val="000000"/>
-                <w:sz w:val="24"/>
-                <w:vertAlign w:val="superscript"/>
-              </w:rPr>
-              <w:t>-1</w:t>
+              <w:t>29.29</w:t>
             </w:r>
           </w:p>
         </w:tc>
@@ -7513,7 +7511,28 @@
           <w:color w:val="000000"/>
           <w:sz w:val="24"/>
         </w:rPr>
-        <w:t>The accepted GFN2-xTB candidate provides a screening-level energy for the first vanadic-acid cleavage step. The DFT and water-path outcomes in Appendix A show the distinction between a screening candidate and a validated reaction-path barrier. The reported barrier therefore describes the GFN2-xTB model and its accepted candidate geometry.</w:t>
+        <w:t>The 160.70 kJ mol</w:t>
+      </w:r>
+      <w:r>
+        <w:rPr>
+          <w:rFonts w:ascii="Times New Roman" w:hAnsi="Times New Roman" w:cs="Times New Roman" w:eastAsia="Times New Roman"/>
+          <w:b w:val="0"/>
+          <w:i w:val="0"/>
+          <w:color w:val="000000"/>
+          <w:sz w:val="24"/>
+          <w:vertAlign w:val="superscript"/>
+        </w:rPr>
+        <w:t>-1</w:t>
+      </w:r>
+      <w:r>
+        <w:rPr>
+          <w:rFonts w:ascii="Times New Roman" w:hAnsi="Times New Roman" w:cs="Times New Roman" w:eastAsia="Times New Roman"/>
+          <w:b w:val="0"/>
+          <w:i w:val="0"/>
+          <w:color w:val="000000"/>
+          <w:sz w:val="24"/>
+        </w:rPr>
+        <w:t xml:space="preserve"> value is an accepted GFN2-xTB screening candidate, not a validated DFT barrier. Appendix A records the separate DFT search and water-path assessments.</w:t>
       </w:r>
     </w:p>
     <w:p>
@@ -7547,7 +7566,7 @@
           <w:color w:val="000000"/>
           <w:sz w:val="24"/>
         </w:rPr>
-        <w:t>Table 4.6 compares harmonic Gibbs energies at 298.15 K and 1003.15 K, using the separated cluster and adsorbate as the reference. Water has the more favourable adsorption Gibbs energy at both temperatures. The difference increases from 11.82 kJ mol</w:t>
+        <w:t>Table 4.6 compares harmonic Gibbs energies at 298.15 K and 1003.15 K, using the separated cluster and adsorbate as the reference. Water has the more favourable adsorption Gibbs energy at both temperatures. Its Gibbs-energy advantage increases from 11.82 kJ mol</w:t>
       </w:r>
       <w:r>
         <w:rPr>
@@ -8117,7 +8136,7 @@
           <w:color w:val="000000"/>
           <w:sz w:val="24"/>
         </w:rPr>
-        <w:t>The 1003.15 K Gibbs energies for V-PRC and W-PRC were combined with the regenerator partial pressures to calculate a competitive-site scenario. Table 4.7 gives the dimensionless equilibrium constants and fractions from Eqs. (3.4) and (3.5). Appendix B.1 and B.5 show the pressure and site-fraction substitutions.</w:t>
+        <w:t>The model combined the 1003.15 K Gibbs adsorption energies for V-PRC and W-PRC with the regenerator gas partial pressures. Equations (3.4) and (3.5) were used to calculate the equilibrium constants and conditional site fractions in Table 4.7. Appendix B.1 and B.5 show the pressure and site-fraction substitutions.</w:t>
       </w:r>
     </w:p>
     <w:p>
@@ -8868,7 +8887,7 @@
           <w:color w:val="000000"/>
           <w:sz w:val="24"/>
         </w:rPr>
-        <w:t>The DFT energies favour electronic binding of vanadic acid, while the high-temperature Gibbs energies and steam-rich gas favour water in the conditional site-occupation scenario. Table 2.1 and Figure 2.3 place these results alongside the vanadic-acid, steam-dominated, and sodium-mediated mechanisms discussed by Wormsbecher et al. (1986), Trujillo et al. (1997), Pine (1990), and Xu et al. (2002). The adsorption comparison describes acid-site association; the pathway assessment in Appendix A supplies the corresponding transition-state evidence. Together, the results identify electronic binding, thermal competition, and pathway energy as separate quantities for evaluating Zeolite Y dealumination.</w:t>
+        <w:t>The DFT energies favour electronic binding of vanadic acid, while the high-temperature Gibbs energies and steam-rich gas favour water in the conditional site-occupation scenario. Table 2.1 and Figure 2.3 place these results alongside the vanadic-acid, steam-dominated, and sodium-mediated mechanisms discussed by Wormsbecher et al. (1986), Trujillo et al. (1997), Pine (1990), and Xu et al. (2002). The adsorption calculations address acid-site association, while the pathway search provides a screening-level comparison of the first Al–O cleavage step; Appendix A records the corresponding job statuses. Together, the results identify electronic binding, thermal competition, and pathway energy as separate quantities for evaluating Zeolite Y dealumination.</w:t>
       </w:r>
     </w:p>
     <w:p>
@@ -9157,7 +9176,7 @@
           <w:color w:val="000000"/>
           <w:sz w:val="24"/>
         </w:rPr>
-        <w:t>3. The pathway search produced an accepted GFN2-xTB candidate for the first vanadic-acid Al–O cleavage step, with a barrier of 160.70 kJ mol</w:t>
+        <w:t>3. The GFN2-xTB search yielded a screening-level candidate barrier of 160.70 kJ mol</w:t>
       </w:r>
       <w:r>
         <w:rPr>
@@ -9178,7 +9197,7 @@
           <w:color w:val="000000"/>
           <w:sz w:val="24"/>
         </w:rPr>
-        <w:t xml:space="preserve"> above V-I1. Appendix A records the DFT frequency assessment and the water-path displacement outcome.</w:t>
+        <w:t xml:space="preserve"> above V-I1 for the first Al–O cleavage step in the vanadic-acid route. Appendix A records the separate DFT frequency and water-path assessments.</w:t>
       </w:r>
     </w:p>
     <w:p>
@@ -9238,7 +9257,7 @@
           <w:color w:val="000000"/>
           <w:sz w:val="24"/>
         </w:rPr>
-        <w:t xml:space="preserve"> at 1003.15 K. For the stated regenerator partial pressures, the formal single-site estimate gave a water-to-vanadic-acid occupation ratio of 5.7 × 10</w:t>
+        <w:t xml:space="preserve"> at 1003.15 K. Under the stated regenerator partial pressures, the conditional single-site model gave a water-to-vanadic-acid site-fraction ratio of 5.7 × 10</w:t>
       </w:r>
       <w:r>
         <w:rPr>

--- a/deliverables/thesis_ABU.docx
+++ b/deliverables/thesis_ABU.docx
@@ -187,8 +187,20 @@
     </w:p>
     <w:p>
       <w:pPr>
+        <w:sectPr>
+          <w:footerReference w:type="default" r:id="rId9"/>
+          <w:pgSz w:w="11906" w:h="16838"/>
+          <w:pgMar w:top="1417" w:right="1417" w:bottom="1417" w:left="1984" w:header="720" w:footer="720" w:gutter="0"/>
+          <w:cols w:space="720"/>
+          <w:titlePg/>
+          <w:docGrid w:linePitch="360"/>
+        </w:sectPr>
+      </w:pPr>
+    </w:p>
+    <w:p>
+      <w:pPr>
         <w:pStyle w:val="Heading1"/>
-        <w:pageBreakBefore/>
+        <w:pageBreakBefore w:val="0"/>
         <w:jc w:val="left"/>
       </w:pPr>
       <w:r>
@@ -701,7 +713,7 @@
         <w:spacing w:line="480" w:lineRule="auto" w:after="0"/>
       </w:pPr>
       <w:r>
-        <w:fldChar w:fldCharType="begin"/>
+        <w:fldChar w:fldCharType="begin" w:dirty="true"/>
       </w:r>
       <w:r>
         <w:instrText xml:space="preserve">TOC \o "1-4" \h \z \u</w:instrText>
@@ -754,10 +766,10 @@
         <w:tab/>
       </w:r>
       <w:r>
-        <w:fldChar w:fldCharType="begin"/>
-      </w:r>
-      <w:r>
-        <w:instrText xml:space="preserve">PAGEREF Table_2_1 \h</w:instrText>
+        <w:fldChar w:fldCharType="begin" w:dirty="true"/>
+      </w:r>
+      <w:r>
+        <w:instrText xml:space="preserve">PAGEREF Table_2_1 \h \# "00"</w:instrText>
       </w:r>
       <w:r>
         <w:fldChar w:fldCharType="separate"/>
@@ -789,10 +801,10 @@
         <w:tab/>
       </w:r>
       <w:r>
-        <w:fldChar w:fldCharType="begin"/>
-      </w:r>
-      <w:r>
-        <w:instrText xml:space="preserve">PAGEREF Table_4_1 \h</w:instrText>
+        <w:fldChar w:fldCharType="begin" w:dirty="true"/>
+      </w:r>
+      <w:r>
+        <w:instrText xml:space="preserve">PAGEREF Table_4_1 \h \# "00"</w:instrText>
       </w:r>
       <w:r>
         <w:fldChar w:fldCharType="separate"/>
@@ -824,10 +836,10 @@
         <w:tab/>
       </w:r>
       <w:r>
-        <w:fldChar w:fldCharType="begin"/>
-      </w:r>
-      <w:r>
-        <w:instrText xml:space="preserve">PAGEREF Table_4_2 \h</w:instrText>
+        <w:fldChar w:fldCharType="begin" w:dirty="true"/>
+      </w:r>
+      <w:r>
+        <w:instrText xml:space="preserve">PAGEREF Table_4_2 \h \# "00"</w:instrText>
       </w:r>
       <w:r>
         <w:fldChar w:fldCharType="separate"/>
@@ -880,10 +892,10 @@
         <w:tab/>
       </w:r>
       <w:r>
-        <w:fldChar w:fldCharType="begin"/>
-      </w:r>
-      <w:r>
-        <w:instrText xml:space="preserve">PAGEREF Table_4_3 \h</w:instrText>
+        <w:fldChar w:fldCharType="begin" w:dirty="true"/>
+      </w:r>
+      <w:r>
+        <w:instrText xml:space="preserve">PAGEREF Table_4_3 \h \# "00"</w:instrText>
       </w:r>
       <w:r>
         <w:fldChar w:fldCharType="separate"/>
@@ -936,10 +948,10 @@
         <w:tab/>
       </w:r>
       <w:r>
-        <w:fldChar w:fldCharType="begin"/>
-      </w:r>
-      <w:r>
-        <w:instrText xml:space="preserve">PAGEREF Table_4_4 \h</w:instrText>
+        <w:fldChar w:fldCharType="begin" w:dirty="true"/>
+      </w:r>
+      <w:r>
+        <w:instrText xml:space="preserve">PAGEREF Table_4_4 \h \# "00"</w:instrText>
       </w:r>
       <w:r>
         <w:fldChar w:fldCharType="separate"/>
@@ -971,10 +983,10 @@
         <w:tab/>
       </w:r>
       <w:r>
-        <w:fldChar w:fldCharType="begin"/>
-      </w:r>
-      <w:r>
-        <w:instrText xml:space="preserve">PAGEREF Table_4_5 \h</w:instrText>
+        <w:fldChar w:fldCharType="begin" w:dirty="true"/>
+      </w:r>
+      <w:r>
+        <w:instrText xml:space="preserve">PAGEREF Table_4_5 \h \# "00"</w:instrText>
       </w:r>
       <w:r>
         <w:fldChar w:fldCharType="separate"/>
@@ -1000,7 +1012,7 @@
           <w:color w:val="000000"/>
           <w:sz w:val="24"/>
         </w:rPr>
-        <w:t>Table 4.6: Harmonic Gibbs free energies relative to the separated cluster and adsorbate (kJ mol</w:t>
+        <w:t>Table 4.6: Harmonic standard Gibbs energies of adsorption relative to the separated cluster and adsorbate (kJ mol</w:t>
       </w:r>
       <w:r>
         <w:rPr>
@@ -1027,10 +1039,10 @@
         <w:tab/>
       </w:r>
       <w:r>
-        <w:fldChar w:fldCharType="begin"/>
-      </w:r>
-      <w:r>
-        <w:instrText xml:space="preserve">PAGEREF Table_4_6 \h</w:instrText>
+        <w:fldChar w:fldCharType="begin" w:dirty="true"/>
+      </w:r>
+      <w:r>
+        <w:instrText xml:space="preserve">PAGEREF Table_4_6 \h \# "00"</w:instrText>
       </w:r>
       <w:r>
         <w:fldChar w:fldCharType="separate"/>
@@ -1062,10 +1074,10 @@
         <w:tab/>
       </w:r>
       <w:r>
-        <w:fldChar w:fldCharType="begin"/>
-      </w:r>
-      <w:r>
-        <w:instrText xml:space="preserve">PAGEREF Table_4_7 \h</w:instrText>
+        <w:fldChar w:fldCharType="begin" w:dirty="true"/>
+      </w:r>
+      <w:r>
+        <w:instrText xml:space="preserve">PAGEREF Table_4_7 \h \# "00"</w:instrText>
       </w:r>
       <w:r>
         <w:fldChar w:fldCharType="separate"/>
@@ -1097,10 +1109,10 @@
         <w:tab/>
       </w:r>
       <w:r>
-        <w:fldChar w:fldCharType="begin"/>
-      </w:r>
-      <w:r>
-        <w:instrText xml:space="preserve">PAGEREF Table_Table_A_1__DFT_reference \h</w:instrText>
+        <w:fldChar w:fldCharType="begin" w:dirty="true"/>
+      </w:r>
+      <w:r>
+        <w:instrText xml:space="preserve">PAGEREF Table_Table_A_1__DFT_reference \h \# "00"</w:instrText>
       </w:r>
       <w:r>
         <w:fldChar w:fldCharType="separate"/>
@@ -1132,10 +1144,10 @@
         <w:tab/>
       </w:r>
       <w:r>
-        <w:fldChar w:fldCharType="begin"/>
-      </w:r>
-      <w:r>
-        <w:instrText xml:space="preserve">PAGEREF Table_Table_A_2__PBE0_counterp \h</w:instrText>
+        <w:fldChar w:fldCharType="begin" w:dirty="true"/>
+      </w:r>
+      <w:r>
+        <w:instrText xml:space="preserve">PAGEREF Table_Table_A_2__PBE0_counterp \h \# "00"</w:instrText>
       </w:r>
       <w:r>
         <w:fldChar w:fldCharType="separate"/>
@@ -1167,10 +1179,10 @@
         <w:tab/>
       </w:r>
       <w:r>
-        <w:fldChar w:fldCharType="begin"/>
-      </w:r>
-      <w:r>
-        <w:instrText xml:space="preserve">PAGEREF Table_Table_A_3__Tier_1_pathwa \h</w:instrText>
+        <w:fldChar w:fldCharType="begin" w:dirty="true"/>
+      </w:r>
+      <w:r>
+        <w:instrText xml:space="preserve">PAGEREF Table_Table_A_3__Tier_1_pathwa \h \# "00"</w:instrText>
       </w:r>
       <w:r>
         <w:fldChar w:fldCharType="separate"/>
@@ -1223,10 +1235,10 @@
         <w:tab/>
       </w:r>
       <w:r>
-        <w:fldChar w:fldCharType="begin"/>
-      </w:r>
-      <w:r>
-        <w:instrText xml:space="preserve">PAGEREF Table_Table_B_1__Electronic_an \h</w:instrText>
+        <w:fldChar w:fldCharType="begin" w:dirty="true"/>
+      </w:r>
+      <w:r>
+        <w:instrText xml:space="preserve">PAGEREF Table_Table_B_1__Electronic_an \h \# "00"</w:instrText>
       </w:r>
       <w:r>
         <w:fldChar w:fldCharType="separate"/>
@@ -1276,10 +1288,10 @@
         <w:tab/>
       </w:r>
       <w:r>
-        <w:fldChar w:fldCharType="begin"/>
-      </w:r>
-      <w:r>
-        <w:instrText xml:space="preserve">PAGEREF Figure_2_1 \h</w:instrText>
+        <w:fldChar w:fldCharType="begin" w:dirty="true"/>
+      </w:r>
+      <w:r>
+        <w:instrText xml:space="preserve">PAGEREF Figure_2_1 \h \# "00"</w:instrText>
       </w:r>
       <w:r>
         <w:fldChar w:fldCharType="separate"/>
@@ -1311,10 +1323,10 @@
         <w:tab/>
       </w:r>
       <w:r>
-        <w:fldChar w:fldCharType="begin"/>
-      </w:r>
-      <w:r>
-        <w:instrText xml:space="preserve">PAGEREF Figure_2_2 \h</w:instrText>
+        <w:fldChar w:fldCharType="begin" w:dirty="true"/>
+      </w:r>
+      <w:r>
+        <w:instrText xml:space="preserve">PAGEREF Figure_2_2 \h \# "00"</w:instrText>
       </w:r>
       <w:r>
         <w:fldChar w:fldCharType="separate"/>
@@ -1340,16 +1352,16 @@
           <w:color w:val="000000"/>
           <w:sz w:val="24"/>
         </w:rPr>
-        <w:t>Figure 2.3: Proposed explanations for vanadium-related damage to Zeolite Y and the adsorption comparison examined in this study</w:t>
+        <w:t>Figure 2.3: Transmission electron micrographs of ultra-stable Y zeolite before and after vanadium contamination and steaming</w:t>
       </w:r>
       <w:r>
         <w:tab/>
       </w:r>
       <w:r>
-        <w:fldChar w:fldCharType="begin"/>
-      </w:r>
-      <w:r>
-        <w:instrText xml:space="preserve">PAGEREF Figure_2_3 \h</w:instrText>
+        <w:fldChar w:fldCharType="begin" w:dirty="true"/>
+      </w:r>
+      <w:r>
+        <w:instrText xml:space="preserve">PAGEREF Figure_2_3 \h \# "00"</w:instrText>
       </w:r>
       <w:r>
         <w:fldChar w:fldCharType="separate"/>
@@ -1375,16 +1387,16 @@
           <w:color w:val="000000"/>
           <w:sz w:val="24"/>
         </w:rPr>
-        <w:t>Figure 2.4: Transmission electron micrographs of ultra-stable Y zeolite before and after vanadium contamination and steaming</w:t>
+        <w:t>Figure 3.1: Structure-screening, DFT, pathway, and thermochemistry workflow</w:t>
       </w:r>
       <w:r>
         <w:tab/>
       </w:r>
       <w:r>
-        <w:fldChar w:fldCharType="begin"/>
-      </w:r>
-      <w:r>
-        <w:instrText xml:space="preserve">PAGEREF Figure_2_4 \h</w:instrText>
+        <w:fldChar w:fldCharType="begin" w:dirty="true"/>
+      </w:r>
+      <w:r>
+        <w:instrText xml:space="preserve">PAGEREF Figure_3_1 \h \# "00"</w:instrText>
       </w:r>
       <w:r>
         <w:fldChar w:fldCharType="separate"/>
@@ -1410,16 +1422,79 @@
           <w:color w:val="000000"/>
           <w:sz w:val="24"/>
         </w:rPr>
-        <w:t>Figure 3.1: Structure-screening, DFT, pathway, and thermochemistry workflow</w:t>
+        <w:t>Figure 3.2: Zeolite Y cluster AlSi</w:t>
+      </w:r>
+      <w:r>
+        <w:rPr>
+          <w:rFonts w:ascii="Times New Roman" w:hAnsi="Times New Roman" w:cs="Times New Roman" w:eastAsia="Times New Roman"/>
+          <w:b w:val="0"/>
+          <w:i w:val="0"/>
+          <w:color w:val="000000"/>
+          <w:sz w:val="24"/>
+          <w:vertAlign w:val="subscript"/>
+        </w:rPr>
+        <w:t>4</w:t>
+      </w:r>
+      <w:r>
+        <w:rPr>
+          <w:rFonts w:ascii="Times New Roman" w:hAnsi="Times New Roman" w:cs="Times New Roman" w:eastAsia="Times New Roman"/>
+          <w:b w:val="0"/>
+          <w:i w:val="0"/>
+          <w:color w:val="000000"/>
+          <w:sz w:val="24"/>
+        </w:rPr>
+        <w:t>O</w:t>
+      </w:r>
+      <w:r>
+        <w:rPr>
+          <w:rFonts w:ascii="Times New Roman" w:hAnsi="Times New Roman" w:cs="Times New Roman" w:eastAsia="Times New Roman"/>
+          <w:b w:val="0"/>
+          <w:i w:val="0"/>
+          <w:color w:val="000000"/>
+          <w:sz w:val="24"/>
+          <w:vertAlign w:val="subscript"/>
+        </w:rPr>
+        <w:t>4</w:t>
+      </w:r>
+      <w:r>
+        <w:rPr>
+          <w:rFonts w:ascii="Times New Roman" w:hAnsi="Times New Roman" w:cs="Times New Roman" w:eastAsia="Times New Roman"/>
+          <w:b w:val="0"/>
+          <w:i w:val="0"/>
+          <w:color w:val="000000"/>
+          <w:sz w:val="24"/>
+        </w:rPr>
+        <w:t>H</w:t>
+      </w:r>
+      <w:r>
+        <w:rPr>
+          <w:rFonts w:ascii="Times New Roman" w:hAnsi="Times New Roman" w:cs="Times New Roman" w:eastAsia="Times New Roman"/>
+          <w:b w:val="0"/>
+          <w:i w:val="0"/>
+          <w:color w:val="000000"/>
+          <w:sz w:val="24"/>
+          <w:vertAlign w:val="subscript"/>
+        </w:rPr>
+        <w:t>13</w:t>
+      </w:r>
+      <w:r>
+        <w:rPr>
+          <w:rFonts w:ascii="Times New Roman" w:hAnsi="Times New Roman" w:cs="Times New Roman" w:eastAsia="Times New Roman"/>
+          <w:b w:val="0"/>
+          <w:i w:val="0"/>
+          <w:color w:val="000000"/>
+          <w:sz w:val="24"/>
+        </w:rPr>
+        <w:t>, vanadic acid, and water used in the calculations</w:t>
       </w:r>
       <w:r>
         <w:tab/>
       </w:r>
       <w:r>
-        <w:fldChar w:fldCharType="begin"/>
-      </w:r>
-      <w:r>
-        <w:instrText xml:space="preserve">PAGEREF Figure_3_1 \h</w:instrText>
+        <w:fldChar w:fldCharType="begin" w:dirty="true"/>
+      </w:r>
+      <w:r>
+        <w:instrText xml:space="preserve">PAGEREF Figure_3_2 \h \# "00"</w:instrText>
       </w:r>
       <w:r>
         <w:fldChar w:fldCharType="separate"/>
@@ -1445,79 +1520,16 @@
           <w:color w:val="000000"/>
           <w:sz w:val="24"/>
         </w:rPr>
-        <w:t>Figure 3.2: Zeolite Y cluster AlSi</w:t>
-      </w:r>
-      <w:r>
-        <w:rPr>
-          <w:rFonts w:ascii="Times New Roman" w:hAnsi="Times New Roman" w:cs="Times New Roman" w:eastAsia="Times New Roman"/>
-          <w:b w:val="0"/>
-          <w:i w:val="0"/>
-          <w:color w:val="000000"/>
-          <w:sz w:val="24"/>
-          <w:vertAlign w:val="subscript"/>
-        </w:rPr>
-        <w:t>4</w:t>
-      </w:r>
-      <w:r>
-        <w:rPr>
-          <w:rFonts w:ascii="Times New Roman" w:hAnsi="Times New Roman" w:cs="Times New Roman" w:eastAsia="Times New Roman"/>
-          <w:b w:val="0"/>
-          <w:i w:val="0"/>
-          <w:color w:val="000000"/>
-          <w:sz w:val="24"/>
-        </w:rPr>
-        <w:t>O</w:t>
-      </w:r>
-      <w:r>
-        <w:rPr>
-          <w:rFonts w:ascii="Times New Roman" w:hAnsi="Times New Roman" w:cs="Times New Roman" w:eastAsia="Times New Roman"/>
-          <w:b w:val="0"/>
-          <w:i w:val="0"/>
-          <w:color w:val="000000"/>
-          <w:sz w:val="24"/>
-          <w:vertAlign w:val="subscript"/>
-        </w:rPr>
-        <w:t>4</w:t>
-      </w:r>
-      <w:r>
-        <w:rPr>
-          <w:rFonts w:ascii="Times New Roman" w:hAnsi="Times New Roman" w:cs="Times New Roman" w:eastAsia="Times New Roman"/>
-          <w:b w:val="0"/>
-          <w:i w:val="0"/>
-          <w:color w:val="000000"/>
-          <w:sz w:val="24"/>
-        </w:rPr>
-        <w:t>H</w:t>
-      </w:r>
-      <w:r>
-        <w:rPr>
-          <w:rFonts w:ascii="Times New Roman" w:hAnsi="Times New Roman" w:cs="Times New Roman" w:eastAsia="Times New Roman"/>
-          <w:b w:val="0"/>
-          <w:i w:val="0"/>
-          <w:color w:val="000000"/>
-          <w:sz w:val="24"/>
-          <w:vertAlign w:val="subscript"/>
-        </w:rPr>
-        <w:t>13</w:t>
-      </w:r>
-      <w:r>
-        <w:rPr>
-          <w:rFonts w:ascii="Times New Roman" w:hAnsi="Times New Roman" w:cs="Times New Roman" w:eastAsia="Times New Roman"/>
-          <w:b w:val="0"/>
-          <w:i w:val="0"/>
-          <w:color w:val="000000"/>
-          <w:sz w:val="24"/>
-        </w:rPr>
-        <w:t>, vanadic acid, and water used in the calculations</w:t>
+        <w:t>Figure 4.1: Optimised adsorption complexes at B3LYP-D3(BJ)/def2-TZVP. Left, vanadic acid (V-PRC); right, water (W-PRC)</w:t>
       </w:r>
       <w:r>
         <w:tab/>
       </w:r>
       <w:r>
-        <w:fldChar w:fldCharType="begin"/>
-      </w:r>
-      <w:r>
-        <w:instrText xml:space="preserve">PAGEREF Figure_3_2 \h</w:instrText>
+        <w:fldChar w:fldCharType="begin" w:dirty="true"/>
+      </w:r>
+      <w:r>
+        <w:instrText xml:space="preserve">PAGEREF Figure_4_1 \h \# "00"</w:instrText>
       </w:r>
       <w:r>
         <w:fldChar w:fldCharType="separate"/>
@@ -1528,43 +1540,42 @@
     </w:p>
     <w:p>
       <w:pPr>
-        <w:tabs>
-          <w:tab w:pos="8504" w:val="right"/>
-        </w:tabs>
-        <w:spacing w:line="480" w:lineRule="auto" w:after="80"/>
-        <w:ind w:left="0" w:firstLine="0"/>
-        <w:jc w:val="left"/>
-      </w:pPr>
-      <w:r>
-        <w:rPr>
-          <w:rFonts w:ascii="Times New Roman" w:hAnsi="Times New Roman" w:cs="Times New Roman" w:eastAsia="Times New Roman"/>
-          <w:b w:val="0"/>
-          <w:i w:val="0"/>
-          <w:color w:val="000000"/>
-          <w:sz w:val="24"/>
-        </w:rPr>
-        <w:t>Figure 4.1: Optimised adsorption complexes at B3LYP-D3(BJ)/def2-TZVP. Left, vanadic acid (V-PRC); right, water (W-PRC)</w:t>
-      </w:r>
-      <w:r>
-        <w:tab/>
-      </w:r>
-      <w:r>
-        <w:fldChar w:fldCharType="begin"/>
-      </w:r>
-      <w:r>
-        <w:instrText xml:space="preserve">PAGEREF Figure_4_1 \h</w:instrText>
-      </w:r>
-      <w:r>
-        <w:fldChar w:fldCharType="separate"/>
-      </w:r>
-      <w:r>
-        <w:fldChar w:fldCharType="end"/>
-      </w:r>
+        <w:sectPr>
+          <w:headerReference w:type="default" r:id="rId10"/>
+          <w:footerReference w:type="default" r:id="rId11"/>
+          <w:pgSz w:w="11906" w:h="16838"/>
+          <w:pgMar w:top="1417" w:right="1417" w:bottom="1417" w:left="1984" w:header="720" w:footer="720" w:gutter="0"/>
+          <w:pgNumType w:fmt="lowerRoman" w:start="1"/>
+          <w:cols w:space="720"/>
+          <w:docGrid w:linePitch="360"/>
+        </w:sectPr>
+      </w:pPr>
     </w:p>
     <w:p>
       <w:pPr>
+        <w:keepNext/>
+        <w:keepLines/>
+        <w:pageBreakBefore w:val="0"/>
+        <w:spacing w:line="240" w:lineRule="auto" w:before="0" w:after="0"/>
+        <w:ind w:firstLine="0"/>
+        <w:jc w:val="center"/>
+      </w:pPr>
+      <w:r>
+        <w:rPr>
+          <w:rFonts w:ascii="Times New Roman" w:hAnsi="Times New Roman" w:cs="Times New Roman" w:eastAsia="Times New Roman"/>
+          <w:b/>
+          <w:i w:val="0"/>
+          <w:color w:val="000000"/>
+          <w:sz w:val="24"/>
+        </w:rPr>
+        <w:t>CHAPTER ONE</w:t>
+      </w:r>
+    </w:p>
+    <w:p>
+      <w:pPr>
         <w:pStyle w:val="Heading1"/>
-        <w:pageBreakBefore/>
+        <w:pageBreakBefore w:val="0"/>
+        <w:spacing w:before="0"/>
         <w:jc w:val="left"/>
       </w:pPr>
       <w:r>
@@ -1609,7 +1620,7 @@
           <w:color w:val="000000"/>
           <w:sz w:val="24"/>
         </w:rPr>
-        <w:t>Residue fluid catalytic cracking (RFCC) converts heavy refinery feedstocks into lighter products. Its catalyst contains Zeolite Y, whose Brønsted acid sites support cracking reactions. Vanadium and other metals in residue feed accumulate on the catalyst during operation. Their accumulation is associated with loss of Zeolite Y activity during regeneration (Adanenche et al., 2023; Wormsbecher, Peters, &amp; Maselli, 1986).</w:t>
+        <w:t>In residue fluid catalytic cracking (RFCC), the catalyst repeatedly moves between a reactor and a hot regenerator. Each cycle exposes Zeolite Y to heavy-feed contaminants and steam, placing its aluminium-bearing framework and acid sites under stress. Vanadium accumulates on the catalyst and is linked to a loss of cracking activity, but the molecular route from metal deposition to framework damage remains uncertain.</w:t>
       </w:r>
     </w:p>
     <w:p>
@@ -2056,8 +2067,29 @@
     </w:p>
     <w:p>
       <w:pPr>
+        <w:keepNext/>
+        <w:keepLines/>
+        <w:pageBreakBefore/>
+        <w:spacing w:line="240" w:lineRule="auto" w:before="0" w:after="0"/>
+        <w:ind w:firstLine="0"/>
+        <w:jc w:val="center"/>
+      </w:pPr>
+      <w:r>
+        <w:rPr>
+          <w:rFonts w:ascii="Times New Roman" w:hAnsi="Times New Roman" w:cs="Times New Roman" w:eastAsia="Times New Roman"/>
+          <w:b/>
+          <w:i w:val="0"/>
+          <w:color w:val="000000"/>
+          <w:sz w:val="24"/>
+        </w:rPr>
+        <w:t>CHAPTER TWO</w:t>
+      </w:r>
+    </w:p>
+    <w:p>
+      <w:pPr>
         <w:pStyle w:val="Heading1"/>
-        <w:pageBreakBefore/>
+        <w:pageBreakBefore w:val="0"/>
+        <w:spacing w:before="0"/>
         <w:jc w:val="left"/>
       </w:pPr>
       <w:r>
@@ -2146,7 +2178,7 @@
                     <pic:cNvPicPr/>
                   </pic:nvPicPr>
                   <pic:blipFill>
-                    <a:blip r:embed="rId10"/>
+                    <a:blip r:embed="rId14"/>
                     <a:stretch>
                       <a:fillRect/>
                     </a:stretch>
@@ -2243,7 +2275,7 @@
                     <pic:cNvPicPr/>
                   </pic:nvPicPr>
                   <pic:blipFill>
-                    <a:blip r:embed="rId11"/>
+                    <a:blip r:embed="rId15"/>
                     <a:stretch>
                       <a:fillRect/>
                     </a:stretch>
@@ -2337,11 +2369,19 @@
     </w:p>
     <w:p>
       <w:pPr>
+        <w:keepLines/>
         <w:widowControl/>
-        <w:spacing w:line="240" w:lineRule="auto" w:before="0" w:after="0"/>
-        <w:ind w:firstLine="0" w:left="0"/>
-        <w:jc w:val="center"/>
-      </w:pPr>
+        <w:tabs>
+          <w:tab w:pos="4252" w:val="center"/>
+          <w:tab w:pos="8504" w:val="right"/>
+        </w:tabs>
+        <w:spacing w:line="240" w:lineRule="auto" w:before="0" w:after="240"/>
+        <w:ind w:left="0" w:right="0" w:firstLine="0"/>
+        <w:jc w:val="left"/>
+      </w:pPr>
+      <w:r>
+        <w:tab/>
+      </w:r>
       <w:r>
         <w:rPr>
           <w:rFonts w:ascii="Times New Roman" w:hAnsi="Times New Roman" w:cs="Times New Roman" w:eastAsia="Times New Roman"/>
@@ -2457,12 +2497,9 @@
         </w:rPr>
         <w:t>(g)</w:t>
       </w:r>
-    </w:p>
-    <w:p>
-      <w:pPr>
-        <w:spacing w:line="240" w:lineRule="auto" w:after="240"/>
-        <w:jc w:val="right"/>
-      </w:pPr>
+      <w:r>
+        <w:tab/>
+      </w:r>
       <w:r>
         <w:rPr>
           <w:rFonts w:ascii="Times New Roman" w:hAnsi="Times New Roman" w:cs="Times New Roman" w:eastAsia="Times New Roman"/>
@@ -2646,7 +2683,7 @@
           <w:color w:val="000000"/>
           <w:sz w:val="24"/>
         </w:rPr>
-        <w:t xml:space="preserve"> a direct role in framework hydrolysis. The steam-dominated route assigns the principal attack to water and a catalytic or secondary role to vanadium. The sodium-mediated route proposes that vanadium mobilises sodium, after which sodium hydroxide attacks the framework. Table 2.1 compares the mechanisms and their supporting studies; Figure 2.3 shows their proposed sequence alongside the adsorption comparison examined here.</w:t>
+        <w:t xml:space="preserve"> a direct role in framework hydrolysis. The steam-dominated route assigns the principal attack to water and a catalytic or secondary role to vanadium. The sodium-mediated route proposes that vanadium mobilises sodium, after which sodium hydroxide attacks the framework. Table 2.1 summarises these proposed mechanisms and the studies supporting them.</w:t>
       </w:r>
     </w:p>
     <w:p>
@@ -3086,6 +3123,40 @@
     </w:p>
     <w:p>
       <w:pPr>
+        <w:pStyle w:val="Heading2"/>
+        <w:jc w:val="left"/>
+      </w:pPr>
+      <w:r>
+        <w:rPr>
+          <w:rFonts w:ascii="Times New Roman" w:hAnsi="Times New Roman" w:cs="Times New Roman" w:eastAsia="Times New Roman"/>
+          <w:b/>
+          <w:i w:val="0"/>
+          <w:color w:val="000000"/>
+          <w:sz w:val="24"/>
+        </w:rPr>
+        <w:t>2.5 Evidence of Damage and Mitigation</w:t>
+      </w:r>
+    </w:p>
+    <w:p>
+      <w:pPr>
+        <w:widowControl/>
+        <w:spacing w:line="480" w:lineRule="auto" w:before="0" w:after="240"/>
+        <w:ind w:firstLine="0" w:left="0"/>
+        <w:jc w:val="both"/>
+      </w:pPr>
+      <w:r>
+        <w:rPr>
+          <w:rFonts w:ascii="Times New Roman" w:hAnsi="Times New Roman" w:cs="Times New Roman" w:eastAsia="Times New Roman"/>
+          <w:b w:val="0"/>
+          <w:i w:val="0"/>
+          <w:color w:val="000000"/>
+          <w:sz w:val="24"/>
+        </w:rPr>
+        <w:t>Etim et al. (2016) examined vanadium-contaminated ultra-stable Y zeolite after steaming and reported changes in the framework and micropore structure. Figure 2.3 presents transmission electron micrographs from their study. These structural observations establish damage under the combined treatment and motivate molecular studies of the elementary steps.</w:t>
+      </w:r>
+    </w:p>
+    <w:p>
+      <w:pPr>
         <w:keepNext/>
         <w:keepLines/>
         <w:spacing w:line="240" w:lineRule="auto" w:before="120" w:after="80"/>
@@ -3094,123 +3165,8 @@
       <w:r>
         <w:drawing>
           <wp:inline xmlns:a="http://schemas.openxmlformats.org/drawingml/2006/main" xmlns:pic="http://schemas.openxmlformats.org/drawingml/2006/picture">
-            <wp:extent cx="5400000" cy="2683988"/>
+            <wp:extent cx="5399999" cy="3011294"/>
             <wp:docPr id="3" name="Picture 3"/>
-            <wp:cNvGraphicFramePr>
-              <a:graphicFrameLocks noChangeAspect="1"/>
-            </wp:cNvGraphicFramePr>
-            <a:graphic>
-              <a:graphicData uri="http://schemas.openxmlformats.org/drawingml/2006/picture">
-                <pic:pic>
-                  <pic:nvPicPr>
-                    <pic:cNvPr id="0" name="fig2_1_dispute.png"/>
-                    <pic:cNvPicPr/>
-                  </pic:nvPicPr>
-                  <pic:blipFill>
-                    <a:blip r:embed="rId12"/>
-                    <a:stretch>
-                      <a:fillRect/>
-                    </a:stretch>
-                  </pic:blipFill>
-                  <pic:spPr>
-                    <a:xfrm>
-                      <a:off x="0" y="0"/>
-                      <a:ext cx="5400000" cy="2683988"/>
-                    </a:xfrm>
-                    <a:prstGeom prst="rect"/>
-                  </pic:spPr>
-                </pic:pic>
-              </a:graphicData>
-            </a:graphic>
-          </wp:inline>
-        </w:drawing>
-      </w:r>
-    </w:p>
-    <w:p>
-      <w:pPr>
-        <w:keepLines/>
-        <w:widowControl/>
-        <w:spacing w:line="480" w:lineRule="auto" w:before="0" w:after="240"/>
-        <w:ind w:firstLine="0" w:left="0"/>
-        <w:jc w:val="center"/>
-      </w:pPr>
-      <w:bookmarkStart w:id="4" w:name="Figure_2_3"/>
-      <w:r>
-        <w:rPr>
-          <w:rFonts w:ascii="Times New Roman" w:hAnsi="Times New Roman" w:cs="Times New Roman" w:eastAsia="Times New Roman"/>
-          <w:b w:val="0"/>
-          <w:i w:val="0"/>
-          <w:color w:val="000000"/>
-          <w:sz w:val="24"/>
-        </w:rPr>
-        <w:t>Figure 2.3: Proposed explanations for vanadium-related damage to Zeolite Y and the adsorption comparison examined in this study</w:t>
-      </w:r>
-      <w:bookmarkEnd w:id="4"/>
-    </w:p>
-    <w:p>
-      <w:pPr>
-        <w:widowControl/>
-        <w:spacing w:line="480" w:lineRule="auto" w:before="0" w:after="240"/>
-        <w:ind w:firstLine="0" w:left="0"/>
-        <w:jc w:val="both"/>
-      </w:pPr>
-      <w:r>
-        <w:rPr>
-          <w:rFonts w:ascii="Times New Roman" w:hAnsi="Times New Roman" w:cs="Times New Roman" w:eastAsia="Times New Roman"/>
-          <w:b w:val="0"/>
-          <w:i w:val="0"/>
-          <w:color w:val="000000"/>
-          <w:sz w:val="24"/>
-        </w:rPr>
-        <w:t>Steam, vanadium speciation, sodium content, and conditions within the catalyst can contribute together to framework damage. The adsorption comparison addresses the molecular interaction component of the mechanisms illustrated in Figure 2.3, while the reaction-path calculations assess the first model Al–O cleavage step. The combined view connects molecular adsorption to the wider catalyst environment.</w:t>
-      </w:r>
-    </w:p>
-    <w:p>
-      <w:pPr>
-        <w:pStyle w:val="Heading2"/>
-        <w:jc w:val="left"/>
-      </w:pPr>
-      <w:r>
-        <w:rPr>
-          <w:rFonts w:ascii="Times New Roman" w:hAnsi="Times New Roman" w:cs="Times New Roman" w:eastAsia="Times New Roman"/>
-          <w:b/>
-          <w:i w:val="0"/>
-          <w:color w:val="000000"/>
-          <w:sz w:val="24"/>
-        </w:rPr>
-        <w:t>2.5 Evidence of Damage and Mitigation</w:t>
-      </w:r>
-    </w:p>
-    <w:p>
-      <w:pPr>
-        <w:widowControl/>
-        <w:spacing w:line="480" w:lineRule="auto" w:before="0" w:after="240"/>
-        <w:ind w:firstLine="0" w:left="0"/>
-        <w:jc w:val="both"/>
-      </w:pPr>
-      <w:r>
-        <w:rPr>
-          <w:rFonts w:ascii="Times New Roman" w:hAnsi="Times New Roman" w:cs="Times New Roman" w:eastAsia="Times New Roman"/>
-          <w:b w:val="0"/>
-          <w:i w:val="0"/>
-          <w:color w:val="000000"/>
-          <w:sz w:val="24"/>
-        </w:rPr>
-        <w:t>Etim et al. (2016) examined vanadium-contaminated ultra-stable Y zeolite after steaming and reported changes in the framework and micropore structure. Figure 2.4 presents transmission electron micrographs from their study. These structural observations establish damage under the combined treatment and motivate molecular studies of the elementary steps.</w:t>
-      </w:r>
-    </w:p>
-    <w:p>
-      <w:pPr>
-        <w:keepNext/>
-        <w:keepLines/>
-        <w:spacing w:line="240" w:lineRule="auto" w:before="120" w:after="80"/>
-        <w:jc w:val="center"/>
-      </w:pPr>
-      <w:r>
-        <w:drawing>
-          <wp:inline xmlns:a="http://schemas.openxmlformats.org/drawingml/2006/main" xmlns:pic="http://schemas.openxmlformats.org/drawingml/2006/picture">
-            <wp:extent cx="5399999" cy="3011294"/>
-            <wp:docPr id="4" name="Picture 4"/>
             <wp:cNvGraphicFramePr>
               <a:graphicFrameLocks noChangeAspect="1"/>
             </wp:cNvGraphicFramePr>
@@ -3222,7 +3178,7 @@
                     <pic:cNvPicPr/>
                   </pic:nvPicPr>
                   <pic:blipFill>
-                    <a:blip r:embed="rId13"/>
+                    <a:blip r:embed="rId16"/>
                     <a:stretch>
                       <a:fillRect/>
                     </a:stretch>
@@ -3249,18 +3205,18 @@
         <w:ind w:firstLine="0" w:left="0"/>
         <w:jc w:val="center"/>
       </w:pPr>
-      <w:bookmarkStart w:id="5" w:name="Figure_2_4"/>
-      <w:r>
-        <w:rPr>
-          <w:rFonts w:ascii="Times New Roman" w:hAnsi="Times New Roman" w:cs="Times New Roman" w:eastAsia="Times New Roman"/>
-          <w:b w:val="0"/>
-          <w:i w:val="0"/>
-          <w:color w:val="000000"/>
-          <w:sz w:val="24"/>
-        </w:rPr>
-        <w:t>Figure 2.4: Transmission electron micrographs of ultra-stable Y zeolite before and after vanadium contamination and steaming</w:t>
-      </w:r>
-      <w:bookmarkEnd w:id="5"/>
+      <w:bookmarkStart w:id="4" w:name="Figure_2_3"/>
+      <w:r>
+        <w:rPr>
+          <w:rFonts w:ascii="Times New Roman" w:hAnsi="Times New Roman" w:cs="Times New Roman" w:eastAsia="Times New Roman"/>
+          <w:b w:val="0"/>
+          <w:i w:val="0"/>
+          <w:color w:val="000000"/>
+          <w:sz w:val="24"/>
+        </w:rPr>
+        <w:t>Figure 2.3: Transmission electron micrographs of ultra-stable Y zeolite before and after vanadium contamination and steaming</w:t>
+      </w:r>
+      <w:bookmarkEnd w:id="4"/>
     </w:p>
     <w:p>
       <w:pPr>
@@ -3329,13 +3285,34 @@
           <w:color w:val="000000"/>
           <w:sz w:val="24"/>
         </w:rPr>
-        <w:t>Together, the literature describes steam-assisted hydrolysis, vanadium–zeolite interactions, and sodium-mediated damage as relevant parts of RFCC catalyst chemistry. Table 2.1 and Figure 2.3 organise these mechanisms for comparison with the adsorption, pathway, and thermochemical results in Chapter Four. The comparison distinguishes adsorbate preference from the broader explanations of catalyst damage.</w:t>
+        <w:t>Together, these studies describe steam-assisted hydrolysis, vanadium–zeolite interactions, and sodium-mediated damage as relevant parts of RFCC catalyst chemistry. These mechanisms provide context for the adsorption, pathway, and thermochemical comparisons in Chapter Four.</w:t>
       </w:r>
     </w:p>
     <w:p>
       <w:pPr>
+        <w:keepNext/>
+        <w:keepLines/>
+        <w:pageBreakBefore/>
+        <w:spacing w:line="240" w:lineRule="auto" w:before="0" w:after="0"/>
+        <w:ind w:firstLine="0"/>
+        <w:jc w:val="center"/>
+      </w:pPr>
+      <w:r>
+        <w:rPr>
+          <w:rFonts w:ascii="Times New Roman" w:hAnsi="Times New Roman" w:cs="Times New Roman" w:eastAsia="Times New Roman"/>
+          <w:b/>
+          <w:i w:val="0"/>
+          <w:color w:val="000000"/>
+          <w:sz w:val="24"/>
+        </w:rPr>
+        <w:t>CHAPTER THREE</w:t>
+      </w:r>
+    </w:p>
+    <w:p>
+      <w:pPr>
         <w:pStyle w:val="Heading1"/>
-        <w:pageBreakBefore/>
+        <w:pageBreakBefore w:val="0"/>
+        <w:spacing w:before="0"/>
         <w:jc w:val="left"/>
       </w:pPr>
       <w:r>
@@ -3394,7 +3371,7 @@
         <w:drawing>
           <wp:inline xmlns:a="http://schemas.openxmlformats.org/drawingml/2006/main" xmlns:pic="http://schemas.openxmlformats.org/drawingml/2006/picture">
             <wp:extent cx="5400000" cy="3817137"/>
-            <wp:docPr id="5" name="Picture 5"/>
+            <wp:docPr id="4" name="Picture 4"/>
             <wp:cNvGraphicFramePr>
               <a:graphicFrameLocks noChangeAspect="1"/>
             </wp:cNvGraphicFramePr>
@@ -3406,7 +3383,7 @@
                     <pic:cNvPicPr/>
                   </pic:nvPicPr>
                   <pic:blipFill>
-                    <a:blip r:embed="rId14"/>
+                    <a:blip r:embed="rId17"/>
                     <a:stretch>
                       <a:fillRect/>
                     </a:stretch>
@@ -3433,7 +3410,7 @@
         <w:ind w:firstLine="0" w:left="0"/>
         <w:jc w:val="center"/>
       </w:pPr>
-      <w:bookmarkStart w:id="6" w:name="Figure_3_1"/>
+      <w:bookmarkStart w:id="5" w:name="Figure_3_1"/>
       <w:r>
         <w:rPr>
           <w:rFonts w:ascii="Times New Roman" w:hAnsi="Times New Roman" w:cs="Times New Roman" w:eastAsia="Times New Roman"/>
@@ -3444,7 +3421,7 @@
         </w:rPr>
         <w:t>Figure 3.1: Structure-screening, DFT, pathway, and thermochemistry workflow</w:t>
       </w:r>
-      <w:bookmarkEnd w:id="6"/>
+      <w:bookmarkEnd w:id="5"/>
     </w:p>
     <w:p>
       <w:pPr>
@@ -3593,7 +3570,7 @@
         <w:drawing>
           <wp:inline xmlns:a="http://schemas.openxmlformats.org/drawingml/2006/main" xmlns:pic="http://schemas.openxmlformats.org/drawingml/2006/picture">
             <wp:extent cx="5400000" cy="2076163"/>
-            <wp:docPr id="6" name="Picture 6"/>
+            <wp:docPr id="5" name="Picture 5"/>
             <wp:cNvGraphicFramePr>
               <a:graphicFrameLocks noChangeAspect="1"/>
             </wp:cNvGraphicFramePr>
@@ -3605,7 +3582,7 @@
                     <pic:cNvPicPr/>
                   </pic:nvPicPr>
                   <pic:blipFill>
-                    <a:blip r:embed="rId15"/>
+                    <a:blip r:embed="rId18"/>
                     <a:stretch>
                       <a:fillRect/>
                     </a:stretch>
@@ -3632,7 +3609,7 @@
         <w:ind w:firstLine="0" w:left="0"/>
         <w:jc w:val="center"/>
       </w:pPr>
-      <w:bookmarkStart w:id="7" w:name="Figure_3_2"/>
+      <w:bookmarkStart w:id="6" w:name="Figure_3_2"/>
       <w:r>
         <w:rPr>
           <w:rFonts w:ascii="Times New Roman" w:hAnsi="Times New Roman" w:cs="Times New Roman" w:eastAsia="Times New Roman"/>
@@ -3706,7 +3683,7 @@
         </w:rPr>
         <w:t>, vanadic acid, and water used in the calculations</w:t>
       </w:r>
-      <w:bookmarkEnd w:id="7"/>
+      <w:bookmarkEnd w:id="6"/>
     </w:p>
     <w:p>
       <w:pPr>
@@ -3762,11 +3739,19 @@
     </w:p>
     <w:p>
       <w:pPr>
+        <w:keepLines/>
         <w:widowControl/>
-        <w:spacing w:line="240" w:lineRule="auto" w:before="0" w:after="0"/>
-        <w:ind w:firstLine="0" w:left="0"/>
-        <w:jc w:val="center"/>
-      </w:pPr>
+        <w:tabs>
+          <w:tab w:pos="4252" w:val="center"/>
+          <w:tab w:pos="8504" w:val="right"/>
+        </w:tabs>
+        <w:spacing w:line="240" w:lineRule="auto" w:before="0" w:after="240"/>
+        <w:ind w:left="0" w:right="0" w:firstLine="0"/>
+        <w:jc w:val="left"/>
+      </w:pPr>
+      <w:r>
+        <w:tab/>
+      </w:r>
       <w:r>
         <w:rPr>
           <w:rFonts w:ascii="Times New Roman" w:hAnsi="Times New Roman" w:cs="Times New Roman" w:eastAsia="Times New Roman"/>
@@ -3786,28 +3771,7 @@
           <w:sz w:val="24"/>
           <w:vertAlign w:val="subscript"/>
         </w:rPr>
-        <w:t>a</w:t>
-      </w:r>
-      <w:r>
-        <w:rPr>
-          <w:rFonts w:ascii="Times New Roman" w:hAnsi="Times New Roman" w:cs="Times New Roman" w:eastAsia="Times New Roman"/>
-          <w:b w:val="0"/>
-          <w:i w:val="0"/>
-          <w:color w:val="000000"/>
-          <w:sz w:val="24"/>
-        </w:rPr>
-        <w:t>d</w:t>
-      </w:r>
-      <w:r>
-        <w:rPr>
-          <w:rFonts w:ascii="Times New Roman" w:hAnsi="Times New Roman" w:cs="Times New Roman" w:eastAsia="Times New Roman"/>
-          <w:b w:val="0"/>
-          <w:i w:val="0"/>
-          <w:color w:val="000000"/>
-          <w:sz w:val="24"/>
-          <w:vertAlign w:val="subscript"/>
-        </w:rPr>
-        <w:t>s</w:t>
+        <w:t>ads</w:t>
       </w:r>
       <w:r>
         <w:rPr>
@@ -3819,12 +3783,9 @@
         </w:rPr>
         <w:t xml:space="preserve"> = E(complex) − [E(cluster) + E(adsorbate)]</w:t>
       </w:r>
-    </w:p>
-    <w:p>
-      <w:pPr>
-        <w:spacing w:line="240" w:lineRule="auto" w:after="240"/>
-        <w:jc w:val="right"/>
-      </w:pPr>
+      <w:r>
+        <w:tab/>
+      </w:r>
       <w:r>
         <w:rPr>
           <w:rFonts w:ascii="Times New Roman" w:hAnsi="Times New Roman" w:cs="Times New Roman" w:eastAsia="Times New Roman"/>
@@ -3862,28 +3823,7 @@
           <w:sz w:val="24"/>
           <w:vertAlign w:val="subscript"/>
         </w:rPr>
-        <w:t>a</w:t>
-      </w:r>
-      <w:r>
-        <w:rPr>
-          <w:rFonts w:ascii="Times New Roman" w:hAnsi="Times New Roman" w:cs="Times New Roman" w:eastAsia="Times New Roman"/>
-          <w:b w:val="0"/>
-          <w:i w:val="0"/>
-          <w:color w:val="000000"/>
-          <w:sz w:val="24"/>
-        </w:rPr>
-        <w:t>d</w:t>
-      </w:r>
-      <w:r>
-        <w:rPr>
-          <w:rFonts w:ascii="Times New Roman" w:hAnsi="Times New Roman" w:cs="Times New Roman" w:eastAsia="Times New Roman"/>
-          <w:b w:val="0"/>
-          <w:i w:val="0"/>
-          <w:color w:val="000000"/>
-          <w:sz w:val="24"/>
-          <w:vertAlign w:val="subscript"/>
-        </w:rPr>
-        <w:t>s</w:t>
+        <w:t>ads</w:t>
       </w:r>
       <w:r>
         <w:rPr>
@@ -3898,20 +3838,28 @@
     </w:p>
     <w:p>
       <w:pPr>
+        <w:keepLines/>
         <w:widowControl/>
-        <w:spacing w:line="240" w:lineRule="auto" w:before="0" w:after="0"/>
-        <w:ind w:firstLine="0" w:left="0"/>
-        <w:jc w:val="center"/>
-      </w:pPr>
-      <w:r>
-        <w:rPr>
-          <w:rFonts w:ascii="Times New Roman" w:hAnsi="Times New Roman" w:cs="Times New Roman" w:eastAsia="Times New Roman"/>
-          <w:b w:val="0"/>
-          <w:i w:val="0"/>
-          <w:color w:val="000000"/>
-          <w:sz w:val="24"/>
-        </w:rPr>
-        <w:t>ΔΔE = ΔE</w:t>
+        <w:tabs>
+          <w:tab w:pos="4252" w:val="center"/>
+          <w:tab w:pos="8504" w:val="right"/>
+        </w:tabs>
+        <w:spacing w:line="240" w:lineRule="auto" w:before="0" w:after="240"/>
+        <w:ind w:left="0" w:right="0" w:firstLine="0"/>
+        <w:jc w:val="left"/>
+      </w:pPr>
+      <w:r>
+        <w:tab/>
+      </w:r>
+      <w:r>
+        <w:rPr>
+          <w:rFonts w:ascii="Times New Roman" w:hAnsi="Times New Roman" w:cs="Times New Roman" w:eastAsia="Times New Roman"/>
+          <w:b w:val="0"/>
+          <w:i w:val="0"/>
+          <w:color w:val="000000"/>
+          <w:sz w:val="24"/>
+        </w:rPr>
+        <w:t>ΔΔE</w:t>
       </w:r>
       <w:r>
         <w:rPr>
@@ -3922,17 +3870,17 @@
           <w:sz w:val="24"/>
           <w:vertAlign w:val="subscript"/>
         </w:rPr>
-        <w:t>a</w:t>
-      </w:r>
-      <w:r>
-        <w:rPr>
-          <w:rFonts w:ascii="Times New Roman" w:hAnsi="Times New Roman" w:cs="Times New Roman" w:eastAsia="Times New Roman"/>
-          <w:b w:val="0"/>
-          <w:i w:val="0"/>
-          <w:color w:val="000000"/>
-          <w:sz w:val="24"/>
-        </w:rPr>
-        <w:t>d</w:t>
+        <w:t>ads</w:t>
+      </w:r>
+      <w:r>
+        <w:rPr>
+          <w:rFonts w:ascii="Times New Roman" w:hAnsi="Times New Roman" w:cs="Times New Roman" w:eastAsia="Times New Roman"/>
+          <w:b w:val="0"/>
+          <w:i w:val="0"/>
+          <w:color w:val="000000"/>
+          <w:sz w:val="24"/>
+        </w:rPr>
+        <w:t xml:space="preserve"> = ΔE</w:t>
       </w:r>
       <w:r>
         <w:rPr>
@@ -3943,7 +3891,7 @@
           <w:sz w:val="24"/>
           <w:vertAlign w:val="subscript"/>
         </w:rPr>
-        <w:t>s</w:t>
+        <w:t>ads</w:t>
       </w:r>
       <w:r>
         <w:rPr>
@@ -4006,17 +3954,17 @@
           <w:sz w:val="24"/>
           <w:vertAlign w:val="subscript"/>
         </w:rPr>
-        <w:t>a</w:t>
-      </w:r>
-      <w:r>
-        <w:rPr>
-          <w:rFonts w:ascii="Times New Roman" w:hAnsi="Times New Roman" w:cs="Times New Roman" w:eastAsia="Times New Roman"/>
-          <w:b w:val="0"/>
-          <w:i w:val="0"/>
-          <w:color w:val="000000"/>
-          <w:sz w:val="24"/>
-        </w:rPr>
-        <w:t>d</w:t>
+        <w:t>ads</w:t>
+      </w:r>
+      <w:r>
+        <w:rPr>
+          <w:rFonts w:ascii="Times New Roman" w:hAnsi="Times New Roman" w:cs="Times New Roman" w:eastAsia="Times New Roman"/>
+          <w:b w:val="0"/>
+          <w:i w:val="0"/>
+          <w:color w:val="000000"/>
+          <w:sz w:val="24"/>
+        </w:rPr>
+        <w:t>(H</w:t>
       </w:r>
       <w:r>
         <w:rPr>
@@ -4027,27 +3975,6 @@
           <w:sz w:val="24"/>
           <w:vertAlign w:val="subscript"/>
         </w:rPr>
-        <w:t>s</w:t>
-      </w:r>
-      <w:r>
-        <w:rPr>
-          <w:rFonts w:ascii="Times New Roman" w:hAnsi="Times New Roman" w:cs="Times New Roman" w:eastAsia="Times New Roman"/>
-          <w:b w:val="0"/>
-          <w:i w:val="0"/>
-          <w:color w:val="000000"/>
-          <w:sz w:val="24"/>
-        </w:rPr>
-        <w:t>(H</w:t>
-      </w:r>
-      <w:r>
-        <w:rPr>
-          <w:rFonts w:ascii="Times New Roman" w:hAnsi="Times New Roman" w:cs="Times New Roman" w:eastAsia="Times New Roman"/>
-          <w:b w:val="0"/>
-          <w:i w:val="0"/>
-          <w:color w:val="000000"/>
-          <w:sz w:val="24"/>
-          <w:vertAlign w:val="subscript"/>
-        </w:rPr>
         <w:t>2</w:t>
       </w:r>
       <w:r>
@@ -4060,12 +3987,9 @@
         </w:rPr>
         <w:t>O)</w:t>
       </w:r>
-    </w:p>
-    <w:p>
-      <w:pPr>
-        <w:spacing w:line="240" w:lineRule="auto" w:after="240"/>
-        <w:jc w:val="right"/>
-      </w:pPr>
+      <w:r>
+        <w:tab/>
+      </w:r>
       <w:r>
         <w:rPr>
           <w:rFonts w:ascii="Times New Roman" w:hAnsi="Times New Roman" w:cs="Times New Roman" w:eastAsia="Times New Roman"/>
@@ -4183,20 +4107,39 @@
     </w:p>
     <w:p>
       <w:pPr>
+        <w:keepLines/>
         <w:widowControl/>
-        <w:spacing w:line="240" w:lineRule="auto" w:before="0" w:after="0"/>
-        <w:ind w:firstLine="0" w:left="0"/>
-        <w:jc w:val="center"/>
-      </w:pPr>
-      <w:r>
-        <w:rPr>
-          <w:rFonts w:ascii="Times New Roman" w:hAnsi="Times New Roman" w:cs="Times New Roman" w:eastAsia="Times New Roman"/>
-          <w:b w:val="0"/>
-          <w:i w:val="0"/>
-          <w:color w:val="000000"/>
-          <w:sz w:val="24"/>
-        </w:rPr>
-        <w:t>ΔG°</w:t>
+        <w:tabs>
+          <w:tab w:pos="4252" w:val="center"/>
+          <w:tab w:pos="8504" w:val="right"/>
+        </w:tabs>
+        <w:spacing w:line="240" w:lineRule="auto" w:before="0" w:after="240"/>
+        <w:ind w:left="0" w:right="0" w:firstLine="0"/>
+        <w:jc w:val="left"/>
+      </w:pPr>
+      <w:r>
+        <w:tab/>
+      </w:r>
+      <w:r>
+        <w:rPr>
+          <w:rFonts w:ascii="Times New Roman" w:hAnsi="Times New Roman" w:cs="Times New Roman" w:eastAsia="Times New Roman"/>
+          <w:b w:val="0"/>
+          <w:i w:val="0"/>
+          <w:color w:val="000000"/>
+          <w:sz w:val="24"/>
+        </w:rPr>
+        <w:t>ΔG</w:t>
+      </w:r>
+      <w:r>
+        <w:rPr>
+          <w:rFonts w:ascii="Times New Roman" w:hAnsi="Times New Roman" w:cs="Times New Roman" w:eastAsia="Times New Roman"/>
+          <w:b w:val="0"/>
+          <w:i w:val="0"/>
+          <w:color w:val="000000"/>
+          <w:sz w:val="24"/>
+          <w:vertAlign w:val="superscript"/>
+        </w:rPr>
+        <w:t>°</w:t>
       </w:r>
       <w:r>
         <w:rPr>
@@ -4207,45 +4150,84 @@
           <w:sz w:val="24"/>
           <w:vertAlign w:val="subscript"/>
         </w:rPr>
-        <w:t>a</w:t>
-      </w:r>
-      <w:r>
-        <w:rPr>
-          <w:rFonts w:ascii="Times New Roman" w:hAnsi="Times New Roman" w:cs="Times New Roman" w:eastAsia="Times New Roman"/>
-          <w:b w:val="0"/>
-          <w:i w:val="0"/>
-          <w:color w:val="000000"/>
-          <w:sz w:val="24"/>
-        </w:rPr>
-        <w:t>d</w:t>
-      </w:r>
-      <w:r>
-        <w:rPr>
-          <w:rFonts w:ascii="Times New Roman" w:hAnsi="Times New Roman" w:cs="Times New Roman" w:eastAsia="Times New Roman"/>
-          <w:b w:val="0"/>
-          <w:i w:val="0"/>
-          <w:color w:val="000000"/>
-          <w:sz w:val="24"/>
-          <w:vertAlign w:val="subscript"/>
-        </w:rPr>
-        <w:t>s</w:t>
-      </w:r>
-      <w:r>
-        <w:rPr>
-          <w:rFonts w:ascii="Times New Roman" w:hAnsi="Times New Roman" w:cs="Times New Roman" w:eastAsia="Times New Roman"/>
-          <w:b w:val="0"/>
-          <w:i w:val="0"/>
-          <w:color w:val="000000"/>
-          <w:sz w:val="24"/>
-        </w:rPr>
-        <w:t xml:space="preserve"> = G(complex) − G(cluster) − G(adsorbate)</w:t>
-      </w:r>
-    </w:p>
-    <w:p>
-      <w:pPr>
-        <w:spacing w:line="240" w:lineRule="auto" w:after="240"/>
-        <w:jc w:val="right"/>
-      </w:pPr>
+        <w:t>ads</w:t>
+      </w:r>
+      <w:r>
+        <w:rPr>
+          <w:rFonts w:ascii="Times New Roman" w:hAnsi="Times New Roman" w:cs="Times New Roman" w:eastAsia="Times New Roman"/>
+          <w:b w:val="0"/>
+          <w:i w:val="0"/>
+          <w:color w:val="000000"/>
+          <w:sz w:val="24"/>
+        </w:rPr>
+        <w:t xml:space="preserve"> = G</w:t>
+      </w:r>
+      <w:r>
+        <w:rPr>
+          <w:rFonts w:ascii="Times New Roman" w:hAnsi="Times New Roman" w:cs="Times New Roman" w:eastAsia="Times New Roman"/>
+          <w:b w:val="0"/>
+          <w:i w:val="0"/>
+          <w:color w:val="000000"/>
+          <w:sz w:val="24"/>
+          <w:vertAlign w:val="superscript"/>
+        </w:rPr>
+        <w:t>°</w:t>
+      </w:r>
+      <w:r>
+        <w:rPr>
+          <w:rFonts w:ascii="Times New Roman" w:hAnsi="Times New Roman" w:cs="Times New Roman" w:eastAsia="Times New Roman"/>
+          <w:b w:val="0"/>
+          <w:i w:val="0"/>
+          <w:color w:val="000000"/>
+          <w:sz w:val="24"/>
+        </w:rPr>
+        <w:t>(complex) − G</w:t>
+      </w:r>
+      <w:r>
+        <w:rPr>
+          <w:rFonts w:ascii="Times New Roman" w:hAnsi="Times New Roman" w:cs="Times New Roman" w:eastAsia="Times New Roman"/>
+          <w:b w:val="0"/>
+          <w:i w:val="0"/>
+          <w:color w:val="000000"/>
+          <w:sz w:val="24"/>
+          <w:vertAlign w:val="superscript"/>
+        </w:rPr>
+        <w:t>°</w:t>
+      </w:r>
+      <w:r>
+        <w:rPr>
+          <w:rFonts w:ascii="Times New Roman" w:hAnsi="Times New Roman" w:cs="Times New Roman" w:eastAsia="Times New Roman"/>
+          <w:b w:val="0"/>
+          <w:i w:val="0"/>
+          <w:color w:val="000000"/>
+          <w:sz w:val="24"/>
+        </w:rPr>
+        <w:t>(cluster) − G</w:t>
+      </w:r>
+      <w:r>
+        <w:rPr>
+          <w:rFonts w:ascii="Times New Roman" w:hAnsi="Times New Roman" w:cs="Times New Roman" w:eastAsia="Times New Roman"/>
+          <w:b w:val="0"/>
+          <w:i w:val="0"/>
+          <w:color w:val="000000"/>
+          <w:sz w:val="24"/>
+          <w:vertAlign w:val="superscript"/>
+        </w:rPr>
+        <w:t>°</w:t>
+      </w:r>
+      <w:r>
+        <w:rPr>
+          <w:rFonts w:ascii="Times New Roman" w:hAnsi="Times New Roman" w:cs="Times New Roman" w:eastAsia="Times New Roman"/>
+          <w:b w:val="0"/>
+          <w:i w:val="0"/>
+          <w:color w:val="000000"/>
+          <w:sz w:val="24"/>
+        </w:rPr>
+        <w:t>(adsorbate)</w:t>
+      </w:r>
+      <w:r>
+        <w:tab/>
+      </w:r>
       <w:r>
         <w:rPr>
           <w:rFonts w:ascii="Times New Roman" w:hAnsi="Times New Roman" w:cs="Times New Roman" w:eastAsia="Times New Roman"/>
@@ -4337,61 +4319,325 @@
     </w:p>
     <w:p>
       <w:pPr>
+        <w:keepLines/>
         <w:widowControl/>
-        <w:spacing w:line="240" w:lineRule="auto" w:before="0" w:after="0"/>
-        <w:ind w:firstLine="0" w:left="0"/>
-        <w:jc w:val="center"/>
-      </w:pPr>
-      <w:r>
-        <w:rPr>
-          <w:rFonts w:ascii="Times New Roman" w:hAnsi="Times New Roman" w:cs="Times New Roman" w:eastAsia="Times New Roman"/>
-          <w:b w:val="0"/>
-          <w:i w:val="0"/>
-          <w:color w:val="000000"/>
-          <w:sz w:val="24"/>
-        </w:rPr>
-        <w:t>K°ᵢ = exp[−ΔG°ᵢ/(RT)]</w:t>
+        <w:tabs>
+          <w:tab w:pos="4252" w:val="center"/>
+          <w:tab w:pos="8504" w:val="right"/>
+        </w:tabs>
+        <w:spacing w:line="240" w:lineRule="auto" w:before="0" w:after="240"/>
+        <w:ind w:left="0" w:right="0" w:firstLine="0"/>
+        <w:jc w:val="left"/>
+      </w:pPr>
+      <w:r>
+        <w:tab/>
+      </w:r>
+      <w:r>
+        <w:rPr>
+          <w:rFonts w:ascii="Times New Roman" w:hAnsi="Times New Roman" w:cs="Times New Roman" w:eastAsia="Times New Roman"/>
+          <w:b w:val="0"/>
+          <w:i w:val="0"/>
+          <w:color w:val="000000"/>
+          <w:sz w:val="24"/>
+        </w:rPr>
+        <w:t>K</w:t>
+      </w:r>
+      <w:r>
+        <w:rPr>
+          <w:rFonts w:ascii="Times New Roman" w:hAnsi="Times New Roman" w:cs="Times New Roman" w:eastAsia="Times New Roman"/>
+          <w:b w:val="0"/>
+          <w:i w:val="0"/>
+          <w:color w:val="000000"/>
+          <w:sz w:val="24"/>
+          <w:vertAlign w:val="subscript"/>
+        </w:rPr>
+        <w:t>i</w:t>
+      </w:r>
+      <w:r>
+        <w:rPr>
+          <w:rFonts w:ascii="Times New Roman" w:hAnsi="Times New Roman" w:cs="Times New Roman" w:eastAsia="Times New Roman"/>
+          <w:b w:val="0"/>
+          <w:i w:val="0"/>
+          <w:color w:val="000000"/>
+          <w:sz w:val="24"/>
+          <w:vertAlign w:val="superscript"/>
+        </w:rPr>
+        <w:t>°</w:t>
+      </w:r>
+      <w:r>
+        <w:rPr>
+          <w:rFonts w:ascii="Times New Roman" w:hAnsi="Times New Roman" w:cs="Times New Roman" w:eastAsia="Times New Roman"/>
+          <w:b w:val="0"/>
+          <w:i w:val="0"/>
+          <w:color w:val="000000"/>
+          <w:sz w:val="24"/>
+        </w:rPr>
+        <w:t xml:space="preserve"> = exp[−ΔG</w:t>
+      </w:r>
+      <w:r>
+        <w:rPr>
+          <w:rFonts w:ascii="Times New Roman" w:hAnsi="Times New Roman" w:cs="Times New Roman" w:eastAsia="Times New Roman"/>
+          <w:b w:val="0"/>
+          <w:i w:val="0"/>
+          <w:color w:val="000000"/>
+          <w:sz w:val="24"/>
+          <w:vertAlign w:val="superscript"/>
+        </w:rPr>
+        <w:t>°</w:t>
+      </w:r>
+      <w:r>
+        <w:rPr>
+          <w:rFonts w:ascii="Times New Roman" w:hAnsi="Times New Roman" w:cs="Times New Roman" w:eastAsia="Times New Roman"/>
+          <w:b w:val="0"/>
+          <w:i w:val="0"/>
+          <w:color w:val="000000"/>
+          <w:sz w:val="24"/>
+          <w:vertAlign w:val="subscript"/>
+        </w:rPr>
+        <w:t>i,ads</w:t>
+      </w:r>
+      <w:r>
+        <w:rPr>
+          <w:rFonts w:ascii="Times New Roman" w:hAnsi="Times New Roman" w:cs="Times New Roman" w:eastAsia="Times New Roman"/>
+          <w:b w:val="0"/>
+          <w:i w:val="0"/>
+          <w:color w:val="000000"/>
+          <w:sz w:val="24"/>
+        </w:rPr>
+        <w:t>/(RT)]</w:t>
+      </w:r>
+      <w:r>
+        <w:tab/>
+      </w:r>
+      <w:r>
+        <w:rPr>
+          <w:rFonts w:ascii="Times New Roman" w:hAnsi="Times New Roman" w:cs="Times New Roman" w:eastAsia="Times New Roman"/>
+          <w:b w:val="0"/>
+          <w:i w:val="0"/>
+          <w:color w:val="000000"/>
+          <w:sz w:val="24"/>
+        </w:rPr>
+        <w:t>(3.4)</w:t>
       </w:r>
     </w:p>
     <w:p>
       <w:pPr>
-        <w:spacing w:line="240" w:lineRule="auto" w:after="240"/>
-        <w:jc w:val="right"/>
-      </w:pPr>
-      <w:r>
-        <w:rPr>
-          <w:rFonts w:ascii="Times New Roman" w:hAnsi="Times New Roman" w:cs="Times New Roman" w:eastAsia="Times New Roman"/>
-          <w:b w:val="0"/>
-          <w:i w:val="0"/>
-          <w:color w:val="000000"/>
-          <w:sz w:val="24"/>
-        </w:rPr>
-        <w:t>(3.4)</w:t>
-      </w:r>
-    </w:p>
-    <w:p>
-      <w:pPr>
+        <w:keepLines/>
         <w:widowControl/>
-        <w:spacing w:line="240" w:lineRule="auto" w:before="0" w:after="0"/>
-        <w:ind w:firstLine="0" w:left="0"/>
-        <w:jc w:val="center"/>
-      </w:pPr>
-      <w:r>
-        <w:rPr>
-          <w:rFonts w:ascii="Times New Roman" w:hAnsi="Times New Roman" w:cs="Times New Roman" w:eastAsia="Times New Roman"/>
-          <w:b w:val="0"/>
-          <w:i w:val="0"/>
-          <w:color w:val="000000"/>
-          <w:sz w:val="24"/>
-        </w:rPr>
-        <w:t>θᵢ = K°ᵢ(pᵢ/p°) / [1 + Σⱼ K°ⱼ(pⱼ/p°)]</w:t>
-      </w:r>
-    </w:p>
-    <w:p>
-      <w:pPr>
-        <w:spacing w:line="240" w:lineRule="auto" w:after="240"/>
-        <w:jc w:val="right"/>
-      </w:pPr>
+        <w:tabs>
+          <w:tab w:pos="4252" w:val="center"/>
+          <w:tab w:pos="8504" w:val="right"/>
+        </w:tabs>
+        <w:spacing w:line="240" w:lineRule="auto" w:before="0" w:after="240"/>
+        <w:ind w:left="0" w:right="0" w:firstLine="0"/>
+        <w:jc w:val="left"/>
+      </w:pPr>
+      <w:r>
+        <w:tab/>
+      </w:r>
+      <w:r>
+        <w:rPr>
+          <w:rFonts w:ascii="Times New Roman" w:hAnsi="Times New Roman" w:cs="Times New Roman" w:eastAsia="Times New Roman"/>
+          <w:b w:val="0"/>
+          <w:i w:val="0"/>
+          <w:color w:val="000000"/>
+          <w:sz w:val="24"/>
+        </w:rPr>
+        <w:t>θ</w:t>
+      </w:r>
+      <w:r>
+        <w:rPr>
+          <w:rFonts w:ascii="Times New Roman" w:hAnsi="Times New Roman" w:cs="Times New Roman" w:eastAsia="Times New Roman"/>
+          <w:b w:val="0"/>
+          <w:i w:val="0"/>
+          <w:color w:val="000000"/>
+          <w:sz w:val="24"/>
+          <w:vertAlign w:val="subscript"/>
+        </w:rPr>
+        <w:t>i</w:t>
+      </w:r>
+      <w:r>
+        <w:rPr>
+          <w:rFonts w:ascii="Times New Roman" w:hAnsi="Times New Roman" w:cs="Times New Roman" w:eastAsia="Times New Roman"/>
+          <w:b w:val="0"/>
+          <w:i w:val="0"/>
+          <w:color w:val="000000"/>
+          <w:sz w:val="24"/>
+        </w:rPr>
+        <w:t xml:space="preserve"> = K</w:t>
+      </w:r>
+      <w:r>
+        <w:rPr>
+          <w:rFonts w:ascii="Times New Roman" w:hAnsi="Times New Roman" w:cs="Times New Roman" w:eastAsia="Times New Roman"/>
+          <w:b w:val="0"/>
+          <w:i w:val="0"/>
+          <w:color w:val="000000"/>
+          <w:sz w:val="24"/>
+          <w:vertAlign w:val="subscript"/>
+        </w:rPr>
+        <w:t>i</w:t>
+      </w:r>
+      <w:r>
+        <w:rPr>
+          <w:rFonts w:ascii="Times New Roman" w:hAnsi="Times New Roman" w:cs="Times New Roman" w:eastAsia="Times New Roman"/>
+          <w:b w:val="0"/>
+          <w:i w:val="0"/>
+          <w:color w:val="000000"/>
+          <w:sz w:val="24"/>
+          <w:vertAlign w:val="superscript"/>
+        </w:rPr>
+        <w:t>°</w:t>
+      </w:r>
+      <w:r>
+        <w:rPr>
+          <w:rFonts w:ascii="Times New Roman" w:hAnsi="Times New Roman" w:cs="Times New Roman" w:eastAsia="Times New Roman"/>
+          <w:b w:val="0"/>
+          <w:i w:val="0"/>
+          <w:color w:val="000000"/>
+          <w:sz w:val="24"/>
+        </w:rPr>
+        <w:t>(p</w:t>
+      </w:r>
+      <w:r>
+        <w:rPr>
+          <w:rFonts w:ascii="Times New Roman" w:hAnsi="Times New Roman" w:cs="Times New Roman" w:eastAsia="Times New Roman"/>
+          <w:b w:val="0"/>
+          <w:i w:val="0"/>
+          <w:color w:val="000000"/>
+          <w:sz w:val="24"/>
+          <w:vertAlign w:val="subscript"/>
+        </w:rPr>
+        <w:t>i</w:t>
+      </w:r>
+      <w:r>
+        <w:rPr>
+          <w:rFonts w:ascii="Times New Roman" w:hAnsi="Times New Roman" w:cs="Times New Roman" w:eastAsia="Times New Roman"/>
+          <w:b w:val="0"/>
+          <w:i w:val="0"/>
+          <w:color w:val="000000"/>
+          <w:sz w:val="24"/>
+        </w:rPr>
+        <w:t>/p</w:t>
+      </w:r>
+      <w:r>
+        <w:rPr>
+          <w:rFonts w:ascii="Times New Roman" w:hAnsi="Times New Roman" w:cs="Times New Roman" w:eastAsia="Times New Roman"/>
+          <w:b w:val="0"/>
+          <w:i w:val="0"/>
+          <w:color w:val="000000"/>
+          <w:sz w:val="24"/>
+          <w:vertAlign w:val="superscript"/>
+        </w:rPr>
+        <w:t>°</w:t>
+      </w:r>
+      <w:r>
+        <w:rPr>
+          <w:rFonts w:ascii="Times New Roman" w:hAnsi="Times New Roman" w:cs="Times New Roman" w:eastAsia="Times New Roman"/>
+          <w:b w:val="0"/>
+          <w:i w:val="0"/>
+          <w:color w:val="000000"/>
+          <w:sz w:val="24"/>
+        </w:rPr>
+        <w:t>) / [1 + Σ</w:t>
+      </w:r>
+      <w:r>
+        <w:rPr>
+          <w:rFonts w:ascii="Times New Roman" w:hAnsi="Times New Roman" w:cs="Times New Roman" w:eastAsia="Times New Roman"/>
+          <w:b w:val="0"/>
+          <w:i w:val="0"/>
+          <w:color w:val="000000"/>
+          <w:sz w:val="24"/>
+          <w:vertAlign w:val="subscript"/>
+        </w:rPr>
+        <w:t>j</w:t>
+      </w:r>
+      <w:r>
+        <w:rPr>
+          <w:rFonts w:ascii="Times New Roman" w:hAnsi="Times New Roman" w:cs="Times New Roman" w:eastAsia="Times New Roman"/>
+          <w:b w:val="0"/>
+          <w:i w:val="0"/>
+          <w:color w:val="000000"/>
+          <w:sz w:val="24"/>
+        </w:rPr>
+        <w:t xml:space="preserve"> K</w:t>
+      </w:r>
+      <w:r>
+        <w:rPr>
+          <w:rFonts w:ascii="Times New Roman" w:hAnsi="Times New Roman" w:cs="Times New Roman" w:eastAsia="Times New Roman"/>
+          <w:b w:val="0"/>
+          <w:i w:val="0"/>
+          <w:color w:val="000000"/>
+          <w:sz w:val="24"/>
+          <w:vertAlign w:val="subscript"/>
+        </w:rPr>
+        <w:t>j</w:t>
+      </w:r>
+      <w:r>
+        <w:rPr>
+          <w:rFonts w:ascii="Times New Roman" w:hAnsi="Times New Roman" w:cs="Times New Roman" w:eastAsia="Times New Roman"/>
+          <w:b w:val="0"/>
+          <w:i w:val="0"/>
+          <w:color w:val="000000"/>
+          <w:sz w:val="24"/>
+          <w:vertAlign w:val="superscript"/>
+        </w:rPr>
+        <w:t>°</w:t>
+      </w:r>
+      <w:r>
+        <w:rPr>
+          <w:rFonts w:ascii="Times New Roman" w:hAnsi="Times New Roman" w:cs="Times New Roman" w:eastAsia="Times New Roman"/>
+          <w:b w:val="0"/>
+          <w:i w:val="0"/>
+          <w:color w:val="000000"/>
+          <w:sz w:val="24"/>
+        </w:rPr>
+        <w:t>(p</w:t>
+      </w:r>
+      <w:r>
+        <w:rPr>
+          <w:rFonts w:ascii="Times New Roman" w:hAnsi="Times New Roman" w:cs="Times New Roman" w:eastAsia="Times New Roman"/>
+          <w:b w:val="0"/>
+          <w:i w:val="0"/>
+          <w:color w:val="000000"/>
+          <w:sz w:val="24"/>
+          <w:vertAlign w:val="subscript"/>
+        </w:rPr>
+        <w:t>j</w:t>
+      </w:r>
+      <w:r>
+        <w:rPr>
+          <w:rFonts w:ascii="Times New Roman" w:hAnsi="Times New Roman" w:cs="Times New Roman" w:eastAsia="Times New Roman"/>
+          <w:b w:val="0"/>
+          <w:i w:val="0"/>
+          <w:color w:val="000000"/>
+          <w:sz w:val="24"/>
+        </w:rPr>
+        <w:t>/p</w:t>
+      </w:r>
+      <w:r>
+        <w:rPr>
+          <w:rFonts w:ascii="Times New Roman" w:hAnsi="Times New Roman" w:cs="Times New Roman" w:eastAsia="Times New Roman"/>
+          <w:b w:val="0"/>
+          <w:i w:val="0"/>
+          <w:color w:val="000000"/>
+          <w:sz w:val="24"/>
+          <w:vertAlign w:val="superscript"/>
+        </w:rPr>
+        <w:t>°</w:t>
+      </w:r>
+      <w:r>
+        <w:rPr>
+          <w:rFonts w:ascii="Times New Roman" w:hAnsi="Times New Roman" w:cs="Times New Roman" w:eastAsia="Times New Roman"/>
+          <w:b w:val="0"/>
+          <w:i w:val="0"/>
+          <w:color w:val="000000"/>
+          <w:sz w:val="24"/>
+        </w:rPr>
+        <w:t>)]</w:t>
+      </w:r>
+      <w:r>
+        <w:tab/>
+      </w:r>
       <w:r>
         <w:rPr>
           <w:rFonts w:ascii="Times New Roman" w:hAnsi="Times New Roman" w:cs="Times New Roman" w:eastAsia="Times New Roman"/>
@@ -4478,9 +4724,12 @@
     </w:p>
     <w:p>
       <w:pPr>
-        <w:pStyle w:val="Heading1"/>
+        <w:keepNext/>
+        <w:keepLines/>
         <w:pageBreakBefore/>
-        <w:jc w:val="left"/>
+        <w:spacing w:line="240" w:lineRule="auto" w:before="0" w:after="0"/>
+        <w:ind w:firstLine="0"/>
+        <w:jc w:val="center"/>
       </w:pPr>
       <w:r>
         <w:rPr>
@@ -4490,11 +4739,29 @@
           <w:color w:val="000000"/>
           <w:sz w:val="24"/>
         </w:rPr>
-        <w:t>4.0 RESULTS AND DISCUSSION</w:t>
+        <w:t>CHAPTER FOUR</w:t>
       </w:r>
     </w:p>
     <w:p>
       <w:pPr>
+        <w:pStyle w:val="Heading1"/>
+        <w:pageBreakBefore w:val="0"/>
+        <w:spacing w:before="0"/>
+        <w:jc w:val="left"/>
+      </w:pPr>
+      <w:r>
+        <w:rPr>
+          <w:rFonts w:ascii="Times New Roman" w:hAnsi="Times New Roman" w:cs="Times New Roman" w:eastAsia="Times New Roman"/>
+          <w:b/>
+          <w:i w:val="0"/>
+          <w:color w:val="000000"/>
+          <w:sz w:val="24"/>
+        </w:rPr>
+        <w:t>4.0 RESULTS AND DISCUSSION</w:t>
+      </w:r>
+    </w:p>
+    <w:p>
+      <w:pPr>
         <w:pStyle w:val="Heading2"/>
         <w:jc w:val="left"/>
       </w:pPr>
@@ -4506,7 +4773,7 @@
           <w:color w:val="000000"/>
           <w:sz w:val="24"/>
         </w:rPr>
-        <w:t>4.1 Model and Adsorption Geometries</w:t>
+        <w:t>4.1 Local Cluster and Adsorption Structures</w:t>
       </w:r>
     </w:p>
     <w:p>
@@ -4524,7 +4791,7 @@
           <w:color w:val="000000"/>
           <w:sz w:val="24"/>
         </w:rPr>
-        <w:t>The DFT optimisations produced a set of reference and adsorption minima for the local Zeolite Y model. Table 4.1 summarises the accepted structures and their frequency checks. Figure 4.1 compares the two pre-reaction complexes, and Table 4.2 reports selected aluminium–oxygen distances from the optimised geometries.</w:t>
+        <w:t>GFN2-xTB screening selected starting orientations for vanadic acid and water at the local Zeolite Y acid site. Subsequent B3LYP-D3(BJ)/def2-TZVP optimisations produced the accepted reference, pre-reaction, and post-adsorption minima listed in Table 4.1. The protonated framework Al–O bond in the cluster reference was 1.919 Å, compared with 1.695–1.716 Å for the other three Al–O bonds, identifying the model acid-site distortion.</w:t>
       </w:r>
     </w:p>
     <w:p>
@@ -4536,7 +4803,7 @@
         <w:ind w:firstLine="0" w:left="0"/>
         <w:jc w:val="left"/>
       </w:pPr>
-      <w:bookmarkStart w:id="8" w:name="Table_4_1"/>
+      <w:bookmarkStart w:id="7" w:name="Table_4_1"/>
       <w:r>
         <w:rPr>
           <w:rFonts w:ascii="Times New Roman" w:hAnsi="Times New Roman" w:cs="Times New Roman" w:eastAsia="Times New Roman"/>
@@ -4547,7 +4814,7 @@
         </w:rPr>
         <w:t>Table 4.1: Accepted DFT reference and adsorption minima</w:t>
       </w:r>
-      <w:bookmarkEnd w:id="8"/>
+      <w:bookmarkEnd w:id="7"/>
     </w:p>
     <w:tbl>
       <w:tblPr>
@@ -5271,7 +5538,28 @@
           <w:color w:val="000000"/>
           <w:sz w:val="24"/>
         </w:rPr>
-        <w:t>Figure 4.1 shows a close vanadic-acid oxygen contact with aluminium in V-PRC and a more distant water position in W-PRC. The two complexes therefore present distinct starting geometries for the adsorption-energy comparison in Section 4.2. Their orientations are consistent with the adsorbate–aluminium distances reported in Table 4.2.</w:t>
+        <w:t>The cluster's −4.64 cm</w:t>
+      </w:r>
+      <w:r>
+        <w:rPr>
+          <w:rFonts w:ascii="Times New Roman" w:hAnsi="Times New Roman" w:cs="Times New Roman" w:eastAsia="Times New Roman"/>
+          <w:b w:val="0"/>
+          <w:i w:val="0"/>
+          <w:color w:val="000000"/>
+          <w:sz w:val="24"/>
+          <w:vertAlign w:val="superscript"/>
+        </w:rPr>
+        <w:t>-1</w:t>
+      </w:r>
+      <w:r>
+        <w:rPr>
+          <w:rFonts w:ascii="Times New Roman" w:hAnsi="Times New Roman" w:cs="Times New Roman" w:eastAsia="Times New Roman"/>
+          <w:b w:val="0"/>
+          <w:i w:val="0"/>
+          <w:color w:val="000000"/>
+          <w:sz w:val="24"/>
+        </w:rPr>
+        <w:t xml:space="preserve"> mode was a flat reference motion; the other accepted DFT minima had zero imaginary modes. Figure 4.1 shows the distinct pre-reaction orientations: vanadic acid approached framework aluminium in V-PRC, whereas water remained farther from aluminium in W-PRC. The selected aluminium–oxygen distances in Table 4.2 quantify these differences and the rearrangements in the post-adsorption structures.</w:t>
       </w:r>
     </w:p>
     <w:p>
@@ -5285,7 +5573,7 @@
         <w:drawing>
           <wp:inline xmlns:a="http://schemas.openxmlformats.org/drawingml/2006/main" xmlns:pic="http://schemas.openxmlformats.org/drawingml/2006/picture">
             <wp:extent cx="5400000" cy="2731926"/>
-            <wp:docPr id="7" name="Picture 7"/>
+            <wp:docPr id="6" name="Picture 6"/>
             <wp:cNvGraphicFramePr>
               <a:graphicFrameLocks noChangeAspect="1"/>
             </wp:cNvGraphicFramePr>
@@ -5297,7 +5585,7 @@
                     <pic:cNvPicPr/>
                   </pic:nvPicPr>
                   <pic:blipFill>
-                    <a:blip r:embed="rId16"/>
+                    <a:blip r:embed="rId19"/>
                     <a:stretch>
                       <a:fillRect/>
                     </a:stretch>
@@ -5324,7 +5612,7 @@
         <w:ind w:firstLine="0" w:left="0"/>
         <w:jc w:val="center"/>
       </w:pPr>
-      <w:bookmarkStart w:id="9" w:name="Figure_4_1"/>
+      <w:bookmarkStart w:id="8" w:name="Figure_4_1"/>
       <w:r>
         <w:rPr>
           <w:rFonts w:ascii="Times New Roman" w:hAnsi="Times New Roman" w:cs="Times New Roman" w:eastAsia="Times New Roman"/>
@@ -5335,25 +5623,7 @@
         </w:rPr>
         <w:t>Figure 4.1: Optimised adsorption complexes at B3LYP-D3(BJ)/def2-TZVP. Left, vanadic acid (V-PRC); right, water (W-PRC)</w:t>
       </w:r>
-      <w:bookmarkEnd w:id="9"/>
-    </w:p>
-    <w:p>
-      <w:pPr>
-        <w:widowControl/>
-        <w:spacing w:line="480" w:lineRule="auto" w:before="0" w:after="240"/>
-        <w:ind w:firstLine="0" w:left="0"/>
-        <w:jc w:val="both"/>
-      </w:pPr>
-      <w:r>
-        <w:rPr>
-          <w:rFonts w:ascii="Times New Roman" w:hAnsi="Times New Roman" w:cs="Times New Roman" w:eastAsia="Times New Roman"/>
-          <w:b w:val="0"/>
-          <w:i w:val="0"/>
-          <w:color w:val="000000"/>
-          <w:sz w:val="24"/>
-        </w:rPr>
-        <w:t>In V-PRC, the vanadium atom lay 2.274 Å from a framework oxygen, in addition to the Al···O contact listed in Table 4.2. In W-PRC, the acid proton lay 1.587 Å from the water oxygen, and one water hydrogen lay 1.825 Å from a framework oxygen; these geometries support assignment of two hydrogen bonds. The pre-reaction complexes therefore associated with the model acid site through different contact patterns.</w:t>
-      </w:r>
+      <w:bookmarkEnd w:id="8"/>
     </w:p>
     <w:p>
       <w:pPr>
@@ -5364,7 +5634,7 @@
         <w:ind w:firstLine="0" w:left="0"/>
         <w:jc w:val="left"/>
       </w:pPr>
-      <w:bookmarkStart w:id="10" w:name="Table_4_2"/>
+      <w:bookmarkStart w:id="9" w:name="Table_4_2"/>
       <w:r>
         <w:rPr>
           <w:rFonts w:ascii="Times New Roman" w:hAnsi="Times New Roman" w:cs="Times New Roman" w:eastAsia="Times New Roman"/>
@@ -5375,7 +5645,7 @@
         </w:rPr>
         <w:t>Table 4.2: Selected aluminium–oxygen distances in converged DFT structures (Å)</w:t>
       </w:r>
-      <w:bookmarkEnd w:id="10"/>
+      <w:bookmarkEnd w:id="9"/>
     </w:p>
     <w:tbl>
       <w:tblPr>
@@ -6013,22 +6283,6 @@
     </w:p>
     <w:p>
       <w:pPr>
-        <w:pStyle w:val="Heading2"/>
-        <w:jc w:val="left"/>
-      </w:pPr>
-      <w:r>
-        <w:rPr>
-          <w:rFonts w:ascii="Times New Roman" w:hAnsi="Times New Roman" w:cs="Times New Roman" w:eastAsia="Times New Roman"/>
-          <w:b/>
-          <w:i w:val="0"/>
-          <w:color w:val="000000"/>
-          <w:sz w:val="24"/>
-        </w:rPr>
-        <w:t>4.2 Electronic Adsorption Energies</w:t>
-      </w:r>
-    </w:p>
-    <w:p>
-      <w:pPr>
         <w:widowControl/>
         <w:spacing w:line="480" w:lineRule="auto" w:before="0" w:after="240"/>
         <w:ind w:firstLine="0" w:left="0"/>
@@ -6042,7 +6296,167 @@
           <w:color w:val="000000"/>
           <w:sz w:val="24"/>
         </w:rPr>
-        <w:t>Table 4.3 compares electronic adsorption energies at GFN2-xTB, B3LYP-D3(BJ)/def2-TZVP, and PBE0-D3(BJ)/def2-TZVP. Negative values show electronic stabilisation of each complex relative to its separated cluster and adsorbate. The difference ΔΔE uses the sign convention in Eq. (3.2); negative values favour vanadic acid. Appendix B.2 shows the substitutions for the DFT values.</w:t>
+        <w:t>The V-PRC geometry also placed vanadium 2.274 Å from a framework oxygen. In W-PRC, the acid proton lay 1.587 Å from the water oxygen, while a water hydrogen lay 1.825 Å from a framework oxygen; these contacts are consistent with two hydrogen bonds. The direct acid-site association is consistent with the vanadic-acid route proposed by Wormsbecher et al. (1986), and the water contacts accord with the water-assisted interactions studied by Malola et al. (2012); the optimised geometries alone do not establish framework cleavage.</w:t>
+      </w:r>
+    </w:p>
+    <w:p>
+      <w:pPr>
+        <w:pStyle w:val="Heading2"/>
+        <w:jc w:val="left"/>
+      </w:pPr>
+      <w:r>
+        <w:rPr>
+          <w:rFonts w:ascii="Times New Roman" w:hAnsi="Times New Roman" w:cs="Times New Roman" w:eastAsia="Times New Roman"/>
+          <w:b/>
+          <w:i w:val="0"/>
+          <w:color w:val="000000"/>
+          <w:sz w:val="24"/>
+        </w:rPr>
+        <w:t>4.2 Electronic Adsorption Energies</w:t>
+      </w:r>
+    </w:p>
+    <w:p>
+      <w:pPr>
+        <w:widowControl/>
+        <w:spacing w:line="480" w:lineRule="auto" w:before="0" w:after="240"/>
+        <w:ind w:firstLine="0" w:left="0"/>
+        <w:jc w:val="both"/>
+      </w:pPr>
+      <w:r>
+        <w:rPr>
+          <w:rFonts w:ascii="Times New Roman" w:hAnsi="Times New Roman" w:cs="Times New Roman" w:eastAsia="Times New Roman"/>
+          <w:b w:val="0"/>
+          <w:i w:val="0"/>
+          <w:color w:val="000000"/>
+          <w:sz w:val="24"/>
+        </w:rPr>
+        <w:t>Table 4.3 shows that both DFT levels favour electronic adsorption of vanadic acid over water. The relative difference, ΔΔE</w:t>
+      </w:r>
+      <w:r>
+        <w:rPr>
+          <w:rFonts w:ascii="Times New Roman" w:hAnsi="Times New Roman" w:cs="Times New Roman" w:eastAsia="Times New Roman"/>
+          <w:b w:val="0"/>
+          <w:i w:val="0"/>
+          <w:color w:val="000000"/>
+          <w:sz w:val="24"/>
+          <w:vertAlign w:val="subscript"/>
+        </w:rPr>
+        <w:t>ads</w:t>
+      </w:r>
+      <w:r>
+        <w:rPr>
+          <w:rFonts w:ascii="Times New Roman" w:hAnsi="Times New Roman" w:cs="Times New Roman" w:eastAsia="Times New Roman"/>
+          <w:b w:val="0"/>
+          <w:i w:val="0"/>
+          <w:color w:val="000000"/>
+          <w:sz w:val="24"/>
+        </w:rPr>
+        <w:t xml:space="preserve"> = ΔE</w:t>
+      </w:r>
+      <w:r>
+        <w:rPr>
+          <w:rFonts w:ascii="Times New Roman" w:hAnsi="Times New Roman" w:cs="Times New Roman" w:eastAsia="Times New Roman"/>
+          <w:b w:val="0"/>
+          <w:i w:val="0"/>
+          <w:color w:val="000000"/>
+          <w:sz w:val="24"/>
+          <w:vertAlign w:val="subscript"/>
+        </w:rPr>
+        <w:t>ads</w:t>
+      </w:r>
+      <w:r>
+        <w:rPr>
+          <w:rFonts w:ascii="Times New Roman" w:hAnsi="Times New Roman" w:cs="Times New Roman" w:eastAsia="Times New Roman"/>
+          <w:b w:val="0"/>
+          <w:i w:val="0"/>
+          <w:color w:val="000000"/>
+          <w:sz w:val="24"/>
+        </w:rPr>
+        <w:t>(H</w:t>
+      </w:r>
+      <w:r>
+        <w:rPr>
+          <w:rFonts w:ascii="Times New Roman" w:hAnsi="Times New Roman" w:cs="Times New Roman" w:eastAsia="Times New Roman"/>
+          <w:b w:val="0"/>
+          <w:i w:val="0"/>
+          <w:color w:val="000000"/>
+          <w:sz w:val="24"/>
+          <w:vertAlign w:val="subscript"/>
+        </w:rPr>
+        <w:t>3</w:t>
+      </w:r>
+      <w:r>
+        <w:rPr>
+          <w:rFonts w:ascii="Times New Roman" w:hAnsi="Times New Roman" w:cs="Times New Roman" w:eastAsia="Times New Roman"/>
+          <w:b w:val="0"/>
+          <w:i w:val="0"/>
+          <w:color w:val="000000"/>
+          <w:sz w:val="24"/>
+        </w:rPr>
+        <w:t>VO</w:t>
+      </w:r>
+      <w:r>
+        <w:rPr>
+          <w:rFonts w:ascii="Times New Roman" w:hAnsi="Times New Roman" w:cs="Times New Roman" w:eastAsia="Times New Roman"/>
+          <w:b w:val="0"/>
+          <w:i w:val="0"/>
+          <w:color w:val="000000"/>
+          <w:sz w:val="24"/>
+          <w:vertAlign w:val="subscript"/>
+        </w:rPr>
+        <w:t>4</w:t>
+      </w:r>
+      <w:r>
+        <w:rPr>
+          <w:rFonts w:ascii="Times New Roman" w:hAnsi="Times New Roman" w:cs="Times New Roman" w:eastAsia="Times New Roman"/>
+          <w:b w:val="0"/>
+          <w:i w:val="0"/>
+          <w:color w:val="000000"/>
+          <w:sz w:val="24"/>
+        </w:rPr>
+        <w:t>) − ΔE</w:t>
+      </w:r>
+      <w:r>
+        <w:rPr>
+          <w:rFonts w:ascii="Times New Roman" w:hAnsi="Times New Roman" w:cs="Times New Roman" w:eastAsia="Times New Roman"/>
+          <w:b w:val="0"/>
+          <w:i w:val="0"/>
+          <w:color w:val="000000"/>
+          <w:sz w:val="24"/>
+          <w:vertAlign w:val="subscript"/>
+        </w:rPr>
+        <w:t>ads</w:t>
+      </w:r>
+      <w:r>
+        <w:rPr>
+          <w:rFonts w:ascii="Times New Roman" w:hAnsi="Times New Roman" w:cs="Times New Roman" w:eastAsia="Times New Roman"/>
+          <w:b w:val="0"/>
+          <w:i w:val="0"/>
+          <w:color w:val="000000"/>
+          <w:sz w:val="24"/>
+        </w:rPr>
+        <w:t>(H</w:t>
+      </w:r>
+      <w:r>
+        <w:rPr>
+          <w:rFonts w:ascii="Times New Roman" w:hAnsi="Times New Roman" w:cs="Times New Roman" w:eastAsia="Times New Roman"/>
+          <w:b w:val="0"/>
+          <w:i w:val="0"/>
+          <w:color w:val="000000"/>
+          <w:sz w:val="24"/>
+          <w:vertAlign w:val="subscript"/>
+        </w:rPr>
+        <w:t>2</w:t>
+      </w:r>
+      <w:r>
+        <w:rPr>
+          <w:rFonts w:ascii="Times New Roman" w:hAnsi="Times New Roman" w:cs="Times New Roman" w:eastAsia="Times New Roman"/>
+          <w:b w:val="0"/>
+          <w:i w:val="0"/>
+          <w:color w:val="000000"/>
+          <w:sz w:val="24"/>
+        </w:rPr>
+        <w:t>O), is negative at each level, as defined in Eq. (3.2). Appendix B.2 gives the numerical substitutions for comparison with the temperature-dependent Gibbs energies in Section 4.4.</w:t>
       </w:r>
     </w:p>
     <w:p>
@@ -6054,7 +6468,7 @@
         <w:ind w:firstLine="0" w:left="0"/>
         <w:jc w:val="left"/>
       </w:pPr>
-      <w:bookmarkStart w:id="11" w:name="Table_4_3"/>
+      <w:bookmarkStart w:id="10" w:name="Table_4_3"/>
       <w:r>
         <w:rPr>
           <w:rFonts w:ascii="Times New Roman" w:hAnsi="Times New Roman" w:cs="Times New Roman" w:eastAsia="Times New Roman"/>
@@ -6086,7 +6500,7 @@
         </w:rPr>
         <w:t>)</w:t>
       </w:r>
-      <w:bookmarkEnd w:id="11"/>
+      <w:bookmarkEnd w:id="10"/>
     </w:p>
     <w:tbl>
       <w:tblPr>
@@ -6259,7 +6673,49 @@
                 <w:color w:val="000000"/>
                 <w:sz w:val="24"/>
               </w:rPr>
-              <w:t>ΔΔE = ΔE(H</w:t>
+              <w:t>ΔΔE</w:t>
+            </w:r>
+            <w:r>
+              <w:rPr>
+                <w:rFonts w:ascii="Times New Roman" w:hAnsi="Times New Roman" w:cs="Times New Roman" w:eastAsia="Times New Roman"/>
+                <w:b/>
+                <w:i w:val="0"/>
+                <w:color w:val="000000"/>
+                <w:sz w:val="24"/>
+                <w:vertAlign w:val="subscript"/>
+              </w:rPr>
+              <w:t>ads</w:t>
+            </w:r>
+            <w:r>
+              <w:rPr>
+                <w:rFonts w:ascii="Times New Roman" w:hAnsi="Times New Roman" w:cs="Times New Roman" w:eastAsia="Times New Roman"/>
+                <w:b/>
+                <w:i w:val="0"/>
+                <w:color w:val="000000"/>
+                <w:sz w:val="24"/>
+              </w:rPr>
+              <w:t xml:space="preserve"> = ΔE</w:t>
+            </w:r>
+            <w:r>
+              <w:rPr>
+                <w:rFonts w:ascii="Times New Roman" w:hAnsi="Times New Roman" w:cs="Times New Roman" w:eastAsia="Times New Roman"/>
+                <w:b/>
+                <w:i w:val="0"/>
+                <w:color w:val="000000"/>
+                <w:sz w:val="24"/>
+                <w:vertAlign w:val="subscript"/>
+              </w:rPr>
+              <w:t>ads</w:t>
+            </w:r>
+            <w:r>
+              <w:rPr>
+                <w:rFonts w:ascii="Times New Roman" w:hAnsi="Times New Roman" w:cs="Times New Roman" w:eastAsia="Times New Roman"/>
+                <w:b/>
+                <w:i w:val="0"/>
+                <w:color w:val="000000"/>
+                <w:sz w:val="24"/>
+              </w:rPr>
+              <w:t>(H</w:t>
             </w:r>
             <w:r>
               <w:rPr>
@@ -6301,7 +6757,28 @@
                 <w:color w:val="000000"/>
                 <w:sz w:val="24"/>
               </w:rPr>
-              <w:t>) − ΔE(H</w:t>
+              <w:t>) − ΔE</w:t>
+            </w:r>
+            <w:r>
+              <w:rPr>
+                <w:rFonts w:ascii="Times New Roman" w:hAnsi="Times New Roman" w:cs="Times New Roman" w:eastAsia="Times New Roman"/>
+                <w:b/>
+                <w:i w:val="0"/>
+                <w:color w:val="000000"/>
+                <w:sz w:val="24"/>
+                <w:vertAlign w:val="subscript"/>
+              </w:rPr>
+              <w:t>ads</w:t>
+            </w:r>
+            <w:r>
+              <w:rPr>
+                <w:rFonts w:ascii="Times New Roman" w:hAnsi="Times New Roman" w:cs="Times New Roman" w:eastAsia="Times New Roman"/>
+                <w:b/>
+                <w:i w:val="0"/>
+                <w:color w:val="000000"/>
+                <w:sz w:val="24"/>
+              </w:rPr>
+              <w:t>(H</w:t>
             </w:r>
             <w:r>
               <w:rPr>
@@ -6651,7 +7128,7 @@
           <w:color w:val="000000"/>
           <w:sz w:val="24"/>
         </w:rPr>
-        <w:t>Both DFT levels predict a more negative electronic adsorption energy for vanadic acid. Their relative preferences differ by only 0.24 kJ mol</w:t>
+        <w:t>B3LYP and PBE0 give similar relative preferences, differing by 0.25 kJ mol</w:t>
       </w:r>
       <w:r>
         <w:rPr>
@@ -6672,7 +7149,107 @@
           <w:color w:val="000000"/>
           <w:sz w:val="24"/>
         </w:rPr>
-        <w:t>, providing a consistent comparison across the two hybrid functionals. GFN2-xTB predicts a substantially larger vanadic-acid preference and was used for structure screening; the DFT values provide the main electronic-energy comparison. Appendix A.2 records the counterpoise fragment-job status for both adsorbates.</w:t>
+        <w:t>, so the electronic ranking is consistent across the two hybrid functionals. GFN2-xTB predicts a much larger preference of 127.3 kJ mol</w:t>
+      </w:r>
+      <w:r>
+        <w:rPr>
+          <w:rFonts w:ascii="Times New Roman" w:hAnsi="Times New Roman" w:cs="Times New Roman" w:eastAsia="Times New Roman"/>
+          <w:b w:val="0"/>
+          <w:i w:val="0"/>
+          <w:color w:val="000000"/>
+          <w:sz w:val="24"/>
+          <w:vertAlign w:val="superscript"/>
+        </w:rPr>
+        <w:t>-1</w:t>
+      </w:r>
+      <w:r>
+        <w:rPr>
+          <w:rFonts w:ascii="Times New Roman" w:hAnsi="Times New Roman" w:cs="Times New Roman" w:eastAsia="Times New Roman"/>
+          <w:b w:val="0"/>
+          <w:i w:val="0"/>
+          <w:color w:val="000000"/>
+          <w:sz w:val="24"/>
+        </w:rPr>
+        <w:t>, about 8.7 times the DFT difference; it therefore provides a screening result rather than a quantitative substitute for the DFT energies. The sign of the DFT preference is consistent with the direct vanadic-acid route proposed by Wormsbecher et al. (1986), although the cited studies do not provide a matched numerical comparison of H</w:t>
+      </w:r>
+      <w:r>
+        <w:rPr>
+          <w:rFonts w:ascii="Times New Roman" w:hAnsi="Times New Roman" w:cs="Times New Roman" w:eastAsia="Times New Roman"/>
+          <w:b w:val="0"/>
+          <w:i w:val="0"/>
+          <w:color w:val="000000"/>
+          <w:sz w:val="24"/>
+          <w:vertAlign w:val="subscript"/>
+        </w:rPr>
+        <w:t>3</w:t>
+      </w:r>
+      <w:r>
+        <w:rPr>
+          <w:rFonts w:ascii="Times New Roman" w:hAnsi="Times New Roman" w:cs="Times New Roman" w:eastAsia="Times New Roman"/>
+          <w:b w:val="0"/>
+          <w:i w:val="0"/>
+          <w:color w:val="000000"/>
+          <w:sz w:val="24"/>
+        </w:rPr>
+        <w:t>VO</w:t>
+      </w:r>
+      <w:r>
+        <w:rPr>
+          <w:rFonts w:ascii="Times New Roman" w:hAnsi="Times New Roman" w:cs="Times New Roman" w:eastAsia="Times New Roman"/>
+          <w:b w:val="0"/>
+          <w:i w:val="0"/>
+          <w:color w:val="000000"/>
+          <w:sz w:val="24"/>
+          <w:vertAlign w:val="subscript"/>
+        </w:rPr>
+        <w:t>4</w:t>
+      </w:r>
+      <w:r>
+        <w:rPr>
+          <w:rFonts w:ascii="Times New Roman" w:hAnsi="Times New Roman" w:cs="Times New Roman" w:eastAsia="Times New Roman"/>
+          <w:b w:val="0"/>
+          <w:i w:val="0"/>
+          <w:color w:val="000000"/>
+          <w:sz w:val="24"/>
+        </w:rPr>
+        <w:t xml:space="preserve"> and H</w:t>
+      </w:r>
+      <w:r>
+        <w:rPr>
+          <w:rFonts w:ascii="Times New Roman" w:hAnsi="Times New Roman" w:cs="Times New Roman" w:eastAsia="Times New Roman"/>
+          <w:b w:val="0"/>
+          <w:i w:val="0"/>
+          <w:color w:val="000000"/>
+          <w:sz w:val="24"/>
+          <w:vertAlign w:val="subscript"/>
+        </w:rPr>
+        <w:t>2</w:t>
+      </w:r>
+      <w:r>
+        <w:rPr>
+          <w:rFonts w:ascii="Times New Roman" w:hAnsi="Times New Roman" w:cs="Times New Roman" w:eastAsia="Times New Roman"/>
+          <w:b w:val="0"/>
+          <w:i w:val="0"/>
+          <w:color w:val="000000"/>
+          <w:sz w:val="24"/>
+        </w:rPr>
+        <w:t>O at this cluster site, and electronic adsorption energies do not establish a reaction mechanism.</w:t>
+      </w:r>
+    </w:p>
+    <w:p>
+      <w:pPr>
+        <w:pStyle w:val="Heading2"/>
+        <w:jc w:val="left"/>
+      </w:pPr>
+      <w:r>
+        <w:rPr>
+          <w:rFonts w:ascii="Times New Roman" w:hAnsi="Times New Roman" w:cs="Times New Roman" w:eastAsia="Times New Roman"/>
+          <w:b/>
+          <w:i w:val="0"/>
+          <w:color w:val="000000"/>
+          <w:sz w:val="24"/>
+        </w:rPr>
+        <w:t>4.3 Pathway Energetics</w:t>
       </w:r>
     </w:p>
     <w:p>
@@ -6690,7 +7267,7 @@
           <w:color w:val="000000"/>
           <w:sz w:val="24"/>
         </w:rPr>
-        <w:t>Table 4.4 reports relative electronic energies for the converged post-adsorption minima. Each route uses its own separated cluster-and-adsorbate reference, so the values describe stabilisation within that route. The three levels of theory place V-I1 and W-P below their respective separated references.</w:t>
+        <w:t>The post-adsorption minima were lower in electronic energy than their respective separated cluster-and-adsorbate references at all three levels of theory (Table 4.4). V-I1 was more stabilised than the water-path minimum W-P at each level, but the size of this difference depended on the method. GFN2-xTB predicted substantially greater stabilisation of V-I1 relative to W-P than either DFT level.</w:t>
       </w:r>
     </w:p>
     <w:p>
@@ -6702,7 +7279,7 @@
         <w:ind w:firstLine="0" w:left="0"/>
         <w:jc w:val="left"/>
       </w:pPr>
-      <w:bookmarkStart w:id="12" w:name="Table_4_4"/>
+      <w:bookmarkStart w:id="11" w:name="Table_4_4"/>
       <w:r>
         <w:rPr>
           <w:rFonts w:ascii="Times New Roman" w:hAnsi="Times New Roman" w:cs="Times New Roman" w:eastAsia="Times New Roman"/>
@@ -6734,7 +7311,7 @@
         </w:rPr>
         <w:t>)</w:t>
       </w:r>
-      <w:bookmarkEnd w:id="12"/>
+      <w:bookmarkEnd w:id="11"/>
     </w:p>
     <w:tbl>
       <w:tblPr>
@@ -7069,22 +7646,6 @@
     </w:p>
     <w:p>
       <w:pPr>
-        <w:pStyle w:val="Heading2"/>
-        <w:jc w:val="left"/>
-      </w:pPr>
-      <w:r>
-        <w:rPr>
-          <w:rFonts w:ascii="Times New Roman" w:hAnsi="Times New Roman" w:cs="Times New Roman" w:eastAsia="Times New Roman"/>
-          <w:b/>
-          <w:i w:val="0"/>
-          <w:color w:val="000000"/>
-          <w:sz w:val="24"/>
-        </w:rPr>
-        <w:t>4.3 Transition-State Assessment</w:t>
-      </w:r>
-    </w:p>
-    <w:p>
-      <w:pPr>
         <w:widowControl/>
         <w:spacing w:line="480" w:lineRule="auto" w:before="0" w:after="240"/>
         <w:ind w:firstLine="0" w:left="0"/>
@@ -7098,7 +7659,7 @@
           <w:color w:val="000000"/>
           <w:sz w:val="24"/>
         </w:rPr>
-        <w:t>The vanadic-acid pathway yielded a GFN2-xTB candidate for the first framework Al–O cleavage step. Table 4.5 gives its candidate barrier and mode alongside the water-hydrolysis control. Appendix A.1 and A.3 record the DFT frequency assessment and the two-sided displacement outcomes used to classify both pathways; Appendix B.6 shows the candidate-barrier substitutions.</w:t>
+        <w:t>The GFN2-xTB search produced a candidate for the first framework Al–O cleavage step in the vanadic-acid route. Table 4.5 reports its energy and imaginary mode alongside the water-path candidate. Appendix A.3 records the two-sided displacement checks, and Appendix B.6 gives the energy substitutions.</w:t>
       </w:r>
     </w:p>
     <w:p>
@@ -7110,7 +7671,7 @@
         <w:ind w:firstLine="0" w:left="0"/>
         <w:jc w:val="left"/>
       </w:pPr>
-      <w:bookmarkStart w:id="13" w:name="Table_4_5"/>
+      <w:bookmarkStart w:id="12" w:name="Table_4_5"/>
       <w:r>
         <w:rPr>
           <w:rFonts w:ascii="Times New Roman" w:hAnsi="Times New Roman" w:cs="Times New Roman" w:eastAsia="Times New Roman"/>
@@ -7121,7 +7682,7 @@
         </w:rPr>
         <w:t>Table 4.5: Tier 1 pathway candidates for framework Al–O cleavage and water hydrolysis</w:t>
       </w:r>
-      <w:bookmarkEnd w:id="13"/>
+      <w:bookmarkEnd w:id="12"/>
     </w:p>
     <w:tbl>
       <w:tblPr>
@@ -7384,7 +7945,7 @@
                 <w:color w:val="000000"/>
                 <w:sz w:val="24"/>
               </w:rPr>
-              <w:t>V-TS2 passed the GFN2-xTB Tier 1 criteria</w:t>
+              <w:t>V-TS2 passed the GFN2-xTB Tier 1 and two-sided displacement criteria</w:t>
             </w:r>
           </w:p>
         </w:tc>
@@ -7485,7 +8046,7 @@
                 <w:color w:val="000000"/>
                 <w:sz w:val="24"/>
               </w:rPr>
-              <w:t>W-TS displacement assessment is in Appendix A.3</w:t>
+              <w:t>W-TS was rejected because both displacements returned to W-PRC</w:t>
             </w:r>
           </w:p>
         </w:tc>
@@ -7511,7 +8072,7 @@
           <w:color w:val="000000"/>
           <w:sz w:val="24"/>
         </w:rPr>
-        <w:t>The 160.70 kJ mol</w:t>
+        <w:t>The V-I1-to-V-I2 candidate lies 160.70 kJ mol</w:t>
       </w:r>
       <w:r>
         <w:rPr>
@@ -7532,7 +8093,28 @@
           <w:color w:val="000000"/>
           <w:sz w:val="24"/>
         </w:rPr>
-        <w:t xml:space="preserve"> value is an accepted GFN2-xTB screening candidate, not a validated DFT barrier. Appendix A records the separate DFT search and water-path assessments.</w:t>
+        <w:t xml:space="preserve"> above V-I1 and passed the GFN2-xTB displacement criteria, but it is not a validated DFT barrier. The water-path candidate lies 29.29 kJ mol</w:t>
+      </w:r>
+      <w:r>
+        <w:rPr>
+          <w:rFonts w:ascii="Times New Roman" w:hAnsi="Times New Roman" w:cs="Times New Roman" w:eastAsia="Times New Roman"/>
+          <w:b w:val="0"/>
+          <w:i w:val="0"/>
+          <w:color w:val="000000"/>
+          <w:sz w:val="24"/>
+          <w:vertAlign w:val="superscript"/>
+        </w:rPr>
+        <w:t>-1</w:t>
+      </w:r>
+      <w:r>
+        <w:rPr>
+          <w:rFonts w:ascii="Times New Roman" w:hAnsi="Times New Roman" w:cs="Times New Roman" w:eastAsia="Times New Roman"/>
+          <w:b w:val="0"/>
+          <w:i w:val="0"/>
+          <w:color w:val="000000"/>
+          <w:sz w:val="24"/>
+        </w:rPr>
+        <w:t xml:space="preserve"> above W-PRC, yet both displacements returned to W-PRC, so its energy is not an accepted activation barrier. The separate DFT V-TS2 optimisation did not converge and had 14 imaginary modes (Appendix A.1); Malola et al. (2012) reported a water-assisted DFT pathway whose effective barrier depended on the water reference state, but no direct barrier comparison is justified here.</w:t>
       </w:r>
     </w:p>
     <w:p>
@@ -7566,7 +8148,7 @@
           <w:color w:val="000000"/>
           <w:sz w:val="24"/>
         </w:rPr>
-        <w:t>Table 4.6 compares harmonic Gibbs energies at 298.15 K and 1003.15 K, using the separated cluster and adsorbate as the reference. Water has the more favourable adsorption Gibbs energy at both temperatures. Its Gibbs-energy advantage increases from 11.82 kJ mol</w:t>
+        <w:t>At 298.15 K, the harmonic adsorption Gibbs energies favoured water over vanadic acid by 11.82 kJ mol</w:t>
       </w:r>
       <w:r>
         <w:rPr>
@@ -7587,7 +8169,7 @@
           <w:color w:val="000000"/>
           <w:sz w:val="24"/>
         </w:rPr>
-        <w:t xml:space="preserve"> at 298.15 K to 66.36 kJ mol</w:t>
+        <w:t>. At 1003.15 K, the preference increased to 66.36 kJ mol</w:t>
       </w:r>
       <w:r>
         <w:rPr>
@@ -7608,7 +8190,49 @@
           <w:color w:val="000000"/>
           <w:sz w:val="24"/>
         </w:rPr>
-        <w:t xml:space="preserve"> at 1003.15 K. Appendix B.4 shows the thermal-correction substitutions.</w:t>
+        <w:t>, with both pre-reaction complexes having positive standard adsorption Gibbs energies (Table 4.6). The post-adsorption minima also became less favourable as temperature increased: V-I1 shifted from −35.77 to +108.32 kJ mol</w:t>
+      </w:r>
+      <w:r>
+        <w:rPr>
+          <w:rFonts w:ascii="Times New Roman" w:hAnsi="Times New Roman" w:cs="Times New Roman" w:eastAsia="Times New Roman"/>
+          <w:b w:val="0"/>
+          <w:i w:val="0"/>
+          <w:color w:val="000000"/>
+          <w:sz w:val="24"/>
+          <w:vertAlign w:val="superscript"/>
+        </w:rPr>
+        <w:t>-1</w:t>
+      </w:r>
+      <w:r>
+        <w:rPr>
+          <w:rFonts w:ascii="Times New Roman" w:hAnsi="Times New Roman" w:cs="Times New Roman" w:eastAsia="Times New Roman"/>
+          <w:b w:val="0"/>
+          <w:i w:val="0"/>
+          <w:color w:val="000000"/>
+          <w:sz w:val="24"/>
+        </w:rPr>
+        <w:t>, and W-P shifted from +30.79 to +132.66 kJ mol</w:t>
+      </w:r>
+      <w:r>
+        <w:rPr>
+          <w:rFonts w:ascii="Times New Roman" w:hAnsi="Times New Roman" w:cs="Times New Roman" w:eastAsia="Times New Roman"/>
+          <w:b w:val="0"/>
+          <w:i w:val="0"/>
+          <w:color w:val="000000"/>
+          <w:sz w:val="24"/>
+          <w:vertAlign w:val="superscript"/>
+        </w:rPr>
+        <w:t>-1</w:t>
+      </w:r>
+      <w:r>
+        <w:rPr>
+          <w:rFonts w:ascii="Times New Roman" w:hAnsi="Times New Roman" w:cs="Times New Roman" w:eastAsia="Times New Roman"/>
+          <w:b w:val="0"/>
+          <w:i w:val="0"/>
+          <w:color w:val="000000"/>
+          <w:sz w:val="24"/>
+        </w:rPr>
+        <w:t>.</w:t>
       </w:r>
     </w:p>
     <w:p>
@@ -7620,16 +8244,16 @@
         <w:ind w:firstLine="0" w:left="0"/>
         <w:jc w:val="left"/>
       </w:pPr>
-      <w:bookmarkStart w:id="14" w:name="Table_4_6"/>
-      <w:r>
-        <w:rPr>
-          <w:rFonts w:ascii="Times New Roman" w:hAnsi="Times New Roman" w:cs="Times New Roman" w:eastAsia="Times New Roman"/>
-          <w:b w:val="0"/>
-          <w:i w:val="0"/>
-          <w:color w:val="000000"/>
-          <w:sz w:val="24"/>
-        </w:rPr>
-        <w:t>Table 4.6: Harmonic Gibbs free energies relative to the separated cluster and adsorbate (kJ mol</w:t>
+      <w:bookmarkStart w:id="13" w:name="Table_4_6"/>
+      <w:r>
+        <w:rPr>
+          <w:rFonts w:ascii="Times New Roman" w:hAnsi="Times New Roman" w:cs="Times New Roman" w:eastAsia="Times New Roman"/>
+          <w:b w:val="0"/>
+          <w:i w:val="0"/>
+          <w:color w:val="000000"/>
+          <w:sz w:val="24"/>
+        </w:rPr>
+        <w:t>Table 4.6: Harmonic standard Gibbs energies of adsorption relative to the separated cluster and adsorbate (kJ mol</w:t>
       </w:r>
       <w:r>
         <w:rPr>
@@ -7652,7 +8276,7 @@
         </w:rPr>
         <w:t>)</w:t>
       </w:r>
-      <w:bookmarkEnd w:id="14"/>
+      <w:bookmarkEnd w:id="13"/>
     </w:p>
     <w:tbl>
       <w:tblPr>
@@ -7723,7 +8347,39 @@
                 <w:color w:val="000000"/>
                 <w:sz w:val="24"/>
               </w:rPr>
-              <w:t>ΔG at 298.15 K</w:t>
+              <w:t>ΔG</w:t>
+            </w:r>
+            <w:r>
+              <w:rPr>
+                <w:rFonts w:ascii="Times New Roman" w:hAnsi="Times New Roman" w:cs="Times New Roman" w:eastAsia="Times New Roman"/>
+                <w:b/>
+                <w:i w:val="0"/>
+                <w:color w:val="000000"/>
+                <w:sz w:val="24"/>
+                <w:vertAlign w:val="superscript"/>
+              </w:rPr>
+              <w:t>°</w:t>
+            </w:r>
+            <w:r>
+              <w:rPr>
+                <w:rFonts w:ascii="Times New Roman" w:hAnsi="Times New Roman" w:cs="Times New Roman" w:eastAsia="Times New Roman"/>
+                <w:b/>
+                <w:i w:val="0"/>
+                <w:color w:val="000000"/>
+                <w:sz w:val="24"/>
+                <w:vertAlign w:val="subscript"/>
+              </w:rPr>
+              <w:t>ads</w:t>
+            </w:r>
+            <w:r>
+              <w:rPr>
+                <w:rFonts w:ascii="Times New Roman" w:hAnsi="Times New Roman" w:cs="Times New Roman" w:eastAsia="Times New Roman"/>
+                <w:b/>
+                <w:i w:val="0"/>
+                <w:color w:val="000000"/>
+                <w:sz w:val="24"/>
+              </w:rPr>
+              <w:t xml:space="preserve"> at 298.15 K</w:t>
             </w:r>
           </w:p>
         </w:tc>
@@ -7747,7 +8403,39 @@
                 <w:color w:val="000000"/>
                 <w:sz w:val="24"/>
               </w:rPr>
-              <w:t>ΔG at 1003.15 K</w:t>
+              <w:t>ΔG</w:t>
+            </w:r>
+            <w:r>
+              <w:rPr>
+                <w:rFonts w:ascii="Times New Roman" w:hAnsi="Times New Roman" w:cs="Times New Roman" w:eastAsia="Times New Roman"/>
+                <w:b/>
+                <w:i w:val="0"/>
+                <w:color w:val="000000"/>
+                <w:sz w:val="24"/>
+                <w:vertAlign w:val="superscript"/>
+              </w:rPr>
+              <w:t>°</w:t>
+            </w:r>
+            <w:r>
+              <w:rPr>
+                <w:rFonts w:ascii="Times New Roman" w:hAnsi="Times New Roman" w:cs="Times New Roman" w:eastAsia="Times New Roman"/>
+                <w:b/>
+                <w:i w:val="0"/>
+                <w:color w:val="000000"/>
+                <w:sz w:val="24"/>
+                <w:vertAlign w:val="subscript"/>
+              </w:rPr>
+              <w:t>ads</w:t>
+            </w:r>
+            <w:r>
+              <w:rPr>
+                <w:rFonts w:ascii="Times New Roman" w:hAnsi="Times New Roman" w:cs="Times New Roman" w:eastAsia="Times New Roman"/>
+                <w:b/>
+                <w:i w:val="0"/>
+                <w:color w:val="000000"/>
+                <w:sz w:val="24"/>
+              </w:rPr>
+              <w:t xml:space="preserve"> at 1003.15 K</w:t>
             </w:r>
           </w:p>
         </w:tc>
@@ -7800,7 +8488,7 @@
                 <w:color w:val="000000"/>
                 <w:sz w:val="24"/>
               </w:rPr>
-              <w:t>−17.0</w:t>
+              <w:t>−17.05</w:t>
             </w:r>
           </w:p>
         </w:tc>
@@ -7824,7 +8512,7 @@
                 <w:color w:val="000000"/>
                 <w:sz w:val="24"/>
               </w:rPr>
-              <w:t>+133.4</w:t>
+              <w:t>+133.39</w:t>
             </w:r>
           </w:p>
         </w:tc>
@@ -7877,7 +8565,7 @@
                 <w:color w:val="000000"/>
                 <w:sz w:val="24"/>
               </w:rPr>
-              <w:t>−35.8</w:t>
+              <w:t>−35.77</w:t>
             </w:r>
           </w:p>
         </w:tc>
@@ -7901,7 +8589,7 @@
                 <w:color w:val="000000"/>
                 <w:sz w:val="24"/>
               </w:rPr>
-              <w:t>+108.3</w:t>
+              <w:t>+108.32</w:t>
             </w:r>
           </w:p>
         </w:tc>
@@ -7954,7 +8642,7 @@
                 <w:color w:val="000000"/>
                 <w:sz w:val="24"/>
               </w:rPr>
-              <w:t>−28.9</w:t>
+              <w:t>−28.87</w:t>
             </w:r>
           </w:p>
         </w:tc>
@@ -7978,7 +8666,7 @@
                 <w:color w:val="000000"/>
                 <w:sz w:val="24"/>
               </w:rPr>
-              <w:t>+67.0</w:t>
+              <w:t>+67.03</w:t>
             </w:r>
           </w:p>
         </w:tc>
@@ -8031,7 +8719,7 @@
                 <w:color w:val="000000"/>
                 <w:sz w:val="24"/>
               </w:rPr>
-              <w:t>+30.8</w:t>
+              <w:t>+30.79</w:t>
             </w:r>
           </w:p>
         </w:tc>
@@ -8055,7 +8743,7 @@
                 <w:color w:val="000000"/>
                 <w:sz w:val="24"/>
               </w:rPr>
-              <w:t>+132.7</w:t>
+              <w:t>+132.66</w:t>
             </w:r>
           </w:p>
         </w:tc>
@@ -8081,28 +8769,7 @@
           <w:color w:val="000000"/>
           <w:sz w:val="24"/>
         </w:rPr>
-        <w:t>At 1003.15 K, both pre-reaction complexes have positive standard adsorption Gibbs energies, while W-PRC is lower by 66.36 kJ mol</w:t>
-      </w:r>
-      <w:r>
-        <w:rPr>
-          <w:rFonts w:ascii="Times New Roman" w:hAnsi="Times New Roman" w:cs="Times New Roman" w:eastAsia="Times New Roman"/>
-          <w:b w:val="0"/>
-          <w:i w:val="0"/>
-          <w:color w:val="000000"/>
-          <w:sz w:val="24"/>
-          <w:vertAlign w:val="superscript"/>
-        </w:rPr>
-        <w:t>-1</w:t>
-      </w:r>
-      <w:r>
-        <w:rPr>
-          <w:rFonts w:ascii="Times New Roman" w:hAnsi="Times New Roman" w:cs="Times New Roman" w:eastAsia="Times New Roman"/>
-          <w:b w:val="0"/>
-          <w:i w:val="0"/>
-          <w:color w:val="000000"/>
-          <w:sz w:val="24"/>
-        </w:rPr>
-        <w:t>. These harmonic values establish the temperature-dependent ordering used in the conditional site-occupation calculation in Section 4.5. The larger separation at 1003.15 K reflects the differing thermal corrections for V-PRC and W-PRC in Table B.1.</w:t>
+        <w:t>The Gibbs-energy ranking reverses the electronic adsorption preference reported in Section 4.2, and the water advantage widens with temperature because the thermal corrections differ between V-PRC and W-PRC (Appendix B.4). This sensitivity to thermochemical reference states is consistent with Malola et al.'s (2012) finding that the water reference affects calculated dealumination energetics, although their periodic pathway is not directly comparable with this cluster adsorption model. The 1003.15 K values use ideal-gas, rigid-rotor, harmonic-oscillator thermochemistry and do not include pore confinement or coverage-dependent interactions.</w:t>
       </w:r>
     </w:p>
     <w:p>
@@ -8136,7 +8803,196 @@
           <w:color w:val="000000"/>
           <w:sz w:val="24"/>
         </w:rPr>
-        <w:t>The model combined the 1003.15 K Gibbs adsorption energies for V-PRC and W-PRC with the regenerator gas partial pressures. Equations (3.4) and (3.5) were used to calculate the equilibrium constants and conditional site fractions in Table 4.7. Appendix B.1 and B.5 show the pressure and site-fraction substitutions.</w:t>
+        <w:t>Using the 1003.15 K Gibbs energies and regenerator partial pressures, the conditional single-site model gives a water fraction of 1.29 × 10</w:t>
+      </w:r>
+      <w:r>
+        <w:rPr>
+          <w:rFonts w:ascii="Times New Roman" w:hAnsi="Times New Roman" w:cs="Times New Roman" w:eastAsia="Times New Roman"/>
+          <w:b w:val="0"/>
+          <w:i w:val="0"/>
+          <w:color w:val="000000"/>
+          <w:sz w:val="24"/>
+          <w:vertAlign w:val="superscript"/>
+        </w:rPr>
+        <w:t>-4</w:t>
+      </w:r>
+      <w:r>
+        <w:rPr>
+          <w:rFonts w:ascii="Times New Roman" w:hAnsi="Times New Roman" w:cs="Times New Roman" w:eastAsia="Times New Roman"/>
+          <w:b w:val="0"/>
+          <w:i w:val="0"/>
+          <w:color w:val="000000"/>
+          <w:sz w:val="24"/>
+        </w:rPr>
+        <w:t xml:space="preserve"> and a vanadic-acid fraction of 2.27 × 10</w:t>
+      </w:r>
+      <w:r>
+        <w:rPr>
+          <w:rFonts w:ascii="Times New Roman" w:hAnsi="Times New Roman" w:cs="Times New Roman" w:eastAsia="Times New Roman"/>
+          <w:b w:val="0"/>
+          <w:i w:val="0"/>
+          <w:color w:val="000000"/>
+          <w:sz w:val="24"/>
+          <w:vertAlign w:val="superscript"/>
+        </w:rPr>
+        <w:t>-13</w:t>
+      </w:r>
+      <w:r>
+        <w:rPr>
+          <w:rFonts w:ascii="Times New Roman" w:hAnsi="Times New Roman" w:cs="Times New Roman" w:eastAsia="Times New Roman"/>
+          <w:b w:val="0"/>
+          <w:i w:val="0"/>
+          <w:color w:val="000000"/>
+          <w:sz w:val="24"/>
+        </w:rPr>
+        <w:t xml:space="preserve"> to 2.27 × 10</w:t>
+      </w:r>
+      <w:r>
+        <w:rPr>
+          <w:rFonts w:ascii="Times New Roman" w:hAnsi="Times New Roman" w:cs="Times New Roman" w:eastAsia="Times New Roman"/>
+          <w:b w:val="0"/>
+          <w:i w:val="0"/>
+          <w:color w:val="000000"/>
+          <w:sz w:val="24"/>
+          <w:vertAlign w:val="superscript"/>
+        </w:rPr>
+        <w:t>-12</w:t>
+      </w:r>
+      <w:r>
+        <w:rPr>
+          <w:rFonts w:ascii="Times New Roman" w:hAnsi="Times New Roman" w:cs="Times New Roman" w:eastAsia="Times New Roman"/>
+          <w:b w:val="0"/>
+          <w:i w:val="0"/>
+          <w:color w:val="000000"/>
+          <w:sz w:val="24"/>
+        </w:rPr>
+        <w:t xml:space="preserve"> (Table 4.7). The resulting water-to-vanadic-acid occupation ratio is 5.7 × 10</w:t>
+      </w:r>
+      <w:r>
+        <w:rPr>
+          <w:rFonts w:ascii="Times New Roman" w:hAnsi="Times New Roman" w:cs="Times New Roman" w:eastAsia="Times New Roman"/>
+          <w:b w:val="0"/>
+          <w:i w:val="0"/>
+          <w:color w:val="000000"/>
+          <w:sz w:val="24"/>
+          <w:vertAlign w:val="superscript"/>
+        </w:rPr>
+        <w:t>7</w:t>
+      </w:r>
+      <w:r>
+        <w:rPr>
+          <w:rFonts w:ascii="Times New Roman" w:hAnsi="Times New Roman" w:cs="Times New Roman" w:eastAsia="Times New Roman"/>
+          <w:b w:val="0"/>
+          <w:i w:val="0"/>
+          <w:color w:val="000000"/>
+          <w:sz w:val="24"/>
+        </w:rPr>
+        <w:t xml:space="preserve"> to 5.7 × 10</w:t>
+      </w:r>
+      <w:r>
+        <w:rPr>
+          <w:rFonts w:ascii="Times New Roman" w:hAnsi="Times New Roman" w:cs="Times New Roman" w:eastAsia="Times New Roman"/>
+          <w:b w:val="0"/>
+          <w:i w:val="0"/>
+          <w:color w:val="000000"/>
+          <w:sz w:val="24"/>
+          <w:vertAlign w:val="superscript"/>
+        </w:rPr>
+        <w:t>8</w:t>
+      </w:r>
+      <w:r>
+        <w:rPr>
+          <w:rFonts w:ascii="Times New Roman" w:hAnsi="Times New Roman" w:cs="Times New Roman" w:eastAsia="Times New Roman"/>
+          <w:b w:val="0"/>
+          <w:i w:val="0"/>
+          <w:color w:val="000000"/>
+          <w:sz w:val="24"/>
+        </w:rPr>
+        <w:t>; the standard equilibrium constants and substitutions are given in Appendix B.5. At the 3.37 × 10</w:t>
+      </w:r>
+      <w:r>
+        <w:rPr>
+          <w:rFonts w:ascii="Times New Roman" w:hAnsi="Times New Roman" w:cs="Times New Roman" w:eastAsia="Times New Roman"/>
+          <w:b w:val="0"/>
+          <w:i w:val="0"/>
+          <w:color w:val="000000"/>
+          <w:sz w:val="24"/>
+          <w:vertAlign w:val="superscript"/>
+        </w:rPr>
+        <w:t>-6</w:t>
+      </w:r>
+      <w:r>
+        <w:rPr>
+          <w:rFonts w:ascii="Times New Roman" w:hAnsi="Times New Roman" w:cs="Times New Roman" w:eastAsia="Times New Roman"/>
+          <w:b w:val="0"/>
+          <w:i w:val="0"/>
+          <w:color w:val="000000"/>
+          <w:sz w:val="24"/>
+        </w:rPr>
+        <w:t xml:space="preserve"> atm H</w:t>
+      </w:r>
+      <w:r>
+        <w:rPr>
+          <w:rFonts w:ascii="Times New Roman" w:hAnsi="Times New Roman" w:cs="Times New Roman" w:eastAsia="Times New Roman"/>
+          <w:b w:val="0"/>
+          <w:i w:val="0"/>
+          <w:color w:val="000000"/>
+          <w:sz w:val="24"/>
+          <w:vertAlign w:val="subscript"/>
+        </w:rPr>
+        <w:t>3</w:t>
+      </w:r>
+      <w:r>
+        <w:rPr>
+          <w:rFonts w:ascii="Times New Roman" w:hAnsi="Times New Roman" w:cs="Times New Roman" w:eastAsia="Times New Roman"/>
+          <w:b w:val="0"/>
+          <w:i w:val="0"/>
+          <w:color w:val="000000"/>
+          <w:sz w:val="24"/>
+        </w:rPr>
+        <w:t>VO</w:t>
+      </w:r>
+      <w:r>
+        <w:rPr>
+          <w:rFonts w:ascii="Times New Roman" w:hAnsi="Times New Roman" w:cs="Times New Roman" w:eastAsia="Times New Roman"/>
+          <w:b w:val="0"/>
+          <w:i w:val="0"/>
+          <w:color w:val="000000"/>
+          <w:sz w:val="24"/>
+          <w:vertAlign w:val="subscript"/>
+        </w:rPr>
+        <w:t>4</w:t>
+      </w:r>
+      <w:r>
+        <w:rPr>
+          <w:rFonts w:ascii="Times New Roman" w:hAnsi="Times New Roman" w:cs="Times New Roman" w:eastAsia="Times New Roman"/>
+          <w:b w:val="0"/>
+          <w:i w:val="0"/>
+          <w:color w:val="000000"/>
+          <w:sz w:val="24"/>
+        </w:rPr>
+        <w:t xml:space="preserve"> partial pressure reported by Trujillo et al. (1997), the calculated ratio is approximately 3.39 × 10</w:t>
+      </w:r>
+      <w:r>
+        <w:rPr>
+          <w:rFonts w:ascii="Times New Roman" w:hAnsi="Times New Roman" w:cs="Times New Roman" w:eastAsia="Times New Roman"/>
+          <w:b w:val="0"/>
+          <w:i w:val="0"/>
+          <w:color w:val="000000"/>
+          <w:sz w:val="24"/>
+          <w:vertAlign w:val="superscript"/>
+        </w:rPr>
+        <w:t>8</w:t>
+      </w:r>
+      <w:r>
+        <w:rPr>
+          <w:rFonts w:ascii="Times New Roman" w:hAnsi="Times New Roman" w:cs="Times New Roman" w:eastAsia="Times New Roman"/>
+          <w:b w:val="0"/>
+          <w:i w:val="0"/>
+          <w:color w:val="000000"/>
+          <w:sz w:val="24"/>
+        </w:rPr>
+        <w:t>.</w:t>
       </w:r>
     </w:p>
     <w:p>
@@ -8148,7 +9004,7 @@
         <w:ind w:firstLine="0" w:left="0"/>
         <w:jc w:val="left"/>
       </w:pPr>
-      <w:bookmarkStart w:id="15" w:name="Table_4_7"/>
+      <w:bookmarkStart w:id="14" w:name="Table_4_7"/>
       <w:r>
         <w:rPr>
           <w:rFonts w:ascii="Times New Roman" w:hAnsi="Times New Roman" w:cs="Times New Roman" w:eastAsia="Times New Roman"/>
@@ -8159,7 +9015,7 @@
         </w:rPr>
         <w:t>Table 4.7: Formal single-site occupation estimate at 1003.15 K</w:t>
       </w:r>
-      <w:bookmarkEnd w:id="15"/>
+      <w:bookmarkEnd w:id="14"/>
     </w:p>
     <w:tbl>
       <w:tblPr>
@@ -8231,7 +9087,28 @@
                 <w:color w:val="000000"/>
                 <w:sz w:val="24"/>
               </w:rPr>
-              <w:t>K° at 1003.15 K</w:t>
+              <w:t>K</w:t>
+            </w:r>
+            <w:r>
+              <w:rPr>
+                <w:rFonts w:ascii="Times New Roman" w:hAnsi="Times New Roman" w:cs="Times New Roman" w:eastAsia="Times New Roman"/>
+                <w:b/>
+                <w:i w:val="0"/>
+                <w:color w:val="000000"/>
+                <w:sz w:val="24"/>
+                <w:vertAlign w:val="superscript"/>
+              </w:rPr>
+              <w:t>°</w:t>
+            </w:r>
+            <w:r>
+              <w:rPr>
+                <w:rFonts w:ascii="Times New Roman" w:hAnsi="Times New Roman" w:cs="Times New Roman" w:eastAsia="Times New Roman"/>
+                <w:b/>
+                <w:i w:val="0"/>
+                <w:color w:val="000000"/>
+                <w:sz w:val="24"/>
+              </w:rPr>
+              <w:t xml:space="preserve"> at 1003.15 K</w:t>
             </w:r>
           </w:p>
         </w:tc>
@@ -8255,7 +9132,18 @@
                 <w:color w:val="000000"/>
                 <w:sz w:val="24"/>
               </w:rPr>
-              <w:t>Partial pressure p/p°</w:t>
+              <w:t>Partial pressure p/p</w:t>
+            </w:r>
+            <w:r>
+              <w:rPr>
+                <w:rFonts w:ascii="Times New Roman" w:hAnsi="Times New Roman" w:cs="Times New Roman" w:eastAsia="Times New Roman"/>
+                <w:b/>
+                <w:i w:val="0"/>
+                <w:color w:val="000000"/>
+                <w:sz w:val="24"/>
+                <w:vertAlign w:val="superscript"/>
+              </w:rPr>
+              <w:t>°</w:t>
             </w:r>
           </w:p>
         </w:tc>
@@ -8853,23 +9741,7 @@
           <w:color w:val="000000"/>
           <w:sz w:val="24"/>
         </w:rPr>
-        <w:t>For the stated pressure range, the formal estimate assigns the larger site fraction to water. Its single-site result uses ideal-gas standard states, one equivalent site, and independent adsorbates; Appendix B.5 presents the full arithmetic. The result characterises the specified gas-phase model for comparison with pore-aware calculations.</w:t>
-      </w:r>
-    </w:p>
-    <w:p>
-      <w:pPr>
-        <w:pStyle w:val="Heading2"/>
-        <w:jc w:val="left"/>
-      </w:pPr>
-      <w:r>
-        <w:rPr>
-          <w:rFonts w:ascii="Times New Roman" w:hAnsi="Times New Roman" w:cs="Times New Roman" w:eastAsia="Times New Roman"/>
-          <w:b/>
-          <w:i w:val="0"/>
-          <w:color w:val="000000"/>
-          <w:sz w:val="24"/>
-        </w:rPr>
-        <w:t>4.6 Relation to Proposed Mechanisms</w:t>
+        <w:t>The model predicts a much greater conditional occupation by water under the stated steam-rich gas composition, in line with the steam-dominated interpretation discussed by Pine (1990). The predicted fractions are small despite their large ratio, so they represent relative competition in the specified equilibrium model rather than measured coverage or reaction rate. The result does not exclude the vanadic-acid route proposed by Wormsbecher et al. (1986): Trujillo et al. (1997) discussed local vanadium enrichment, whereas the present estimate uses bulk gas partial pressures and does not model pore confinement or competing reaction barriers.</w:t>
       </w:r>
     </w:p>
     <w:p>
@@ -8887,13 +9759,34 @@
           <w:color w:val="000000"/>
           <w:sz w:val="24"/>
         </w:rPr>
-        <w:t>The DFT energies favour electronic binding of vanadic acid, while the high-temperature Gibbs energies and steam-rich gas favour water in the conditional site-occupation scenario. Table 2.1 and Figure 2.3 place these results alongside the vanadic-acid, steam-dominated, and sodium-mediated mechanisms discussed by Wormsbecher et al. (1986), Trujillo et al. (1997), Pine (1990), and Xu et al. (2002). The adsorption calculations address acid-site association, while the pathway search provides a screening-level comparison of the first Al–O cleavage step; Appendix A records the corresponding job statuses. Together, the results identify electronic binding, thermal competition, and pathway energy as separate quantities for evaluating Zeolite Y dealumination.</w:t>
+        <w:t>---</w:t>
       </w:r>
     </w:p>
     <w:p>
       <w:pPr>
+        <w:keepNext/>
+        <w:keepLines/>
+        <w:pageBreakBefore/>
+        <w:spacing w:line="240" w:lineRule="auto" w:before="0" w:after="0"/>
+        <w:ind w:firstLine="0"/>
+        <w:jc w:val="center"/>
+      </w:pPr>
+      <w:r>
+        <w:rPr>
+          <w:rFonts w:ascii="Times New Roman" w:hAnsi="Times New Roman" w:cs="Times New Roman" w:eastAsia="Times New Roman"/>
+          <w:b/>
+          <w:i w:val="0"/>
+          <w:color w:val="000000"/>
+          <w:sz w:val="24"/>
+        </w:rPr>
+        <w:t>CHAPTER FIVE</w:t>
+      </w:r>
+    </w:p>
+    <w:p>
+      <w:pPr>
         <w:pStyle w:val="Heading1"/>
-        <w:pageBreakBefore/>
+        <w:pageBreakBefore w:val="0"/>
+        <w:spacing w:before="0"/>
         <w:jc w:val="left"/>
       </w:pPr>
       <w:r>
@@ -10279,7 +11172,7 @@
         <w:ind w:firstLine="0" w:left="0"/>
         <w:jc w:val="left"/>
       </w:pPr>
-      <w:bookmarkStart w:id="16" w:name="Table_Table_A_1__DFT_reference"/>
+      <w:bookmarkStart w:id="15" w:name="Table_Table_A_1__DFT_reference"/>
       <w:r>
         <w:rPr>
           <w:rFonts w:ascii="Times New Roman" w:hAnsi="Times New Roman" w:cs="Times New Roman" w:eastAsia="Times New Roman"/>
@@ -10290,7 +11183,7 @@
         </w:rPr>
         <w:t>Table A.1: DFT reference, adsorption, and pathway calculation register</w:t>
       </w:r>
-      <w:bookmarkEnd w:id="16"/>
+      <w:bookmarkEnd w:id="15"/>
     </w:p>
     <w:tbl>
       <w:tblPr>
@@ -11639,7 +12532,7 @@
         <w:ind w:firstLine="0" w:left="0"/>
         <w:jc w:val="left"/>
       </w:pPr>
-      <w:bookmarkStart w:id="17" w:name="Table_Table_A_2__PBE0_counterp"/>
+      <w:bookmarkStart w:id="16" w:name="Table_Table_A_2__PBE0_counterp"/>
       <w:r>
         <w:rPr>
           <w:rFonts w:ascii="Times New Roman" w:hAnsi="Times New Roman" w:cs="Times New Roman" w:eastAsia="Times New Roman"/>
@@ -11650,7 +12543,7 @@
         </w:rPr>
         <w:t>Table A.2: PBE0 counterpoise ghost-fragment calculation register</w:t>
       </w:r>
-      <w:bookmarkEnd w:id="17"/>
+      <w:bookmarkEnd w:id="16"/>
     </w:p>
     <w:tbl>
       <w:tblPr>
@@ -12291,7 +13184,7 @@
         <w:ind w:firstLine="0" w:left="0"/>
         <w:jc w:val="left"/>
       </w:pPr>
-      <w:bookmarkStart w:id="18" w:name="Table_Table_A_3__Tier_1_pathwa"/>
+      <w:bookmarkStart w:id="17" w:name="Table_Table_A_3__Tier_1_pathwa"/>
       <w:r>
         <w:rPr>
           <w:rFonts w:ascii="Times New Roman" w:hAnsi="Times New Roman" w:cs="Times New Roman" w:eastAsia="Times New Roman"/>
@@ -12302,7 +13195,7 @@
         </w:rPr>
         <w:t>Table A.3: Tier 1 pathway candidate and two-sided displacement register</w:t>
       </w:r>
-      <w:bookmarkEnd w:id="18"/>
+      <w:bookmarkEnd w:id="17"/>
     </w:p>
     <w:tbl>
       <w:tblPr>
@@ -12905,11 +13798,19 @@
     </w:p>
     <w:p>
       <w:pPr>
+        <w:keepLines/>
         <w:widowControl/>
-        <w:spacing w:line="240" w:lineRule="auto" w:before="0" w:after="0"/>
-        <w:ind w:firstLine="0" w:left="0"/>
-        <w:jc w:val="center"/>
-      </w:pPr>
+        <w:tabs>
+          <w:tab w:pos="4252" w:val="center"/>
+          <w:tab w:pos="8504" w:val="right"/>
+        </w:tabs>
+        <w:spacing w:line="240" w:lineRule="auto" w:before="0" w:after="240"/>
+        <w:ind w:left="0" w:right="0" w:firstLine="0"/>
+        <w:jc w:val="left"/>
+      </w:pPr>
+      <w:r>
+        <w:tab/>
+      </w:r>
       <w:r>
         <w:rPr>
           <w:rFonts w:ascii="Times New Roman" w:hAnsi="Times New Roman" w:cs="Times New Roman" w:eastAsia="Times New Roman"/>
@@ -12941,12 +13842,9 @@
         </w:rPr>
         <w:t>O) = 0.20 × 2 atm = 0.40 atm</w:t>
       </w:r>
-    </w:p>
-    <w:p>
-      <w:pPr>
-        <w:spacing w:line="240" w:lineRule="auto" w:after="240"/>
-        <w:jc w:val="right"/>
-      </w:pPr>
+      <w:r>
+        <w:tab/>
+      </w:r>
       <w:r>
         <w:rPr>
           <w:rFonts w:ascii="Times New Roman" w:hAnsi="Times New Roman" w:cs="Times New Roman" w:eastAsia="Times New Roman"/>
@@ -13020,11 +13918,19 @@
     </w:p>
     <w:p>
       <w:pPr>
+        <w:keepLines/>
         <w:widowControl/>
-        <w:spacing w:line="240" w:lineRule="auto" w:before="0" w:after="0"/>
-        <w:ind w:firstLine="0" w:left="0"/>
-        <w:jc w:val="center"/>
-      </w:pPr>
+        <w:tabs>
+          <w:tab w:pos="4252" w:val="center"/>
+          <w:tab w:pos="8504" w:val="right"/>
+        </w:tabs>
+        <w:spacing w:line="240" w:lineRule="auto" w:before="0" w:after="240"/>
+        <w:ind w:left="0" w:right="0" w:firstLine="0"/>
+        <w:jc w:val="left"/>
+      </w:pPr>
+      <w:r>
+        <w:tab/>
+      </w:r>
       <w:r>
         <w:rPr>
           <w:rFonts w:ascii="Times New Roman" w:hAnsi="Times New Roman" w:cs="Times New Roman" w:eastAsia="Times New Roman"/>
@@ -13140,12 +14046,9 @@
         </w:rPr>
         <w:t xml:space="preserve"> atm</w:t>
       </w:r>
-    </w:p>
-    <w:p>
-      <w:pPr>
-        <w:spacing w:line="240" w:lineRule="auto" w:after="240"/>
-        <w:jc w:val="right"/>
-      </w:pPr>
+      <w:r>
+        <w:tab/>
+      </w:r>
       <w:r>
         <w:rPr>
           <w:rFonts w:ascii="Times New Roman" w:hAnsi="Times New Roman" w:cs="Times New Roman" w:eastAsia="Times New Roman"/>
@@ -13198,11 +14101,19 @@
     </w:p>
     <w:p>
       <w:pPr>
+        <w:keepLines/>
         <w:widowControl/>
-        <w:spacing w:line="240" w:lineRule="auto" w:before="0" w:after="0"/>
-        <w:ind w:firstLine="0" w:left="0"/>
-        <w:jc w:val="center"/>
-      </w:pPr>
+        <w:tabs>
+          <w:tab w:pos="4252" w:val="center"/>
+          <w:tab w:pos="8504" w:val="right"/>
+        </w:tabs>
+        <w:spacing w:line="240" w:lineRule="auto" w:before="0" w:after="240"/>
+        <w:ind w:left="0" w:right="0" w:firstLine="0"/>
+        <w:jc w:val="left"/>
+      </w:pPr>
+      <w:r>
+        <w:tab/>
+      </w:r>
       <w:r>
         <w:rPr>
           <w:rFonts w:ascii="Times New Roman" w:hAnsi="Times New Roman" w:cs="Times New Roman" w:eastAsia="Times New Roman"/>
@@ -13297,12 +14208,9 @@
         </w:rPr>
         <w:t xml:space="preserve"> = 1.685 ppm</w:t>
       </w:r>
-    </w:p>
-    <w:p>
-      <w:pPr>
-        <w:spacing w:line="240" w:lineRule="auto" w:after="240"/>
-        <w:jc w:val="right"/>
-      </w:pPr>
+      <w:r>
+        <w:tab/>
+      </w:r>
       <w:r>
         <w:rPr>
           <w:rFonts w:ascii="Times New Roman" w:hAnsi="Times New Roman" w:cs="Times New Roman" w:eastAsia="Times New Roman"/>
@@ -13368,11 +14276,19 @@
     </w:p>
     <w:p>
       <w:pPr>
+        <w:keepLines/>
         <w:widowControl/>
-        <w:spacing w:line="240" w:lineRule="auto" w:before="0" w:after="0"/>
-        <w:ind w:firstLine="0" w:left="0"/>
-        <w:jc w:val="center"/>
-      </w:pPr>
+        <w:tabs>
+          <w:tab w:pos="4252" w:val="center"/>
+          <w:tab w:pos="8504" w:val="right"/>
+        </w:tabs>
+        <w:spacing w:line="240" w:lineRule="auto" w:before="0" w:after="240"/>
+        <w:ind w:left="0" w:right="0" w:firstLine="0"/>
+        <w:jc w:val="left"/>
+      </w:pPr>
+      <w:r>
+        <w:tab/>
+      </w:r>
       <w:r>
         <w:rPr>
           <w:rFonts w:ascii="Times New Roman" w:hAnsi="Times New Roman" w:cs="Times New Roman" w:eastAsia="Times New Roman"/>
@@ -13424,31 +14340,36 @@
           <w:sz w:val="24"/>
         </w:rPr>
         <w:t>) = −1709.394093884 − 1246.825013959 = −2956.219107843 Eh</w:t>
+      </w:r>
+      <w:r>
+        <w:tab/>
+      </w:r>
+      <w:r>
+        <w:rPr>
+          <w:rFonts w:ascii="Times New Roman" w:hAnsi="Times New Roman" w:cs="Times New Roman" w:eastAsia="Times New Roman"/>
+          <w:b w:val="0"/>
+          <w:i w:val="0"/>
+          <w:color w:val="000000"/>
+          <w:sz w:val="24"/>
+        </w:rPr>
+        <w:t>(B.4)</w:t>
       </w:r>
     </w:p>
     <w:p>
       <w:pPr>
-        <w:spacing w:line="240" w:lineRule="auto" w:after="240"/>
-        <w:jc w:val="right"/>
-      </w:pPr>
-      <w:r>
-        <w:rPr>
-          <w:rFonts w:ascii="Times New Roman" w:hAnsi="Times New Roman" w:cs="Times New Roman" w:eastAsia="Times New Roman"/>
-          <w:b w:val="0"/>
-          <w:i w:val="0"/>
-          <w:color w:val="000000"/>
-          <w:sz w:val="24"/>
-        </w:rPr>
-        <w:t>(B.4)</w:t>
-      </w:r>
-    </w:p>
-    <w:p>
-      <w:pPr>
+        <w:keepLines/>
         <w:widowControl/>
-        <w:spacing w:line="240" w:lineRule="auto" w:before="0" w:after="0"/>
-        <w:ind w:firstLine="0" w:left="0"/>
-        <w:jc w:val="center"/>
-      </w:pPr>
+        <w:tabs>
+          <w:tab w:pos="4252" w:val="center"/>
+          <w:tab w:pos="8504" w:val="right"/>
+        </w:tabs>
+        <w:spacing w:line="240" w:lineRule="auto" w:before="0" w:after="240"/>
+        <w:ind w:left="0" w:right="0" w:firstLine="0"/>
+        <w:jc w:val="left"/>
+      </w:pPr>
+      <w:r>
+        <w:tab/>
+      </w:r>
       <w:r>
         <w:rPr>
           <w:rFonts w:ascii="Times New Roman" w:hAnsi="Times New Roman" w:cs="Times New Roman" w:eastAsia="Times New Roman"/>
@@ -13468,17 +14389,17 @@
           <w:sz w:val="24"/>
           <w:vertAlign w:val="subscript"/>
         </w:rPr>
-        <w:t>a</w:t>
-      </w:r>
-      <w:r>
-        <w:rPr>
-          <w:rFonts w:ascii="Times New Roman" w:hAnsi="Times New Roman" w:cs="Times New Roman" w:eastAsia="Times New Roman"/>
-          <w:b w:val="0"/>
-          <w:i w:val="0"/>
-          <w:color w:val="000000"/>
-          <w:sz w:val="24"/>
-        </w:rPr>
-        <w:t>d</w:t>
+        <w:t>ads</w:t>
+      </w:r>
+      <w:r>
+        <w:rPr>
+          <w:rFonts w:ascii="Times New Roman" w:hAnsi="Times New Roman" w:cs="Times New Roman" w:eastAsia="Times New Roman"/>
+          <w:b w:val="0"/>
+          <w:i w:val="0"/>
+          <w:color w:val="000000"/>
+          <w:sz w:val="24"/>
+        </w:rPr>
+        <w:t>(H</w:t>
       </w:r>
       <w:r>
         <w:rPr>
@@ -13489,17 +14410,17 @@
           <w:sz w:val="24"/>
           <w:vertAlign w:val="subscript"/>
         </w:rPr>
-        <w:t>s</w:t>
-      </w:r>
-      <w:r>
-        <w:rPr>
-          <w:rFonts w:ascii="Times New Roman" w:hAnsi="Times New Roman" w:cs="Times New Roman" w:eastAsia="Times New Roman"/>
-          <w:b w:val="0"/>
-          <w:i w:val="0"/>
-          <w:color w:val="000000"/>
-          <w:sz w:val="24"/>
-        </w:rPr>
-        <w:t>(H</w:t>
+        <w:t>3</w:t>
+      </w:r>
+      <w:r>
+        <w:rPr>
+          <w:rFonts w:ascii="Times New Roman" w:hAnsi="Times New Roman" w:cs="Times New Roman" w:eastAsia="Times New Roman"/>
+          <w:b w:val="0"/>
+          <w:i w:val="0"/>
+          <w:color w:val="000000"/>
+          <w:sz w:val="24"/>
+        </w:rPr>
+        <w:t>VO</w:t>
       </w:r>
       <w:r>
         <w:rPr>
@@ -13510,27 +14431,6 @@
           <w:sz w:val="24"/>
           <w:vertAlign w:val="subscript"/>
         </w:rPr>
-        <w:t>3</w:t>
-      </w:r>
-      <w:r>
-        <w:rPr>
-          <w:rFonts w:ascii="Times New Roman" w:hAnsi="Times New Roman" w:cs="Times New Roman" w:eastAsia="Times New Roman"/>
-          <w:b w:val="0"/>
-          <w:i w:val="0"/>
-          <w:color w:val="000000"/>
-          <w:sz w:val="24"/>
-        </w:rPr>
-        <w:t>VO</w:t>
-      </w:r>
-      <w:r>
-        <w:rPr>
-          <w:rFonts w:ascii="Times New Roman" w:hAnsi="Times New Roman" w:cs="Times New Roman" w:eastAsia="Times New Roman"/>
-          <w:b w:val="0"/>
-          <w:i w:val="0"/>
-          <w:color w:val="000000"/>
-          <w:sz w:val="24"/>
-          <w:vertAlign w:val="subscript"/>
-        </w:rPr>
         <w:t>4</w:t>
       </w:r>
       <w:r>
@@ -13543,12 +14443,9 @@
         </w:rPr>
         <w:t>, B3LYP) = −2956.254531846 − (−2956.219107843) = −0.035424003 Eh</w:t>
       </w:r>
-    </w:p>
-    <w:p>
-      <w:pPr>
-        <w:spacing w:line="240" w:lineRule="auto" w:after="240"/>
-        <w:jc w:val="right"/>
-      </w:pPr>
+      <w:r>
+        <w:tab/>
+      </w:r>
       <w:r>
         <w:rPr>
           <w:rFonts w:ascii="Times New Roman" w:hAnsi="Times New Roman" w:cs="Times New Roman" w:eastAsia="Times New Roman"/>
@@ -13601,11 +14498,19 @@
     </w:p>
     <w:p>
       <w:pPr>
+        <w:keepLines/>
         <w:widowControl/>
-        <w:spacing w:line="240" w:lineRule="auto" w:before="0" w:after="0"/>
-        <w:ind w:firstLine="0" w:left="0"/>
-        <w:jc w:val="center"/>
-      </w:pPr>
+        <w:tabs>
+          <w:tab w:pos="4252" w:val="center"/>
+          <w:tab w:pos="8504" w:val="right"/>
+        </w:tabs>
+        <w:spacing w:line="240" w:lineRule="auto" w:before="0" w:after="240"/>
+        <w:ind w:left="0" w:right="0" w:firstLine="0"/>
+        <w:jc w:val="left"/>
+      </w:pPr>
+      <w:r>
+        <w:tab/>
+      </w:r>
       <w:r>
         <w:rPr>
           <w:rFonts w:ascii="Times New Roman" w:hAnsi="Times New Roman" w:cs="Times New Roman" w:eastAsia="Times New Roman"/>
@@ -13625,28 +14530,7 @@
           <w:sz w:val="24"/>
           <w:vertAlign w:val="subscript"/>
         </w:rPr>
-        <w:t>a</w:t>
-      </w:r>
-      <w:r>
-        <w:rPr>
-          <w:rFonts w:ascii="Times New Roman" w:hAnsi="Times New Roman" w:cs="Times New Roman" w:eastAsia="Times New Roman"/>
-          <w:b w:val="0"/>
-          <w:i w:val="0"/>
-          <w:color w:val="000000"/>
-          <w:sz w:val="24"/>
-        </w:rPr>
-        <w:t>d</w:t>
-      </w:r>
-      <w:r>
-        <w:rPr>
-          <w:rFonts w:ascii="Times New Roman" w:hAnsi="Times New Roman" w:cs="Times New Roman" w:eastAsia="Times New Roman"/>
-          <w:b w:val="0"/>
-          <w:i w:val="0"/>
-          <w:color w:val="000000"/>
-          <w:sz w:val="24"/>
-          <w:vertAlign w:val="subscript"/>
-        </w:rPr>
-        <w:t>s</w:t>
+        <w:t>ads</w:t>
       </w:r>
       <w:r>
         <w:rPr>
@@ -13669,12 +14553,9 @@
         </w:rPr>
         <w:t>-1</w:t>
       </w:r>
-    </w:p>
-    <w:p>
-      <w:pPr>
-        <w:spacing w:line="240" w:lineRule="auto" w:after="240"/>
-        <w:jc w:val="right"/>
-      </w:pPr>
+      <w:r>
+        <w:tab/>
+      </w:r>
       <w:r>
         <w:rPr>
           <w:rFonts w:ascii="Times New Roman" w:hAnsi="Times New Roman" w:cs="Times New Roman" w:eastAsia="Times New Roman"/>
@@ -13706,11 +14587,19 @@
     </w:p>
     <w:p>
       <w:pPr>
+        <w:keepLines/>
         <w:widowControl/>
-        <w:spacing w:line="240" w:lineRule="auto" w:before="0" w:after="0"/>
-        <w:ind w:firstLine="0" w:left="0"/>
-        <w:jc w:val="center"/>
-      </w:pPr>
+        <w:tabs>
+          <w:tab w:pos="4252" w:val="center"/>
+          <w:tab w:pos="8504" w:val="right"/>
+        </w:tabs>
+        <w:spacing w:line="240" w:lineRule="auto" w:before="0" w:after="240"/>
+        <w:ind w:left="0" w:right="0" w:firstLine="0"/>
+        <w:jc w:val="left"/>
+      </w:pPr>
+      <w:r>
+        <w:tab/>
+      </w:r>
       <w:r>
         <w:rPr>
           <w:rFonts w:ascii="Times New Roman" w:hAnsi="Times New Roman" w:cs="Times New Roman" w:eastAsia="Times New Roman"/>
@@ -13741,31 +14630,117 @@
           <w:sz w:val="24"/>
         </w:rPr>
         <w:t>O) = −1709.394093884 − 76.426629796 = −1785.820723680 Eh</w:t>
+      </w:r>
+      <w:r>
+        <w:tab/>
+      </w:r>
+      <w:r>
+        <w:rPr>
+          <w:rFonts w:ascii="Times New Roman" w:hAnsi="Times New Roman" w:cs="Times New Roman" w:eastAsia="Times New Roman"/>
+          <w:b w:val="0"/>
+          <w:i w:val="0"/>
+          <w:color w:val="000000"/>
+          <w:sz w:val="24"/>
+        </w:rPr>
+        <w:t>(B.7)</w:t>
       </w:r>
     </w:p>
     <w:p>
       <w:pPr>
-        <w:spacing w:line="240" w:lineRule="auto" w:after="240"/>
-        <w:jc w:val="right"/>
-      </w:pPr>
-      <w:r>
-        <w:rPr>
-          <w:rFonts w:ascii="Times New Roman" w:hAnsi="Times New Roman" w:cs="Times New Roman" w:eastAsia="Times New Roman"/>
-          <w:b w:val="0"/>
-          <w:i w:val="0"/>
-          <w:color w:val="000000"/>
-          <w:sz w:val="24"/>
-        </w:rPr>
-        <w:t>(B.7)</w:t>
+        <w:keepLines/>
+        <w:widowControl/>
+        <w:tabs>
+          <w:tab w:pos="4252" w:val="center"/>
+          <w:tab w:pos="8504" w:val="right"/>
+        </w:tabs>
+        <w:spacing w:line="240" w:lineRule="auto" w:before="0" w:after="240"/>
+        <w:ind w:left="0" w:right="0" w:firstLine="0"/>
+        <w:jc w:val="left"/>
+      </w:pPr>
+      <w:r>
+        <w:tab/>
+      </w:r>
+      <w:r>
+        <w:rPr>
+          <w:rFonts w:ascii="Times New Roman" w:hAnsi="Times New Roman" w:cs="Times New Roman" w:eastAsia="Times New Roman"/>
+          <w:b w:val="0"/>
+          <w:i w:val="0"/>
+          <w:color w:val="000000"/>
+          <w:sz w:val="24"/>
+        </w:rPr>
+        <w:t>ΔE</w:t>
+      </w:r>
+      <w:r>
+        <w:rPr>
+          <w:rFonts w:ascii="Times New Roman" w:hAnsi="Times New Roman" w:cs="Times New Roman" w:eastAsia="Times New Roman"/>
+          <w:b w:val="0"/>
+          <w:i w:val="0"/>
+          <w:color w:val="000000"/>
+          <w:sz w:val="24"/>
+          <w:vertAlign w:val="subscript"/>
+        </w:rPr>
+        <w:t>ads</w:t>
+      </w:r>
+      <w:r>
+        <w:rPr>
+          <w:rFonts w:ascii="Times New Roman" w:hAnsi="Times New Roman" w:cs="Times New Roman" w:eastAsia="Times New Roman"/>
+          <w:b w:val="0"/>
+          <w:i w:val="0"/>
+          <w:color w:val="000000"/>
+          <w:sz w:val="24"/>
+        </w:rPr>
+        <w:t>(H</w:t>
+      </w:r>
+      <w:r>
+        <w:rPr>
+          <w:rFonts w:ascii="Times New Roman" w:hAnsi="Times New Roman" w:cs="Times New Roman" w:eastAsia="Times New Roman"/>
+          <w:b w:val="0"/>
+          <w:i w:val="0"/>
+          <w:color w:val="000000"/>
+          <w:sz w:val="24"/>
+          <w:vertAlign w:val="subscript"/>
+        </w:rPr>
+        <w:t>2</w:t>
+      </w:r>
+      <w:r>
+        <w:rPr>
+          <w:rFonts w:ascii="Times New Roman" w:hAnsi="Times New Roman" w:cs="Times New Roman" w:eastAsia="Times New Roman"/>
+          <w:b w:val="0"/>
+          <w:i w:val="0"/>
+          <w:color w:val="000000"/>
+          <w:sz w:val="24"/>
+        </w:rPr>
+        <w:t>O, B3LYP) = −1785.850554383 − (−1785.820723680) = −0.029830703 Eh</w:t>
+      </w:r>
+      <w:r>
+        <w:tab/>
+      </w:r>
+      <w:r>
+        <w:rPr>
+          <w:rFonts w:ascii="Times New Roman" w:hAnsi="Times New Roman" w:cs="Times New Roman" w:eastAsia="Times New Roman"/>
+          <w:b w:val="0"/>
+          <w:i w:val="0"/>
+          <w:color w:val="000000"/>
+          <w:sz w:val="24"/>
+        </w:rPr>
+        <w:t>(B.8)</w:t>
       </w:r>
     </w:p>
     <w:p>
       <w:pPr>
+        <w:keepLines/>
         <w:widowControl/>
-        <w:spacing w:line="240" w:lineRule="auto" w:before="0" w:after="0"/>
-        <w:ind w:firstLine="0" w:left="0"/>
-        <w:jc w:val="center"/>
-      </w:pPr>
+        <w:tabs>
+          <w:tab w:pos="4252" w:val="center"/>
+          <w:tab w:pos="8504" w:val="right"/>
+        </w:tabs>
+        <w:spacing w:line="240" w:lineRule="auto" w:before="0" w:after="240"/>
+        <w:ind w:left="0" w:right="0" w:firstLine="0"/>
+        <w:jc w:val="left"/>
+      </w:pPr>
+      <w:r>
+        <w:tab/>
+      </w:r>
       <w:r>
         <w:rPr>
           <w:rFonts w:ascii="Times New Roman" w:hAnsi="Times New Roman" w:cs="Times New Roman" w:eastAsia="Times New Roman"/>
@@ -13785,125 +14760,7 @@
           <w:sz w:val="24"/>
           <w:vertAlign w:val="subscript"/>
         </w:rPr>
-        <w:t>a</w:t>
-      </w:r>
-      <w:r>
-        <w:rPr>
-          <w:rFonts w:ascii="Times New Roman" w:hAnsi="Times New Roman" w:cs="Times New Roman" w:eastAsia="Times New Roman"/>
-          <w:b w:val="0"/>
-          <w:i w:val="0"/>
-          <w:color w:val="000000"/>
-          <w:sz w:val="24"/>
-        </w:rPr>
-        <w:t>d</w:t>
-      </w:r>
-      <w:r>
-        <w:rPr>
-          <w:rFonts w:ascii="Times New Roman" w:hAnsi="Times New Roman" w:cs="Times New Roman" w:eastAsia="Times New Roman"/>
-          <w:b w:val="0"/>
-          <w:i w:val="0"/>
-          <w:color w:val="000000"/>
-          <w:sz w:val="24"/>
-          <w:vertAlign w:val="subscript"/>
-        </w:rPr>
-        <w:t>s</w:t>
-      </w:r>
-      <w:r>
-        <w:rPr>
-          <w:rFonts w:ascii="Times New Roman" w:hAnsi="Times New Roman" w:cs="Times New Roman" w:eastAsia="Times New Roman"/>
-          <w:b w:val="0"/>
-          <w:i w:val="0"/>
-          <w:color w:val="000000"/>
-          <w:sz w:val="24"/>
-        </w:rPr>
-        <w:t>(H</w:t>
-      </w:r>
-      <w:r>
-        <w:rPr>
-          <w:rFonts w:ascii="Times New Roman" w:hAnsi="Times New Roman" w:cs="Times New Roman" w:eastAsia="Times New Roman"/>
-          <w:b w:val="0"/>
-          <w:i w:val="0"/>
-          <w:color w:val="000000"/>
-          <w:sz w:val="24"/>
-          <w:vertAlign w:val="subscript"/>
-        </w:rPr>
-        <w:t>2</w:t>
-      </w:r>
-      <w:r>
-        <w:rPr>
-          <w:rFonts w:ascii="Times New Roman" w:hAnsi="Times New Roman" w:cs="Times New Roman" w:eastAsia="Times New Roman"/>
-          <w:b w:val="0"/>
-          <w:i w:val="0"/>
-          <w:color w:val="000000"/>
-          <w:sz w:val="24"/>
-        </w:rPr>
-        <w:t>O, B3LYP) = −1785.850554383 − (−1785.820723680) = −0.029830703 Eh</w:t>
-      </w:r>
-    </w:p>
-    <w:p>
-      <w:pPr>
-        <w:spacing w:line="240" w:lineRule="auto" w:after="240"/>
-        <w:jc w:val="right"/>
-      </w:pPr>
-      <w:r>
-        <w:rPr>
-          <w:rFonts w:ascii="Times New Roman" w:hAnsi="Times New Roman" w:cs="Times New Roman" w:eastAsia="Times New Roman"/>
-          <w:b w:val="0"/>
-          <w:i w:val="0"/>
-          <w:color w:val="000000"/>
-          <w:sz w:val="24"/>
-        </w:rPr>
-        <w:t>(B.8)</w:t>
-      </w:r>
-    </w:p>
-    <w:p>
-      <w:pPr>
-        <w:widowControl/>
-        <w:spacing w:line="240" w:lineRule="auto" w:before="0" w:after="0"/>
-        <w:ind w:firstLine="0" w:left="0"/>
-        <w:jc w:val="center"/>
-      </w:pPr>
-      <w:r>
-        <w:rPr>
-          <w:rFonts w:ascii="Times New Roman" w:hAnsi="Times New Roman" w:cs="Times New Roman" w:eastAsia="Times New Roman"/>
-          <w:b w:val="0"/>
-          <w:i w:val="0"/>
-          <w:color w:val="000000"/>
-          <w:sz w:val="24"/>
-        </w:rPr>
-        <w:t>ΔE</w:t>
-      </w:r>
-      <w:r>
-        <w:rPr>
-          <w:rFonts w:ascii="Times New Roman" w:hAnsi="Times New Roman" w:cs="Times New Roman" w:eastAsia="Times New Roman"/>
-          <w:b w:val="0"/>
-          <w:i w:val="0"/>
-          <w:color w:val="000000"/>
-          <w:sz w:val="24"/>
-          <w:vertAlign w:val="subscript"/>
-        </w:rPr>
-        <w:t>a</w:t>
-      </w:r>
-      <w:r>
-        <w:rPr>
-          <w:rFonts w:ascii="Times New Roman" w:hAnsi="Times New Roman" w:cs="Times New Roman" w:eastAsia="Times New Roman"/>
-          <w:b w:val="0"/>
-          <w:i w:val="0"/>
-          <w:color w:val="000000"/>
-          <w:sz w:val="24"/>
-        </w:rPr>
-        <w:t>d</w:t>
-      </w:r>
-      <w:r>
-        <w:rPr>
-          <w:rFonts w:ascii="Times New Roman" w:hAnsi="Times New Roman" w:cs="Times New Roman" w:eastAsia="Times New Roman"/>
-          <w:b w:val="0"/>
-          <w:i w:val="0"/>
-          <w:color w:val="000000"/>
-          <w:sz w:val="24"/>
-          <w:vertAlign w:val="subscript"/>
-        </w:rPr>
-        <w:t>s</w:t>
+        <w:t>ads</w:t>
       </w:r>
       <w:r>
         <w:rPr>
@@ -13926,12 +14783,9 @@
         </w:rPr>
         <w:t>-1</w:t>
       </w:r>
-    </w:p>
-    <w:p>
-      <w:pPr>
-        <w:spacing w:line="240" w:lineRule="auto" w:after="240"/>
-        <w:jc w:val="right"/>
-      </w:pPr>
+      <w:r>
+        <w:tab/>
+      </w:r>
       <w:r>
         <w:rPr>
           <w:rFonts w:ascii="Times New Roman" w:hAnsi="Times New Roman" w:cs="Times New Roman" w:eastAsia="Times New Roman"/>
@@ -13963,20 +14817,49 @@
     </w:p>
     <w:p>
       <w:pPr>
+        <w:keepLines/>
         <w:widowControl/>
-        <w:spacing w:line="240" w:lineRule="auto" w:before="0" w:after="0"/>
-        <w:ind w:firstLine="0" w:left="0"/>
-        <w:jc w:val="center"/>
-      </w:pPr>
-      <w:r>
-        <w:rPr>
-          <w:rFonts w:ascii="Times New Roman" w:hAnsi="Times New Roman" w:cs="Times New Roman" w:eastAsia="Times New Roman"/>
-          <w:b w:val="0"/>
-          <w:i w:val="0"/>
-          <w:color w:val="000000"/>
-          <w:sz w:val="24"/>
-        </w:rPr>
-        <w:t>ΔΔE(B3LYP) = −93.0057 − (−78.3205) = −14.6852 kJ mol</w:t>
+        <w:tabs>
+          <w:tab w:pos="4252" w:val="center"/>
+          <w:tab w:pos="8504" w:val="right"/>
+        </w:tabs>
+        <w:spacing w:line="240" w:lineRule="auto" w:before="0" w:after="240"/>
+        <w:ind w:left="0" w:right="0" w:firstLine="0"/>
+        <w:jc w:val="left"/>
+      </w:pPr>
+      <w:r>
+        <w:tab/>
+      </w:r>
+      <w:r>
+        <w:rPr>
+          <w:rFonts w:ascii="Times New Roman" w:hAnsi="Times New Roman" w:cs="Times New Roman" w:eastAsia="Times New Roman"/>
+          <w:b w:val="0"/>
+          <w:i w:val="0"/>
+          <w:color w:val="000000"/>
+          <w:sz w:val="24"/>
+        </w:rPr>
+        <w:t>ΔΔE</w:t>
+      </w:r>
+      <w:r>
+        <w:rPr>
+          <w:rFonts w:ascii="Times New Roman" w:hAnsi="Times New Roman" w:cs="Times New Roman" w:eastAsia="Times New Roman"/>
+          <w:b w:val="0"/>
+          <w:i w:val="0"/>
+          <w:color w:val="000000"/>
+          <w:sz w:val="24"/>
+          <w:vertAlign w:val="subscript"/>
+        </w:rPr>
+        <w:t>ads</w:t>
+      </w:r>
+      <w:r>
+        <w:rPr>
+          <w:rFonts w:ascii="Times New Roman" w:hAnsi="Times New Roman" w:cs="Times New Roman" w:eastAsia="Times New Roman"/>
+          <w:b w:val="0"/>
+          <w:i w:val="0"/>
+          <w:color w:val="000000"/>
+          <w:sz w:val="24"/>
+        </w:rPr>
+        <w:t>(B3LYP) = −93.0057 − (−78.3205) = −14.6852 kJ mol</w:t>
       </w:r>
       <w:r>
         <w:rPr>
@@ -13989,12 +14872,9 @@
         </w:rPr>
         <w:t>-1</w:t>
       </w:r>
-    </w:p>
-    <w:p>
-      <w:pPr>
-        <w:spacing w:line="240" w:lineRule="auto" w:after="240"/>
-        <w:jc w:val="right"/>
-      </w:pPr>
+      <w:r>
+        <w:tab/>
+      </w:r>
       <w:r>
         <w:rPr>
           <w:rFonts w:ascii="Times New Roman" w:hAnsi="Times New Roman" w:cs="Times New Roman" w:eastAsia="Times New Roman"/>
@@ -14026,11 +14906,19 @@
     </w:p>
     <w:p>
       <w:pPr>
+        <w:keepLines/>
         <w:widowControl/>
-        <w:spacing w:line="240" w:lineRule="auto" w:before="0" w:after="0"/>
-        <w:ind w:firstLine="0" w:left="0"/>
-        <w:jc w:val="center"/>
-      </w:pPr>
+        <w:tabs>
+          <w:tab w:pos="4252" w:val="center"/>
+          <w:tab w:pos="8504" w:val="right"/>
+        </w:tabs>
+        <w:spacing w:line="240" w:lineRule="auto" w:before="0" w:after="240"/>
+        <w:ind w:left="0" w:right="0" w:firstLine="0"/>
+        <w:jc w:val="left"/>
+      </w:pPr>
+      <w:r>
+        <w:tab/>
+      </w:r>
       <w:r>
         <w:rPr>
           <w:rFonts w:ascii="Times New Roman" w:hAnsi="Times New Roman" w:cs="Times New Roman" w:eastAsia="Times New Roman"/>
@@ -14082,31 +14970,138 @@
           <w:sz w:val="24"/>
         </w:rPr>
         <w:t>, PBE0) = −1708.736038466 − 1246.479597897 = −2955.215636364 Eh</w:t>
+      </w:r>
+      <w:r>
+        <w:tab/>
+      </w:r>
+      <w:r>
+        <w:rPr>
+          <w:rFonts w:ascii="Times New Roman" w:hAnsi="Times New Roman" w:cs="Times New Roman" w:eastAsia="Times New Roman"/>
+          <w:b w:val="0"/>
+          <w:i w:val="0"/>
+          <w:color w:val="000000"/>
+          <w:sz w:val="24"/>
+        </w:rPr>
+        <w:t>(B.11)</w:t>
       </w:r>
     </w:p>
     <w:p>
       <w:pPr>
-        <w:spacing w:line="240" w:lineRule="auto" w:after="240"/>
-        <w:jc w:val="right"/>
-      </w:pPr>
-      <w:r>
-        <w:rPr>
-          <w:rFonts w:ascii="Times New Roman" w:hAnsi="Times New Roman" w:cs="Times New Roman" w:eastAsia="Times New Roman"/>
-          <w:b w:val="0"/>
-          <w:i w:val="0"/>
-          <w:color w:val="000000"/>
-          <w:sz w:val="24"/>
-        </w:rPr>
-        <w:t>(B.11)</w:t>
+        <w:keepLines/>
+        <w:widowControl/>
+        <w:tabs>
+          <w:tab w:pos="4252" w:val="center"/>
+          <w:tab w:pos="8504" w:val="right"/>
+        </w:tabs>
+        <w:spacing w:line="240" w:lineRule="auto" w:before="0" w:after="240"/>
+        <w:ind w:left="0" w:right="0" w:firstLine="0"/>
+        <w:jc w:val="left"/>
+      </w:pPr>
+      <w:r>
+        <w:tab/>
+      </w:r>
+      <w:r>
+        <w:rPr>
+          <w:rFonts w:ascii="Times New Roman" w:hAnsi="Times New Roman" w:cs="Times New Roman" w:eastAsia="Times New Roman"/>
+          <w:b w:val="0"/>
+          <w:i w:val="0"/>
+          <w:color w:val="000000"/>
+          <w:sz w:val="24"/>
+        </w:rPr>
+        <w:t>ΔE</w:t>
+      </w:r>
+      <w:r>
+        <w:rPr>
+          <w:rFonts w:ascii="Times New Roman" w:hAnsi="Times New Roman" w:cs="Times New Roman" w:eastAsia="Times New Roman"/>
+          <w:b w:val="0"/>
+          <w:i w:val="0"/>
+          <w:color w:val="000000"/>
+          <w:sz w:val="24"/>
+          <w:vertAlign w:val="subscript"/>
+        </w:rPr>
+        <w:t>ads</w:t>
+      </w:r>
+      <w:r>
+        <w:rPr>
+          <w:rFonts w:ascii="Times New Roman" w:hAnsi="Times New Roman" w:cs="Times New Roman" w:eastAsia="Times New Roman"/>
+          <w:b w:val="0"/>
+          <w:i w:val="0"/>
+          <w:color w:val="000000"/>
+          <w:sz w:val="24"/>
+        </w:rPr>
+        <w:t>(H</w:t>
+      </w:r>
+      <w:r>
+        <w:rPr>
+          <w:rFonts w:ascii="Times New Roman" w:hAnsi="Times New Roman" w:cs="Times New Roman" w:eastAsia="Times New Roman"/>
+          <w:b w:val="0"/>
+          <w:i w:val="0"/>
+          <w:color w:val="000000"/>
+          <w:sz w:val="24"/>
+          <w:vertAlign w:val="subscript"/>
+        </w:rPr>
+        <w:t>3</w:t>
+      </w:r>
+      <w:r>
+        <w:rPr>
+          <w:rFonts w:ascii="Times New Roman" w:hAnsi="Times New Roman" w:cs="Times New Roman" w:eastAsia="Times New Roman"/>
+          <w:b w:val="0"/>
+          <w:i w:val="0"/>
+          <w:color w:val="000000"/>
+          <w:sz w:val="24"/>
+        </w:rPr>
+        <w:t>VO</w:t>
+      </w:r>
+      <w:r>
+        <w:rPr>
+          <w:rFonts w:ascii="Times New Roman" w:hAnsi="Times New Roman" w:cs="Times New Roman" w:eastAsia="Times New Roman"/>
+          <w:b w:val="0"/>
+          <w:i w:val="0"/>
+          <w:color w:val="000000"/>
+          <w:sz w:val="24"/>
+          <w:vertAlign w:val="subscript"/>
+        </w:rPr>
+        <w:t>4</w:t>
+      </w:r>
+      <w:r>
+        <w:rPr>
+          <w:rFonts w:ascii="Times New Roman" w:hAnsi="Times New Roman" w:cs="Times New Roman" w:eastAsia="Times New Roman"/>
+          <w:b w:val="0"/>
+          <w:i w:val="0"/>
+          <w:color w:val="000000"/>
+          <w:sz w:val="24"/>
+        </w:rPr>
+        <w:t>, PBE0) = −2955.251083282 − (−2955.215636364) = −0.035446919 Eh</w:t>
+      </w:r>
+      <w:r>
+        <w:tab/>
+      </w:r>
+      <w:r>
+        <w:rPr>
+          <w:rFonts w:ascii="Times New Roman" w:hAnsi="Times New Roman" w:cs="Times New Roman" w:eastAsia="Times New Roman"/>
+          <w:b w:val="0"/>
+          <w:i w:val="0"/>
+          <w:color w:val="000000"/>
+          <w:sz w:val="24"/>
+        </w:rPr>
+        <w:t>(B.12)</w:t>
       </w:r>
     </w:p>
     <w:p>
       <w:pPr>
+        <w:keepLines/>
         <w:widowControl/>
-        <w:spacing w:line="240" w:lineRule="auto" w:before="0" w:after="0"/>
-        <w:ind w:firstLine="0" w:left="0"/>
-        <w:jc w:val="center"/>
-      </w:pPr>
+        <w:tabs>
+          <w:tab w:pos="4252" w:val="center"/>
+          <w:tab w:pos="8504" w:val="right"/>
+        </w:tabs>
+        <w:spacing w:line="240" w:lineRule="auto" w:before="0" w:after="240"/>
+        <w:ind w:left="0" w:right="0" w:firstLine="0"/>
+        <w:jc w:val="left"/>
+      </w:pPr>
+      <w:r>
+        <w:tab/>
+      </w:r>
       <w:r>
         <w:rPr>
           <w:rFonts w:ascii="Times New Roman" w:hAnsi="Times New Roman" w:cs="Times New Roman" w:eastAsia="Times New Roman"/>
@@ -14126,105 +15121,118 @@
           <w:sz w:val="24"/>
           <w:vertAlign w:val="subscript"/>
         </w:rPr>
-        <w:t>a</w:t>
-      </w:r>
-      <w:r>
-        <w:rPr>
-          <w:rFonts w:ascii="Times New Roman" w:hAnsi="Times New Roman" w:cs="Times New Roman" w:eastAsia="Times New Roman"/>
-          <w:b w:val="0"/>
-          <w:i w:val="0"/>
-          <w:color w:val="000000"/>
-          <w:sz w:val="24"/>
-        </w:rPr>
-        <w:t>d</w:t>
-      </w:r>
-      <w:r>
-        <w:rPr>
-          <w:rFonts w:ascii="Times New Roman" w:hAnsi="Times New Roman" w:cs="Times New Roman" w:eastAsia="Times New Roman"/>
-          <w:b w:val="0"/>
-          <w:i w:val="0"/>
-          <w:color w:val="000000"/>
-          <w:sz w:val="24"/>
-          <w:vertAlign w:val="subscript"/>
-        </w:rPr>
-        <w:t>s</w:t>
-      </w:r>
-      <w:r>
-        <w:rPr>
-          <w:rFonts w:ascii="Times New Roman" w:hAnsi="Times New Roman" w:cs="Times New Roman" w:eastAsia="Times New Roman"/>
-          <w:b w:val="0"/>
-          <w:i w:val="0"/>
-          <w:color w:val="000000"/>
-          <w:sz w:val="24"/>
-        </w:rPr>
-        <w:t>(H</w:t>
-      </w:r>
-      <w:r>
-        <w:rPr>
-          <w:rFonts w:ascii="Times New Roman" w:hAnsi="Times New Roman" w:cs="Times New Roman" w:eastAsia="Times New Roman"/>
-          <w:b w:val="0"/>
-          <w:i w:val="0"/>
-          <w:color w:val="000000"/>
-          <w:sz w:val="24"/>
-          <w:vertAlign w:val="subscript"/>
-        </w:rPr>
-        <w:t>3</w:t>
-      </w:r>
-      <w:r>
-        <w:rPr>
-          <w:rFonts w:ascii="Times New Roman" w:hAnsi="Times New Roman" w:cs="Times New Roman" w:eastAsia="Times New Roman"/>
-          <w:b w:val="0"/>
-          <w:i w:val="0"/>
-          <w:color w:val="000000"/>
-          <w:sz w:val="24"/>
-        </w:rPr>
-        <w:t>VO</w:t>
-      </w:r>
-      <w:r>
-        <w:rPr>
-          <w:rFonts w:ascii="Times New Roman" w:hAnsi="Times New Roman" w:cs="Times New Roman" w:eastAsia="Times New Roman"/>
-          <w:b w:val="0"/>
-          <w:i w:val="0"/>
-          <w:color w:val="000000"/>
-          <w:sz w:val="24"/>
-          <w:vertAlign w:val="subscript"/>
-        </w:rPr>
-        <w:t>4</w:t>
-      </w:r>
-      <w:r>
-        <w:rPr>
-          <w:rFonts w:ascii="Times New Roman" w:hAnsi="Times New Roman" w:cs="Times New Roman" w:eastAsia="Times New Roman"/>
-          <w:b w:val="0"/>
-          <w:i w:val="0"/>
-          <w:color w:val="000000"/>
-          <w:sz w:val="24"/>
-        </w:rPr>
-        <w:t>, PBE0) = −2955.251083282 − (−2955.215636364) = −0.035446919 Eh</w:t>
+        <w:t>ads</w:t>
+      </w:r>
+      <w:r>
+        <w:rPr>
+          <w:rFonts w:ascii="Times New Roman" w:hAnsi="Times New Roman" w:cs="Times New Roman" w:eastAsia="Times New Roman"/>
+          <w:b w:val="0"/>
+          <w:i w:val="0"/>
+          <w:color w:val="000000"/>
+          <w:sz w:val="24"/>
+        </w:rPr>
+        <w:t xml:space="preserve"> = −0.035446919 × 2625.499638 = −93.0659 kJ mol</w:t>
+      </w:r>
+      <w:r>
+        <w:rPr>
+          <w:rFonts w:ascii="Times New Roman" w:hAnsi="Times New Roman" w:cs="Times New Roman" w:eastAsia="Times New Roman"/>
+          <w:b w:val="0"/>
+          <w:i w:val="0"/>
+          <w:color w:val="000000"/>
+          <w:sz w:val="24"/>
+          <w:vertAlign w:val="superscript"/>
+        </w:rPr>
+        <w:t>-1</w:t>
+      </w:r>
+      <w:r>
+        <w:tab/>
+      </w:r>
+      <w:r>
+        <w:rPr>
+          <w:rFonts w:ascii="Times New Roman" w:hAnsi="Times New Roman" w:cs="Times New Roman" w:eastAsia="Times New Roman"/>
+          <w:b w:val="0"/>
+          <w:i w:val="0"/>
+          <w:color w:val="000000"/>
+          <w:sz w:val="24"/>
+        </w:rPr>
+        <w:t>(B.13)</w:t>
       </w:r>
     </w:p>
     <w:p>
       <w:pPr>
-        <w:spacing w:line="240" w:lineRule="auto" w:after="240"/>
-        <w:jc w:val="right"/>
-      </w:pPr>
-      <w:r>
-        <w:rPr>
-          <w:rFonts w:ascii="Times New Roman" w:hAnsi="Times New Roman" w:cs="Times New Roman" w:eastAsia="Times New Roman"/>
-          <w:b w:val="0"/>
-          <w:i w:val="0"/>
-          <w:color w:val="000000"/>
-          <w:sz w:val="24"/>
-        </w:rPr>
-        <w:t>(B.12)</w:t>
+        <w:keepLines/>
+        <w:widowControl/>
+        <w:tabs>
+          <w:tab w:pos="4252" w:val="center"/>
+          <w:tab w:pos="8504" w:val="right"/>
+        </w:tabs>
+        <w:spacing w:line="240" w:lineRule="auto" w:before="0" w:after="240"/>
+        <w:ind w:left="0" w:right="0" w:firstLine="0"/>
+        <w:jc w:val="left"/>
+      </w:pPr>
+      <w:r>
+        <w:tab/>
+      </w:r>
+      <w:r>
+        <w:rPr>
+          <w:rFonts w:ascii="Times New Roman" w:hAnsi="Times New Roman" w:cs="Times New Roman" w:eastAsia="Times New Roman"/>
+          <w:b w:val="0"/>
+          <w:i w:val="0"/>
+          <w:color w:val="000000"/>
+          <w:sz w:val="24"/>
+        </w:rPr>
+        <w:t>E(reference, H</w:t>
+      </w:r>
+      <w:r>
+        <w:rPr>
+          <w:rFonts w:ascii="Times New Roman" w:hAnsi="Times New Roman" w:cs="Times New Roman" w:eastAsia="Times New Roman"/>
+          <w:b w:val="0"/>
+          <w:i w:val="0"/>
+          <w:color w:val="000000"/>
+          <w:sz w:val="24"/>
+          <w:vertAlign w:val="subscript"/>
+        </w:rPr>
+        <w:t>2</w:t>
+      </w:r>
+      <w:r>
+        <w:rPr>
+          <w:rFonts w:ascii="Times New Roman" w:hAnsi="Times New Roman" w:cs="Times New Roman" w:eastAsia="Times New Roman"/>
+          <w:b w:val="0"/>
+          <w:i w:val="0"/>
+          <w:color w:val="000000"/>
+          <w:sz w:val="24"/>
+        </w:rPr>
+        <w:t>O, PBE0) = −1708.736038466 − 76.377725398 = −1785.113763864 Eh</w:t>
+      </w:r>
+      <w:r>
+        <w:tab/>
+      </w:r>
+      <w:r>
+        <w:rPr>
+          <w:rFonts w:ascii="Times New Roman" w:hAnsi="Times New Roman" w:cs="Times New Roman" w:eastAsia="Times New Roman"/>
+          <w:b w:val="0"/>
+          <w:i w:val="0"/>
+          <w:color w:val="000000"/>
+          <w:sz w:val="24"/>
+        </w:rPr>
+        <w:t>(B.14)</w:t>
       </w:r>
     </w:p>
     <w:p>
       <w:pPr>
+        <w:keepLines/>
         <w:widowControl/>
-        <w:spacing w:line="240" w:lineRule="auto" w:before="0" w:after="0"/>
-        <w:ind w:firstLine="0" w:left="0"/>
-        <w:jc w:val="center"/>
-      </w:pPr>
+        <w:tabs>
+          <w:tab w:pos="4252" w:val="center"/>
+          <w:tab w:pos="8504" w:val="right"/>
+        </w:tabs>
+        <w:spacing w:line="240" w:lineRule="auto" w:before="0" w:after="240"/>
+        <w:ind w:left="0" w:right="0" w:firstLine="0"/>
+        <w:jc w:val="left"/>
+      </w:pPr>
+      <w:r>
+        <w:tab/>
+      </w:r>
       <w:r>
         <w:rPr>
           <w:rFonts w:ascii="Times New Roman" w:hAnsi="Times New Roman" w:cs="Times New Roman" w:eastAsia="Times New Roman"/>
@@ -14244,17 +15252,17 @@
           <w:sz w:val="24"/>
           <w:vertAlign w:val="subscript"/>
         </w:rPr>
-        <w:t>a</w:t>
-      </w:r>
-      <w:r>
-        <w:rPr>
-          <w:rFonts w:ascii="Times New Roman" w:hAnsi="Times New Roman" w:cs="Times New Roman" w:eastAsia="Times New Roman"/>
-          <w:b w:val="0"/>
-          <w:i w:val="0"/>
-          <w:color w:val="000000"/>
-          <w:sz w:val="24"/>
-        </w:rPr>
-        <w:t>d</w:t>
+        <w:t>ads</w:t>
+      </w:r>
+      <w:r>
+        <w:rPr>
+          <w:rFonts w:ascii="Times New Roman" w:hAnsi="Times New Roman" w:cs="Times New Roman" w:eastAsia="Times New Roman"/>
+          <w:b w:val="0"/>
+          <w:i w:val="0"/>
+          <w:color w:val="000000"/>
+          <w:sz w:val="24"/>
+        </w:rPr>
+        <w:t>(H</w:t>
       </w:r>
       <w:r>
         <w:rPr>
@@ -14265,62 +15273,56 @@
           <w:sz w:val="24"/>
           <w:vertAlign w:val="subscript"/>
         </w:rPr>
-        <w:t>s</w:t>
-      </w:r>
-      <w:r>
-        <w:rPr>
-          <w:rFonts w:ascii="Times New Roman" w:hAnsi="Times New Roman" w:cs="Times New Roman" w:eastAsia="Times New Roman"/>
-          <w:b w:val="0"/>
-          <w:i w:val="0"/>
-          <w:color w:val="000000"/>
-          <w:sz w:val="24"/>
-        </w:rPr>
-        <w:t xml:space="preserve"> = −0.035446919 × 2625.499638 = −93.0659 kJ mol</w:t>
-      </w:r>
-      <w:r>
-        <w:rPr>
-          <w:rFonts w:ascii="Times New Roman" w:hAnsi="Times New Roman" w:cs="Times New Roman" w:eastAsia="Times New Roman"/>
-          <w:b w:val="0"/>
-          <w:i w:val="0"/>
-          <w:color w:val="000000"/>
-          <w:sz w:val="24"/>
-          <w:vertAlign w:val="superscript"/>
-        </w:rPr>
-        <w:t>-1</w:t>
+        <w:t>2</w:t>
+      </w:r>
+      <w:r>
+        <w:rPr>
+          <w:rFonts w:ascii="Times New Roman" w:hAnsi="Times New Roman" w:cs="Times New Roman" w:eastAsia="Times New Roman"/>
+          <w:b w:val="0"/>
+          <w:i w:val="0"/>
+          <w:color w:val="000000"/>
+          <w:sz w:val="24"/>
+        </w:rPr>
+        <w:t>O, PBE0) = −1785.143710125 − (−1785.113763864) = −0.029946261 Eh</w:t>
+      </w:r>
+      <w:r>
+        <w:tab/>
+      </w:r>
+      <w:r>
+        <w:rPr>
+          <w:rFonts w:ascii="Times New Roman" w:hAnsi="Times New Roman" w:cs="Times New Roman" w:eastAsia="Times New Roman"/>
+          <w:b w:val="0"/>
+          <w:i w:val="0"/>
+          <w:color w:val="000000"/>
+          <w:sz w:val="24"/>
+        </w:rPr>
+        <w:t>(B.15)</w:t>
       </w:r>
     </w:p>
     <w:p>
       <w:pPr>
-        <w:spacing w:line="240" w:lineRule="auto" w:after="240"/>
-        <w:jc w:val="right"/>
-      </w:pPr>
-      <w:r>
-        <w:rPr>
-          <w:rFonts w:ascii="Times New Roman" w:hAnsi="Times New Roman" w:cs="Times New Roman" w:eastAsia="Times New Roman"/>
-          <w:b w:val="0"/>
-          <w:i w:val="0"/>
-          <w:color w:val="000000"/>
-          <w:sz w:val="24"/>
-        </w:rPr>
-        <w:t>(B.13)</w:t>
-      </w:r>
-    </w:p>
-    <w:p>
-      <w:pPr>
+        <w:keepLines/>
         <w:widowControl/>
-        <w:spacing w:line="240" w:lineRule="auto" w:before="0" w:after="0"/>
-        <w:ind w:firstLine="0" w:left="0"/>
-        <w:jc w:val="center"/>
-      </w:pPr>
-      <w:r>
-        <w:rPr>
-          <w:rFonts w:ascii="Times New Roman" w:hAnsi="Times New Roman" w:cs="Times New Roman" w:eastAsia="Times New Roman"/>
-          <w:b w:val="0"/>
-          <w:i w:val="0"/>
-          <w:color w:val="000000"/>
-          <w:sz w:val="24"/>
-        </w:rPr>
-        <w:t>E(reference, H</w:t>
+        <w:tabs>
+          <w:tab w:pos="4252" w:val="center"/>
+          <w:tab w:pos="8504" w:val="right"/>
+        </w:tabs>
+        <w:spacing w:line="240" w:lineRule="auto" w:before="0" w:after="240"/>
+        <w:ind w:left="0" w:right="0" w:firstLine="0"/>
+        <w:jc w:val="left"/>
+      </w:pPr>
+      <w:r>
+        <w:tab/>
+      </w:r>
+      <w:r>
+        <w:rPr>
+          <w:rFonts w:ascii="Times New Roman" w:hAnsi="Times New Roman" w:cs="Times New Roman" w:eastAsia="Times New Roman"/>
+          <w:b w:val="0"/>
+          <w:i w:val="0"/>
+          <w:color w:val="000000"/>
+          <w:sz w:val="24"/>
+        </w:rPr>
+        <w:t>ΔE</w:t>
       </w:r>
       <w:r>
         <w:rPr>
@@ -14331,180 +15333,7 @@
           <w:sz w:val="24"/>
           <w:vertAlign w:val="subscript"/>
         </w:rPr>
-        <w:t>2</w:t>
-      </w:r>
-      <w:r>
-        <w:rPr>
-          <w:rFonts w:ascii="Times New Roman" w:hAnsi="Times New Roman" w:cs="Times New Roman" w:eastAsia="Times New Roman"/>
-          <w:b w:val="0"/>
-          <w:i w:val="0"/>
-          <w:color w:val="000000"/>
-          <w:sz w:val="24"/>
-        </w:rPr>
-        <w:t>O, PBE0) = −1708.736038466 − 76.377725398 = −1785.113763864 Eh</w:t>
-      </w:r>
-    </w:p>
-    <w:p>
-      <w:pPr>
-        <w:spacing w:line="240" w:lineRule="auto" w:after="240"/>
-        <w:jc w:val="right"/>
-      </w:pPr>
-      <w:r>
-        <w:rPr>
-          <w:rFonts w:ascii="Times New Roman" w:hAnsi="Times New Roman" w:cs="Times New Roman" w:eastAsia="Times New Roman"/>
-          <w:b w:val="0"/>
-          <w:i w:val="0"/>
-          <w:color w:val="000000"/>
-          <w:sz w:val="24"/>
-        </w:rPr>
-        <w:t>(B.14)</w:t>
-      </w:r>
-    </w:p>
-    <w:p>
-      <w:pPr>
-        <w:widowControl/>
-        <w:spacing w:line="240" w:lineRule="auto" w:before="0" w:after="0"/>
-        <w:ind w:firstLine="0" w:left="0"/>
-        <w:jc w:val="center"/>
-      </w:pPr>
-      <w:r>
-        <w:rPr>
-          <w:rFonts w:ascii="Times New Roman" w:hAnsi="Times New Roman" w:cs="Times New Roman" w:eastAsia="Times New Roman"/>
-          <w:b w:val="0"/>
-          <w:i w:val="0"/>
-          <w:color w:val="000000"/>
-          <w:sz w:val="24"/>
-        </w:rPr>
-        <w:t>ΔE</w:t>
-      </w:r>
-      <w:r>
-        <w:rPr>
-          <w:rFonts w:ascii="Times New Roman" w:hAnsi="Times New Roman" w:cs="Times New Roman" w:eastAsia="Times New Roman"/>
-          <w:b w:val="0"/>
-          <w:i w:val="0"/>
-          <w:color w:val="000000"/>
-          <w:sz w:val="24"/>
-          <w:vertAlign w:val="subscript"/>
-        </w:rPr>
-        <w:t>a</w:t>
-      </w:r>
-      <w:r>
-        <w:rPr>
-          <w:rFonts w:ascii="Times New Roman" w:hAnsi="Times New Roman" w:cs="Times New Roman" w:eastAsia="Times New Roman"/>
-          <w:b w:val="0"/>
-          <w:i w:val="0"/>
-          <w:color w:val="000000"/>
-          <w:sz w:val="24"/>
-        </w:rPr>
-        <w:t>d</w:t>
-      </w:r>
-      <w:r>
-        <w:rPr>
-          <w:rFonts w:ascii="Times New Roman" w:hAnsi="Times New Roman" w:cs="Times New Roman" w:eastAsia="Times New Roman"/>
-          <w:b w:val="0"/>
-          <w:i w:val="0"/>
-          <w:color w:val="000000"/>
-          <w:sz w:val="24"/>
-          <w:vertAlign w:val="subscript"/>
-        </w:rPr>
-        <w:t>s</w:t>
-      </w:r>
-      <w:r>
-        <w:rPr>
-          <w:rFonts w:ascii="Times New Roman" w:hAnsi="Times New Roman" w:cs="Times New Roman" w:eastAsia="Times New Roman"/>
-          <w:b w:val="0"/>
-          <w:i w:val="0"/>
-          <w:color w:val="000000"/>
-          <w:sz w:val="24"/>
-        </w:rPr>
-        <w:t>(H</w:t>
-      </w:r>
-      <w:r>
-        <w:rPr>
-          <w:rFonts w:ascii="Times New Roman" w:hAnsi="Times New Roman" w:cs="Times New Roman" w:eastAsia="Times New Roman"/>
-          <w:b w:val="0"/>
-          <w:i w:val="0"/>
-          <w:color w:val="000000"/>
-          <w:sz w:val="24"/>
-          <w:vertAlign w:val="subscript"/>
-        </w:rPr>
-        <w:t>2</w:t>
-      </w:r>
-      <w:r>
-        <w:rPr>
-          <w:rFonts w:ascii="Times New Roman" w:hAnsi="Times New Roman" w:cs="Times New Roman" w:eastAsia="Times New Roman"/>
-          <w:b w:val="0"/>
-          <w:i w:val="0"/>
-          <w:color w:val="000000"/>
-          <w:sz w:val="24"/>
-        </w:rPr>
-        <w:t>O, PBE0) = −1785.143710125 − (−1785.113763864) = −0.029946261 Eh</w:t>
-      </w:r>
-    </w:p>
-    <w:p>
-      <w:pPr>
-        <w:spacing w:line="240" w:lineRule="auto" w:after="240"/>
-        <w:jc w:val="right"/>
-      </w:pPr>
-      <w:r>
-        <w:rPr>
-          <w:rFonts w:ascii="Times New Roman" w:hAnsi="Times New Roman" w:cs="Times New Roman" w:eastAsia="Times New Roman"/>
-          <w:b w:val="0"/>
-          <w:i w:val="0"/>
-          <w:color w:val="000000"/>
-          <w:sz w:val="24"/>
-        </w:rPr>
-        <w:t>(B.15)</w:t>
-      </w:r>
-    </w:p>
-    <w:p>
-      <w:pPr>
-        <w:widowControl/>
-        <w:spacing w:line="240" w:lineRule="auto" w:before="0" w:after="0"/>
-        <w:ind w:firstLine="0" w:left="0"/>
-        <w:jc w:val="center"/>
-      </w:pPr>
-      <w:r>
-        <w:rPr>
-          <w:rFonts w:ascii="Times New Roman" w:hAnsi="Times New Roman" w:cs="Times New Roman" w:eastAsia="Times New Roman"/>
-          <w:b w:val="0"/>
-          <w:i w:val="0"/>
-          <w:color w:val="000000"/>
-          <w:sz w:val="24"/>
-        </w:rPr>
-        <w:t>ΔE</w:t>
-      </w:r>
-      <w:r>
-        <w:rPr>
-          <w:rFonts w:ascii="Times New Roman" w:hAnsi="Times New Roman" w:cs="Times New Roman" w:eastAsia="Times New Roman"/>
-          <w:b w:val="0"/>
-          <w:i w:val="0"/>
-          <w:color w:val="000000"/>
-          <w:sz w:val="24"/>
-          <w:vertAlign w:val="subscript"/>
-        </w:rPr>
-        <w:t>a</w:t>
-      </w:r>
-      <w:r>
-        <w:rPr>
-          <w:rFonts w:ascii="Times New Roman" w:hAnsi="Times New Roman" w:cs="Times New Roman" w:eastAsia="Times New Roman"/>
-          <w:b w:val="0"/>
-          <w:i w:val="0"/>
-          <w:color w:val="000000"/>
-          <w:sz w:val="24"/>
-        </w:rPr>
-        <w:t>d</w:t>
-      </w:r>
-      <w:r>
-        <w:rPr>
-          <w:rFonts w:ascii="Times New Roman" w:hAnsi="Times New Roman" w:cs="Times New Roman" w:eastAsia="Times New Roman"/>
-          <w:b w:val="0"/>
-          <w:i w:val="0"/>
-          <w:color w:val="000000"/>
-          <w:sz w:val="24"/>
-          <w:vertAlign w:val="subscript"/>
-        </w:rPr>
-        <w:t>s</w:t>
+        <w:t>ads</w:t>
       </w:r>
       <w:r>
         <w:rPr>
@@ -14527,12 +15356,9 @@
         </w:rPr>
         <w:t>-1</w:t>
       </w:r>
-    </w:p>
-    <w:p>
-      <w:pPr>
-        <w:spacing w:line="240" w:lineRule="auto" w:after="240"/>
-        <w:jc w:val="right"/>
-      </w:pPr>
+      <w:r>
+        <w:tab/>
+      </w:r>
       <w:r>
         <w:rPr>
           <w:rFonts w:ascii="Times New Roman" w:hAnsi="Times New Roman" w:cs="Times New Roman" w:eastAsia="Times New Roman"/>
@@ -14564,20 +15390,49 @@
     </w:p>
     <w:p>
       <w:pPr>
+        <w:keepLines/>
         <w:widowControl/>
-        <w:spacing w:line="240" w:lineRule="auto" w:before="0" w:after="0"/>
-        <w:ind w:firstLine="0" w:left="0"/>
-        <w:jc w:val="center"/>
-      </w:pPr>
-      <w:r>
-        <w:rPr>
-          <w:rFonts w:ascii="Times New Roman" w:hAnsi="Times New Roman" w:cs="Times New Roman" w:eastAsia="Times New Roman"/>
-          <w:b w:val="0"/>
-          <w:i w:val="0"/>
-          <w:color w:val="000000"/>
-          <w:sz w:val="24"/>
-        </w:rPr>
-        <w:t>ΔΔE(PBE0) = −93.0659 − (−78.6239) = −14.4420 kJ mol</w:t>
+        <w:tabs>
+          <w:tab w:pos="4252" w:val="center"/>
+          <w:tab w:pos="8504" w:val="right"/>
+        </w:tabs>
+        <w:spacing w:line="240" w:lineRule="auto" w:before="0" w:after="240"/>
+        <w:ind w:left="0" w:right="0" w:firstLine="0"/>
+        <w:jc w:val="left"/>
+      </w:pPr>
+      <w:r>
+        <w:tab/>
+      </w:r>
+      <w:r>
+        <w:rPr>
+          <w:rFonts w:ascii="Times New Roman" w:hAnsi="Times New Roman" w:cs="Times New Roman" w:eastAsia="Times New Roman"/>
+          <w:b w:val="0"/>
+          <w:i w:val="0"/>
+          <w:color w:val="000000"/>
+          <w:sz w:val="24"/>
+        </w:rPr>
+        <w:t>ΔΔE</w:t>
+      </w:r>
+      <w:r>
+        <w:rPr>
+          <w:rFonts w:ascii="Times New Roman" w:hAnsi="Times New Roman" w:cs="Times New Roman" w:eastAsia="Times New Roman"/>
+          <w:b w:val="0"/>
+          <w:i w:val="0"/>
+          <w:color w:val="000000"/>
+          <w:sz w:val="24"/>
+          <w:vertAlign w:val="subscript"/>
+        </w:rPr>
+        <w:t>ads</w:t>
+      </w:r>
+      <w:r>
+        <w:rPr>
+          <w:rFonts w:ascii="Times New Roman" w:hAnsi="Times New Roman" w:cs="Times New Roman" w:eastAsia="Times New Roman"/>
+          <w:b w:val="0"/>
+          <w:i w:val="0"/>
+          <w:color w:val="000000"/>
+          <w:sz w:val="24"/>
+        </w:rPr>
+        <w:t>(PBE0) = −93.0659 − (−78.6239) = −14.4420 kJ mol</w:t>
       </w:r>
       <w:r>
         <w:rPr>
@@ -14590,12 +15445,9 @@
         </w:rPr>
         <w:t>-1</w:t>
       </w:r>
-    </w:p>
-    <w:p>
-      <w:pPr>
-        <w:spacing w:line="240" w:lineRule="auto" w:after="240"/>
-        <w:jc w:val="right"/>
-      </w:pPr>
+      <w:r>
+        <w:tab/>
+      </w:r>
       <w:r>
         <w:rPr>
           <w:rFonts w:ascii="Times New Roman" w:hAnsi="Times New Roman" w:cs="Times New Roman" w:eastAsia="Times New Roman"/>
@@ -14696,17 +15548,38 @@
           <w:sz w:val="24"/>
           <w:vertAlign w:val="subscript"/>
         </w:rPr>
-        <w:t>a</w:t>
-      </w:r>
-      <w:r>
-        <w:rPr>
-          <w:rFonts w:ascii="Times New Roman" w:hAnsi="Times New Roman" w:cs="Times New Roman" w:eastAsia="Times New Roman"/>
-          <w:b w:val="0"/>
-          <w:i w:val="0"/>
-          <w:color w:val="000000"/>
-          <w:sz w:val="24"/>
-        </w:rPr>
-        <w:t>d</w:t>
+        <w:t>ads</w:t>
+      </w:r>
+      <w:r>
+        <w:rPr>
+          <w:rFonts w:ascii="Times New Roman" w:hAnsi="Times New Roman" w:cs="Times New Roman" w:eastAsia="Times New Roman"/>
+          <w:b w:val="0"/>
+          <w:i w:val="0"/>
+          <w:color w:val="000000"/>
+          <w:sz w:val="24"/>
+        </w:rPr>
+        <w:t>(V-PRC) = [−51.19563631 − (−51.12064005)] × 2625.499638 = −196.90 kJ mol</w:t>
+      </w:r>
+      <w:r>
+        <w:rPr>
+          <w:rFonts w:ascii="Times New Roman" w:hAnsi="Times New Roman" w:cs="Times New Roman" w:eastAsia="Times New Roman"/>
+          <w:b w:val="0"/>
+          <w:i w:val="0"/>
+          <w:color w:val="000000"/>
+          <w:sz w:val="24"/>
+          <w:vertAlign w:val="superscript"/>
+        </w:rPr>
+        <w:t>-1</w:t>
+      </w:r>
+      <w:r>
+        <w:rPr>
+          <w:rFonts w:ascii="Times New Roman" w:hAnsi="Times New Roman" w:cs="Times New Roman" w:eastAsia="Times New Roman"/>
+          <w:b w:val="0"/>
+          <w:i w:val="0"/>
+          <w:color w:val="000000"/>
+          <w:sz w:val="24"/>
+        </w:rPr>
+        <w:t xml:space="preserve"> and ΔE</w:t>
       </w:r>
       <w:r>
         <w:rPr>
@@ -14717,70 +15590,7 @@
           <w:sz w:val="24"/>
           <w:vertAlign w:val="subscript"/>
         </w:rPr>
-        <w:t>s</w:t>
-      </w:r>
-      <w:r>
-        <w:rPr>
-          <w:rFonts w:ascii="Times New Roman" w:hAnsi="Times New Roman" w:cs="Times New Roman" w:eastAsia="Times New Roman"/>
-          <w:b w:val="0"/>
-          <w:i w:val="0"/>
-          <w:color w:val="000000"/>
-          <w:sz w:val="24"/>
-        </w:rPr>
-        <w:t>(V-PRC) = [−51.19563631 − (−51.12064005)] × 2625.499638 = −196.90 kJ mol</w:t>
-      </w:r>
-      <w:r>
-        <w:rPr>
-          <w:rFonts w:ascii="Times New Roman" w:hAnsi="Times New Roman" w:cs="Times New Roman" w:eastAsia="Times New Roman"/>
-          <w:b w:val="0"/>
-          <w:i w:val="0"/>
-          <w:color w:val="000000"/>
-          <w:sz w:val="24"/>
-          <w:vertAlign w:val="superscript"/>
-        </w:rPr>
-        <w:t>-1</w:t>
-      </w:r>
-      <w:r>
-        <w:rPr>
-          <w:rFonts w:ascii="Times New Roman" w:hAnsi="Times New Roman" w:cs="Times New Roman" w:eastAsia="Times New Roman"/>
-          <w:b w:val="0"/>
-          <w:i w:val="0"/>
-          <w:color w:val="000000"/>
-          <w:sz w:val="24"/>
-        </w:rPr>
-        <w:t xml:space="preserve"> and ΔE</w:t>
-      </w:r>
-      <w:r>
-        <w:rPr>
-          <w:rFonts w:ascii="Times New Roman" w:hAnsi="Times New Roman" w:cs="Times New Roman" w:eastAsia="Times New Roman"/>
-          <w:b w:val="0"/>
-          <w:i w:val="0"/>
-          <w:color w:val="000000"/>
-          <w:sz w:val="24"/>
-          <w:vertAlign w:val="subscript"/>
-        </w:rPr>
-        <w:t>a</w:t>
-      </w:r>
-      <w:r>
-        <w:rPr>
-          <w:rFonts w:ascii="Times New Roman" w:hAnsi="Times New Roman" w:cs="Times New Roman" w:eastAsia="Times New Roman"/>
-          <w:b w:val="0"/>
-          <w:i w:val="0"/>
-          <w:color w:val="000000"/>
-          <w:sz w:val="24"/>
-        </w:rPr>
-        <w:t>d</w:t>
-      </w:r>
-      <w:r>
-        <w:rPr>
-          <w:rFonts w:ascii="Times New Roman" w:hAnsi="Times New Roman" w:cs="Times New Roman" w:eastAsia="Times New Roman"/>
-          <w:b w:val="0"/>
-          <w:i w:val="0"/>
-          <w:color w:val="000000"/>
-          <w:sz w:val="24"/>
-          <w:vertAlign w:val="subscript"/>
-        </w:rPr>
-        <w:t>s</w:t>
+        <w:t>ads</w:t>
       </w:r>
       <w:r>
         <w:rPr>
@@ -14871,11 +15681,19 @@
     </w:p>
     <w:p>
       <w:pPr>
+        <w:keepLines/>
         <w:widowControl/>
-        <w:spacing w:line="240" w:lineRule="auto" w:before="0" w:after="0"/>
-        <w:ind w:firstLine="0" w:left="0"/>
-        <w:jc w:val="center"/>
-      </w:pPr>
+        <w:tabs>
+          <w:tab w:pos="4252" w:val="center"/>
+          <w:tab w:pos="8504" w:val="right"/>
+        </w:tabs>
+        <w:spacing w:line="240" w:lineRule="auto" w:before="0" w:after="240"/>
+        <w:ind w:left="0" w:right="0" w:firstLine="0"/>
+        <w:jc w:val="left"/>
+      </w:pPr>
+      <w:r>
+        <w:tab/>
+      </w:r>
       <w:r>
         <w:rPr>
           <w:rFonts w:ascii="Times New Roman" w:hAnsi="Times New Roman" w:cs="Times New Roman" w:eastAsia="Times New Roman"/>
@@ -14896,31 +15714,36 @@
           <w:vertAlign w:val="superscript"/>
         </w:rPr>
         <w:t>-1</w:t>
+      </w:r>
+      <w:r>
+        <w:tab/>
+      </w:r>
+      <w:r>
+        <w:rPr>
+          <w:rFonts w:ascii="Times New Roman" w:hAnsi="Times New Roman" w:cs="Times New Roman" w:eastAsia="Times New Roman"/>
+          <w:b w:val="0"/>
+          <w:i w:val="0"/>
+          <w:color w:val="000000"/>
+          <w:sz w:val="24"/>
+        </w:rPr>
+        <w:t>(B.18)</w:t>
       </w:r>
     </w:p>
     <w:p>
       <w:pPr>
-        <w:spacing w:line="240" w:lineRule="auto" w:after="240"/>
-        <w:jc w:val="right"/>
-      </w:pPr>
-      <w:r>
-        <w:rPr>
-          <w:rFonts w:ascii="Times New Roman" w:hAnsi="Times New Roman" w:cs="Times New Roman" w:eastAsia="Times New Roman"/>
-          <w:b w:val="0"/>
-          <w:i w:val="0"/>
-          <w:color w:val="000000"/>
-          <w:sz w:val="24"/>
-        </w:rPr>
-        <w:t>(B.18)</w:t>
-      </w:r>
-    </w:p>
-    <w:p>
-      <w:pPr>
+        <w:keepLines/>
         <w:widowControl/>
-        <w:spacing w:line="240" w:lineRule="auto" w:before="0" w:after="0"/>
-        <w:ind w:firstLine="0" w:left="0"/>
-        <w:jc w:val="center"/>
-      </w:pPr>
+        <w:tabs>
+          <w:tab w:pos="4252" w:val="center"/>
+          <w:tab w:pos="8504" w:val="right"/>
+        </w:tabs>
+        <w:spacing w:line="240" w:lineRule="auto" w:before="0" w:after="240"/>
+        <w:ind w:left="0" w:right="0" w:firstLine="0"/>
+        <w:jc w:val="left"/>
+      </w:pPr>
+      <w:r>
+        <w:tab/>
+      </w:r>
       <w:r>
         <w:rPr>
           <w:rFonts w:ascii="Times New Roman" w:hAnsi="Times New Roman" w:cs="Times New Roman" w:eastAsia="Times New Roman"/>
@@ -14942,12 +15765,9 @@
         </w:rPr>
         <w:t>-1</w:t>
       </w:r>
-    </w:p>
-    <w:p>
-      <w:pPr>
-        <w:spacing w:line="240" w:lineRule="auto" w:after="240"/>
-        <w:jc w:val="right"/>
-      </w:pPr>
+      <w:r>
+        <w:tab/>
+      </w:r>
       <w:r>
         <w:rPr>
           <w:rFonts w:ascii="Times New Roman" w:hAnsi="Times New Roman" w:cs="Times New Roman" w:eastAsia="Times New Roman"/>
@@ -14979,11 +15799,19 @@
     </w:p>
     <w:p>
       <w:pPr>
+        <w:keepLines/>
         <w:widowControl/>
-        <w:spacing w:line="240" w:lineRule="auto" w:before="0" w:after="0"/>
-        <w:ind w:firstLine="0" w:left="0"/>
-        <w:jc w:val="center"/>
-      </w:pPr>
+        <w:tabs>
+          <w:tab w:pos="4252" w:val="center"/>
+          <w:tab w:pos="8504" w:val="right"/>
+        </w:tabs>
+        <w:spacing w:line="240" w:lineRule="auto" w:before="0" w:after="240"/>
+        <w:ind w:left="0" w:right="0" w:firstLine="0"/>
+        <w:jc w:val="left"/>
+      </w:pPr>
+      <w:r>
+        <w:tab/>
+      </w:r>
       <w:r>
         <w:rPr>
           <w:rFonts w:ascii="Times New Roman" w:hAnsi="Times New Roman" w:cs="Times New Roman" w:eastAsia="Times New Roman"/>
@@ -15004,40 +15832,95 @@
           <w:vertAlign w:val="superscript"/>
         </w:rPr>
         <w:t>-1</w:t>
+      </w:r>
+      <w:r>
+        <w:tab/>
+      </w:r>
+      <w:r>
+        <w:rPr>
+          <w:rFonts w:ascii="Times New Roman" w:hAnsi="Times New Roman" w:cs="Times New Roman" w:eastAsia="Times New Roman"/>
+          <w:b w:val="0"/>
+          <w:i w:val="0"/>
+          <w:color w:val="000000"/>
+          <w:sz w:val="24"/>
+        </w:rPr>
+        <w:t>(B.20)</w:t>
       </w:r>
     </w:p>
     <w:p>
       <w:pPr>
-        <w:spacing w:line="240" w:lineRule="auto" w:after="240"/>
-        <w:jc w:val="right"/>
-      </w:pPr>
-      <w:r>
-        <w:rPr>
-          <w:rFonts w:ascii="Times New Roman" w:hAnsi="Times New Roman" w:cs="Times New Roman" w:eastAsia="Times New Roman"/>
-          <w:b w:val="0"/>
-          <w:i w:val="0"/>
-          <w:color w:val="000000"/>
-          <w:sz w:val="24"/>
-        </w:rPr>
-        <w:t>(B.20)</w:t>
+        <w:keepLines/>
+        <w:widowControl/>
+        <w:tabs>
+          <w:tab w:pos="4252" w:val="center"/>
+          <w:tab w:pos="8504" w:val="right"/>
+        </w:tabs>
+        <w:spacing w:line="240" w:lineRule="auto" w:before="0" w:after="240"/>
+        <w:ind w:left="0" w:right="0" w:firstLine="0"/>
+        <w:jc w:val="left"/>
+      </w:pPr>
+      <w:r>
+        <w:tab/>
+      </w:r>
+      <w:r>
+        <w:rPr>
+          <w:rFonts w:ascii="Times New Roman" w:hAnsi="Times New Roman" w:cs="Times New Roman" w:eastAsia="Times New Roman"/>
+          <w:b w:val="0"/>
+          <w:i w:val="0"/>
+          <w:color w:val="000000"/>
+          <w:sz w:val="24"/>
+        </w:rPr>
+        <w:t>ΔE(W-P, B3LYP) = [−1785.829873928 − (−1785.820723680)] × 2625.499638 = −24.0240 kJ mol</w:t>
+      </w:r>
+      <w:r>
+        <w:rPr>
+          <w:rFonts w:ascii="Times New Roman" w:hAnsi="Times New Roman" w:cs="Times New Roman" w:eastAsia="Times New Roman"/>
+          <w:b w:val="0"/>
+          <w:i w:val="0"/>
+          <w:color w:val="000000"/>
+          <w:sz w:val="24"/>
+          <w:vertAlign w:val="superscript"/>
+        </w:rPr>
+        <w:t>-1</w:t>
+      </w:r>
+      <w:r>
+        <w:tab/>
+      </w:r>
+      <w:r>
+        <w:rPr>
+          <w:rFonts w:ascii="Times New Roman" w:hAnsi="Times New Roman" w:cs="Times New Roman" w:eastAsia="Times New Roman"/>
+          <w:b w:val="0"/>
+          <w:i w:val="0"/>
+          <w:color w:val="000000"/>
+          <w:sz w:val="24"/>
+        </w:rPr>
+        <w:t>(B.21)</w:t>
       </w:r>
     </w:p>
     <w:p>
       <w:pPr>
+        <w:keepLines/>
         <w:widowControl/>
-        <w:spacing w:line="240" w:lineRule="auto" w:before="0" w:after="0"/>
-        <w:ind w:firstLine="0" w:left="0"/>
-        <w:jc w:val="center"/>
-      </w:pPr>
-      <w:r>
-        <w:rPr>
-          <w:rFonts w:ascii="Times New Roman" w:hAnsi="Times New Roman" w:cs="Times New Roman" w:eastAsia="Times New Roman"/>
-          <w:b w:val="0"/>
-          <w:i w:val="0"/>
-          <w:color w:val="000000"/>
-          <w:sz w:val="24"/>
-        </w:rPr>
-        <w:t>ΔE(W-P, B3LYP) = [−1785.829873928 − (−1785.820723680)] × 2625.499638 = −24.0240 kJ mol</w:t>
+        <w:tabs>
+          <w:tab w:pos="4252" w:val="center"/>
+          <w:tab w:pos="8504" w:val="right"/>
+        </w:tabs>
+        <w:spacing w:line="240" w:lineRule="auto" w:before="0" w:after="240"/>
+        <w:ind w:left="0" w:right="0" w:firstLine="0"/>
+        <w:jc w:val="left"/>
+      </w:pPr>
+      <w:r>
+        <w:tab/>
+      </w:r>
+      <w:r>
+        <w:rPr>
+          <w:rFonts w:ascii="Times New Roman" w:hAnsi="Times New Roman" w:cs="Times New Roman" w:eastAsia="Times New Roman"/>
+          <w:b w:val="0"/>
+          <w:i w:val="0"/>
+          <w:color w:val="000000"/>
+          <w:sz w:val="24"/>
+        </w:rPr>
+        <w:t>ΔE(V-I1, PBE0) = [−2955.261392549 − (−2955.215636364)] × 2625.499638 = −120.1328 kJ mol</w:t>
       </w:r>
       <w:r>
         <w:rPr>
@@ -15049,40 +15932,45 @@
           <w:vertAlign w:val="superscript"/>
         </w:rPr>
         <w:t>-1</w:t>
+      </w:r>
+      <w:r>
+        <w:tab/>
+      </w:r>
+      <w:r>
+        <w:rPr>
+          <w:rFonts w:ascii="Times New Roman" w:hAnsi="Times New Roman" w:cs="Times New Roman" w:eastAsia="Times New Roman"/>
+          <w:b w:val="0"/>
+          <w:i w:val="0"/>
+          <w:color w:val="000000"/>
+          <w:sz w:val="24"/>
+        </w:rPr>
+        <w:t>(B.22)</w:t>
       </w:r>
     </w:p>
     <w:p>
       <w:pPr>
-        <w:spacing w:line="240" w:lineRule="auto" w:after="240"/>
-        <w:jc w:val="right"/>
-      </w:pPr>
-      <w:r>
-        <w:rPr>
-          <w:rFonts w:ascii="Times New Roman" w:hAnsi="Times New Roman" w:cs="Times New Roman" w:eastAsia="Times New Roman"/>
-          <w:b w:val="0"/>
-          <w:i w:val="0"/>
-          <w:color w:val="000000"/>
-          <w:sz w:val="24"/>
-        </w:rPr>
-        <w:t>(B.21)</w:t>
-      </w:r>
-    </w:p>
-    <w:p>
-      <w:pPr>
+        <w:keepLines/>
         <w:widowControl/>
-        <w:spacing w:line="240" w:lineRule="auto" w:before="0" w:after="0"/>
-        <w:ind w:firstLine="0" w:left="0"/>
-        <w:jc w:val="center"/>
-      </w:pPr>
-      <w:r>
-        <w:rPr>
-          <w:rFonts w:ascii="Times New Roman" w:hAnsi="Times New Roman" w:cs="Times New Roman" w:eastAsia="Times New Roman"/>
-          <w:b w:val="0"/>
-          <w:i w:val="0"/>
-          <w:color w:val="000000"/>
-          <w:sz w:val="24"/>
-        </w:rPr>
-        <w:t>ΔE(V-I1, PBE0) = [−2955.261392549 − (−2955.215636364)] × 2625.499638 = −120.1328 kJ mol</w:t>
+        <w:tabs>
+          <w:tab w:pos="4252" w:val="center"/>
+          <w:tab w:pos="8504" w:val="right"/>
+        </w:tabs>
+        <w:spacing w:line="240" w:lineRule="auto" w:before="0" w:after="240"/>
+        <w:ind w:left="0" w:right="0" w:firstLine="0"/>
+        <w:jc w:val="left"/>
+      </w:pPr>
+      <w:r>
+        <w:tab/>
+      </w:r>
+      <w:r>
+        <w:rPr>
+          <w:rFonts w:ascii="Times New Roman" w:hAnsi="Times New Roman" w:cs="Times New Roman" w:eastAsia="Times New Roman"/>
+          <w:b w:val="0"/>
+          <w:i w:val="0"/>
+          <w:color w:val="000000"/>
+          <w:sz w:val="24"/>
+        </w:rPr>
+        <w:t>ΔE(W-P, PBE0) = [−1785.122480008 − (−1785.113763864)] × 2625.499638 = −22.8842 kJ mol</w:t>
       </w:r>
       <w:r>
         <w:rPr>
@@ -15095,57 +15983,9 @@
         </w:rPr>
         <w:t>-1</w:t>
       </w:r>
-    </w:p>
-    <w:p>
-      <w:pPr>
-        <w:spacing w:line="240" w:lineRule="auto" w:after="240"/>
-        <w:jc w:val="right"/>
-      </w:pPr>
-      <w:r>
-        <w:rPr>
-          <w:rFonts w:ascii="Times New Roman" w:hAnsi="Times New Roman" w:cs="Times New Roman" w:eastAsia="Times New Roman"/>
-          <w:b w:val="0"/>
-          <w:i w:val="0"/>
-          <w:color w:val="000000"/>
-          <w:sz w:val="24"/>
-        </w:rPr>
-        <w:t>(B.22)</w:t>
-      </w:r>
-    </w:p>
-    <w:p>
-      <w:pPr>
-        <w:widowControl/>
-        <w:spacing w:line="240" w:lineRule="auto" w:before="0" w:after="0"/>
-        <w:ind w:firstLine="0" w:left="0"/>
-        <w:jc w:val="center"/>
-      </w:pPr>
-      <w:r>
-        <w:rPr>
-          <w:rFonts w:ascii="Times New Roman" w:hAnsi="Times New Roman" w:cs="Times New Roman" w:eastAsia="Times New Roman"/>
-          <w:b w:val="0"/>
-          <w:i w:val="0"/>
-          <w:color w:val="000000"/>
-          <w:sz w:val="24"/>
-        </w:rPr>
-        <w:t>ΔE(W-P, PBE0) = [−1785.122480008 − (−1785.113763864)] × 2625.499638 = −22.8842 kJ mol</w:t>
-      </w:r>
-      <w:r>
-        <w:rPr>
-          <w:rFonts w:ascii="Times New Roman" w:hAnsi="Times New Roman" w:cs="Times New Roman" w:eastAsia="Times New Roman"/>
-          <w:b w:val="0"/>
-          <w:i w:val="0"/>
-          <w:color w:val="000000"/>
-          <w:sz w:val="24"/>
-          <w:vertAlign w:val="superscript"/>
-        </w:rPr>
-        <w:t>-1</w:t>
-      </w:r>
-    </w:p>
-    <w:p>
-      <w:pPr>
-        <w:spacing w:line="240" w:lineRule="auto" w:after="240"/>
-        <w:jc w:val="right"/>
-      </w:pPr>
+      <w:r>
+        <w:tab/>
+      </w:r>
       <w:r>
         <w:rPr>
           <w:rFonts w:ascii="Times New Roman" w:hAnsi="Times New Roman" w:cs="Times New Roman" w:eastAsia="Times New Roman"/>
@@ -15197,19 +16037,30 @@
           <w:i w:val="0"/>
           <w:color w:val="000000"/>
           <w:sz w:val="24"/>
+          <w:vertAlign w:val="superscript"/>
+        </w:rPr>
+        <w:t>°</w:t>
+      </w:r>
+      <w:r>
+        <w:rPr>
+          <w:rFonts w:ascii="Times New Roman" w:hAnsi="Times New Roman" w:cs="Times New Roman" w:eastAsia="Times New Roman"/>
+          <w:b w:val="0"/>
+          <w:i w:val="0"/>
+          <w:color w:val="000000"/>
+          <w:sz w:val="24"/>
           <w:vertAlign w:val="subscript"/>
         </w:rPr>
-        <w:t>a</w:t>
-      </w:r>
-      <w:r>
-        <w:rPr>
-          <w:rFonts w:ascii="Times New Roman" w:hAnsi="Times New Roman" w:cs="Times New Roman" w:eastAsia="Times New Roman"/>
-          <w:b w:val="0"/>
-          <w:i w:val="0"/>
-          <w:color w:val="000000"/>
-          <w:sz w:val="24"/>
-        </w:rPr>
-        <w:t>d</w:t>
+        <w:t>ads</w:t>
+      </w:r>
+      <w:r>
+        <w:rPr>
+          <w:rFonts w:ascii="Times New Roman" w:hAnsi="Times New Roman" w:cs="Times New Roman" w:eastAsia="Times New Roman"/>
+          <w:b w:val="0"/>
+          <w:i w:val="0"/>
+          <w:color w:val="000000"/>
+          <w:sz w:val="24"/>
+        </w:rPr>
+        <w:t xml:space="preserve"> and the corresponding electronic ΔE</w:t>
       </w:r>
       <w:r>
         <w:rPr>
@@ -15220,49 +16071,7 @@
           <w:sz w:val="24"/>
           <w:vertAlign w:val="subscript"/>
         </w:rPr>
-        <w:t>s</w:t>
-      </w:r>
-      <w:r>
-        <w:rPr>
-          <w:rFonts w:ascii="Times New Roman" w:hAnsi="Times New Roman" w:cs="Times New Roman" w:eastAsia="Times New Roman"/>
-          <w:b w:val="0"/>
-          <w:i w:val="0"/>
-          <w:color w:val="000000"/>
-          <w:sz w:val="24"/>
-        </w:rPr>
-        <w:t xml:space="preserve"> and the corresponding electronic ΔE</w:t>
-      </w:r>
-      <w:r>
-        <w:rPr>
-          <w:rFonts w:ascii="Times New Roman" w:hAnsi="Times New Roman" w:cs="Times New Roman" w:eastAsia="Times New Roman"/>
-          <w:b w:val="0"/>
-          <w:i w:val="0"/>
-          <w:color w:val="000000"/>
-          <w:sz w:val="24"/>
-          <w:vertAlign w:val="subscript"/>
-        </w:rPr>
-        <w:t>a</w:t>
-      </w:r>
-      <w:r>
-        <w:rPr>
-          <w:rFonts w:ascii="Times New Roman" w:hAnsi="Times New Roman" w:cs="Times New Roman" w:eastAsia="Times New Roman"/>
-          <w:b w:val="0"/>
-          <w:i w:val="0"/>
-          <w:color w:val="000000"/>
-          <w:sz w:val="24"/>
-        </w:rPr>
-        <w:t>d</w:t>
-      </w:r>
-      <w:r>
-        <w:rPr>
-          <w:rFonts w:ascii="Times New Roman" w:hAnsi="Times New Roman" w:cs="Times New Roman" w:eastAsia="Times New Roman"/>
-          <w:b w:val="0"/>
-          <w:i w:val="0"/>
-          <w:color w:val="000000"/>
-          <w:sz w:val="24"/>
-          <w:vertAlign w:val="subscript"/>
-        </w:rPr>
-        <w:t>s</w:t>
+        <w:t>ads</w:t>
       </w:r>
       <w:r>
         <w:rPr>
@@ -15284,7 +16093,7 @@
         <w:ind w:firstLine="0" w:left="0"/>
         <w:jc w:val="left"/>
       </w:pPr>
-      <w:bookmarkStart w:id="19" w:name="Table_Table_B_1__Electronic_an"/>
+      <w:bookmarkStart w:id="18" w:name="Table_Table_B_1__Electronic_an"/>
       <w:r>
         <w:rPr>
           <w:rFonts w:ascii="Times New Roman" w:hAnsi="Times New Roman" w:cs="Times New Roman" w:eastAsia="Times New Roman"/>
@@ -15316,7 +16125,7 @@
         </w:rPr>
         <w:t>)</w:t>
       </w:r>
-      <w:bookmarkEnd w:id="19"/>
+      <w:bookmarkEnd w:id="18"/>
     </w:p>
     <w:tbl>
       <w:tblPr>
@@ -15401,28 +16210,7 @@
                 <w:sz w:val="24"/>
                 <w:vertAlign w:val="subscript"/>
               </w:rPr>
-              <w:t>a</w:t>
-            </w:r>
-            <w:r>
-              <w:rPr>
-                <w:rFonts w:ascii="Times New Roman" w:hAnsi="Times New Roman" w:cs="Times New Roman" w:eastAsia="Times New Roman"/>
-                <w:b/>
-                <w:i w:val="0"/>
-                <w:color w:val="000000"/>
-                <w:sz w:val="24"/>
-              </w:rPr>
-              <w:t>d</w:t>
-            </w:r>
-            <w:r>
-              <w:rPr>
-                <w:rFonts w:ascii="Times New Roman" w:hAnsi="Times New Roman" w:cs="Times New Roman" w:eastAsia="Times New Roman"/>
-                <w:b/>
-                <w:i w:val="0"/>
-                <w:color w:val="000000"/>
-                <w:sz w:val="24"/>
-                <w:vertAlign w:val="subscript"/>
-              </w:rPr>
-              <w:t>s</w:t>
+              <w:t>ads</w:t>
             </w:r>
           </w:p>
         </w:tc>
@@ -15479,19 +16267,9 @@
                 <w:i w:val="0"/>
                 <w:color w:val="000000"/>
                 <w:sz w:val="24"/>
-                <w:vertAlign w:val="subscript"/>
+                <w:vertAlign w:val="superscript"/>
               </w:rPr>
-              <w:t>a</w:t>
-            </w:r>
-            <w:r>
-              <w:rPr>
-                <w:rFonts w:ascii="Times New Roman" w:hAnsi="Times New Roman" w:cs="Times New Roman" w:eastAsia="Times New Roman"/>
-                <w:b/>
-                <w:i w:val="0"/>
-                <w:color w:val="000000"/>
-                <w:sz w:val="24"/>
-              </w:rPr>
-              <w:t>d</w:t>
+              <w:t>°</w:t>
             </w:r>
             <w:r>
               <w:rPr>
@@ -15502,7 +16280,7 @@
                 <w:sz w:val="24"/>
                 <w:vertAlign w:val="subscript"/>
               </w:rPr>
-              <w:t>s</w:t>
+              <w:t>ads</w:t>
             </w:r>
             <w:r>
               <w:rPr>
@@ -15569,19 +16347,9 @@
                 <w:i w:val="0"/>
                 <w:color w:val="000000"/>
                 <w:sz w:val="24"/>
-                <w:vertAlign w:val="subscript"/>
+                <w:vertAlign w:val="superscript"/>
               </w:rPr>
-              <w:t>a</w:t>
-            </w:r>
-            <w:r>
-              <w:rPr>
-                <w:rFonts w:ascii="Times New Roman" w:hAnsi="Times New Roman" w:cs="Times New Roman" w:eastAsia="Times New Roman"/>
-                <w:b/>
-                <w:i w:val="0"/>
-                <w:color w:val="000000"/>
-                <w:sz w:val="24"/>
-              </w:rPr>
-              <w:t>d</w:t>
+              <w:t>°</w:t>
             </w:r>
             <w:r>
               <w:rPr>
@@ -15592,7 +16360,7 @@
                 <w:sz w:val="24"/>
                 <w:vertAlign w:val="subscript"/>
               </w:rPr>
-              <w:t>s</w:t>
+              <w:t>ads</w:t>
             </w:r>
             <w:r>
               <w:rPr>
@@ -16229,11 +16997,19 @@
     </w:p>
     <w:p>
       <w:pPr>
+        <w:keepLines/>
         <w:widowControl/>
-        <w:spacing w:line="240" w:lineRule="auto" w:before="0" w:after="0"/>
-        <w:ind w:firstLine="0" w:left="0"/>
-        <w:jc w:val="center"/>
-      </w:pPr>
+        <w:tabs>
+          <w:tab w:pos="4252" w:val="center"/>
+          <w:tab w:pos="8504" w:val="right"/>
+        </w:tabs>
+        <w:spacing w:line="240" w:lineRule="auto" w:before="0" w:after="240"/>
+        <w:ind w:left="0" w:right="0" w:firstLine="0"/>
+        <w:jc w:val="left"/>
+      </w:pPr>
+      <w:r>
+        <w:tab/>
+      </w:r>
       <w:r>
         <w:rPr>
           <w:rFonts w:ascii="Times New Roman" w:hAnsi="Times New Roman" w:cs="Times New Roman" w:eastAsia="Times New Roman"/>
@@ -16251,30 +17027,20 @@
           <w:i w:val="0"/>
           <w:color w:val="000000"/>
           <w:sz w:val="24"/>
+          <w:vertAlign w:val="superscript"/>
+        </w:rPr>
+        <w:t>°</w:t>
+      </w:r>
+      <w:r>
+        <w:rPr>
+          <w:rFonts w:ascii="Times New Roman" w:hAnsi="Times New Roman" w:cs="Times New Roman" w:eastAsia="Times New Roman"/>
+          <w:b w:val="0"/>
+          <w:i w:val="0"/>
+          <w:color w:val="000000"/>
+          <w:sz w:val="24"/>
           <w:vertAlign w:val="subscript"/>
         </w:rPr>
-        <w:t>a</w:t>
-      </w:r>
-      <w:r>
-        <w:rPr>
-          <w:rFonts w:ascii="Times New Roman" w:hAnsi="Times New Roman" w:cs="Times New Roman" w:eastAsia="Times New Roman"/>
-          <w:b w:val="0"/>
-          <w:i w:val="0"/>
-          <w:color w:val="000000"/>
-          <w:sz w:val="24"/>
-        </w:rPr>
-        <w:t>d</w:t>
-      </w:r>
-      <w:r>
-        <w:rPr>
-          <w:rFonts w:ascii="Times New Roman" w:hAnsi="Times New Roman" w:cs="Times New Roman" w:eastAsia="Times New Roman"/>
-          <w:b w:val="0"/>
-          <w:i w:val="0"/>
-          <w:color w:val="000000"/>
-          <w:sz w:val="24"/>
-          <w:vertAlign w:val="subscript"/>
-        </w:rPr>
-        <w:t>s</w:t>
+        <w:t>ads</w:t>
       </w:r>
       <w:r>
         <w:rPr>
@@ -16296,31 +17062,118 @@
           <w:vertAlign w:val="superscript"/>
         </w:rPr>
         <w:t>-1</w:t>
+      </w:r>
+      <w:r>
+        <w:tab/>
+      </w:r>
+      <w:r>
+        <w:rPr>
+          <w:rFonts w:ascii="Times New Roman" w:hAnsi="Times New Roman" w:cs="Times New Roman" w:eastAsia="Times New Roman"/>
+          <w:b w:val="0"/>
+          <w:i w:val="0"/>
+          <w:color w:val="000000"/>
+          <w:sz w:val="24"/>
+        </w:rPr>
+        <w:t>(B.24)</w:t>
       </w:r>
     </w:p>
     <w:p>
       <w:pPr>
-        <w:spacing w:line="240" w:lineRule="auto" w:after="240"/>
-        <w:jc w:val="right"/>
-      </w:pPr>
-      <w:r>
-        <w:rPr>
-          <w:rFonts w:ascii="Times New Roman" w:hAnsi="Times New Roman" w:cs="Times New Roman" w:eastAsia="Times New Roman"/>
-          <w:b w:val="0"/>
-          <w:i w:val="0"/>
-          <w:color w:val="000000"/>
-          <w:sz w:val="24"/>
-        </w:rPr>
-        <w:t>(B.24)</w:t>
+        <w:keepLines/>
+        <w:widowControl/>
+        <w:tabs>
+          <w:tab w:pos="4252" w:val="center"/>
+          <w:tab w:pos="8504" w:val="right"/>
+        </w:tabs>
+        <w:spacing w:line="240" w:lineRule="auto" w:before="0" w:after="240"/>
+        <w:ind w:left="0" w:right="0" w:firstLine="0"/>
+        <w:jc w:val="left"/>
+      </w:pPr>
+      <w:r>
+        <w:tab/>
+      </w:r>
+      <w:r>
+        <w:rPr>
+          <w:rFonts w:ascii="Times New Roman" w:hAnsi="Times New Roman" w:cs="Times New Roman" w:eastAsia="Times New Roman"/>
+          <w:b w:val="0"/>
+          <w:i w:val="0"/>
+          <w:color w:val="000000"/>
+          <w:sz w:val="24"/>
+        </w:rPr>
+        <w:t>ΔG</w:t>
+      </w:r>
+      <w:r>
+        <w:rPr>
+          <w:rFonts w:ascii="Times New Roman" w:hAnsi="Times New Roman" w:cs="Times New Roman" w:eastAsia="Times New Roman"/>
+          <w:b w:val="0"/>
+          <w:i w:val="0"/>
+          <w:color w:val="000000"/>
+          <w:sz w:val="24"/>
+          <w:vertAlign w:val="superscript"/>
+        </w:rPr>
+        <w:t>°</w:t>
+      </w:r>
+      <w:r>
+        <w:rPr>
+          <w:rFonts w:ascii="Times New Roman" w:hAnsi="Times New Roman" w:cs="Times New Roman" w:eastAsia="Times New Roman"/>
+          <w:b w:val="0"/>
+          <w:i w:val="0"/>
+          <w:color w:val="000000"/>
+          <w:sz w:val="24"/>
+          <w:vertAlign w:val="subscript"/>
+        </w:rPr>
+        <w:t>ads</w:t>
+      </w:r>
+      <w:r>
+        <w:rPr>
+          <w:rFonts w:ascii="Times New Roman" w:hAnsi="Times New Roman" w:cs="Times New Roman" w:eastAsia="Times New Roman"/>
+          <w:b w:val="0"/>
+          <w:i w:val="0"/>
+          <w:color w:val="000000"/>
+          <w:sz w:val="24"/>
+        </w:rPr>
+        <w:t>(V-PRC, 1003.15 K) = −93.0057 + 226.4003 = +133.3946 kJ mol</w:t>
+      </w:r>
+      <w:r>
+        <w:rPr>
+          <w:rFonts w:ascii="Times New Roman" w:hAnsi="Times New Roman" w:cs="Times New Roman" w:eastAsia="Times New Roman"/>
+          <w:b w:val="0"/>
+          <w:i w:val="0"/>
+          <w:color w:val="000000"/>
+          <w:sz w:val="24"/>
+          <w:vertAlign w:val="superscript"/>
+        </w:rPr>
+        <w:t>-1</w:t>
+      </w:r>
+      <w:r>
+        <w:tab/>
+      </w:r>
+      <w:r>
+        <w:rPr>
+          <w:rFonts w:ascii="Times New Roman" w:hAnsi="Times New Roman" w:cs="Times New Roman" w:eastAsia="Times New Roman"/>
+          <w:b w:val="0"/>
+          <w:i w:val="0"/>
+          <w:color w:val="000000"/>
+          <w:sz w:val="24"/>
+        </w:rPr>
+        <w:t>(B.25)</w:t>
       </w:r>
     </w:p>
     <w:p>
       <w:pPr>
+        <w:keepLines/>
         <w:widowControl/>
-        <w:spacing w:line="240" w:lineRule="auto" w:before="0" w:after="0"/>
-        <w:ind w:firstLine="0" w:left="0"/>
-        <w:jc w:val="center"/>
-      </w:pPr>
+        <w:tabs>
+          <w:tab w:pos="4252" w:val="center"/>
+          <w:tab w:pos="8504" w:val="right"/>
+        </w:tabs>
+        <w:spacing w:line="240" w:lineRule="auto" w:before="0" w:after="240"/>
+        <w:ind w:left="0" w:right="0" w:firstLine="0"/>
+        <w:jc w:val="left"/>
+      </w:pPr>
+      <w:r>
+        <w:tab/>
+      </w:r>
       <w:r>
         <w:rPr>
           <w:rFonts w:ascii="Times New Roman" w:hAnsi="Times New Roman" w:cs="Times New Roman" w:eastAsia="Times New Roman"/>
@@ -16338,40 +17191,30 @@
           <w:i w:val="0"/>
           <w:color w:val="000000"/>
           <w:sz w:val="24"/>
+          <w:vertAlign w:val="superscript"/>
+        </w:rPr>
+        <w:t>°</w:t>
+      </w:r>
+      <w:r>
+        <w:rPr>
+          <w:rFonts w:ascii="Times New Roman" w:hAnsi="Times New Roman" w:cs="Times New Roman" w:eastAsia="Times New Roman"/>
+          <w:b w:val="0"/>
+          <w:i w:val="0"/>
+          <w:color w:val="000000"/>
+          <w:sz w:val="24"/>
           <w:vertAlign w:val="subscript"/>
         </w:rPr>
-        <w:t>a</w:t>
-      </w:r>
-      <w:r>
-        <w:rPr>
-          <w:rFonts w:ascii="Times New Roman" w:hAnsi="Times New Roman" w:cs="Times New Roman" w:eastAsia="Times New Roman"/>
-          <w:b w:val="0"/>
-          <w:i w:val="0"/>
-          <w:color w:val="000000"/>
-          <w:sz w:val="24"/>
-        </w:rPr>
-        <w:t>d</w:t>
-      </w:r>
-      <w:r>
-        <w:rPr>
-          <w:rFonts w:ascii="Times New Roman" w:hAnsi="Times New Roman" w:cs="Times New Roman" w:eastAsia="Times New Roman"/>
-          <w:b w:val="0"/>
-          <w:i w:val="0"/>
-          <w:color w:val="000000"/>
-          <w:sz w:val="24"/>
-          <w:vertAlign w:val="subscript"/>
-        </w:rPr>
-        <w:t>s</w:t>
-      </w:r>
-      <w:r>
-        <w:rPr>
-          <w:rFonts w:ascii="Times New Roman" w:hAnsi="Times New Roman" w:cs="Times New Roman" w:eastAsia="Times New Roman"/>
-          <w:b w:val="0"/>
-          <w:i w:val="0"/>
-          <w:color w:val="000000"/>
-          <w:sz w:val="24"/>
-        </w:rPr>
-        <w:t>(V-PRC, 1003.15 K) = −93.0057 + 226.4003 = +133.3946 kJ mol</w:t>
+        <w:t>ads</w:t>
+      </w:r>
+      <w:r>
+        <w:rPr>
+          <w:rFonts w:ascii="Times New Roman" w:hAnsi="Times New Roman" w:cs="Times New Roman" w:eastAsia="Times New Roman"/>
+          <w:b w:val="0"/>
+          <w:i w:val="0"/>
+          <w:color w:val="000000"/>
+          <w:sz w:val="24"/>
+        </w:rPr>
+        <w:t>(W-PRC, 298.15 K) = −78.3205 + 49.4524 = −28.8681 kJ mol</w:t>
       </w:r>
       <w:r>
         <w:rPr>
@@ -16383,31 +17226,36 @@
           <w:vertAlign w:val="superscript"/>
         </w:rPr>
         <w:t>-1</w:t>
+      </w:r>
+      <w:r>
+        <w:tab/>
+      </w:r>
+      <w:r>
+        <w:rPr>
+          <w:rFonts w:ascii="Times New Roman" w:hAnsi="Times New Roman" w:cs="Times New Roman" w:eastAsia="Times New Roman"/>
+          <w:b w:val="0"/>
+          <w:i w:val="0"/>
+          <w:color w:val="000000"/>
+          <w:sz w:val="24"/>
+        </w:rPr>
+        <w:t>(B.26)</w:t>
       </w:r>
     </w:p>
     <w:p>
       <w:pPr>
-        <w:spacing w:line="240" w:lineRule="auto" w:after="240"/>
-        <w:jc w:val="right"/>
-      </w:pPr>
-      <w:r>
-        <w:rPr>
-          <w:rFonts w:ascii="Times New Roman" w:hAnsi="Times New Roman" w:cs="Times New Roman" w:eastAsia="Times New Roman"/>
-          <w:b w:val="0"/>
-          <w:i w:val="0"/>
-          <w:color w:val="000000"/>
-          <w:sz w:val="24"/>
-        </w:rPr>
-        <w:t>(B.25)</w:t>
-      </w:r>
-    </w:p>
-    <w:p>
-      <w:pPr>
+        <w:keepLines/>
         <w:widowControl/>
-        <w:spacing w:line="240" w:lineRule="auto" w:before="0" w:after="0"/>
-        <w:ind w:firstLine="0" w:left="0"/>
-        <w:jc w:val="center"/>
-      </w:pPr>
+        <w:tabs>
+          <w:tab w:pos="4252" w:val="center"/>
+          <w:tab w:pos="8504" w:val="right"/>
+        </w:tabs>
+        <w:spacing w:line="240" w:lineRule="auto" w:before="0" w:after="240"/>
+        <w:ind w:left="0" w:right="0" w:firstLine="0"/>
+        <w:jc w:val="left"/>
+      </w:pPr>
+      <w:r>
+        <w:tab/>
+      </w:r>
       <w:r>
         <w:rPr>
           <w:rFonts w:ascii="Times New Roman" w:hAnsi="Times New Roman" w:cs="Times New Roman" w:eastAsia="Times New Roman"/>
@@ -16425,40 +17273,30 @@
           <w:i w:val="0"/>
           <w:color w:val="000000"/>
           <w:sz w:val="24"/>
+          <w:vertAlign w:val="superscript"/>
+        </w:rPr>
+        <w:t>°</w:t>
+      </w:r>
+      <w:r>
+        <w:rPr>
+          <w:rFonts w:ascii="Times New Roman" w:hAnsi="Times New Roman" w:cs="Times New Roman" w:eastAsia="Times New Roman"/>
+          <w:b w:val="0"/>
+          <w:i w:val="0"/>
+          <w:color w:val="000000"/>
+          <w:sz w:val="24"/>
           <w:vertAlign w:val="subscript"/>
         </w:rPr>
-        <w:t>a</w:t>
-      </w:r>
-      <w:r>
-        <w:rPr>
-          <w:rFonts w:ascii="Times New Roman" w:hAnsi="Times New Roman" w:cs="Times New Roman" w:eastAsia="Times New Roman"/>
-          <w:b w:val="0"/>
-          <w:i w:val="0"/>
-          <w:color w:val="000000"/>
-          <w:sz w:val="24"/>
-        </w:rPr>
-        <w:t>d</w:t>
-      </w:r>
-      <w:r>
-        <w:rPr>
-          <w:rFonts w:ascii="Times New Roman" w:hAnsi="Times New Roman" w:cs="Times New Roman" w:eastAsia="Times New Roman"/>
-          <w:b w:val="0"/>
-          <w:i w:val="0"/>
-          <w:color w:val="000000"/>
-          <w:sz w:val="24"/>
-          <w:vertAlign w:val="subscript"/>
-        </w:rPr>
-        <w:t>s</w:t>
-      </w:r>
-      <w:r>
-        <w:rPr>
-          <w:rFonts w:ascii="Times New Roman" w:hAnsi="Times New Roman" w:cs="Times New Roman" w:eastAsia="Times New Roman"/>
-          <w:b w:val="0"/>
-          <w:i w:val="0"/>
-          <w:color w:val="000000"/>
-          <w:sz w:val="24"/>
-        </w:rPr>
-        <w:t>(W-PRC, 298.15 K) = −78.3205 + 49.4524 = −28.8681 kJ mol</w:t>
+        <w:t>ads</w:t>
+      </w:r>
+      <w:r>
+        <w:rPr>
+          <w:rFonts w:ascii="Times New Roman" w:hAnsi="Times New Roman" w:cs="Times New Roman" w:eastAsia="Times New Roman"/>
+          <w:b w:val="0"/>
+          <w:i w:val="0"/>
+          <w:color w:val="000000"/>
+          <w:sz w:val="24"/>
+        </w:rPr>
+        <w:t>(W-PRC, 1003.15 K) = −78.3205 + 145.3513 = +67.0308 kJ mol</w:t>
       </w:r>
       <w:r>
         <w:rPr>
@@ -16471,99 +17309,9 @@
         </w:rPr>
         <w:t>-1</w:t>
       </w:r>
-    </w:p>
-    <w:p>
-      <w:pPr>
-        <w:spacing w:line="240" w:lineRule="auto" w:after="240"/>
-        <w:jc w:val="right"/>
-      </w:pPr>
-      <w:r>
-        <w:rPr>
-          <w:rFonts w:ascii="Times New Roman" w:hAnsi="Times New Roman" w:cs="Times New Roman" w:eastAsia="Times New Roman"/>
-          <w:b w:val="0"/>
-          <w:i w:val="0"/>
-          <w:color w:val="000000"/>
-          <w:sz w:val="24"/>
-        </w:rPr>
-        <w:t>(B.26)</w:t>
-      </w:r>
-    </w:p>
-    <w:p>
-      <w:pPr>
-        <w:widowControl/>
-        <w:spacing w:line="240" w:lineRule="auto" w:before="0" w:after="0"/>
-        <w:ind w:firstLine="0" w:left="0"/>
-        <w:jc w:val="center"/>
-      </w:pPr>
-      <w:r>
-        <w:rPr>
-          <w:rFonts w:ascii="Times New Roman" w:hAnsi="Times New Roman" w:cs="Times New Roman" w:eastAsia="Times New Roman"/>
-          <w:b w:val="0"/>
-          <w:i w:val="0"/>
-          <w:color w:val="000000"/>
-          <w:sz w:val="24"/>
-        </w:rPr>
-        <w:t>ΔG</w:t>
-      </w:r>
-      <w:r>
-        <w:rPr>
-          <w:rFonts w:ascii="Times New Roman" w:hAnsi="Times New Roman" w:cs="Times New Roman" w:eastAsia="Times New Roman"/>
-          <w:b w:val="0"/>
-          <w:i w:val="0"/>
-          <w:color w:val="000000"/>
-          <w:sz w:val="24"/>
-          <w:vertAlign w:val="subscript"/>
-        </w:rPr>
-        <w:t>a</w:t>
-      </w:r>
-      <w:r>
-        <w:rPr>
-          <w:rFonts w:ascii="Times New Roman" w:hAnsi="Times New Roman" w:cs="Times New Roman" w:eastAsia="Times New Roman"/>
-          <w:b w:val="0"/>
-          <w:i w:val="0"/>
-          <w:color w:val="000000"/>
-          <w:sz w:val="24"/>
-        </w:rPr>
-        <w:t>d</w:t>
-      </w:r>
-      <w:r>
-        <w:rPr>
-          <w:rFonts w:ascii="Times New Roman" w:hAnsi="Times New Roman" w:cs="Times New Roman" w:eastAsia="Times New Roman"/>
-          <w:b w:val="0"/>
-          <w:i w:val="0"/>
-          <w:color w:val="000000"/>
-          <w:sz w:val="24"/>
-          <w:vertAlign w:val="subscript"/>
-        </w:rPr>
-        <w:t>s</w:t>
-      </w:r>
-      <w:r>
-        <w:rPr>
-          <w:rFonts w:ascii="Times New Roman" w:hAnsi="Times New Roman" w:cs="Times New Roman" w:eastAsia="Times New Roman"/>
-          <w:b w:val="0"/>
-          <w:i w:val="0"/>
-          <w:color w:val="000000"/>
-          <w:sz w:val="24"/>
-        </w:rPr>
-        <w:t>(W-PRC, 1003.15 K) = −78.3205 + 145.3513 = +67.0308 kJ mol</w:t>
-      </w:r>
-      <w:r>
-        <w:rPr>
-          <w:rFonts w:ascii="Times New Roman" w:hAnsi="Times New Roman" w:cs="Times New Roman" w:eastAsia="Times New Roman"/>
-          <w:b w:val="0"/>
-          <w:i w:val="0"/>
-          <w:color w:val="000000"/>
-          <w:sz w:val="24"/>
-          <w:vertAlign w:val="superscript"/>
-        </w:rPr>
-        <w:t>-1</w:t>
-      </w:r>
-    </w:p>
-    <w:p>
-      <w:pPr>
-        <w:spacing w:line="240" w:lineRule="auto" w:after="240"/>
-        <w:jc w:val="right"/>
-      </w:pPr>
+      <w:r>
+        <w:tab/>
+      </w:r>
       <w:r>
         <w:rPr>
           <w:rFonts w:ascii="Times New Roman" w:hAnsi="Times New Roman" w:cs="Times New Roman" w:eastAsia="Times New Roman"/>
@@ -16599,19 +17347,62 @@
           <w:i w:val="0"/>
           <w:color w:val="000000"/>
           <w:sz w:val="24"/>
+          <w:vertAlign w:val="superscript"/>
+        </w:rPr>
+        <w:t>°</w:t>
+      </w:r>
+      <w:r>
+        <w:rPr>
+          <w:rFonts w:ascii="Times New Roman" w:hAnsi="Times New Roman" w:cs="Times New Roman" w:eastAsia="Times New Roman"/>
+          <w:b w:val="0"/>
+          <w:i w:val="0"/>
+          <w:color w:val="000000"/>
+          <w:sz w:val="24"/>
           <w:vertAlign w:val="subscript"/>
         </w:rPr>
-        <w:t>a</w:t>
-      </w:r>
-      <w:r>
-        <w:rPr>
-          <w:rFonts w:ascii="Times New Roman" w:hAnsi="Times New Roman" w:cs="Times New Roman" w:eastAsia="Times New Roman"/>
-          <w:b w:val="0"/>
-          <w:i w:val="0"/>
-          <w:color w:val="000000"/>
-          <w:sz w:val="24"/>
-        </w:rPr>
-        <w:t>d</w:t>
+        <w:t>ads</w:t>
+      </w:r>
+      <w:r>
+        <w:rPr>
+          <w:rFonts w:ascii="Times New Roman" w:hAnsi="Times New Roman" w:cs="Times New Roman" w:eastAsia="Times New Roman"/>
+          <w:b w:val="0"/>
+          <w:i w:val="0"/>
+          <w:color w:val="000000"/>
+          <w:sz w:val="24"/>
+        </w:rPr>
+        <w:t>(V-I1, 298.15 K) = −115.3754 + 79.6007 = −35.7747 kJ mol</w:t>
+      </w:r>
+      <w:r>
+        <w:rPr>
+          <w:rFonts w:ascii="Times New Roman" w:hAnsi="Times New Roman" w:cs="Times New Roman" w:eastAsia="Times New Roman"/>
+          <w:b w:val="0"/>
+          <w:i w:val="0"/>
+          <w:color w:val="000000"/>
+          <w:sz w:val="24"/>
+          <w:vertAlign w:val="superscript"/>
+        </w:rPr>
+        <w:t>-1</w:t>
+      </w:r>
+      <w:r>
+        <w:rPr>
+          <w:rFonts w:ascii="Times New Roman" w:hAnsi="Times New Roman" w:cs="Times New Roman" w:eastAsia="Times New Roman"/>
+          <w:b w:val="0"/>
+          <w:i w:val="0"/>
+          <w:color w:val="000000"/>
+          <w:sz w:val="24"/>
+        </w:rPr>
+        <w:t xml:space="preserve"> and ΔG</w:t>
+      </w:r>
+      <w:r>
+        <w:rPr>
+          <w:rFonts w:ascii="Times New Roman" w:hAnsi="Times New Roman" w:cs="Times New Roman" w:eastAsia="Times New Roman"/>
+          <w:b w:val="0"/>
+          <w:i w:val="0"/>
+          <w:color w:val="000000"/>
+          <w:sz w:val="24"/>
+          <w:vertAlign w:val="superscript"/>
+        </w:rPr>
+        <w:t>°</w:t>
       </w:r>
       <w:r>
         <w:rPr>
@@ -16622,17 +17413,17 @@
           <w:sz w:val="24"/>
           <w:vertAlign w:val="subscript"/>
         </w:rPr>
-        <w:t>s</w:t>
-      </w:r>
-      <w:r>
-        <w:rPr>
-          <w:rFonts w:ascii="Times New Roman" w:hAnsi="Times New Roman" w:cs="Times New Roman" w:eastAsia="Times New Roman"/>
-          <w:b w:val="0"/>
-          <w:i w:val="0"/>
-          <w:color w:val="000000"/>
-          <w:sz w:val="24"/>
-        </w:rPr>
-        <w:t>(V-I1, 298.15 K) = −115.3754 + 79.6007 = −35.7747 kJ mol</w:t>
+        <w:t>ads</w:t>
+      </w:r>
+      <w:r>
+        <w:rPr>
+          <w:rFonts w:ascii="Times New Roman" w:hAnsi="Times New Roman" w:cs="Times New Roman" w:eastAsia="Times New Roman"/>
+          <w:b w:val="0"/>
+          <w:i w:val="0"/>
+          <w:color w:val="000000"/>
+          <w:sz w:val="24"/>
+        </w:rPr>
+        <w:t>(V-I1, 1003.15 K) = −115.3754 + 223.6989 = +108.3235 kJ mol</w:t>
       </w:r>
       <w:r>
         <w:rPr>
@@ -16653,6 +17444,59 @@
           <w:color w:val="000000"/>
           <w:sz w:val="24"/>
         </w:rPr>
+        <w:t>. For W-P, the corresponding substitutions are ΔG</w:t>
+      </w:r>
+      <w:r>
+        <w:rPr>
+          <w:rFonts w:ascii="Times New Roman" w:hAnsi="Times New Roman" w:cs="Times New Roman" w:eastAsia="Times New Roman"/>
+          <w:b w:val="0"/>
+          <w:i w:val="0"/>
+          <w:color w:val="000000"/>
+          <w:sz w:val="24"/>
+          <w:vertAlign w:val="superscript"/>
+        </w:rPr>
+        <w:t>°</w:t>
+      </w:r>
+      <w:r>
+        <w:rPr>
+          <w:rFonts w:ascii="Times New Roman" w:hAnsi="Times New Roman" w:cs="Times New Roman" w:eastAsia="Times New Roman"/>
+          <w:b w:val="0"/>
+          <w:i w:val="0"/>
+          <w:color w:val="000000"/>
+          <w:sz w:val="24"/>
+          <w:vertAlign w:val="subscript"/>
+        </w:rPr>
+        <w:t>ads</w:t>
+      </w:r>
+      <w:r>
+        <w:rPr>
+          <w:rFonts w:ascii="Times New Roman" w:hAnsi="Times New Roman" w:cs="Times New Roman" w:eastAsia="Times New Roman"/>
+          <w:b w:val="0"/>
+          <w:i w:val="0"/>
+          <w:color w:val="000000"/>
+          <w:sz w:val="24"/>
+        </w:rPr>
+        <w:t>(W-P, 298.15 K) = −24.0240 + 54.8185 = +30.7945 kJ mol</w:t>
+      </w:r>
+      <w:r>
+        <w:rPr>
+          <w:rFonts w:ascii="Times New Roman" w:hAnsi="Times New Roman" w:cs="Times New Roman" w:eastAsia="Times New Roman"/>
+          <w:b w:val="0"/>
+          <w:i w:val="0"/>
+          <w:color w:val="000000"/>
+          <w:sz w:val="24"/>
+          <w:vertAlign w:val="superscript"/>
+        </w:rPr>
+        <w:t>-1</w:t>
+      </w:r>
+      <w:r>
+        <w:rPr>
+          <w:rFonts w:ascii="Times New Roman" w:hAnsi="Times New Roman" w:cs="Times New Roman" w:eastAsia="Times New Roman"/>
+          <w:b w:val="0"/>
+          <w:i w:val="0"/>
+          <w:color w:val="000000"/>
+          <w:sz w:val="24"/>
+        </w:rPr>
         <w:t xml:space="preserve"> and ΔG</w:t>
       </w:r>
       <w:r>
@@ -16662,156 +17506,20 @@
           <w:i w:val="0"/>
           <w:color w:val="000000"/>
           <w:sz w:val="24"/>
+          <w:vertAlign w:val="superscript"/>
+        </w:rPr>
+        <w:t>°</w:t>
+      </w:r>
+      <w:r>
+        <w:rPr>
+          <w:rFonts w:ascii="Times New Roman" w:hAnsi="Times New Roman" w:cs="Times New Roman" w:eastAsia="Times New Roman"/>
+          <w:b w:val="0"/>
+          <w:i w:val="0"/>
+          <w:color w:val="000000"/>
+          <w:sz w:val="24"/>
           <w:vertAlign w:val="subscript"/>
         </w:rPr>
-        <w:t>a</w:t>
-      </w:r>
-      <w:r>
-        <w:rPr>
-          <w:rFonts w:ascii="Times New Roman" w:hAnsi="Times New Roman" w:cs="Times New Roman" w:eastAsia="Times New Roman"/>
-          <w:b w:val="0"/>
-          <w:i w:val="0"/>
-          <w:color w:val="000000"/>
-          <w:sz w:val="24"/>
-        </w:rPr>
-        <w:t>d</w:t>
-      </w:r>
-      <w:r>
-        <w:rPr>
-          <w:rFonts w:ascii="Times New Roman" w:hAnsi="Times New Roman" w:cs="Times New Roman" w:eastAsia="Times New Roman"/>
-          <w:b w:val="0"/>
-          <w:i w:val="0"/>
-          <w:color w:val="000000"/>
-          <w:sz w:val="24"/>
-          <w:vertAlign w:val="subscript"/>
-        </w:rPr>
-        <w:t>s</w:t>
-      </w:r>
-      <w:r>
-        <w:rPr>
-          <w:rFonts w:ascii="Times New Roman" w:hAnsi="Times New Roman" w:cs="Times New Roman" w:eastAsia="Times New Roman"/>
-          <w:b w:val="0"/>
-          <w:i w:val="0"/>
-          <w:color w:val="000000"/>
-          <w:sz w:val="24"/>
-        </w:rPr>
-        <w:t>(V-I1, 1003.15 K) = −115.3754 + 223.6989 = +108.3235 kJ mol</w:t>
-      </w:r>
-      <w:r>
-        <w:rPr>
-          <w:rFonts w:ascii="Times New Roman" w:hAnsi="Times New Roman" w:cs="Times New Roman" w:eastAsia="Times New Roman"/>
-          <w:b w:val="0"/>
-          <w:i w:val="0"/>
-          <w:color w:val="000000"/>
-          <w:sz w:val="24"/>
-          <w:vertAlign w:val="superscript"/>
-        </w:rPr>
-        <w:t>-1</w:t>
-      </w:r>
-      <w:r>
-        <w:rPr>
-          <w:rFonts w:ascii="Times New Roman" w:hAnsi="Times New Roman" w:cs="Times New Roman" w:eastAsia="Times New Roman"/>
-          <w:b w:val="0"/>
-          <w:i w:val="0"/>
-          <w:color w:val="000000"/>
-          <w:sz w:val="24"/>
-        </w:rPr>
-        <w:t>. For W-P, the corresponding substitutions are ΔG</w:t>
-      </w:r>
-      <w:r>
-        <w:rPr>
-          <w:rFonts w:ascii="Times New Roman" w:hAnsi="Times New Roman" w:cs="Times New Roman" w:eastAsia="Times New Roman"/>
-          <w:b w:val="0"/>
-          <w:i w:val="0"/>
-          <w:color w:val="000000"/>
-          <w:sz w:val="24"/>
-          <w:vertAlign w:val="subscript"/>
-        </w:rPr>
-        <w:t>a</w:t>
-      </w:r>
-      <w:r>
-        <w:rPr>
-          <w:rFonts w:ascii="Times New Roman" w:hAnsi="Times New Roman" w:cs="Times New Roman" w:eastAsia="Times New Roman"/>
-          <w:b w:val="0"/>
-          <w:i w:val="0"/>
-          <w:color w:val="000000"/>
-          <w:sz w:val="24"/>
-        </w:rPr>
-        <w:t>d</w:t>
-      </w:r>
-      <w:r>
-        <w:rPr>
-          <w:rFonts w:ascii="Times New Roman" w:hAnsi="Times New Roman" w:cs="Times New Roman" w:eastAsia="Times New Roman"/>
-          <w:b w:val="0"/>
-          <w:i w:val="0"/>
-          <w:color w:val="000000"/>
-          <w:sz w:val="24"/>
-          <w:vertAlign w:val="subscript"/>
-        </w:rPr>
-        <w:t>s</w:t>
-      </w:r>
-      <w:r>
-        <w:rPr>
-          <w:rFonts w:ascii="Times New Roman" w:hAnsi="Times New Roman" w:cs="Times New Roman" w:eastAsia="Times New Roman"/>
-          <w:b w:val="0"/>
-          <w:i w:val="0"/>
-          <w:color w:val="000000"/>
-          <w:sz w:val="24"/>
-        </w:rPr>
-        <w:t>(W-P, 298.15 K) = −24.0240 + 54.8185 = +30.7945 kJ mol</w:t>
-      </w:r>
-      <w:r>
-        <w:rPr>
-          <w:rFonts w:ascii="Times New Roman" w:hAnsi="Times New Roman" w:cs="Times New Roman" w:eastAsia="Times New Roman"/>
-          <w:b w:val="0"/>
-          <w:i w:val="0"/>
-          <w:color w:val="000000"/>
-          <w:sz w:val="24"/>
-          <w:vertAlign w:val="superscript"/>
-        </w:rPr>
-        <w:t>-1</w:t>
-      </w:r>
-      <w:r>
-        <w:rPr>
-          <w:rFonts w:ascii="Times New Roman" w:hAnsi="Times New Roman" w:cs="Times New Roman" w:eastAsia="Times New Roman"/>
-          <w:b w:val="0"/>
-          <w:i w:val="0"/>
-          <w:color w:val="000000"/>
-          <w:sz w:val="24"/>
-        </w:rPr>
-        <w:t xml:space="preserve"> and ΔG</w:t>
-      </w:r>
-      <w:r>
-        <w:rPr>
-          <w:rFonts w:ascii="Times New Roman" w:hAnsi="Times New Roman" w:cs="Times New Roman" w:eastAsia="Times New Roman"/>
-          <w:b w:val="0"/>
-          <w:i w:val="0"/>
-          <w:color w:val="000000"/>
-          <w:sz w:val="24"/>
-          <w:vertAlign w:val="subscript"/>
-        </w:rPr>
-        <w:t>a</w:t>
-      </w:r>
-      <w:r>
-        <w:rPr>
-          <w:rFonts w:ascii="Times New Roman" w:hAnsi="Times New Roman" w:cs="Times New Roman" w:eastAsia="Times New Roman"/>
-          <w:b w:val="0"/>
-          <w:i w:val="0"/>
-          <w:color w:val="000000"/>
-          <w:sz w:val="24"/>
-        </w:rPr>
-        <w:t>d</w:t>
-      </w:r>
-      <w:r>
-        <w:rPr>
-          <w:rFonts w:ascii="Times New Roman" w:hAnsi="Times New Roman" w:cs="Times New Roman" w:eastAsia="Times New Roman"/>
-          <w:b w:val="0"/>
-          <w:i w:val="0"/>
-          <w:color w:val="000000"/>
-          <w:sz w:val="24"/>
-          <w:vertAlign w:val="subscript"/>
-        </w:rPr>
-        <w:t>s</w:t>
+        <w:t>ads</w:t>
       </w:r>
       <w:r>
         <w:rPr>
@@ -16865,20 +17573,28 @@
     </w:p>
     <w:p>
       <w:pPr>
+        <w:keepLines/>
         <w:widowControl/>
-        <w:spacing w:line="240" w:lineRule="auto" w:before="0" w:after="0"/>
-        <w:ind w:firstLine="0" w:left="0"/>
-        <w:jc w:val="center"/>
-      </w:pPr>
-      <w:r>
-        <w:rPr>
-          <w:rFonts w:ascii="Times New Roman" w:hAnsi="Times New Roman" w:cs="Times New Roman" w:eastAsia="Times New Roman"/>
-          <w:b w:val="0"/>
-          <w:i w:val="0"/>
-          <w:color w:val="000000"/>
-          <w:sz w:val="24"/>
-        </w:rPr>
-        <w:t>ΔG(V-PRC) − ΔG(W-PRC), 298.15 K = −17.0457 − (−28.8681) = +11.8224 kJ mol</w:t>
+        <w:tabs>
+          <w:tab w:pos="4252" w:val="center"/>
+          <w:tab w:pos="8504" w:val="right"/>
+        </w:tabs>
+        <w:spacing w:line="240" w:lineRule="auto" w:before="0" w:after="240"/>
+        <w:ind w:left="0" w:right="0" w:firstLine="0"/>
+        <w:jc w:val="left"/>
+      </w:pPr>
+      <w:r>
+        <w:tab/>
+      </w:r>
+      <w:r>
+        <w:rPr>
+          <w:rFonts w:ascii="Times New Roman" w:hAnsi="Times New Roman" w:cs="Times New Roman" w:eastAsia="Times New Roman"/>
+          <w:b w:val="0"/>
+          <w:i w:val="0"/>
+          <w:color w:val="000000"/>
+          <w:sz w:val="24"/>
+        </w:rPr>
+        <w:t>ΔG</w:t>
       </w:r>
       <w:r>
         <w:rPr>
@@ -16889,41 +17605,110 @@
           <w:sz w:val="24"/>
           <w:vertAlign w:val="superscript"/>
         </w:rPr>
+        <w:t>°</w:t>
+      </w:r>
+      <w:r>
+        <w:rPr>
+          <w:rFonts w:ascii="Times New Roman" w:hAnsi="Times New Roman" w:cs="Times New Roman" w:eastAsia="Times New Roman"/>
+          <w:b w:val="0"/>
+          <w:i w:val="0"/>
+          <w:color w:val="000000"/>
+          <w:sz w:val="24"/>
+          <w:vertAlign w:val="subscript"/>
+        </w:rPr>
+        <w:t>ads</w:t>
+      </w:r>
+      <w:r>
+        <w:rPr>
+          <w:rFonts w:ascii="Times New Roman" w:hAnsi="Times New Roman" w:cs="Times New Roman" w:eastAsia="Times New Roman"/>
+          <w:b w:val="0"/>
+          <w:i w:val="0"/>
+          <w:color w:val="000000"/>
+          <w:sz w:val="24"/>
+        </w:rPr>
+        <w:t>(V-PRC) − ΔG</w:t>
+      </w:r>
+      <w:r>
+        <w:rPr>
+          <w:rFonts w:ascii="Times New Roman" w:hAnsi="Times New Roman" w:cs="Times New Roman" w:eastAsia="Times New Roman"/>
+          <w:b w:val="0"/>
+          <w:i w:val="0"/>
+          <w:color w:val="000000"/>
+          <w:sz w:val="24"/>
+          <w:vertAlign w:val="superscript"/>
+        </w:rPr>
+        <w:t>°</w:t>
+      </w:r>
+      <w:r>
+        <w:rPr>
+          <w:rFonts w:ascii="Times New Roman" w:hAnsi="Times New Roman" w:cs="Times New Roman" w:eastAsia="Times New Roman"/>
+          <w:b w:val="0"/>
+          <w:i w:val="0"/>
+          <w:color w:val="000000"/>
+          <w:sz w:val="24"/>
+          <w:vertAlign w:val="subscript"/>
+        </w:rPr>
+        <w:t>ads</w:t>
+      </w:r>
+      <w:r>
+        <w:rPr>
+          <w:rFonts w:ascii="Times New Roman" w:hAnsi="Times New Roman" w:cs="Times New Roman" w:eastAsia="Times New Roman"/>
+          <w:b w:val="0"/>
+          <w:i w:val="0"/>
+          <w:color w:val="000000"/>
+          <w:sz w:val="24"/>
+        </w:rPr>
+        <w:t>(W-PRC), 298.15 K = −17.0457 − (−28.8681) = +11.8224 kJ mol</w:t>
+      </w:r>
+      <w:r>
+        <w:rPr>
+          <w:rFonts w:ascii="Times New Roman" w:hAnsi="Times New Roman" w:cs="Times New Roman" w:eastAsia="Times New Roman"/>
+          <w:b w:val="0"/>
+          <w:i w:val="0"/>
+          <w:color w:val="000000"/>
+          <w:sz w:val="24"/>
+          <w:vertAlign w:val="superscript"/>
+        </w:rPr>
         <w:t>-1</w:t>
+      </w:r>
+      <w:r>
+        <w:tab/>
+      </w:r>
+      <w:r>
+        <w:rPr>
+          <w:rFonts w:ascii="Times New Roman" w:hAnsi="Times New Roman" w:cs="Times New Roman" w:eastAsia="Times New Roman"/>
+          <w:b w:val="0"/>
+          <w:i w:val="0"/>
+          <w:color w:val="000000"/>
+          <w:sz w:val="24"/>
+        </w:rPr>
+        <w:t>(B.28)</w:t>
       </w:r>
     </w:p>
     <w:p>
       <w:pPr>
-        <w:spacing w:line="240" w:lineRule="auto" w:after="240"/>
-        <w:jc w:val="right"/>
-      </w:pPr>
-      <w:r>
-        <w:rPr>
-          <w:rFonts w:ascii="Times New Roman" w:hAnsi="Times New Roman" w:cs="Times New Roman" w:eastAsia="Times New Roman"/>
-          <w:b w:val="0"/>
-          <w:i w:val="0"/>
-          <w:color w:val="000000"/>
-          <w:sz w:val="24"/>
-        </w:rPr>
-        <w:t>(B.28)</w:t>
-      </w:r>
-    </w:p>
-    <w:p>
-      <w:pPr>
+        <w:keepLines/>
         <w:widowControl/>
-        <w:spacing w:line="240" w:lineRule="auto" w:before="0" w:after="0"/>
-        <w:ind w:firstLine="0" w:left="0"/>
-        <w:jc w:val="center"/>
-      </w:pPr>
-      <w:r>
-        <w:rPr>
-          <w:rFonts w:ascii="Times New Roman" w:hAnsi="Times New Roman" w:cs="Times New Roman" w:eastAsia="Times New Roman"/>
-          <w:b w:val="0"/>
-          <w:i w:val="0"/>
-          <w:color w:val="000000"/>
-          <w:sz w:val="24"/>
-        </w:rPr>
-        <w:t>ΔG(V-PRC) − ΔG(W-PRC), 1003.15 K = 133.3946 − 67.0308 = +66.3638 kJ mol</w:t>
+        <w:tabs>
+          <w:tab w:pos="4252" w:val="center"/>
+          <w:tab w:pos="8504" w:val="right"/>
+        </w:tabs>
+        <w:spacing w:line="240" w:lineRule="auto" w:before="0" w:after="240"/>
+        <w:ind w:left="0" w:right="0" w:firstLine="0"/>
+        <w:jc w:val="left"/>
+      </w:pPr>
+      <w:r>
+        <w:tab/>
+      </w:r>
+      <w:r>
+        <w:rPr>
+          <w:rFonts w:ascii="Times New Roman" w:hAnsi="Times New Roman" w:cs="Times New Roman" w:eastAsia="Times New Roman"/>
+          <w:b w:val="0"/>
+          <w:i w:val="0"/>
+          <w:color w:val="000000"/>
+          <w:sz w:val="24"/>
+        </w:rPr>
+        <w:t>ΔG</w:t>
       </w:r>
       <w:r>
         <w:rPr>
@@ -16934,14 +17719,75 @@
           <w:sz w:val="24"/>
           <w:vertAlign w:val="superscript"/>
         </w:rPr>
+        <w:t>°</w:t>
+      </w:r>
+      <w:r>
+        <w:rPr>
+          <w:rFonts w:ascii="Times New Roman" w:hAnsi="Times New Roman" w:cs="Times New Roman" w:eastAsia="Times New Roman"/>
+          <w:b w:val="0"/>
+          <w:i w:val="0"/>
+          <w:color w:val="000000"/>
+          <w:sz w:val="24"/>
+          <w:vertAlign w:val="subscript"/>
+        </w:rPr>
+        <w:t>ads</w:t>
+      </w:r>
+      <w:r>
+        <w:rPr>
+          <w:rFonts w:ascii="Times New Roman" w:hAnsi="Times New Roman" w:cs="Times New Roman" w:eastAsia="Times New Roman"/>
+          <w:b w:val="0"/>
+          <w:i w:val="0"/>
+          <w:color w:val="000000"/>
+          <w:sz w:val="24"/>
+        </w:rPr>
+        <w:t>(V-PRC) − ΔG</w:t>
+      </w:r>
+      <w:r>
+        <w:rPr>
+          <w:rFonts w:ascii="Times New Roman" w:hAnsi="Times New Roman" w:cs="Times New Roman" w:eastAsia="Times New Roman"/>
+          <w:b w:val="0"/>
+          <w:i w:val="0"/>
+          <w:color w:val="000000"/>
+          <w:sz w:val="24"/>
+          <w:vertAlign w:val="superscript"/>
+        </w:rPr>
+        <w:t>°</w:t>
+      </w:r>
+      <w:r>
+        <w:rPr>
+          <w:rFonts w:ascii="Times New Roman" w:hAnsi="Times New Roman" w:cs="Times New Roman" w:eastAsia="Times New Roman"/>
+          <w:b w:val="0"/>
+          <w:i w:val="0"/>
+          <w:color w:val="000000"/>
+          <w:sz w:val="24"/>
+          <w:vertAlign w:val="subscript"/>
+        </w:rPr>
+        <w:t>ads</w:t>
+      </w:r>
+      <w:r>
+        <w:rPr>
+          <w:rFonts w:ascii="Times New Roman" w:hAnsi="Times New Roman" w:cs="Times New Roman" w:eastAsia="Times New Roman"/>
+          <w:b w:val="0"/>
+          <w:i w:val="0"/>
+          <w:color w:val="000000"/>
+          <w:sz w:val="24"/>
+        </w:rPr>
+        <w:t>(W-PRC), 1003.15 K = 133.3946 − 67.0308 = +66.3638 kJ mol</w:t>
+      </w:r>
+      <w:r>
+        <w:rPr>
+          <w:rFonts w:ascii="Times New Roman" w:hAnsi="Times New Roman" w:cs="Times New Roman" w:eastAsia="Times New Roman"/>
+          <w:b w:val="0"/>
+          <w:i w:val="0"/>
+          <w:color w:val="000000"/>
+          <w:sz w:val="24"/>
+          <w:vertAlign w:val="superscript"/>
+        </w:rPr>
         <w:t>-1</w:t>
       </w:r>
-    </w:p>
-    <w:p>
-      <w:pPr>
-        <w:spacing w:line="240" w:lineRule="auto" w:after="240"/>
-        <w:jc w:val="right"/>
-      </w:pPr>
+      <w:r>
+        <w:tab/>
+      </w:r>
       <w:r>
         <w:rPr>
           <w:rFonts w:ascii="Times New Roman" w:hAnsi="Times New Roman" w:cs="Times New Roman" w:eastAsia="Times New Roman"/>
@@ -17031,20 +17877,28 @@
     </w:p>
     <w:p>
       <w:pPr>
+        <w:keepLines/>
         <w:widowControl/>
-        <w:spacing w:line="240" w:lineRule="auto" w:before="0" w:after="0"/>
-        <w:ind w:firstLine="0" w:left="0"/>
-        <w:jc w:val="center"/>
-      </w:pPr>
-      <w:r>
-        <w:rPr>
-          <w:rFonts w:ascii="Times New Roman" w:hAnsi="Times New Roman" w:cs="Times New Roman" w:eastAsia="Times New Roman"/>
-          <w:b w:val="0"/>
-          <w:i w:val="0"/>
-          <w:color w:val="000000"/>
-          <w:sz w:val="24"/>
-        </w:rPr>
-        <w:t>K°(H</w:t>
+        <w:tabs>
+          <w:tab w:pos="4252" w:val="center"/>
+          <w:tab w:pos="8504" w:val="right"/>
+        </w:tabs>
+        <w:spacing w:line="240" w:lineRule="auto" w:before="0" w:after="240"/>
+        <w:ind w:left="0" w:right="0" w:firstLine="0"/>
+        <w:jc w:val="left"/>
+      </w:pPr>
+      <w:r>
+        <w:tab/>
+      </w:r>
+      <w:r>
+        <w:rPr>
+          <w:rFonts w:ascii="Times New Roman" w:hAnsi="Times New Roman" w:cs="Times New Roman" w:eastAsia="Times New Roman"/>
+          <w:b w:val="0"/>
+          <w:i w:val="0"/>
+          <w:color w:val="000000"/>
+          <w:sz w:val="24"/>
+        </w:rPr>
+        <w:t>K</w:t>
       </w:r>
       <w:r>
         <w:rPr>
@@ -17055,38 +17909,7 @@
           <w:sz w:val="24"/>
           <w:vertAlign w:val="subscript"/>
         </w:rPr>
-        <w:t>3</w:t>
-      </w:r>
-      <w:r>
-        <w:rPr>
-          <w:rFonts w:ascii="Times New Roman" w:hAnsi="Times New Roman" w:cs="Times New Roman" w:eastAsia="Times New Roman"/>
-          <w:b w:val="0"/>
-          <w:i w:val="0"/>
-          <w:color w:val="000000"/>
-          <w:sz w:val="24"/>
-        </w:rPr>
-        <w:t>VO</w:t>
-      </w:r>
-      <w:r>
-        <w:rPr>
-          <w:rFonts w:ascii="Times New Roman" w:hAnsi="Times New Roman" w:cs="Times New Roman" w:eastAsia="Times New Roman"/>
-          <w:b w:val="0"/>
-          <w:i w:val="0"/>
-          <w:color w:val="000000"/>
-          <w:sz w:val="24"/>
-          <w:vertAlign w:val="subscript"/>
-        </w:rPr>
-        <w:t>4</w:t>
-      </w:r>
-      <w:r>
-        <w:rPr>
-          <w:rFonts w:ascii="Times New Roman" w:hAnsi="Times New Roman" w:cs="Times New Roman" w:eastAsia="Times New Roman"/>
-          <w:b w:val="0"/>
-          <w:i w:val="0"/>
-          <w:color w:val="000000"/>
-          <w:sz w:val="24"/>
-        </w:rPr>
-        <w:t>) = exp[−133.3945918 / (0.008314462618 × 1003.15)] = 1.1329138 × 10</w:t>
+        <w:t>H₃VO₄</w:t>
       </w:r>
       <w:r>
         <w:rPr>
@@ -17097,41 +17920,67 @@
           <w:sz w:val="24"/>
           <w:vertAlign w:val="superscript"/>
         </w:rPr>
+        <w:t>°</w:t>
+      </w:r>
+      <w:r>
+        <w:rPr>
+          <w:rFonts w:ascii="Times New Roman" w:hAnsi="Times New Roman" w:cs="Times New Roman" w:eastAsia="Times New Roman"/>
+          <w:b w:val="0"/>
+          <w:i w:val="0"/>
+          <w:color w:val="000000"/>
+          <w:sz w:val="24"/>
+        </w:rPr>
+        <w:t xml:space="preserve"> = exp[−133.3945918 / (0.008314462618 × 1003.15)] = 1.1329138 × 10</w:t>
+      </w:r>
+      <w:r>
+        <w:rPr>
+          <w:rFonts w:ascii="Times New Roman" w:hAnsi="Times New Roman" w:cs="Times New Roman" w:eastAsia="Times New Roman"/>
+          <w:b w:val="0"/>
+          <w:i w:val="0"/>
+          <w:color w:val="000000"/>
+          <w:sz w:val="24"/>
+          <w:vertAlign w:val="superscript"/>
+        </w:rPr>
         <w:t>-7</w:t>
+      </w:r>
+      <w:r>
+        <w:tab/>
+      </w:r>
+      <w:r>
+        <w:rPr>
+          <w:rFonts w:ascii="Times New Roman" w:hAnsi="Times New Roman" w:cs="Times New Roman" w:eastAsia="Times New Roman"/>
+          <w:b w:val="0"/>
+          <w:i w:val="0"/>
+          <w:color w:val="000000"/>
+          <w:sz w:val="24"/>
+        </w:rPr>
+        <w:t>(B.30)</w:t>
       </w:r>
     </w:p>
     <w:p>
       <w:pPr>
-        <w:spacing w:line="240" w:lineRule="auto" w:after="240"/>
-        <w:jc w:val="right"/>
-      </w:pPr>
-      <w:r>
-        <w:rPr>
-          <w:rFonts w:ascii="Times New Roman" w:hAnsi="Times New Roman" w:cs="Times New Roman" w:eastAsia="Times New Roman"/>
-          <w:b w:val="0"/>
-          <w:i w:val="0"/>
-          <w:color w:val="000000"/>
-          <w:sz w:val="24"/>
-        </w:rPr>
-        <w:t>(B.30)</w:t>
-      </w:r>
-    </w:p>
-    <w:p>
-      <w:pPr>
+        <w:keepLines/>
         <w:widowControl/>
-        <w:spacing w:line="240" w:lineRule="auto" w:before="0" w:after="0"/>
-        <w:ind w:firstLine="0" w:left="0"/>
-        <w:jc w:val="center"/>
-      </w:pPr>
-      <w:r>
-        <w:rPr>
-          <w:rFonts w:ascii="Times New Roman" w:hAnsi="Times New Roman" w:cs="Times New Roman" w:eastAsia="Times New Roman"/>
-          <w:b w:val="0"/>
-          <w:i w:val="0"/>
-          <w:color w:val="000000"/>
-          <w:sz w:val="24"/>
-        </w:rPr>
-        <w:t>K°(H</w:t>
+        <w:tabs>
+          <w:tab w:pos="4252" w:val="center"/>
+          <w:tab w:pos="8504" w:val="right"/>
+        </w:tabs>
+        <w:spacing w:line="240" w:lineRule="auto" w:before="0" w:after="240"/>
+        <w:ind w:left="0" w:right="0" w:firstLine="0"/>
+        <w:jc w:val="left"/>
+      </w:pPr>
+      <w:r>
+        <w:tab/>
+      </w:r>
+      <w:r>
+        <w:rPr>
+          <w:rFonts w:ascii="Times New Roman" w:hAnsi="Times New Roman" w:cs="Times New Roman" w:eastAsia="Times New Roman"/>
+          <w:b w:val="0"/>
+          <w:i w:val="0"/>
+          <w:color w:val="000000"/>
+          <w:sz w:val="24"/>
+        </w:rPr>
+        <w:t>K</w:t>
       </w:r>
       <w:r>
         <w:rPr>
@@ -17142,17 +17991,7 @@
           <w:sz w:val="24"/>
           <w:vertAlign w:val="subscript"/>
         </w:rPr>
-        <w:t>2</w:t>
-      </w:r>
-      <w:r>
-        <w:rPr>
-          <w:rFonts w:ascii="Times New Roman" w:hAnsi="Times New Roman" w:cs="Times New Roman" w:eastAsia="Times New Roman"/>
-          <w:b w:val="0"/>
-          <w:i w:val="0"/>
-          <w:color w:val="000000"/>
-          <w:sz w:val="24"/>
-        </w:rPr>
-        <w:t>O) = exp[−67.0307562 / (0.008314462618 × 1003.15)] = 3.2339647 × 10</w:t>
+        <w:t>H₂O</w:t>
       </w:r>
       <w:r>
         <w:rPr>
@@ -17163,14 +18002,32 @@
           <w:sz w:val="24"/>
           <w:vertAlign w:val="superscript"/>
         </w:rPr>
+        <w:t>°</w:t>
+      </w:r>
+      <w:r>
+        <w:rPr>
+          <w:rFonts w:ascii="Times New Roman" w:hAnsi="Times New Roman" w:cs="Times New Roman" w:eastAsia="Times New Roman"/>
+          <w:b w:val="0"/>
+          <w:i w:val="0"/>
+          <w:color w:val="000000"/>
+          <w:sz w:val="24"/>
+        </w:rPr>
+        <w:t xml:space="preserve"> = exp[−67.0307562 / (0.008314462618 × 1003.15)] = 3.2339647 × 10</w:t>
+      </w:r>
+      <w:r>
+        <w:rPr>
+          <w:rFonts w:ascii="Times New Roman" w:hAnsi="Times New Roman" w:cs="Times New Roman" w:eastAsia="Times New Roman"/>
+          <w:b w:val="0"/>
+          <w:i w:val="0"/>
+          <w:color w:val="000000"/>
+          <w:sz w:val="24"/>
+          <w:vertAlign w:val="superscript"/>
+        </w:rPr>
         <w:t>-4</w:t>
       </w:r>
-    </w:p>
-    <w:p>
-      <w:pPr>
-        <w:spacing w:line="240" w:lineRule="auto" w:after="240"/>
-        <w:jc w:val="right"/>
-      </w:pPr>
+      <w:r>
+        <w:tab/>
+      </w:r>
       <w:r>
         <w:rPr>
           <w:rFonts w:ascii="Times New Roman" w:hAnsi="Times New Roman" w:cs="Times New Roman" w:eastAsia="Times New Roman"/>
@@ -17197,16 +18054,119 @@
           <w:color w:val="000000"/>
           <w:sz w:val="24"/>
         </w:rPr>
-        <w:t>The pressure-weighted terms qᵢ = K°ᵢ(pᵢ/p°) used in Eq. (3.5) are calculated in Eqs. (B.32)–(B.34):</w:t>
+        <w:t>The pressure-weighted terms q</w:t>
+      </w:r>
+      <w:r>
+        <w:rPr>
+          <w:rFonts w:ascii="Times New Roman" w:hAnsi="Times New Roman" w:cs="Times New Roman" w:eastAsia="Times New Roman"/>
+          <w:b w:val="0"/>
+          <w:i w:val="0"/>
+          <w:color w:val="000000"/>
+          <w:sz w:val="24"/>
+          <w:vertAlign w:val="subscript"/>
+        </w:rPr>
+        <w:t>i</w:t>
+      </w:r>
+      <w:r>
+        <w:rPr>
+          <w:rFonts w:ascii="Times New Roman" w:hAnsi="Times New Roman" w:cs="Times New Roman" w:eastAsia="Times New Roman"/>
+          <w:b w:val="0"/>
+          <w:i w:val="0"/>
+          <w:color w:val="000000"/>
+          <w:sz w:val="24"/>
+        </w:rPr>
+        <w:t xml:space="preserve"> = K</w:t>
+      </w:r>
+      <w:r>
+        <w:rPr>
+          <w:rFonts w:ascii="Times New Roman" w:hAnsi="Times New Roman" w:cs="Times New Roman" w:eastAsia="Times New Roman"/>
+          <w:b w:val="0"/>
+          <w:i w:val="0"/>
+          <w:color w:val="000000"/>
+          <w:sz w:val="24"/>
+          <w:vertAlign w:val="subscript"/>
+        </w:rPr>
+        <w:t>i</w:t>
+      </w:r>
+      <w:r>
+        <w:rPr>
+          <w:rFonts w:ascii="Times New Roman" w:hAnsi="Times New Roman" w:cs="Times New Roman" w:eastAsia="Times New Roman"/>
+          <w:b w:val="0"/>
+          <w:i w:val="0"/>
+          <w:color w:val="000000"/>
+          <w:sz w:val="24"/>
+          <w:vertAlign w:val="superscript"/>
+        </w:rPr>
+        <w:t>°</w:t>
+      </w:r>
+      <w:r>
+        <w:rPr>
+          <w:rFonts w:ascii="Times New Roman" w:hAnsi="Times New Roman" w:cs="Times New Roman" w:eastAsia="Times New Roman"/>
+          <w:b w:val="0"/>
+          <w:i w:val="0"/>
+          <w:color w:val="000000"/>
+          <w:sz w:val="24"/>
+        </w:rPr>
+        <w:t>(p</w:t>
+      </w:r>
+      <w:r>
+        <w:rPr>
+          <w:rFonts w:ascii="Times New Roman" w:hAnsi="Times New Roman" w:cs="Times New Roman" w:eastAsia="Times New Roman"/>
+          <w:b w:val="0"/>
+          <w:i w:val="0"/>
+          <w:color w:val="000000"/>
+          <w:sz w:val="24"/>
+          <w:vertAlign w:val="subscript"/>
+        </w:rPr>
+        <w:t>i</w:t>
+      </w:r>
+      <w:r>
+        <w:rPr>
+          <w:rFonts w:ascii="Times New Roman" w:hAnsi="Times New Roman" w:cs="Times New Roman" w:eastAsia="Times New Roman"/>
+          <w:b w:val="0"/>
+          <w:i w:val="0"/>
+          <w:color w:val="000000"/>
+          <w:sz w:val="24"/>
+        </w:rPr>
+        <w:t>/p</w:t>
+      </w:r>
+      <w:r>
+        <w:rPr>
+          <w:rFonts w:ascii="Times New Roman" w:hAnsi="Times New Roman" w:cs="Times New Roman" w:eastAsia="Times New Roman"/>
+          <w:b w:val="0"/>
+          <w:i w:val="0"/>
+          <w:color w:val="000000"/>
+          <w:sz w:val="24"/>
+          <w:vertAlign w:val="superscript"/>
+        </w:rPr>
+        <w:t>°</w:t>
+      </w:r>
+      <w:r>
+        <w:rPr>
+          <w:rFonts w:ascii="Times New Roman" w:hAnsi="Times New Roman" w:cs="Times New Roman" w:eastAsia="Times New Roman"/>
+          <w:b w:val="0"/>
+          <w:i w:val="0"/>
+          <w:color w:val="000000"/>
+          <w:sz w:val="24"/>
+        </w:rPr>
+        <w:t>) used in Eq. (3.5) are calculated in Eqs. (B.32)–(B.34):</w:t>
       </w:r>
     </w:p>
     <w:p>
       <w:pPr>
+        <w:keepLines/>
         <w:widowControl/>
-        <w:spacing w:line="240" w:lineRule="auto" w:before="0" w:after="0"/>
-        <w:ind w:firstLine="0" w:left="0"/>
-        <w:jc w:val="center"/>
-      </w:pPr>
+        <w:tabs>
+          <w:tab w:pos="4252" w:val="center"/>
+          <w:tab w:pos="8504" w:val="right"/>
+        </w:tabs>
+        <w:spacing w:line="240" w:lineRule="auto" w:before="0" w:after="240"/>
+        <w:ind w:left="0" w:right="0" w:firstLine="0"/>
+        <w:jc w:val="left"/>
+      </w:pPr>
+      <w:r>
+        <w:tab/>
+      </w:r>
       <w:r>
         <w:rPr>
           <w:rFonts w:ascii="Times New Roman" w:hAnsi="Times New Roman" w:cs="Times New Roman" w:eastAsia="Times New Roman"/>
@@ -17269,31 +18229,170 @@
           <w:vertAlign w:val="superscript"/>
         </w:rPr>
         <w:t>-4</w:t>
+      </w:r>
+      <w:r>
+        <w:tab/>
+      </w:r>
+      <w:r>
+        <w:rPr>
+          <w:rFonts w:ascii="Times New Roman" w:hAnsi="Times New Roman" w:cs="Times New Roman" w:eastAsia="Times New Roman"/>
+          <w:b w:val="0"/>
+          <w:i w:val="0"/>
+          <w:color w:val="000000"/>
+          <w:sz w:val="24"/>
+        </w:rPr>
+        <w:t>(B.32)</w:t>
       </w:r>
     </w:p>
     <w:p>
       <w:pPr>
-        <w:spacing w:line="240" w:lineRule="auto" w:after="240"/>
-        <w:jc w:val="right"/>
-      </w:pPr>
-      <w:r>
-        <w:rPr>
-          <w:rFonts w:ascii="Times New Roman" w:hAnsi="Times New Roman" w:cs="Times New Roman" w:eastAsia="Times New Roman"/>
-          <w:b w:val="0"/>
-          <w:i w:val="0"/>
-          <w:color w:val="000000"/>
-          <w:sz w:val="24"/>
-        </w:rPr>
-        <w:t>(B.32)</w:t>
+        <w:keepLines/>
+        <w:widowControl/>
+        <w:tabs>
+          <w:tab w:pos="4252" w:val="center"/>
+          <w:tab w:pos="8504" w:val="right"/>
+        </w:tabs>
+        <w:spacing w:line="240" w:lineRule="auto" w:before="0" w:after="240"/>
+        <w:ind w:left="0" w:right="0" w:firstLine="0"/>
+        <w:jc w:val="left"/>
+      </w:pPr>
+      <w:r>
+        <w:tab/>
+      </w:r>
+      <w:r>
+        <w:rPr>
+          <w:rFonts w:ascii="Times New Roman" w:hAnsi="Times New Roman" w:cs="Times New Roman" w:eastAsia="Times New Roman"/>
+          <w:b w:val="0"/>
+          <w:i w:val="0"/>
+          <w:color w:val="000000"/>
+          <w:sz w:val="24"/>
+        </w:rPr>
+        <w:t>q(H</w:t>
+      </w:r>
+      <w:r>
+        <w:rPr>
+          <w:rFonts w:ascii="Times New Roman" w:hAnsi="Times New Roman" w:cs="Times New Roman" w:eastAsia="Times New Roman"/>
+          <w:b w:val="0"/>
+          <w:i w:val="0"/>
+          <w:color w:val="000000"/>
+          <w:sz w:val="24"/>
+          <w:vertAlign w:val="subscript"/>
+        </w:rPr>
+        <w:t>3</w:t>
+      </w:r>
+      <w:r>
+        <w:rPr>
+          <w:rFonts w:ascii="Times New Roman" w:hAnsi="Times New Roman" w:cs="Times New Roman" w:eastAsia="Times New Roman"/>
+          <w:b w:val="0"/>
+          <w:i w:val="0"/>
+          <w:color w:val="000000"/>
+          <w:sz w:val="24"/>
+        </w:rPr>
+        <w:t>VO</w:t>
+      </w:r>
+      <w:r>
+        <w:rPr>
+          <w:rFonts w:ascii="Times New Roman" w:hAnsi="Times New Roman" w:cs="Times New Roman" w:eastAsia="Times New Roman"/>
+          <w:b w:val="0"/>
+          <w:i w:val="0"/>
+          <w:color w:val="000000"/>
+          <w:sz w:val="24"/>
+          <w:vertAlign w:val="subscript"/>
+        </w:rPr>
+        <w:t>4</w:t>
+      </w:r>
+      <w:r>
+        <w:rPr>
+          <w:rFonts w:ascii="Times New Roman" w:hAnsi="Times New Roman" w:cs="Times New Roman" w:eastAsia="Times New Roman"/>
+          <w:b w:val="0"/>
+          <w:i w:val="0"/>
+          <w:color w:val="000000"/>
+          <w:sz w:val="24"/>
+        </w:rPr>
+        <w:t>, 1 ppm) = 1.1329138 × 10</w:t>
+      </w:r>
+      <w:r>
+        <w:rPr>
+          <w:rFonts w:ascii="Times New Roman" w:hAnsi="Times New Roman" w:cs="Times New Roman" w:eastAsia="Times New Roman"/>
+          <w:b w:val="0"/>
+          <w:i w:val="0"/>
+          <w:color w:val="000000"/>
+          <w:sz w:val="24"/>
+          <w:vertAlign w:val="superscript"/>
+        </w:rPr>
+        <w:t>-7</w:t>
+      </w:r>
+      <w:r>
+        <w:rPr>
+          <w:rFonts w:ascii="Times New Roman" w:hAnsi="Times New Roman" w:cs="Times New Roman" w:eastAsia="Times New Roman"/>
+          <w:b w:val="0"/>
+          <w:i w:val="0"/>
+          <w:color w:val="000000"/>
+          <w:sz w:val="24"/>
+        </w:rPr>
+        <w:t xml:space="preserve"> × (2 × 10</w:t>
+      </w:r>
+      <w:r>
+        <w:rPr>
+          <w:rFonts w:ascii="Times New Roman" w:hAnsi="Times New Roman" w:cs="Times New Roman" w:eastAsia="Times New Roman"/>
+          <w:b w:val="0"/>
+          <w:i w:val="0"/>
+          <w:color w:val="000000"/>
+          <w:sz w:val="24"/>
+          <w:vertAlign w:val="superscript"/>
+        </w:rPr>
+        <w:t>-6</w:t>
+      </w:r>
+      <w:r>
+        <w:rPr>
+          <w:rFonts w:ascii="Times New Roman" w:hAnsi="Times New Roman" w:cs="Times New Roman" w:eastAsia="Times New Roman"/>
+          <w:b w:val="0"/>
+          <w:i w:val="0"/>
+          <w:color w:val="000000"/>
+          <w:sz w:val="24"/>
+        </w:rPr>
+        <w:t>/1.0) = 2.2658275 × 10</w:t>
+      </w:r>
+      <w:r>
+        <w:rPr>
+          <w:rFonts w:ascii="Times New Roman" w:hAnsi="Times New Roman" w:cs="Times New Roman" w:eastAsia="Times New Roman"/>
+          <w:b w:val="0"/>
+          <w:i w:val="0"/>
+          <w:color w:val="000000"/>
+          <w:sz w:val="24"/>
+          <w:vertAlign w:val="superscript"/>
+        </w:rPr>
+        <w:t>-13</w:t>
+      </w:r>
+      <w:r>
+        <w:tab/>
+      </w:r>
+      <w:r>
+        <w:rPr>
+          <w:rFonts w:ascii="Times New Roman" w:hAnsi="Times New Roman" w:cs="Times New Roman" w:eastAsia="Times New Roman"/>
+          <w:b w:val="0"/>
+          <w:i w:val="0"/>
+          <w:color w:val="000000"/>
+          <w:sz w:val="24"/>
+        </w:rPr>
+        <w:t>(B.33)</w:t>
       </w:r>
     </w:p>
     <w:p>
       <w:pPr>
+        <w:keepLines/>
         <w:widowControl/>
-        <w:spacing w:line="240" w:lineRule="auto" w:before="0" w:after="0"/>
-        <w:ind w:firstLine="0" w:left="0"/>
-        <w:jc w:val="center"/>
-      </w:pPr>
+        <w:tabs>
+          <w:tab w:pos="4252" w:val="center"/>
+          <w:tab w:pos="8504" w:val="right"/>
+        </w:tabs>
+        <w:spacing w:line="240" w:lineRule="auto" w:before="0" w:after="240"/>
+        <w:ind w:left="0" w:right="0" w:firstLine="0"/>
+        <w:jc w:val="left"/>
+      </w:pPr>
+      <w:r>
+        <w:tab/>
+      </w:r>
       <w:r>
         <w:rPr>
           <w:rFonts w:ascii="Times New Roman" w:hAnsi="Times New Roman" w:cs="Times New Roman" w:eastAsia="Times New Roman"/>
@@ -17344,7 +18443,7 @@
           <w:color w:val="000000"/>
           <w:sz w:val="24"/>
         </w:rPr>
-        <w:t>, 1 ppm) = 1.1329138 × 10</w:t>
+        <w:t>, 10 ppm) = 1.1329138 × 10</w:t>
       </w:r>
       <w:r>
         <w:rPr>
@@ -17376,7 +18475,7 @@
           <w:sz w:val="24"/>
           <w:vertAlign w:val="superscript"/>
         </w:rPr>
-        <w:t>-6</w:t>
+        <w:t>-5</w:t>
       </w:r>
       <w:r>
         <w:rPr>
@@ -17397,143 +18496,11 @@
           <w:sz w:val="24"/>
           <w:vertAlign w:val="superscript"/>
         </w:rPr>
-        <w:t>-13</w:t>
-      </w:r>
-    </w:p>
-    <w:p>
-      <w:pPr>
-        <w:spacing w:line="240" w:lineRule="auto" w:after="240"/>
-        <w:jc w:val="right"/>
-      </w:pPr>
-      <w:r>
-        <w:rPr>
-          <w:rFonts w:ascii="Times New Roman" w:hAnsi="Times New Roman" w:cs="Times New Roman" w:eastAsia="Times New Roman"/>
-          <w:b w:val="0"/>
-          <w:i w:val="0"/>
-          <w:color w:val="000000"/>
-          <w:sz w:val="24"/>
-        </w:rPr>
-        <w:t>(B.33)</w:t>
-      </w:r>
-    </w:p>
-    <w:p>
-      <w:pPr>
-        <w:widowControl/>
-        <w:spacing w:line="240" w:lineRule="auto" w:before="0" w:after="0"/>
-        <w:ind w:firstLine="0" w:left="0"/>
-        <w:jc w:val="center"/>
-      </w:pPr>
-      <w:r>
-        <w:rPr>
-          <w:rFonts w:ascii="Times New Roman" w:hAnsi="Times New Roman" w:cs="Times New Roman" w:eastAsia="Times New Roman"/>
-          <w:b w:val="0"/>
-          <w:i w:val="0"/>
-          <w:color w:val="000000"/>
-          <w:sz w:val="24"/>
-        </w:rPr>
-        <w:t>q(H</w:t>
-      </w:r>
-      <w:r>
-        <w:rPr>
-          <w:rFonts w:ascii="Times New Roman" w:hAnsi="Times New Roman" w:cs="Times New Roman" w:eastAsia="Times New Roman"/>
-          <w:b w:val="0"/>
-          <w:i w:val="0"/>
-          <w:color w:val="000000"/>
-          <w:sz w:val="24"/>
-          <w:vertAlign w:val="subscript"/>
-        </w:rPr>
-        <w:t>3</w:t>
-      </w:r>
-      <w:r>
-        <w:rPr>
-          <w:rFonts w:ascii="Times New Roman" w:hAnsi="Times New Roman" w:cs="Times New Roman" w:eastAsia="Times New Roman"/>
-          <w:b w:val="0"/>
-          <w:i w:val="0"/>
-          <w:color w:val="000000"/>
-          <w:sz w:val="24"/>
-        </w:rPr>
-        <w:t>VO</w:t>
-      </w:r>
-      <w:r>
-        <w:rPr>
-          <w:rFonts w:ascii="Times New Roman" w:hAnsi="Times New Roman" w:cs="Times New Roman" w:eastAsia="Times New Roman"/>
-          <w:b w:val="0"/>
-          <w:i w:val="0"/>
-          <w:color w:val="000000"/>
-          <w:sz w:val="24"/>
-          <w:vertAlign w:val="subscript"/>
-        </w:rPr>
-        <w:t>4</w:t>
-      </w:r>
-      <w:r>
-        <w:rPr>
-          <w:rFonts w:ascii="Times New Roman" w:hAnsi="Times New Roman" w:cs="Times New Roman" w:eastAsia="Times New Roman"/>
-          <w:b w:val="0"/>
-          <w:i w:val="0"/>
-          <w:color w:val="000000"/>
-          <w:sz w:val="24"/>
-        </w:rPr>
-        <w:t>, 10 ppm) = 1.1329138 × 10</w:t>
-      </w:r>
-      <w:r>
-        <w:rPr>
-          <w:rFonts w:ascii="Times New Roman" w:hAnsi="Times New Roman" w:cs="Times New Roman" w:eastAsia="Times New Roman"/>
-          <w:b w:val="0"/>
-          <w:i w:val="0"/>
-          <w:color w:val="000000"/>
-          <w:sz w:val="24"/>
-          <w:vertAlign w:val="superscript"/>
-        </w:rPr>
-        <w:t>-7</w:t>
-      </w:r>
-      <w:r>
-        <w:rPr>
-          <w:rFonts w:ascii="Times New Roman" w:hAnsi="Times New Roman" w:cs="Times New Roman" w:eastAsia="Times New Roman"/>
-          <w:b w:val="0"/>
-          <w:i w:val="0"/>
-          <w:color w:val="000000"/>
-          <w:sz w:val="24"/>
-        </w:rPr>
-        <w:t xml:space="preserve"> × (2 × 10</w:t>
-      </w:r>
-      <w:r>
-        <w:rPr>
-          <w:rFonts w:ascii="Times New Roman" w:hAnsi="Times New Roman" w:cs="Times New Roman" w:eastAsia="Times New Roman"/>
-          <w:b w:val="0"/>
-          <w:i w:val="0"/>
-          <w:color w:val="000000"/>
-          <w:sz w:val="24"/>
-          <w:vertAlign w:val="superscript"/>
-        </w:rPr>
-        <w:t>-5</w:t>
-      </w:r>
-      <w:r>
-        <w:rPr>
-          <w:rFonts w:ascii="Times New Roman" w:hAnsi="Times New Roman" w:cs="Times New Roman" w:eastAsia="Times New Roman"/>
-          <w:b w:val="0"/>
-          <w:i w:val="0"/>
-          <w:color w:val="000000"/>
-          <w:sz w:val="24"/>
-        </w:rPr>
-        <w:t>/1.0) = 2.2658275 × 10</w:t>
-      </w:r>
-      <w:r>
-        <w:rPr>
-          <w:rFonts w:ascii="Times New Roman" w:hAnsi="Times New Roman" w:cs="Times New Roman" w:eastAsia="Times New Roman"/>
-          <w:b w:val="0"/>
-          <w:i w:val="0"/>
-          <w:color w:val="000000"/>
-          <w:sz w:val="24"/>
-          <w:vertAlign w:val="superscript"/>
-        </w:rPr>
         <w:t>-12</w:t>
       </w:r>
-    </w:p>
-    <w:p>
-      <w:pPr>
-        <w:spacing w:line="240" w:lineRule="auto" w:after="240"/>
-        <w:jc w:val="right"/>
-      </w:pPr>
+      <w:r>
+        <w:tab/>
+      </w:r>
       <w:r>
         <w:rPr>
           <w:rFonts w:ascii="Times New Roman" w:hAnsi="Times New Roman" w:cs="Times New Roman" w:eastAsia="Times New Roman"/>
@@ -17607,11 +18574,19 @@
     </w:p>
     <w:p>
       <w:pPr>
+        <w:keepLines/>
         <w:widowControl/>
-        <w:spacing w:line="240" w:lineRule="auto" w:before="0" w:after="0"/>
-        <w:ind w:firstLine="0" w:left="0"/>
-        <w:jc w:val="center"/>
-      </w:pPr>
+        <w:tabs>
+          <w:tab w:pos="4252" w:val="center"/>
+          <w:tab w:pos="8504" w:val="right"/>
+        </w:tabs>
+        <w:spacing w:line="240" w:lineRule="auto" w:before="0" w:after="240"/>
+        <w:ind w:left="0" w:right="0" w:firstLine="0"/>
+        <w:jc w:val="left"/>
+      </w:pPr>
+      <w:r>
+        <w:tab/>
+      </w:r>
       <w:r>
         <w:rPr>
           <w:rFonts w:ascii="Times New Roman" w:hAnsi="Times New Roman" w:cs="Times New Roman" w:eastAsia="Times New Roman"/>
@@ -17663,31 +18638,212 @@
           <w:sz w:val="24"/>
         </w:rPr>
         <w:t xml:space="preserve"> = 1.0001293586</w:t>
+      </w:r>
+      <w:r>
+        <w:tab/>
+      </w:r>
+      <w:r>
+        <w:rPr>
+          <w:rFonts w:ascii="Times New Roman" w:hAnsi="Times New Roman" w:cs="Times New Roman" w:eastAsia="Times New Roman"/>
+          <w:b w:val="0"/>
+          <w:i w:val="0"/>
+          <w:color w:val="000000"/>
+          <w:sz w:val="24"/>
+        </w:rPr>
+        <w:t>(B.35)</w:t>
       </w:r>
     </w:p>
     <w:p>
       <w:pPr>
-        <w:spacing w:line="240" w:lineRule="auto" w:after="240"/>
-        <w:jc w:val="right"/>
-      </w:pPr>
-      <w:r>
-        <w:rPr>
-          <w:rFonts w:ascii="Times New Roman" w:hAnsi="Times New Roman" w:cs="Times New Roman" w:eastAsia="Times New Roman"/>
-          <w:b w:val="0"/>
-          <w:i w:val="0"/>
-          <w:color w:val="000000"/>
-          <w:sz w:val="24"/>
-        </w:rPr>
-        <w:t>(B.35)</w:t>
+        <w:keepLines/>
+        <w:widowControl/>
+        <w:tabs>
+          <w:tab w:pos="4252" w:val="center"/>
+          <w:tab w:pos="8504" w:val="right"/>
+        </w:tabs>
+        <w:spacing w:line="240" w:lineRule="auto" w:before="0" w:after="240"/>
+        <w:ind w:left="0" w:right="0" w:firstLine="0"/>
+        <w:jc w:val="left"/>
+      </w:pPr>
+      <w:r>
+        <w:tab/>
+      </w:r>
+      <w:r>
+        <w:rPr>
+          <w:rFonts w:ascii="Times New Roman" w:hAnsi="Times New Roman" w:cs="Times New Roman" w:eastAsia="Times New Roman"/>
+          <w:b w:val="0"/>
+          <w:i w:val="0"/>
+          <w:color w:val="000000"/>
+          <w:sz w:val="24"/>
+        </w:rPr>
+        <w:t>θ(H</w:t>
+      </w:r>
+      <w:r>
+        <w:rPr>
+          <w:rFonts w:ascii="Times New Roman" w:hAnsi="Times New Roman" w:cs="Times New Roman" w:eastAsia="Times New Roman"/>
+          <w:b w:val="0"/>
+          <w:i w:val="0"/>
+          <w:color w:val="000000"/>
+          <w:sz w:val="24"/>
+          <w:vertAlign w:val="subscript"/>
+        </w:rPr>
+        <w:t>3</w:t>
+      </w:r>
+      <w:r>
+        <w:rPr>
+          <w:rFonts w:ascii="Times New Roman" w:hAnsi="Times New Roman" w:cs="Times New Roman" w:eastAsia="Times New Roman"/>
+          <w:b w:val="0"/>
+          <w:i w:val="0"/>
+          <w:color w:val="000000"/>
+          <w:sz w:val="24"/>
+        </w:rPr>
+        <w:t>VO</w:t>
+      </w:r>
+      <w:r>
+        <w:rPr>
+          <w:rFonts w:ascii="Times New Roman" w:hAnsi="Times New Roman" w:cs="Times New Roman" w:eastAsia="Times New Roman"/>
+          <w:b w:val="0"/>
+          <w:i w:val="0"/>
+          <w:color w:val="000000"/>
+          <w:sz w:val="24"/>
+          <w:vertAlign w:val="subscript"/>
+        </w:rPr>
+        <w:t>4</w:t>
+      </w:r>
+      <w:r>
+        <w:rPr>
+          <w:rFonts w:ascii="Times New Roman" w:hAnsi="Times New Roman" w:cs="Times New Roman" w:eastAsia="Times New Roman"/>
+          <w:b w:val="0"/>
+          <w:i w:val="0"/>
+          <w:color w:val="000000"/>
+          <w:sz w:val="24"/>
+        </w:rPr>
+        <w:t>) = 2.2658275 × 10</w:t>
+      </w:r>
+      <w:r>
+        <w:rPr>
+          <w:rFonts w:ascii="Times New Roman" w:hAnsi="Times New Roman" w:cs="Times New Roman" w:eastAsia="Times New Roman"/>
+          <w:b w:val="0"/>
+          <w:i w:val="0"/>
+          <w:color w:val="000000"/>
+          <w:sz w:val="24"/>
+          <w:vertAlign w:val="superscript"/>
+        </w:rPr>
+        <w:t>-13</w:t>
+      </w:r>
+      <w:r>
+        <w:rPr>
+          <w:rFonts w:ascii="Times New Roman" w:hAnsi="Times New Roman" w:cs="Times New Roman" w:eastAsia="Times New Roman"/>
+          <w:b w:val="0"/>
+          <w:i w:val="0"/>
+          <w:color w:val="000000"/>
+          <w:sz w:val="24"/>
+        </w:rPr>
+        <w:t>/D = 2.2655344 × 10</w:t>
+      </w:r>
+      <w:r>
+        <w:rPr>
+          <w:rFonts w:ascii="Times New Roman" w:hAnsi="Times New Roman" w:cs="Times New Roman" w:eastAsia="Times New Roman"/>
+          <w:b w:val="0"/>
+          <w:i w:val="0"/>
+          <w:color w:val="000000"/>
+          <w:sz w:val="24"/>
+          <w:vertAlign w:val="superscript"/>
+        </w:rPr>
+        <w:t>-13</w:t>
+      </w:r>
+      <w:r>
+        <w:rPr>
+          <w:rFonts w:ascii="Times New Roman" w:hAnsi="Times New Roman" w:cs="Times New Roman" w:eastAsia="Times New Roman"/>
+          <w:b w:val="0"/>
+          <w:i w:val="0"/>
+          <w:color w:val="000000"/>
+          <w:sz w:val="24"/>
+        </w:rPr>
+        <w:t>; θ(H</w:t>
+      </w:r>
+      <w:r>
+        <w:rPr>
+          <w:rFonts w:ascii="Times New Roman" w:hAnsi="Times New Roman" w:cs="Times New Roman" w:eastAsia="Times New Roman"/>
+          <w:b w:val="0"/>
+          <w:i w:val="0"/>
+          <w:color w:val="000000"/>
+          <w:sz w:val="24"/>
+          <w:vertAlign w:val="subscript"/>
+        </w:rPr>
+        <w:t>2</w:t>
+      </w:r>
+      <w:r>
+        <w:rPr>
+          <w:rFonts w:ascii="Times New Roman" w:hAnsi="Times New Roman" w:cs="Times New Roman" w:eastAsia="Times New Roman"/>
+          <w:b w:val="0"/>
+          <w:i w:val="0"/>
+          <w:color w:val="000000"/>
+          <w:sz w:val="24"/>
+        </w:rPr>
+        <w:t>O) = 1.2935859 × 10</w:t>
+      </w:r>
+      <w:r>
+        <w:rPr>
+          <w:rFonts w:ascii="Times New Roman" w:hAnsi="Times New Roman" w:cs="Times New Roman" w:eastAsia="Times New Roman"/>
+          <w:b w:val="0"/>
+          <w:i w:val="0"/>
+          <w:color w:val="000000"/>
+          <w:sz w:val="24"/>
+          <w:vertAlign w:val="superscript"/>
+        </w:rPr>
+        <w:t>-4</w:t>
+      </w:r>
+      <w:r>
+        <w:rPr>
+          <w:rFonts w:ascii="Times New Roman" w:hAnsi="Times New Roman" w:cs="Times New Roman" w:eastAsia="Times New Roman"/>
+          <w:b w:val="0"/>
+          <w:i w:val="0"/>
+          <w:color w:val="000000"/>
+          <w:sz w:val="24"/>
+        </w:rPr>
+        <w:t>/D = 1.2934186 × 10</w:t>
+      </w:r>
+      <w:r>
+        <w:rPr>
+          <w:rFonts w:ascii="Times New Roman" w:hAnsi="Times New Roman" w:cs="Times New Roman" w:eastAsia="Times New Roman"/>
+          <w:b w:val="0"/>
+          <w:i w:val="0"/>
+          <w:color w:val="000000"/>
+          <w:sz w:val="24"/>
+          <w:vertAlign w:val="superscript"/>
+        </w:rPr>
+        <w:t>-4</w:t>
+      </w:r>
+      <w:r>
+        <w:tab/>
+      </w:r>
+      <w:r>
+        <w:rPr>
+          <w:rFonts w:ascii="Times New Roman" w:hAnsi="Times New Roman" w:cs="Times New Roman" w:eastAsia="Times New Roman"/>
+          <w:b w:val="0"/>
+          <w:i w:val="0"/>
+          <w:color w:val="000000"/>
+          <w:sz w:val="24"/>
+        </w:rPr>
+        <w:t>(B.36)</w:t>
       </w:r>
     </w:p>
     <w:p>
       <w:pPr>
+        <w:keepLines/>
         <w:widowControl/>
-        <w:spacing w:line="240" w:lineRule="auto" w:before="0" w:after="0"/>
-        <w:ind w:firstLine="0" w:left="0"/>
-        <w:jc w:val="center"/>
-      </w:pPr>
+        <w:tabs>
+          <w:tab w:pos="4252" w:val="center"/>
+          <w:tab w:pos="8504" w:val="right"/>
+        </w:tabs>
+        <w:spacing w:line="240" w:lineRule="auto" w:before="0" w:after="240"/>
+        <w:ind w:left="0" w:right="0" w:firstLine="0"/>
+        <w:jc w:val="left"/>
+      </w:pPr>
+      <w:r>
+        <w:tab/>
+      </w:r>
       <w:r>
         <w:rPr>
           <w:rFonts w:ascii="Times New Roman" w:hAnsi="Times New Roman" w:cs="Times New Roman" w:eastAsia="Times New Roman"/>
@@ -17707,6 +18863,27 @@
           <w:sz w:val="24"/>
           <w:vertAlign w:val="subscript"/>
         </w:rPr>
+        <w:t>2</w:t>
+      </w:r>
+      <w:r>
+        <w:rPr>
+          <w:rFonts w:ascii="Times New Roman" w:hAnsi="Times New Roman" w:cs="Times New Roman" w:eastAsia="Times New Roman"/>
+          <w:b w:val="0"/>
+          <w:i w:val="0"/>
+          <w:color w:val="000000"/>
+          <w:sz w:val="24"/>
+        </w:rPr>
+        <w:t>O)/θ(H</w:t>
+      </w:r>
+      <w:r>
+        <w:rPr>
+          <w:rFonts w:ascii="Times New Roman" w:hAnsi="Times New Roman" w:cs="Times New Roman" w:eastAsia="Times New Roman"/>
+          <w:b w:val="0"/>
+          <w:i w:val="0"/>
+          <w:color w:val="000000"/>
+          <w:sz w:val="24"/>
+          <w:vertAlign w:val="subscript"/>
+        </w:rPr>
         <w:t>3</w:t>
       </w:r>
       <w:r>
@@ -17738,7 +18915,7 @@
           <w:color w:val="000000"/>
           <w:sz w:val="24"/>
         </w:rPr>
-        <w:t>) = 2.2658275 × 10</w:t>
+        <w:t>), 1 ppm = 1.2934186 × 10</w:t>
       </w:r>
       <w:r>
         <w:rPr>
@@ -17749,6 +18926,27 @@
           <w:sz w:val="24"/>
           <w:vertAlign w:val="superscript"/>
         </w:rPr>
+        <w:t>-4</w:t>
+      </w:r>
+      <w:r>
+        <w:rPr>
+          <w:rFonts w:ascii="Times New Roman" w:hAnsi="Times New Roman" w:cs="Times New Roman" w:eastAsia="Times New Roman"/>
+          <w:b w:val="0"/>
+          <w:i w:val="0"/>
+          <w:color w:val="000000"/>
+          <w:sz w:val="24"/>
+        </w:rPr>
+        <w:t xml:space="preserve"> / 2.2655344 × 10</w:t>
+      </w:r>
+      <w:r>
+        <w:rPr>
+          <w:rFonts w:ascii="Times New Roman" w:hAnsi="Times New Roman" w:cs="Times New Roman" w:eastAsia="Times New Roman"/>
+          <w:b w:val="0"/>
+          <w:i w:val="0"/>
+          <w:color w:val="000000"/>
+          <w:sz w:val="24"/>
+          <w:vertAlign w:val="superscript"/>
+        </w:rPr>
         <w:t>-13</w:t>
       </w:r>
       <w:r>
@@ -17759,7 +18957,7 @@
           <w:color w:val="000000"/>
           <w:sz w:val="24"/>
         </w:rPr>
-        <w:t>/D = 2.2655344 × 10</w:t>
+        <w:t xml:space="preserve"> = 5.7091102 × 10</w:t>
       </w:r>
       <w:r>
         <w:rPr>
@@ -17770,227 +18968,11 @@
           <w:sz w:val="24"/>
           <w:vertAlign w:val="superscript"/>
         </w:rPr>
-        <w:t>-13</w:t>
-      </w:r>
-      <w:r>
-        <w:rPr>
-          <w:rFonts w:ascii="Times New Roman" w:hAnsi="Times New Roman" w:cs="Times New Roman" w:eastAsia="Times New Roman"/>
-          <w:b w:val="0"/>
-          <w:i w:val="0"/>
-          <w:color w:val="000000"/>
-          <w:sz w:val="24"/>
-        </w:rPr>
-        <w:t>; θ(H</w:t>
-      </w:r>
-      <w:r>
-        <w:rPr>
-          <w:rFonts w:ascii="Times New Roman" w:hAnsi="Times New Roman" w:cs="Times New Roman" w:eastAsia="Times New Roman"/>
-          <w:b w:val="0"/>
-          <w:i w:val="0"/>
-          <w:color w:val="000000"/>
-          <w:sz w:val="24"/>
-          <w:vertAlign w:val="subscript"/>
-        </w:rPr>
-        <w:t>2</w:t>
-      </w:r>
-      <w:r>
-        <w:rPr>
-          <w:rFonts w:ascii="Times New Roman" w:hAnsi="Times New Roman" w:cs="Times New Roman" w:eastAsia="Times New Roman"/>
-          <w:b w:val="0"/>
-          <w:i w:val="0"/>
-          <w:color w:val="000000"/>
-          <w:sz w:val="24"/>
-        </w:rPr>
-        <w:t>O) = 1.2935859 × 10</w:t>
-      </w:r>
-      <w:r>
-        <w:rPr>
-          <w:rFonts w:ascii="Times New Roman" w:hAnsi="Times New Roman" w:cs="Times New Roman" w:eastAsia="Times New Roman"/>
-          <w:b w:val="0"/>
-          <w:i w:val="0"/>
-          <w:color w:val="000000"/>
-          <w:sz w:val="24"/>
-          <w:vertAlign w:val="superscript"/>
-        </w:rPr>
-        <w:t>-4</w:t>
-      </w:r>
-      <w:r>
-        <w:rPr>
-          <w:rFonts w:ascii="Times New Roman" w:hAnsi="Times New Roman" w:cs="Times New Roman" w:eastAsia="Times New Roman"/>
-          <w:b w:val="0"/>
-          <w:i w:val="0"/>
-          <w:color w:val="000000"/>
-          <w:sz w:val="24"/>
-        </w:rPr>
-        <w:t>/D = 1.2934186 × 10</w:t>
-      </w:r>
-      <w:r>
-        <w:rPr>
-          <w:rFonts w:ascii="Times New Roman" w:hAnsi="Times New Roman" w:cs="Times New Roman" w:eastAsia="Times New Roman"/>
-          <w:b w:val="0"/>
-          <w:i w:val="0"/>
-          <w:color w:val="000000"/>
-          <w:sz w:val="24"/>
-          <w:vertAlign w:val="superscript"/>
-        </w:rPr>
-        <w:t>-4</w:t>
-      </w:r>
-    </w:p>
-    <w:p>
-      <w:pPr>
-        <w:spacing w:line="240" w:lineRule="auto" w:after="240"/>
-        <w:jc w:val="right"/>
-      </w:pPr>
-      <w:r>
-        <w:rPr>
-          <w:rFonts w:ascii="Times New Roman" w:hAnsi="Times New Roman" w:cs="Times New Roman" w:eastAsia="Times New Roman"/>
-          <w:b w:val="0"/>
-          <w:i w:val="0"/>
-          <w:color w:val="000000"/>
-          <w:sz w:val="24"/>
-        </w:rPr>
-        <w:t>(B.36)</w:t>
-      </w:r>
-    </w:p>
-    <w:p>
-      <w:pPr>
-        <w:widowControl/>
-        <w:spacing w:line="240" w:lineRule="auto" w:before="0" w:after="0"/>
-        <w:ind w:firstLine="0" w:left="0"/>
-        <w:jc w:val="center"/>
-      </w:pPr>
-      <w:r>
-        <w:rPr>
-          <w:rFonts w:ascii="Times New Roman" w:hAnsi="Times New Roman" w:cs="Times New Roman" w:eastAsia="Times New Roman"/>
-          <w:b w:val="0"/>
-          <w:i w:val="0"/>
-          <w:color w:val="000000"/>
-          <w:sz w:val="24"/>
-        </w:rPr>
-        <w:t>θ(H</w:t>
-      </w:r>
-      <w:r>
-        <w:rPr>
-          <w:rFonts w:ascii="Times New Roman" w:hAnsi="Times New Roman" w:cs="Times New Roman" w:eastAsia="Times New Roman"/>
-          <w:b w:val="0"/>
-          <w:i w:val="0"/>
-          <w:color w:val="000000"/>
-          <w:sz w:val="24"/>
-          <w:vertAlign w:val="subscript"/>
-        </w:rPr>
-        <w:t>2</w:t>
-      </w:r>
-      <w:r>
-        <w:rPr>
-          <w:rFonts w:ascii="Times New Roman" w:hAnsi="Times New Roman" w:cs="Times New Roman" w:eastAsia="Times New Roman"/>
-          <w:b w:val="0"/>
-          <w:i w:val="0"/>
-          <w:color w:val="000000"/>
-          <w:sz w:val="24"/>
-        </w:rPr>
-        <w:t>O)/θ(H</w:t>
-      </w:r>
-      <w:r>
-        <w:rPr>
-          <w:rFonts w:ascii="Times New Roman" w:hAnsi="Times New Roman" w:cs="Times New Roman" w:eastAsia="Times New Roman"/>
-          <w:b w:val="0"/>
-          <w:i w:val="0"/>
-          <w:color w:val="000000"/>
-          <w:sz w:val="24"/>
-          <w:vertAlign w:val="subscript"/>
-        </w:rPr>
-        <w:t>3</w:t>
-      </w:r>
-      <w:r>
-        <w:rPr>
-          <w:rFonts w:ascii="Times New Roman" w:hAnsi="Times New Roman" w:cs="Times New Roman" w:eastAsia="Times New Roman"/>
-          <w:b w:val="0"/>
-          <w:i w:val="0"/>
-          <w:color w:val="000000"/>
-          <w:sz w:val="24"/>
-        </w:rPr>
-        <w:t>VO</w:t>
-      </w:r>
-      <w:r>
-        <w:rPr>
-          <w:rFonts w:ascii="Times New Roman" w:hAnsi="Times New Roman" w:cs="Times New Roman" w:eastAsia="Times New Roman"/>
-          <w:b w:val="0"/>
-          <w:i w:val="0"/>
-          <w:color w:val="000000"/>
-          <w:sz w:val="24"/>
-          <w:vertAlign w:val="subscript"/>
-        </w:rPr>
-        <w:t>4</w:t>
-      </w:r>
-      <w:r>
-        <w:rPr>
-          <w:rFonts w:ascii="Times New Roman" w:hAnsi="Times New Roman" w:cs="Times New Roman" w:eastAsia="Times New Roman"/>
-          <w:b w:val="0"/>
-          <w:i w:val="0"/>
-          <w:color w:val="000000"/>
-          <w:sz w:val="24"/>
-        </w:rPr>
-        <w:t>), 1 ppm = 1.2934186 × 10</w:t>
-      </w:r>
-      <w:r>
-        <w:rPr>
-          <w:rFonts w:ascii="Times New Roman" w:hAnsi="Times New Roman" w:cs="Times New Roman" w:eastAsia="Times New Roman"/>
-          <w:b w:val="0"/>
-          <w:i w:val="0"/>
-          <w:color w:val="000000"/>
-          <w:sz w:val="24"/>
-          <w:vertAlign w:val="superscript"/>
-        </w:rPr>
-        <w:t>-4</w:t>
-      </w:r>
-      <w:r>
-        <w:rPr>
-          <w:rFonts w:ascii="Times New Roman" w:hAnsi="Times New Roman" w:cs="Times New Roman" w:eastAsia="Times New Roman"/>
-          <w:b w:val="0"/>
-          <w:i w:val="0"/>
-          <w:color w:val="000000"/>
-          <w:sz w:val="24"/>
-        </w:rPr>
-        <w:t xml:space="preserve"> / 2.2655344 × 10</w:t>
-      </w:r>
-      <w:r>
-        <w:rPr>
-          <w:rFonts w:ascii="Times New Roman" w:hAnsi="Times New Roman" w:cs="Times New Roman" w:eastAsia="Times New Roman"/>
-          <w:b w:val="0"/>
-          <w:i w:val="0"/>
-          <w:color w:val="000000"/>
-          <w:sz w:val="24"/>
-          <w:vertAlign w:val="superscript"/>
-        </w:rPr>
-        <w:t>-13</w:t>
-      </w:r>
-      <w:r>
-        <w:rPr>
-          <w:rFonts w:ascii="Times New Roman" w:hAnsi="Times New Roman" w:cs="Times New Roman" w:eastAsia="Times New Roman"/>
-          <w:b w:val="0"/>
-          <w:i w:val="0"/>
-          <w:color w:val="000000"/>
-          <w:sz w:val="24"/>
-        </w:rPr>
-        <w:t xml:space="preserve"> = 5.7091102 × 10</w:t>
-      </w:r>
-      <w:r>
-        <w:rPr>
-          <w:rFonts w:ascii="Times New Roman" w:hAnsi="Times New Roman" w:cs="Times New Roman" w:eastAsia="Times New Roman"/>
-          <w:b w:val="0"/>
-          <w:i w:val="0"/>
-          <w:color w:val="000000"/>
-          <w:sz w:val="24"/>
-          <w:vertAlign w:val="superscript"/>
-        </w:rPr>
         <w:t>8</w:t>
       </w:r>
-    </w:p>
-    <w:p>
-      <w:pPr>
-        <w:spacing w:line="240" w:lineRule="auto" w:after="240"/>
-        <w:jc w:val="right"/>
-      </w:pPr>
+      <w:r>
+        <w:tab/>
+      </w:r>
       <w:r>
         <w:rPr>
           <w:rFonts w:ascii="Times New Roman" w:hAnsi="Times New Roman" w:cs="Times New Roman" w:eastAsia="Times New Roman"/>
@@ -18064,11 +19046,19 @@
     </w:p>
     <w:p>
       <w:pPr>
+        <w:keepLines/>
         <w:widowControl/>
-        <w:spacing w:line="240" w:lineRule="auto" w:before="0" w:after="0"/>
-        <w:ind w:firstLine="0" w:left="0"/>
-        <w:jc w:val="center"/>
-      </w:pPr>
+        <w:tabs>
+          <w:tab w:pos="4252" w:val="center"/>
+          <w:tab w:pos="8504" w:val="right"/>
+        </w:tabs>
+        <w:spacing w:line="240" w:lineRule="auto" w:before="0" w:after="240"/>
+        <w:ind w:left="0" w:right="0" w:firstLine="0"/>
+        <w:jc w:val="left"/>
+      </w:pPr>
+      <w:r>
+        <w:tab/>
+      </w:r>
       <w:r>
         <w:rPr>
           <w:rFonts w:ascii="Times New Roman" w:hAnsi="Times New Roman" w:cs="Times New Roman" w:eastAsia="Times New Roman"/>
@@ -18120,31 +19110,212 @@
           <w:sz w:val="24"/>
         </w:rPr>
         <w:t xml:space="preserve"> = 1.0001293586</w:t>
+      </w:r>
+      <w:r>
+        <w:tab/>
+      </w:r>
+      <w:r>
+        <w:rPr>
+          <w:rFonts w:ascii="Times New Roman" w:hAnsi="Times New Roman" w:cs="Times New Roman" w:eastAsia="Times New Roman"/>
+          <w:b w:val="0"/>
+          <w:i w:val="0"/>
+          <w:color w:val="000000"/>
+          <w:sz w:val="24"/>
+        </w:rPr>
+        <w:t>(B.38)</w:t>
       </w:r>
     </w:p>
     <w:p>
       <w:pPr>
-        <w:spacing w:line="240" w:lineRule="auto" w:after="240"/>
-        <w:jc w:val="right"/>
-      </w:pPr>
-      <w:r>
-        <w:rPr>
-          <w:rFonts w:ascii="Times New Roman" w:hAnsi="Times New Roman" w:cs="Times New Roman" w:eastAsia="Times New Roman"/>
-          <w:b w:val="0"/>
-          <w:i w:val="0"/>
-          <w:color w:val="000000"/>
-          <w:sz w:val="24"/>
-        </w:rPr>
-        <w:t>(B.38)</w:t>
+        <w:keepLines/>
+        <w:widowControl/>
+        <w:tabs>
+          <w:tab w:pos="4252" w:val="center"/>
+          <w:tab w:pos="8504" w:val="right"/>
+        </w:tabs>
+        <w:spacing w:line="240" w:lineRule="auto" w:before="0" w:after="240"/>
+        <w:ind w:left="0" w:right="0" w:firstLine="0"/>
+        <w:jc w:val="left"/>
+      </w:pPr>
+      <w:r>
+        <w:tab/>
+      </w:r>
+      <w:r>
+        <w:rPr>
+          <w:rFonts w:ascii="Times New Roman" w:hAnsi="Times New Roman" w:cs="Times New Roman" w:eastAsia="Times New Roman"/>
+          <w:b w:val="0"/>
+          <w:i w:val="0"/>
+          <w:color w:val="000000"/>
+          <w:sz w:val="24"/>
+        </w:rPr>
+        <w:t>θ(H</w:t>
+      </w:r>
+      <w:r>
+        <w:rPr>
+          <w:rFonts w:ascii="Times New Roman" w:hAnsi="Times New Roman" w:cs="Times New Roman" w:eastAsia="Times New Roman"/>
+          <w:b w:val="0"/>
+          <w:i w:val="0"/>
+          <w:color w:val="000000"/>
+          <w:sz w:val="24"/>
+          <w:vertAlign w:val="subscript"/>
+        </w:rPr>
+        <w:t>3</w:t>
+      </w:r>
+      <w:r>
+        <w:rPr>
+          <w:rFonts w:ascii="Times New Roman" w:hAnsi="Times New Roman" w:cs="Times New Roman" w:eastAsia="Times New Roman"/>
+          <w:b w:val="0"/>
+          <w:i w:val="0"/>
+          <w:color w:val="000000"/>
+          <w:sz w:val="24"/>
+        </w:rPr>
+        <w:t>VO</w:t>
+      </w:r>
+      <w:r>
+        <w:rPr>
+          <w:rFonts w:ascii="Times New Roman" w:hAnsi="Times New Roman" w:cs="Times New Roman" w:eastAsia="Times New Roman"/>
+          <w:b w:val="0"/>
+          <w:i w:val="0"/>
+          <w:color w:val="000000"/>
+          <w:sz w:val="24"/>
+          <w:vertAlign w:val="subscript"/>
+        </w:rPr>
+        <w:t>4</w:t>
+      </w:r>
+      <w:r>
+        <w:rPr>
+          <w:rFonts w:ascii="Times New Roman" w:hAnsi="Times New Roman" w:cs="Times New Roman" w:eastAsia="Times New Roman"/>
+          <w:b w:val="0"/>
+          <w:i w:val="0"/>
+          <w:color w:val="000000"/>
+          <w:sz w:val="24"/>
+        </w:rPr>
+        <w:t>) = 2.2658275 × 10</w:t>
+      </w:r>
+      <w:r>
+        <w:rPr>
+          <w:rFonts w:ascii="Times New Roman" w:hAnsi="Times New Roman" w:cs="Times New Roman" w:eastAsia="Times New Roman"/>
+          <w:b w:val="0"/>
+          <w:i w:val="0"/>
+          <w:color w:val="000000"/>
+          <w:sz w:val="24"/>
+          <w:vertAlign w:val="superscript"/>
+        </w:rPr>
+        <w:t>-12</w:t>
+      </w:r>
+      <w:r>
+        <w:rPr>
+          <w:rFonts w:ascii="Times New Roman" w:hAnsi="Times New Roman" w:cs="Times New Roman" w:eastAsia="Times New Roman"/>
+          <w:b w:val="0"/>
+          <w:i w:val="0"/>
+          <w:color w:val="000000"/>
+          <w:sz w:val="24"/>
+        </w:rPr>
+        <w:t>/D = 2.2655344 × 10</w:t>
+      </w:r>
+      <w:r>
+        <w:rPr>
+          <w:rFonts w:ascii="Times New Roman" w:hAnsi="Times New Roman" w:cs="Times New Roman" w:eastAsia="Times New Roman"/>
+          <w:b w:val="0"/>
+          <w:i w:val="0"/>
+          <w:color w:val="000000"/>
+          <w:sz w:val="24"/>
+          <w:vertAlign w:val="superscript"/>
+        </w:rPr>
+        <w:t>-12</w:t>
+      </w:r>
+      <w:r>
+        <w:rPr>
+          <w:rFonts w:ascii="Times New Roman" w:hAnsi="Times New Roman" w:cs="Times New Roman" w:eastAsia="Times New Roman"/>
+          <w:b w:val="0"/>
+          <w:i w:val="0"/>
+          <w:color w:val="000000"/>
+          <w:sz w:val="24"/>
+        </w:rPr>
+        <w:t>; θ(H</w:t>
+      </w:r>
+      <w:r>
+        <w:rPr>
+          <w:rFonts w:ascii="Times New Roman" w:hAnsi="Times New Roman" w:cs="Times New Roman" w:eastAsia="Times New Roman"/>
+          <w:b w:val="0"/>
+          <w:i w:val="0"/>
+          <w:color w:val="000000"/>
+          <w:sz w:val="24"/>
+          <w:vertAlign w:val="subscript"/>
+        </w:rPr>
+        <w:t>2</w:t>
+      </w:r>
+      <w:r>
+        <w:rPr>
+          <w:rFonts w:ascii="Times New Roman" w:hAnsi="Times New Roman" w:cs="Times New Roman" w:eastAsia="Times New Roman"/>
+          <w:b w:val="0"/>
+          <w:i w:val="0"/>
+          <w:color w:val="000000"/>
+          <w:sz w:val="24"/>
+        </w:rPr>
+        <w:t>O) = 1.2935859 × 10</w:t>
+      </w:r>
+      <w:r>
+        <w:rPr>
+          <w:rFonts w:ascii="Times New Roman" w:hAnsi="Times New Roman" w:cs="Times New Roman" w:eastAsia="Times New Roman"/>
+          <w:b w:val="0"/>
+          <w:i w:val="0"/>
+          <w:color w:val="000000"/>
+          <w:sz w:val="24"/>
+          <w:vertAlign w:val="superscript"/>
+        </w:rPr>
+        <w:t>-4</w:t>
+      </w:r>
+      <w:r>
+        <w:rPr>
+          <w:rFonts w:ascii="Times New Roman" w:hAnsi="Times New Roman" w:cs="Times New Roman" w:eastAsia="Times New Roman"/>
+          <w:b w:val="0"/>
+          <w:i w:val="0"/>
+          <w:color w:val="000000"/>
+          <w:sz w:val="24"/>
+        </w:rPr>
+        <w:t>/D = 1.2934186 × 10</w:t>
+      </w:r>
+      <w:r>
+        <w:rPr>
+          <w:rFonts w:ascii="Times New Roman" w:hAnsi="Times New Roman" w:cs="Times New Roman" w:eastAsia="Times New Roman"/>
+          <w:b w:val="0"/>
+          <w:i w:val="0"/>
+          <w:color w:val="000000"/>
+          <w:sz w:val="24"/>
+          <w:vertAlign w:val="superscript"/>
+        </w:rPr>
+        <w:t>-4</w:t>
+      </w:r>
+      <w:r>
+        <w:tab/>
+      </w:r>
+      <w:r>
+        <w:rPr>
+          <w:rFonts w:ascii="Times New Roman" w:hAnsi="Times New Roman" w:cs="Times New Roman" w:eastAsia="Times New Roman"/>
+          <w:b w:val="0"/>
+          <w:i w:val="0"/>
+          <w:color w:val="000000"/>
+          <w:sz w:val="24"/>
+        </w:rPr>
+        <w:t>(B.39)</w:t>
       </w:r>
     </w:p>
     <w:p>
       <w:pPr>
+        <w:keepLines/>
         <w:widowControl/>
-        <w:spacing w:line="240" w:lineRule="auto" w:before="0" w:after="0"/>
-        <w:ind w:firstLine="0" w:left="0"/>
-        <w:jc w:val="center"/>
-      </w:pPr>
+        <w:tabs>
+          <w:tab w:pos="4252" w:val="center"/>
+          <w:tab w:pos="8504" w:val="right"/>
+        </w:tabs>
+        <w:spacing w:line="240" w:lineRule="auto" w:before="0" w:after="240"/>
+        <w:ind w:left="0" w:right="0" w:firstLine="0"/>
+        <w:jc w:val="left"/>
+      </w:pPr>
+      <w:r>
+        <w:tab/>
+      </w:r>
       <w:r>
         <w:rPr>
           <w:rFonts w:ascii="Times New Roman" w:hAnsi="Times New Roman" w:cs="Times New Roman" w:eastAsia="Times New Roman"/>
@@ -18164,6 +19335,27 @@
           <w:sz w:val="24"/>
           <w:vertAlign w:val="subscript"/>
         </w:rPr>
+        <w:t>2</w:t>
+      </w:r>
+      <w:r>
+        <w:rPr>
+          <w:rFonts w:ascii="Times New Roman" w:hAnsi="Times New Roman" w:cs="Times New Roman" w:eastAsia="Times New Roman"/>
+          <w:b w:val="0"/>
+          <w:i w:val="0"/>
+          <w:color w:val="000000"/>
+          <w:sz w:val="24"/>
+        </w:rPr>
+        <w:t>O)/θ(H</w:t>
+      </w:r>
+      <w:r>
+        <w:rPr>
+          <w:rFonts w:ascii="Times New Roman" w:hAnsi="Times New Roman" w:cs="Times New Roman" w:eastAsia="Times New Roman"/>
+          <w:b w:val="0"/>
+          <w:i w:val="0"/>
+          <w:color w:val="000000"/>
+          <w:sz w:val="24"/>
+          <w:vertAlign w:val="subscript"/>
+        </w:rPr>
         <w:t>3</w:t>
       </w:r>
       <w:r>
@@ -18195,7 +19387,7 @@
           <w:color w:val="000000"/>
           <w:sz w:val="24"/>
         </w:rPr>
-        <w:t>) = 2.2658275 × 10</w:t>
+        <w:t>), 10 ppm = 1.2934186 × 10</w:t>
       </w:r>
       <w:r>
         <w:rPr>
@@ -18206,6 +19398,27 @@
           <w:sz w:val="24"/>
           <w:vertAlign w:val="superscript"/>
         </w:rPr>
+        <w:t>-4</w:t>
+      </w:r>
+      <w:r>
+        <w:rPr>
+          <w:rFonts w:ascii="Times New Roman" w:hAnsi="Times New Roman" w:cs="Times New Roman" w:eastAsia="Times New Roman"/>
+          <w:b w:val="0"/>
+          <w:i w:val="0"/>
+          <w:color w:val="000000"/>
+          <w:sz w:val="24"/>
+        </w:rPr>
+        <w:t xml:space="preserve"> / 2.2655344 × 10</w:t>
+      </w:r>
+      <w:r>
+        <w:rPr>
+          <w:rFonts w:ascii="Times New Roman" w:hAnsi="Times New Roman" w:cs="Times New Roman" w:eastAsia="Times New Roman"/>
+          <w:b w:val="0"/>
+          <w:i w:val="0"/>
+          <w:color w:val="000000"/>
+          <w:sz w:val="24"/>
+          <w:vertAlign w:val="superscript"/>
+        </w:rPr>
         <w:t>-12</w:t>
       </w:r>
       <w:r>
@@ -18216,7 +19429,7 @@
           <w:color w:val="000000"/>
           <w:sz w:val="24"/>
         </w:rPr>
-        <w:t>/D = 2.2655344 × 10</w:t>
+        <w:t xml:space="preserve"> = 5.7091102 × 10</w:t>
       </w:r>
       <w:r>
         <w:rPr>
@@ -18227,227 +19440,11 @@
           <w:sz w:val="24"/>
           <w:vertAlign w:val="superscript"/>
         </w:rPr>
-        <w:t>-12</w:t>
-      </w:r>
-      <w:r>
-        <w:rPr>
-          <w:rFonts w:ascii="Times New Roman" w:hAnsi="Times New Roman" w:cs="Times New Roman" w:eastAsia="Times New Roman"/>
-          <w:b w:val="0"/>
-          <w:i w:val="0"/>
-          <w:color w:val="000000"/>
-          <w:sz w:val="24"/>
-        </w:rPr>
-        <w:t>; θ(H</w:t>
-      </w:r>
-      <w:r>
-        <w:rPr>
-          <w:rFonts w:ascii="Times New Roman" w:hAnsi="Times New Roman" w:cs="Times New Roman" w:eastAsia="Times New Roman"/>
-          <w:b w:val="0"/>
-          <w:i w:val="0"/>
-          <w:color w:val="000000"/>
-          <w:sz w:val="24"/>
-          <w:vertAlign w:val="subscript"/>
-        </w:rPr>
-        <w:t>2</w:t>
-      </w:r>
-      <w:r>
-        <w:rPr>
-          <w:rFonts w:ascii="Times New Roman" w:hAnsi="Times New Roman" w:cs="Times New Roman" w:eastAsia="Times New Roman"/>
-          <w:b w:val="0"/>
-          <w:i w:val="0"/>
-          <w:color w:val="000000"/>
-          <w:sz w:val="24"/>
-        </w:rPr>
-        <w:t>O) = 1.2935859 × 10</w:t>
-      </w:r>
-      <w:r>
-        <w:rPr>
-          <w:rFonts w:ascii="Times New Roman" w:hAnsi="Times New Roman" w:cs="Times New Roman" w:eastAsia="Times New Roman"/>
-          <w:b w:val="0"/>
-          <w:i w:val="0"/>
-          <w:color w:val="000000"/>
-          <w:sz w:val="24"/>
-          <w:vertAlign w:val="superscript"/>
-        </w:rPr>
-        <w:t>-4</w:t>
-      </w:r>
-      <w:r>
-        <w:rPr>
-          <w:rFonts w:ascii="Times New Roman" w:hAnsi="Times New Roman" w:cs="Times New Roman" w:eastAsia="Times New Roman"/>
-          <w:b w:val="0"/>
-          <w:i w:val="0"/>
-          <w:color w:val="000000"/>
-          <w:sz w:val="24"/>
-        </w:rPr>
-        <w:t>/D = 1.2934186 × 10</w:t>
-      </w:r>
-      <w:r>
-        <w:rPr>
-          <w:rFonts w:ascii="Times New Roman" w:hAnsi="Times New Roman" w:cs="Times New Roman" w:eastAsia="Times New Roman"/>
-          <w:b w:val="0"/>
-          <w:i w:val="0"/>
-          <w:color w:val="000000"/>
-          <w:sz w:val="24"/>
-          <w:vertAlign w:val="superscript"/>
-        </w:rPr>
-        <w:t>-4</w:t>
-      </w:r>
-    </w:p>
-    <w:p>
-      <w:pPr>
-        <w:spacing w:line="240" w:lineRule="auto" w:after="240"/>
-        <w:jc w:val="right"/>
-      </w:pPr>
-      <w:r>
-        <w:rPr>
-          <w:rFonts w:ascii="Times New Roman" w:hAnsi="Times New Roman" w:cs="Times New Roman" w:eastAsia="Times New Roman"/>
-          <w:b w:val="0"/>
-          <w:i w:val="0"/>
-          <w:color w:val="000000"/>
-          <w:sz w:val="24"/>
-        </w:rPr>
-        <w:t>(B.39)</w:t>
-      </w:r>
-    </w:p>
-    <w:p>
-      <w:pPr>
-        <w:widowControl/>
-        <w:spacing w:line="240" w:lineRule="auto" w:before="0" w:after="0"/>
-        <w:ind w:firstLine="0" w:left="0"/>
-        <w:jc w:val="center"/>
-      </w:pPr>
-      <w:r>
-        <w:rPr>
-          <w:rFonts w:ascii="Times New Roman" w:hAnsi="Times New Roman" w:cs="Times New Roman" w:eastAsia="Times New Roman"/>
-          <w:b w:val="0"/>
-          <w:i w:val="0"/>
-          <w:color w:val="000000"/>
-          <w:sz w:val="24"/>
-        </w:rPr>
-        <w:t>θ(H</w:t>
-      </w:r>
-      <w:r>
-        <w:rPr>
-          <w:rFonts w:ascii="Times New Roman" w:hAnsi="Times New Roman" w:cs="Times New Roman" w:eastAsia="Times New Roman"/>
-          <w:b w:val="0"/>
-          <w:i w:val="0"/>
-          <w:color w:val="000000"/>
-          <w:sz w:val="24"/>
-          <w:vertAlign w:val="subscript"/>
-        </w:rPr>
-        <w:t>2</w:t>
-      </w:r>
-      <w:r>
-        <w:rPr>
-          <w:rFonts w:ascii="Times New Roman" w:hAnsi="Times New Roman" w:cs="Times New Roman" w:eastAsia="Times New Roman"/>
-          <w:b w:val="0"/>
-          <w:i w:val="0"/>
-          <w:color w:val="000000"/>
-          <w:sz w:val="24"/>
-        </w:rPr>
-        <w:t>O)/θ(H</w:t>
-      </w:r>
-      <w:r>
-        <w:rPr>
-          <w:rFonts w:ascii="Times New Roman" w:hAnsi="Times New Roman" w:cs="Times New Roman" w:eastAsia="Times New Roman"/>
-          <w:b w:val="0"/>
-          <w:i w:val="0"/>
-          <w:color w:val="000000"/>
-          <w:sz w:val="24"/>
-          <w:vertAlign w:val="subscript"/>
-        </w:rPr>
-        <w:t>3</w:t>
-      </w:r>
-      <w:r>
-        <w:rPr>
-          <w:rFonts w:ascii="Times New Roman" w:hAnsi="Times New Roman" w:cs="Times New Roman" w:eastAsia="Times New Roman"/>
-          <w:b w:val="0"/>
-          <w:i w:val="0"/>
-          <w:color w:val="000000"/>
-          <w:sz w:val="24"/>
-        </w:rPr>
-        <w:t>VO</w:t>
-      </w:r>
-      <w:r>
-        <w:rPr>
-          <w:rFonts w:ascii="Times New Roman" w:hAnsi="Times New Roman" w:cs="Times New Roman" w:eastAsia="Times New Roman"/>
-          <w:b w:val="0"/>
-          <w:i w:val="0"/>
-          <w:color w:val="000000"/>
-          <w:sz w:val="24"/>
-          <w:vertAlign w:val="subscript"/>
-        </w:rPr>
-        <w:t>4</w:t>
-      </w:r>
-      <w:r>
-        <w:rPr>
-          <w:rFonts w:ascii="Times New Roman" w:hAnsi="Times New Roman" w:cs="Times New Roman" w:eastAsia="Times New Roman"/>
-          <w:b w:val="0"/>
-          <w:i w:val="0"/>
-          <w:color w:val="000000"/>
-          <w:sz w:val="24"/>
-        </w:rPr>
-        <w:t>), 10 ppm = 1.2934186 × 10</w:t>
-      </w:r>
-      <w:r>
-        <w:rPr>
-          <w:rFonts w:ascii="Times New Roman" w:hAnsi="Times New Roman" w:cs="Times New Roman" w:eastAsia="Times New Roman"/>
-          <w:b w:val="0"/>
-          <w:i w:val="0"/>
-          <w:color w:val="000000"/>
-          <w:sz w:val="24"/>
-          <w:vertAlign w:val="superscript"/>
-        </w:rPr>
-        <w:t>-4</w:t>
-      </w:r>
-      <w:r>
-        <w:rPr>
-          <w:rFonts w:ascii="Times New Roman" w:hAnsi="Times New Roman" w:cs="Times New Roman" w:eastAsia="Times New Roman"/>
-          <w:b w:val="0"/>
-          <w:i w:val="0"/>
-          <w:color w:val="000000"/>
-          <w:sz w:val="24"/>
-        </w:rPr>
-        <w:t xml:space="preserve"> / 2.2655344 × 10</w:t>
-      </w:r>
-      <w:r>
-        <w:rPr>
-          <w:rFonts w:ascii="Times New Roman" w:hAnsi="Times New Roman" w:cs="Times New Roman" w:eastAsia="Times New Roman"/>
-          <w:b w:val="0"/>
-          <w:i w:val="0"/>
-          <w:color w:val="000000"/>
-          <w:sz w:val="24"/>
-          <w:vertAlign w:val="superscript"/>
-        </w:rPr>
-        <w:t>-12</w:t>
-      </w:r>
-      <w:r>
-        <w:rPr>
-          <w:rFonts w:ascii="Times New Roman" w:hAnsi="Times New Roman" w:cs="Times New Roman" w:eastAsia="Times New Roman"/>
-          <w:b w:val="0"/>
-          <w:i w:val="0"/>
-          <w:color w:val="000000"/>
-          <w:sz w:val="24"/>
-        </w:rPr>
-        <w:t xml:space="preserve"> = 5.7091102 × 10</w:t>
-      </w:r>
-      <w:r>
-        <w:rPr>
-          <w:rFonts w:ascii="Times New Roman" w:hAnsi="Times New Roman" w:cs="Times New Roman" w:eastAsia="Times New Roman"/>
-          <w:b w:val="0"/>
-          <w:i w:val="0"/>
-          <w:color w:val="000000"/>
-          <w:sz w:val="24"/>
-          <w:vertAlign w:val="superscript"/>
-        </w:rPr>
         <w:t>7</w:t>
       </w:r>
-    </w:p>
-    <w:p>
-      <w:pPr>
-        <w:spacing w:line="240" w:lineRule="auto" w:after="240"/>
-        <w:jc w:val="right"/>
-      </w:pPr>
+      <w:r>
+        <w:tab/>
+      </w:r>
       <w:r>
         <w:rPr>
           <w:rFonts w:ascii="Times New Roman" w:hAnsi="Times New Roman" w:cs="Times New Roman" w:eastAsia="Times New Roman"/>
@@ -18474,23 +19471,288 @@
           <w:color w:val="000000"/>
           <w:sz w:val="24"/>
         </w:rPr>
-        <w:t>Equations (B.30)–(B.40) reproduce the ranges in Table 4.7 under the standard-pressure, single-site, ideal-gas harmonic assumptions stated in Section 3.5.</w:t>
+        <w:t>At the H</w:t>
+      </w:r>
+      <w:r>
+        <w:rPr>
+          <w:rFonts w:ascii="Times New Roman" w:hAnsi="Times New Roman" w:cs="Times New Roman" w:eastAsia="Times New Roman"/>
+          <w:b w:val="0"/>
+          <w:i w:val="0"/>
+          <w:color w:val="000000"/>
+          <w:sz w:val="24"/>
+          <w:vertAlign w:val="subscript"/>
+        </w:rPr>
+        <w:t>3</w:t>
+      </w:r>
+      <w:r>
+        <w:rPr>
+          <w:rFonts w:ascii="Times New Roman" w:hAnsi="Times New Roman" w:cs="Times New Roman" w:eastAsia="Times New Roman"/>
+          <w:b w:val="0"/>
+          <w:i w:val="0"/>
+          <w:color w:val="000000"/>
+          <w:sz w:val="24"/>
+        </w:rPr>
+        <w:t>VO</w:t>
+      </w:r>
+      <w:r>
+        <w:rPr>
+          <w:rFonts w:ascii="Times New Roman" w:hAnsi="Times New Roman" w:cs="Times New Roman" w:eastAsia="Times New Roman"/>
+          <w:b w:val="0"/>
+          <w:i w:val="0"/>
+          <w:color w:val="000000"/>
+          <w:sz w:val="24"/>
+          <w:vertAlign w:val="subscript"/>
+        </w:rPr>
+        <w:t>4</w:t>
+      </w:r>
+      <w:r>
+        <w:rPr>
+          <w:rFonts w:ascii="Times New Roman" w:hAnsi="Times New Roman" w:cs="Times New Roman" w:eastAsia="Times New Roman"/>
+          <w:b w:val="0"/>
+          <w:i w:val="0"/>
+          <w:color w:val="000000"/>
+          <w:sz w:val="24"/>
+        </w:rPr>
+        <w:t xml:space="preserve"> partial pressure reported by Trujillo et al. (1997), the pressure-weighted acid term and conditional occupation ratio are:</w:t>
       </w:r>
     </w:p>
     <w:p>
       <w:pPr>
-        <w:pStyle w:val="Heading3"/>
+        <w:keepLines/>
+        <w:widowControl/>
+        <w:tabs>
+          <w:tab w:pos="4252" w:val="center"/>
+          <w:tab w:pos="8504" w:val="right"/>
+        </w:tabs>
+        <w:spacing w:line="240" w:lineRule="auto" w:before="0" w:after="240"/>
+        <w:ind w:left="0" w:right="0" w:firstLine="0"/>
         <w:jc w:val="left"/>
       </w:pPr>
       <w:r>
-        <w:rPr>
-          <w:rFonts w:ascii="Times New Roman" w:hAnsi="Times New Roman" w:cs="Times New Roman" w:eastAsia="Times New Roman"/>
-          <w:b w:val="0"/>
-          <w:i w:val="0"/>
-          <w:color w:val="000000"/>
-          <w:sz w:val="24"/>
-        </w:rPr>
-        <w:t>B.6 Tier 1 candidate barrier substitutions</w:t>
+        <w:tab/>
+      </w:r>
+      <w:r>
+        <w:rPr>
+          <w:rFonts w:ascii="Times New Roman" w:hAnsi="Times New Roman" w:cs="Times New Roman" w:eastAsia="Times New Roman"/>
+          <w:b w:val="0"/>
+          <w:i w:val="0"/>
+          <w:color w:val="000000"/>
+          <w:sz w:val="24"/>
+        </w:rPr>
+        <w:t>q</w:t>
+      </w:r>
+      <w:r>
+        <w:rPr>
+          <w:rFonts w:ascii="Times New Roman" w:hAnsi="Times New Roman" w:cs="Times New Roman" w:eastAsia="Times New Roman"/>
+          <w:b w:val="0"/>
+          <w:i w:val="0"/>
+          <w:color w:val="000000"/>
+          <w:sz w:val="24"/>
+          <w:vertAlign w:val="subscript"/>
+        </w:rPr>
+        <w:t>H₃VO₄, Trujillo</w:t>
+      </w:r>
+      <w:r>
+        <w:rPr>
+          <w:rFonts w:ascii="Times New Roman" w:hAnsi="Times New Roman" w:cs="Times New Roman" w:eastAsia="Times New Roman"/>
+          <w:b w:val="0"/>
+          <w:i w:val="0"/>
+          <w:color w:val="000000"/>
+          <w:sz w:val="24"/>
+        </w:rPr>
+        <w:t xml:space="preserve"> = 1.1329138 × 10</w:t>
+      </w:r>
+      <w:r>
+        <w:rPr>
+          <w:rFonts w:ascii="Times New Roman" w:hAnsi="Times New Roman" w:cs="Times New Roman" w:eastAsia="Times New Roman"/>
+          <w:b w:val="0"/>
+          <w:i w:val="0"/>
+          <w:color w:val="000000"/>
+          <w:sz w:val="24"/>
+          <w:vertAlign w:val="superscript"/>
+        </w:rPr>
+        <w:t>-7</w:t>
+      </w:r>
+      <w:r>
+        <w:rPr>
+          <w:rFonts w:ascii="Times New Roman" w:hAnsi="Times New Roman" w:cs="Times New Roman" w:eastAsia="Times New Roman"/>
+          <w:b w:val="0"/>
+          <w:i w:val="0"/>
+          <w:color w:val="000000"/>
+          <w:sz w:val="24"/>
+        </w:rPr>
+        <w:t xml:space="preserve"> × (3.37 × 10</w:t>
+      </w:r>
+      <w:r>
+        <w:rPr>
+          <w:rFonts w:ascii="Times New Roman" w:hAnsi="Times New Roman" w:cs="Times New Roman" w:eastAsia="Times New Roman"/>
+          <w:b w:val="0"/>
+          <w:i w:val="0"/>
+          <w:color w:val="000000"/>
+          <w:sz w:val="24"/>
+          <w:vertAlign w:val="superscript"/>
+        </w:rPr>
+        <w:t>-6</w:t>
+      </w:r>
+      <w:r>
+        <w:rPr>
+          <w:rFonts w:ascii="Times New Roman" w:hAnsi="Times New Roman" w:cs="Times New Roman" w:eastAsia="Times New Roman"/>
+          <w:b w:val="0"/>
+          <w:i w:val="0"/>
+          <w:color w:val="000000"/>
+          <w:sz w:val="24"/>
+        </w:rPr>
+        <w:t>/1.0) = 3.8179195 × 10</w:t>
+      </w:r>
+      <w:r>
+        <w:rPr>
+          <w:rFonts w:ascii="Times New Roman" w:hAnsi="Times New Roman" w:cs="Times New Roman" w:eastAsia="Times New Roman"/>
+          <w:b w:val="0"/>
+          <w:i w:val="0"/>
+          <w:color w:val="000000"/>
+          <w:sz w:val="24"/>
+          <w:vertAlign w:val="superscript"/>
+        </w:rPr>
+        <w:t>-13</w:t>
+      </w:r>
+      <w:r>
+        <w:rPr>
+          <w:rFonts w:ascii="Times New Roman" w:hAnsi="Times New Roman" w:cs="Times New Roman" w:eastAsia="Times New Roman"/>
+          <w:b w:val="0"/>
+          <w:i w:val="0"/>
+          <w:color w:val="000000"/>
+          <w:sz w:val="24"/>
+        </w:rPr>
+        <w:t>; θ(H</w:t>
+      </w:r>
+      <w:r>
+        <w:rPr>
+          <w:rFonts w:ascii="Times New Roman" w:hAnsi="Times New Roman" w:cs="Times New Roman" w:eastAsia="Times New Roman"/>
+          <w:b w:val="0"/>
+          <w:i w:val="0"/>
+          <w:color w:val="000000"/>
+          <w:sz w:val="24"/>
+          <w:vertAlign w:val="subscript"/>
+        </w:rPr>
+        <w:t>2</w:t>
+      </w:r>
+      <w:r>
+        <w:rPr>
+          <w:rFonts w:ascii="Times New Roman" w:hAnsi="Times New Roman" w:cs="Times New Roman" w:eastAsia="Times New Roman"/>
+          <w:b w:val="0"/>
+          <w:i w:val="0"/>
+          <w:color w:val="000000"/>
+          <w:sz w:val="24"/>
+        </w:rPr>
+        <w:t>O)/θ(H</w:t>
+      </w:r>
+      <w:r>
+        <w:rPr>
+          <w:rFonts w:ascii="Times New Roman" w:hAnsi="Times New Roman" w:cs="Times New Roman" w:eastAsia="Times New Roman"/>
+          <w:b w:val="0"/>
+          <w:i w:val="0"/>
+          <w:color w:val="000000"/>
+          <w:sz w:val="24"/>
+          <w:vertAlign w:val="subscript"/>
+        </w:rPr>
+        <w:t>3</w:t>
+      </w:r>
+      <w:r>
+        <w:rPr>
+          <w:rFonts w:ascii="Times New Roman" w:hAnsi="Times New Roman" w:cs="Times New Roman" w:eastAsia="Times New Roman"/>
+          <w:b w:val="0"/>
+          <w:i w:val="0"/>
+          <w:color w:val="000000"/>
+          <w:sz w:val="24"/>
+        </w:rPr>
+        <w:t>VO</w:t>
+      </w:r>
+      <w:r>
+        <w:rPr>
+          <w:rFonts w:ascii="Times New Roman" w:hAnsi="Times New Roman" w:cs="Times New Roman" w:eastAsia="Times New Roman"/>
+          <w:b w:val="0"/>
+          <w:i w:val="0"/>
+          <w:color w:val="000000"/>
+          <w:sz w:val="24"/>
+          <w:vertAlign w:val="subscript"/>
+        </w:rPr>
+        <w:t>4</w:t>
+      </w:r>
+      <w:r>
+        <w:rPr>
+          <w:rFonts w:ascii="Times New Roman" w:hAnsi="Times New Roman" w:cs="Times New Roman" w:eastAsia="Times New Roman"/>
+          <w:b w:val="0"/>
+          <w:i w:val="0"/>
+          <w:color w:val="000000"/>
+          <w:sz w:val="24"/>
+        </w:rPr>
+        <w:t>) = 1.2935859 × 10</w:t>
+      </w:r>
+      <w:r>
+        <w:rPr>
+          <w:rFonts w:ascii="Times New Roman" w:hAnsi="Times New Roman" w:cs="Times New Roman" w:eastAsia="Times New Roman"/>
+          <w:b w:val="0"/>
+          <w:i w:val="0"/>
+          <w:color w:val="000000"/>
+          <w:sz w:val="24"/>
+          <w:vertAlign w:val="superscript"/>
+        </w:rPr>
+        <w:t>-4</w:t>
+      </w:r>
+      <w:r>
+        <w:rPr>
+          <w:rFonts w:ascii="Times New Roman" w:hAnsi="Times New Roman" w:cs="Times New Roman" w:eastAsia="Times New Roman"/>
+          <w:b w:val="0"/>
+          <w:i w:val="0"/>
+          <w:color w:val="000000"/>
+          <w:sz w:val="24"/>
+        </w:rPr>
+        <w:t xml:space="preserve"> / 3.8179195 × 10</w:t>
+      </w:r>
+      <w:r>
+        <w:rPr>
+          <w:rFonts w:ascii="Times New Roman" w:hAnsi="Times New Roman" w:cs="Times New Roman" w:eastAsia="Times New Roman"/>
+          <w:b w:val="0"/>
+          <w:i w:val="0"/>
+          <w:color w:val="000000"/>
+          <w:sz w:val="24"/>
+          <w:vertAlign w:val="superscript"/>
+        </w:rPr>
+        <w:t>-13</w:t>
+      </w:r>
+      <w:r>
+        <w:rPr>
+          <w:rFonts w:ascii="Times New Roman" w:hAnsi="Times New Roman" w:cs="Times New Roman" w:eastAsia="Times New Roman"/>
+          <w:b w:val="0"/>
+          <w:i w:val="0"/>
+          <w:color w:val="000000"/>
+          <w:sz w:val="24"/>
+        </w:rPr>
+        <w:t xml:space="preserve"> = 3.3882 × 10</w:t>
+      </w:r>
+      <w:r>
+        <w:rPr>
+          <w:rFonts w:ascii="Times New Roman" w:hAnsi="Times New Roman" w:cs="Times New Roman" w:eastAsia="Times New Roman"/>
+          <w:b w:val="0"/>
+          <w:i w:val="0"/>
+          <w:color w:val="000000"/>
+          <w:sz w:val="24"/>
+          <w:vertAlign w:val="superscript"/>
+        </w:rPr>
+        <w:t>8</w:t>
+      </w:r>
+      <w:r>
+        <w:tab/>
+      </w:r>
+      <w:r>
+        <w:rPr>
+          <w:rFonts w:ascii="Times New Roman" w:hAnsi="Times New Roman" w:cs="Times New Roman" w:eastAsia="Times New Roman"/>
+          <w:b w:val="0"/>
+          <w:i w:val="0"/>
+          <w:color w:val="000000"/>
+          <w:sz w:val="24"/>
+        </w:rPr>
+        <w:t>(B.41)</w:t>
       </w:r>
     </w:p>
     <w:p>
@@ -18508,97 +19770,23 @@
           <w:color w:val="000000"/>
           <w:sz w:val="24"/>
         </w:rPr>
-        <w:t>The GFN2-xTB candidate barrier was calculated from the candidate and starting-minimum energies in the Tier 1 register. Equation (B.41) shows the accepted V-TS2 result; Eq. (B.42) shows the water-path candidate energy difference recorded in Table 4.5.</w:t>
+        <w:t>Equations (B.30)–(B.41) reproduce the range in Table 4.7 and the Trujillo-pressure comparison under the standard-pressure, single-site, ideal-gas harmonic assumptions stated in Section 3.5.</w:t>
       </w:r>
     </w:p>
     <w:p>
       <w:pPr>
-        <w:widowControl/>
-        <w:spacing w:line="240" w:lineRule="auto" w:before="0" w:after="0"/>
-        <w:ind w:firstLine="0" w:left="0"/>
-        <w:jc w:val="center"/>
-      </w:pPr>
-      <w:r>
-        <w:rPr>
-          <w:rFonts w:ascii="Times New Roman" w:hAnsi="Times New Roman" w:cs="Times New Roman" w:eastAsia="Times New Roman"/>
-          <w:b w:val="0"/>
-          <w:i w:val="0"/>
-          <w:color w:val="000000"/>
-          <w:sz w:val="24"/>
-        </w:rPr>
-        <w:t>ΔE‡(V-I1 → V-I2) = [−51.20610884 − (−51.26731716)] × 2625.499638 = 160.7024 kJ mol</w:t>
-      </w:r>
-      <w:r>
-        <w:rPr>
-          <w:rFonts w:ascii="Times New Roman" w:hAnsi="Times New Roman" w:cs="Times New Roman" w:eastAsia="Times New Roman"/>
-          <w:b w:val="0"/>
-          <w:i w:val="0"/>
-          <w:color w:val="000000"/>
-          <w:sz w:val="24"/>
-          <w:vertAlign w:val="superscript"/>
-        </w:rPr>
-        <w:t>-1</w:t>
-      </w:r>
-    </w:p>
-    <w:p>
-      <w:pPr>
-        <w:spacing w:line="240" w:lineRule="auto" w:after="240"/>
-        <w:jc w:val="right"/>
-      </w:pPr>
-      <w:r>
-        <w:rPr>
-          <w:rFonts w:ascii="Times New Roman" w:hAnsi="Times New Roman" w:cs="Times New Roman" w:eastAsia="Times New Roman"/>
-          <w:b w:val="0"/>
-          <w:i w:val="0"/>
-          <w:color w:val="000000"/>
-          <w:sz w:val="24"/>
-        </w:rPr>
-        <w:t>(B.41)</w:t>
-      </w:r>
-    </w:p>
-    <w:p>
-      <w:pPr>
-        <w:widowControl/>
-        <w:spacing w:line="240" w:lineRule="auto" w:before="0" w:after="0"/>
-        <w:ind w:firstLine="0" w:left="0"/>
-        <w:jc w:val="center"/>
-      </w:pPr>
-      <w:r>
-        <w:rPr>
-          <w:rFonts w:ascii="Times New Roman" w:hAnsi="Times New Roman" w:cs="Times New Roman" w:eastAsia="Times New Roman"/>
-          <w:b w:val="0"/>
-          <w:i w:val="0"/>
-          <w:color w:val="000000"/>
-          <w:sz w:val="24"/>
-        </w:rPr>
-        <w:t>ΔE‡(W-PRC → W-TS candidate) = [−36.43140308 − (−36.44256091)] × 2625.499638 = 29.2949 kJ mol</w:t>
-      </w:r>
-      <w:r>
-        <w:rPr>
-          <w:rFonts w:ascii="Times New Roman" w:hAnsi="Times New Roman" w:cs="Times New Roman" w:eastAsia="Times New Roman"/>
-          <w:b w:val="0"/>
-          <w:i w:val="0"/>
-          <w:color w:val="000000"/>
-          <w:sz w:val="24"/>
-          <w:vertAlign w:val="superscript"/>
-        </w:rPr>
-        <w:t>-1</w:t>
-      </w:r>
-    </w:p>
-    <w:p>
-      <w:pPr>
-        <w:spacing w:line="240" w:lineRule="auto" w:after="240"/>
-        <w:jc w:val="right"/>
-      </w:pPr>
-      <w:r>
-        <w:rPr>
-          <w:rFonts w:ascii="Times New Roman" w:hAnsi="Times New Roman" w:cs="Times New Roman" w:eastAsia="Times New Roman"/>
-          <w:b w:val="0"/>
-          <w:i w:val="0"/>
-          <w:color w:val="000000"/>
-          <w:sz w:val="24"/>
-        </w:rPr>
-        <w:t>(B.42)</w:t>
+        <w:pStyle w:val="Heading3"/>
+        <w:jc w:val="left"/>
+      </w:pPr>
+      <w:r>
+        <w:rPr>
+          <w:rFonts w:ascii="Times New Roman" w:hAnsi="Times New Roman" w:cs="Times New Roman" w:eastAsia="Times New Roman"/>
+          <w:b w:val="0"/>
+          <w:i w:val="0"/>
+          <w:color w:val="000000"/>
+          <w:sz w:val="24"/>
+        </w:rPr>
+        <w:t>B.6 Tier 1 candidate barrier substitutions</w:t>
       </w:r>
     </w:p>
     <w:p>
@@ -18616,15 +19804,134 @@
           <w:color w:val="000000"/>
           <w:sz w:val="24"/>
         </w:rPr>
-        <w:t>The W-TS energy difference in Eq. (B.42) is a candidate value; its displacement record and classification are given in Table A.3.</w:t>
+        <w:t>The GFN2-xTB candidate barrier was calculated from the candidate and starting-minimum energies in the Tier 1 register. Equation (B.42) shows the V-TS2 result; Eq. (B.43) shows the water-path candidate energy difference recorded in Table 4.5.</w:t>
+      </w:r>
+    </w:p>
+    <w:p>
+      <w:pPr>
+        <w:keepLines/>
+        <w:widowControl/>
+        <w:tabs>
+          <w:tab w:pos="4252" w:val="center"/>
+          <w:tab w:pos="8504" w:val="right"/>
+        </w:tabs>
+        <w:spacing w:line="240" w:lineRule="auto" w:before="0" w:after="240"/>
+        <w:ind w:left="0" w:right="0" w:firstLine="0"/>
+        <w:jc w:val="left"/>
+      </w:pPr>
+      <w:r>
+        <w:tab/>
+      </w:r>
+      <w:r>
+        <w:rPr>
+          <w:rFonts w:ascii="Times New Roman" w:hAnsi="Times New Roman" w:cs="Times New Roman" w:eastAsia="Times New Roman"/>
+          <w:b w:val="0"/>
+          <w:i w:val="0"/>
+          <w:color w:val="000000"/>
+          <w:sz w:val="24"/>
+        </w:rPr>
+        <w:t>ΔE‡(V-I1 → V-I2) = [−51.20610884 − (−51.26731716)] × 2625.499638 = 160.7024 kJ mol</w:t>
+      </w:r>
+      <w:r>
+        <w:rPr>
+          <w:rFonts w:ascii="Times New Roman" w:hAnsi="Times New Roman" w:cs="Times New Roman" w:eastAsia="Times New Roman"/>
+          <w:b w:val="0"/>
+          <w:i w:val="0"/>
+          <w:color w:val="000000"/>
+          <w:sz w:val="24"/>
+          <w:vertAlign w:val="superscript"/>
+        </w:rPr>
+        <w:t>-1</w:t>
+      </w:r>
+      <w:r>
+        <w:tab/>
+      </w:r>
+      <w:r>
+        <w:rPr>
+          <w:rFonts w:ascii="Times New Roman" w:hAnsi="Times New Roman" w:cs="Times New Roman" w:eastAsia="Times New Roman"/>
+          <w:b w:val="0"/>
+          <w:i w:val="0"/>
+          <w:color w:val="000000"/>
+          <w:sz w:val="24"/>
+        </w:rPr>
+        <w:t>(B.42)</w:t>
+      </w:r>
+    </w:p>
+    <w:p>
+      <w:pPr>
+        <w:keepLines/>
+        <w:widowControl/>
+        <w:tabs>
+          <w:tab w:pos="4252" w:val="center"/>
+          <w:tab w:pos="8504" w:val="right"/>
+        </w:tabs>
+        <w:spacing w:line="240" w:lineRule="auto" w:before="0" w:after="240"/>
+        <w:ind w:left="0" w:right="0" w:firstLine="0"/>
+        <w:jc w:val="left"/>
+      </w:pPr>
+      <w:r>
+        <w:tab/>
+      </w:r>
+      <w:r>
+        <w:rPr>
+          <w:rFonts w:ascii="Times New Roman" w:hAnsi="Times New Roman" w:cs="Times New Roman" w:eastAsia="Times New Roman"/>
+          <w:b w:val="0"/>
+          <w:i w:val="0"/>
+          <w:color w:val="000000"/>
+          <w:sz w:val="24"/>
+        </w:rPr>
+        <w:t>ΔE‡(W-PRC → W-TS candidate) = [−36.43140308 − (−36.44256091)] × 2625.499638 = 29.2949 kJ mol</w:t>
+      </w:r>
+      <w:r>
+        <w:rPr>
+          <w:rFonts w:ascii="Times New Roman" w:hAnsi="Times New Roman" w:cs="Times New Roman" w:eastAsia="Times New Roman"/>
+          <w:b w:val="0"/>
+          <w:i w:val="0"/>
+          <w:color w:val="000000"/>
+          <w:sz w:val="24"/>
+          <w:vertAlign w:val="superscript"/>
+        </w:rPr>
+        <w:t>-1</w:t>
+      </w:r>
+      <w:r>
+        <w:tab/>
+      </w:r>
+      <w:r>
+        <w:rPr>
+          <w:rFonts w:ascii="Times New Roman" w:hAnsi="Times New Roman" w:cs="Times New Roman" w:eastAsia="Times New Roman"/>
+          <w:b w:val="0"/>
+          <w:i w:val="0"/>
+          <w:color w:val="000000"/>
+          <w:sz w:val="24"/>
+        </w:rPr>
+        <w:t>(B.43)</w:t>
+      </w:r>
+    </w:p>
+    <w:p>
+      <w:pPr>
+        <w:widowControl/>
+        <w:spacing w:line="480" w:lineRule="auto" w:before="0" w:after="240"/>
+        <w:ind w:firstLine="0" w:left="0"/>
+        <w:jc w:val="both"/>
+      </w:pPr>
+      <w:r>
+        <w:rPr>
+          <w:rFonts w:ascii="Times New Roman" w:hAnsi="Times New Roman" w:cs="Times New Roman" w:eastAsia="Times New Roman"/>
+          <w:b w:val="0"/>
+          <w:i w:val="0"/>
+          <w:color w:val="000000"/>
+          <w:sz w:val="24"/>
+        </w:rPr>
+        <w:t>The W-TS energy difference in Eq. (B.43) is a candidate value; its displacement record and classification are given in Table A.3.</w:t>
       </w:r>
     </w:p>
     <w:sectPr>
-      <w:footerReference w:type="default" r:id="rId9"/>
+      <w:headerReference w:type="default" r:id="rId12"/>
+      <w:footerReference w:type="default" r:id="rId13"/>
       <w:pgSz w:w="11906" w:h="16838"/>
       <w:pgMar w:top="1417" w:right="1417" w:bottom="1417" w:left="1984" w:header="720" w:footer="720" w:gutter="0"/>
+      <w:pgNumType w:fmt="decimal" w:start="1"/>
       <w:cols w:space="720"/>
-      <w:titlePg/>
       <w:docGrid w:linePitch="360"/>
     </w:sectPr>
   </w:body>
@@ -18639,30 +19946,78 @@
       <w:spacing w:line="240" w:lineRule="auto" w:after="0"/>
       <w:jc w:val="center"/>
     </w:pPr>
+  </w:p>
+</w:ftr>
+</file>
+
+<file path=word/footer2.xml><?xml version="1.0" encoding="utf-8"?>
+<w:ftr xmlns:m="http://schemas.openxmlformats.org/officeDocument/2006/math" xmlns:mc="http://schemas.openxmlformats.org/markup-compatibility/2006" xmlns:mo="http://schemas.microsoft.com/office/mac/office/2008/main" xmlns:mv="urn:schemas-microsoft-com:mac:vml" xmlns:o="urn:schemas-microsoft-com:office:office" xmlns:r="http://schemas.openxmlformats.org/officeDocument/2006/relationships" xmlns:v="urn:schemas-microsoft-com:vml" xmlns:w10="urn:schemas-microsoft-com:office:word" xmlns:w14="http://schemas.microsoft.com/office/word/2010/wordml" xmlns:w="http://schemas.openxmlformats.org/wordprocessingml/2006/main" xmlns:wne="http://schemas.microsoft.com/office/word/2006/wordml" xmlns:wp14="http://schemas.microsoft.com/office/word/2010/wordprocessingDrawing" xmlns:wp="http://schemas.openxmlformats.org/drawingml/2006/wordprocessingDrawing" xmlns:wpc="http://schemas.microsoft.com/office/word/2010/wordprocessingCanvas" xmlns:wpg="http://schemas.microsoft.com/office/word/2010/wordprocessingGroup" xmlns:wpi="http://schemas.microsoft.com/office/word/2010/wordprocessingInk" xmlns:wps="http://schemas.microsoft.com/office/word/2010/wordprocessingShape" mc:Ignorable="w14 wp14">
+  <w:p>
+    <w:pPr>
+      <w:pStyle w:val="Footer"/>
+      <w:spacing w:line="240" w:lineRule="auto" w:after="0"/>
+      <w:ind w:firstLine="0"/>
+      <w:jc w:val="center"/>
+    </w:pPr>
     <w:r>
-      <w:fldChar w:fldCharType="begin"/>
+      <w:fldChar w:fldCharType="begin" w:dirty="true"/>
     </w:r>
     <w:r>
-      <w:instrText xml:space="preserve">PAGE</w:instrText>
+      <w:instrText xml:space="preserve">PAGE \* roman</w:instrText>
     </w:r>
     <w:r>
       <w:fldChar w:fldCharType="separate"/>
-    </w:r>
-    <w:r>
-      <w:rPr>
-        <w:rFonts w:ascii="Times New Roman" w:hAnsi="Times New Roman" w:cs="Times New Roman" w:eastAsia="Times New Roman"/>
-        <w:b w:val="0"/>
-        <w:i w:val="0"/>
-        <w:color w:val="000000"/>
-        <w:sz w:val="24"/>
-      </w:rPr>
-      <w:t>1</w:t>
     </w:r>
     <w:r>
       <w:fldChar w:fldCharType="end"/>
     </w:r>
   </w:p>
 </w:ftr>
+</file>
+
+<file path=word/footer3.xml><?xml version="1.0" encoding="utf-8"?>
+<w:ftr xmlns:m="http://schemas.openxmlformats.org/officeDocument/2006/math" xmlns:mc="http://schemas.openxmlformats.org/markup-compatibility/2006" xmlns:mo="http://schemas.microsoft.com/office/mac/office/2008/main" xmlns:mv="urn:schemas-microsoft-com:mac:vml" xmlns:o="urn:schemas-microsoft-com:office:office" xmlns:r="http://schemas.openxmlformats.org/officeDocument/2006/relationships" xmlns:v="urn:schemas-microsoft-com:vml" xmlns:w10="urn:schemas-microsoft-com:office:word" xmlns:w14="http://schemas.microsoft.com/office/word/2010/wordml" xmlns:w="http://schemas.openxmlformats.org/wordprocessingml/2006/main" xmlns:wne="http://schemas.microsoft.com/office/word/2006/wordml" xmlns:wp14="http://schemas.microsoft.com/office/word/2010/wordprocessingDrawing" xmlns:wp="http://schemas.openxmlformats.org/drawingml/2006/wordprocessingDrawing" xmlns:wpc="http://schemas.microsoft.com/office/word/2010/wordprocessingCanvas" xmlns:wpg="http://schemas.microsoft.com/office/word/2010/wordprocessingGroup" xmlns:wpi="http://schemas.microsoft.com/office/word/2010/wordprocessingInk" xmlns:wps="http://schemas.microsoft.com/office/word/2010/wordprocessingShape" mc:Ignorable="w14 wp14">
+  <w:p>
+    <w:pPr>
+      <w:pStyle w:val="Footer"/>
+      <w:spacing w:line="240" w:lineRule="auto" w:after="0"/>
+      <w:ind w:firstLine="0"/>
+      <w:jc w:val="center"/>
+    </w:pPr>
+    <w:r>
+      <w:fldChar w:fldCharType="begin" w:dirty="true"/>
+    </w:r>
+    <w:r>
+      <w:instrText xml:space="preserve">PAGE \# "00"</w:instrText>
+    </w:r>
+    <w:r>
+      <w:fldChar w:fldCharType="separate"/>
+    </w:r>
+    <w:r>
+      <w:fldChar w:fldCharType="end"/>
+    </w:r>
+  </w:p>
+</w:ftr>
+</file>
+
+<file path=word/header1.xml><?xml version="1.0" encoding="utf-8"?>
+<w:hdr xmlns:m="http://schemas.openxmlformats.org/officeDocument/2006/math" xmlns:mc="http://schemas.openxmlformats.org/markup-compatibility/2006" xmlns:mo="http://schemas.microsoft.com/office/mac/office/2008/main" xmlns:mv="urn:schemas-microsoft-com:mac:vml" xmlns:o="urn:schemas-microsoft-com:office:office" xmlns:r="http://schemas.openxmlformats.org/officeDocument/2006/relationships" xmlns:v="urn:schemas-microsoft-com:vml" xmlns:w10="urn:schemas-microsoft-com:office:word" xmlns:w14="http://schemas.microsoft.com/office/word/2010/wordml" xmlns:w="http://schemas.openxmlformats.org/wordprocessingml/2006/main" xmlns:wne="http://schemas.microsoft.com/office/word/2006/wordml" xmlns:wp14="http://schemas.microsoft.com/office/word/2010/wordprocessingDrawing" xmlns:wp="http://schemas.openxmlformats.org/drawingml/2006/wordprocessingDrawing" xmlns:wpc="http://schemas.microsoft.com/office/word/2010/wordprocessingCanvas" xmlns:wpg="http://schemas.microsoft.com/office/word/2010/wordprocessingGroup" xmlns:wpi="http://schemas.microsoft.com/office/word/2010/wordprocessingInk" xmlns:wps="http://schemas.microsoft.com/office/word/2010/wordprocessingShape" mc:Ignorable="w14 wp14">
+  <w:p>
+    <w:pPr>
+      <w:pStyle w:val="Header"/>
+    </w:pPr>
+  </w:p>
+</w:hdr>
+</file>
+
+<file path=word/header2.xml><?xml version="1.0" encoding="utf-8"?>
+<w:hdr xmlns:m="http://schemas.openxmlformats.org/officeDocument/2006/math" xmlns:mc="http://schemas.openxmlformats.org/markup-compatibility/2006" xmlns:mo="http://schemas.microsoft.com/office/mac/office/2008/main" xmlns:mv="urn:schemas-microsoft-com:mac:vml" xmlns:o="urn:schemas-microsoft-com:office:office" xmlns:r="http://schemas.openxmlformats.org/officeDocument/2006/relationships" xmlns:v="urn:schemas-microsoft-com:vml" xmlns:w10="urn:schemas-microsoft-com:office:word" xmlns:w14="http://schemas.microsoft.com/office/word/2010/wordml" xmlns:w="http://schemas.openxmlformats.org/wordprocessingml/2006/main" xmlns:wne="http://schemas.microsoft.com/office/word/2006/wordml" xmlns:wp14="http://schemas.microsoft.com/office/word/2010/wordprocessingDrawing" xmlns:wp="http://schemas.openxmlformats.org/drawingml/2006/wordprocessingDrawing" xmlns:wpc="http://schemas.microsoft.com/office/word/2010/wordprocessingCanvas" xmlns:wpg="http://schemas.microsoft.com/office/word/2010/wordprocessingGroup" xmlns:wpi="http://schemas.microsoft.com/office/word/2010/wordprocessingInk" xmlns:wps="http://schemas.microsoft.com/office/word/2010/wordprocessingShape" mc:Ignorable="w14 wp14">
+  <w:p>
+    <w:pPr>
+      <w:pStyle w:val="Header"/>
+    </w:pPr>
+  </w:p>
+</w:hdr>
 </file>
 
 <file path=word/numbering.xml><?xml version="1.0" encoding="utf-8"?>
